--- a/chapters/parametric-survival-models-handout.docx
+++ b/chapters/parametric-survival-models-handout.docx
@@ -1773,49 +1773,55 @@
                 </m:rPr>
                 <m:t>=</m:t>
               </m:r>
-              <m:sSubSup>
+              <m:r>
+                <m:t>​</m:t>
+              </m:r>
+              <m:d>
+                <m:dPr>
+                  <m:begChr m:val="["/>
+                  <m:sepChr m:val=""/>
+                  <m:endChr m:val="]"/>
+                  <m:grow/>
+                </m:dPr>
                 <m:e>
-                  <m:d>
-                    <m:dPr>
-                      <m:begChr m:val="["/>
-                      <m:sepChr m:val=""/>
-                      <m:endChr m:val="]"/>
-                      <m:grow/>
-                    </m:dPr>
+                  <m:r>
+                    <m:rPr>
+                      <m:sty m:val="p"/>
+                    </m:rPr>
+                    <m:t>−</m:t>
+                  </m:r>
+                  <m:sSup>
                     <m:e>
+                      <m:r>
+                        <m:rPr>
+                          <m:nor/>
+                          <m:sty m:val="p"/>
+                        </m:rPr>
+                        <m:t>e</m:t>
+                      </m:r>
+                    </m:e>
+                    <m:sup>
                       <m:r>
                         <m:rPr>
                           <m:sty m:val="p"/>
                         </m:rPr>
                         <m:t>−</m:t>
                       </m:r>
-                      <m:sSup>
-                        <m:e>
-                          <m:r>
-                            <m:rPr>
-                              <m:nor/>
-                              <m:sty m:val="p"/>
-                            </m:rPr>
-                            <m:t>e</m:t>
-                          </m:r>
-                        </m:e>
-                        <m:sup>
-                          <m:r>
-                            <m:rPr>
-                              <m:sty m:val="p"/>
-                            </m:rPr>
-                            <m:t>−</m:t>
-                          </m:r>
-                          <m:r>
-                            <m:t>λ</m:t>
-                          </m:r>
-                          <m:r>
-                            <m:t>u</m:t>
-                          </m:r>
-                        </m:sup>
-                      </m:sSup>
-                    </m:e>
-                  </m:d>
+                      <m:r>
+                        <m:t>λ</m:t>
+                      </m:r>
+                      <m:r>
+                        <m:t>u</m:t>
+                      </m:r>
+                    </m:sup>
+                  </m:sSup>
+                </m:e>
+              </m:d>
+              <m:sSubSup>
+                <m:e>
+                  <m:r>
+                    <m:t>​</m:t>
+                  </m:r>
                 </m:e>
                 <m:sub>
                   <m:r>
@@ -2006,6 +2012,9 @@
                   <m:sty m:val="p"/>
                 </m:rPr>
                 <m:t>−</m:t>
+              </m:r>
+              <m:r>
+                <m:t>​</m:t>
               </m:r>
               <m:d>
                 <m:dPr>
@@ -2051,6 +2060,9 @@
                   </m:sSup>
                 </m:e>
               </m:d>
+              <m:r>
+                <m:t>​</m:t>
+              </m:r>
               <m:r>
                 <m:t>&amp;</m:t>
               </m:r>
@@ -2721,64 +2733,70 @@
                 </m:rPr>
                 <m:t>=</m:t>
               </m:r>
-              <m:sSubSup>
+              <m:r>
+                <m:t>​</m:t>
+              </m:r>
+              <m:d>
+                <m:dPr>
+                  <m:begChr m:val="["/>
+                  <m:sepChr m:val=""/>
+                  <m:endChr m:val="]"/>
+                  <m:grow/>
+                </m:dPr>
                 <m:e>
-                  <m:d>
-                    <m:dPr>
-                      <m:begChr m:val="["/>
-                      <m:sepChr m:val=""/>
-                      <m:endChr m:val="]"/>
-                      <m:grow/>
-                    </m:dPr>
+                  <m:r>
+                    <m:rPr>
+                      <m:sty m:val="p"/>
+                    </m:rPr>
+                    <m:t>−</m:t>
+                  </m:r>
+                  <m:f>
+                    <m:fPr>
+                      <m:type m:val="bar"/>
+                    </m:fPr>
+                    <m:num>
+                      <m:r>
+                        <m:t>1</m:t>
+                      </m:r>
+                    </m:num>
+                    <m:den>
+                      <m:r>
+                        <m:t>λ</m:t>
+                      </m:r>
+                    </m:den>
+                  </m:f>
+                  <m:sSup>
                     <m:e>
+                      <m:r>
+                        <m:rPr>
+                          <m:nor/>
+                          <m:sty m:val="p"/>
+                        </m:rPr>
+                        <m:t>e</m:t>
+                      </m:r>
+                    </m:e>
+                    <m:sup>
                       <m:r>
                         <m:rPr>
                           <m:sty m:val="p"/>
                         </m:rPr>
                         <m:t>−</m:t>
                       </m:r>
-                      <m:f>
-                        <m:fPr>
-                          <m:type m:val="bar"/>
-                        </m:fPr>
-                        <m:num>
-                          <m:r>
-                            <m:t>1</m:t>
-                          </m:r>
-                        </m:num>
-                        <m:den>
-                          <m:r>
-                            <m:t>λ</m:t>
-                          </m:r>
-                        </m:den>
-                      </m:f>
-                      <m:sSup>
-                        <m:e>
-                          <m:r>
-                            <m:rPr>
-                              <m:nor/>
-                              <m:sty m:val="p"/>
-                            </m:rPr>
-                            <m:t>e</m:t>
-                          </m:r>
-                        </m:e>
-                        <m:sup>
-                          <m:r>
-                            <m:rPr>
-                              <m:sty m:val="p"/>
-                            </m:rPr>
-                            <m:t>−</m:t>
-                          </m:r>
-                          <m:r>
-                            <m:t>λ</m:t>
-                          </m:r>
-                          <m:r>
-                            <m:t>t</m:t>
-                          </m:r>
-                        </m:sup>
-                      </m:sSup>
-                    </m:e>
-                  </m:d>
+                      <m:r>
+                        <m:t>λ</m:t>
+                      </m:r>
+                      <m:r>
+                        <m:t>t</m:t>
+                      </m:r>
+                    </m:sup>
+                  </m:sSup>
+                </m:e>
+              </m:d>
+              <m:sSubSup>
+                <m:e>
+                  <m:r>
+                    <m:t>​</m:t>
+                  </m:r>
                 </m:e>
                 <m:sub>
                   <m:r>
@@ -3372,70 +3390,76 @@
                 </m:rPr>
                 <m:t>=</m:t>
               </m:r>
-              <m:sSubSup>
+              <m:r>
+                <m:t>​</m:t>
+              </m:r>
+              <m:d>
+                <m:dPr>
+                  <m:begChr m:val="["/>
+                  <m:sepChr m:val=""/>
+                  <m:endChr m:val="]"/>
+                  <m:grow/>
+                </m:dPr>
                 <m:e>
-                  <m:d>
-                    <m:dPr>
-                      <m:begChr m:val="["/>
-                      <m:sepChr m:val=""/>
-                      <m:endChr m:val="]"/>
-                      <m:grow/>
-                    </m:dPr>
+                  <m:r>
+                    <m:rPr>
+                      <m:sty m:val="p"/>
+                    </m:rPr>
+                    <m:t>−</m:t>
+                  </m:r>
+                  <m:sSup>
                     <m:e>
+                      <m:r>
+                        <m:rPr>
+                          <m:nor/>
+                          <m:sty m:val="p"/>
+                        </m:rPr>
+                        <m:t>e</m:t>
+                      </m:r>
+                    </m:e>
+                    <m:sup>
                       <m:r>
                         <m:rPr>
                           <m:sty m:val="p"/>
                         </m:rPr>
                         <m:t>−</m:t>
                       </m:r>
+                      <m:r>
+                        <m:rPr>
+                          <m:sty m:val="p"/>
+                        </m:rPr>
+                        <m:t>(</m:t>
+                      </m:r>
+                      <m:r>
+                        <m:t>λ</m:t>
+                      </m:r>
+                      <m:r>
+                        <m:t>u</m:t>
+                      </m:r>
                       <m:sSup>
                         <m:e>
                           <m:r>
                             <m:rPr>
-                              <m:nor/>
                               <m:sty m:val="p"/>
                             </m:rPr>
-                            <m:t>e</m:t>
+                            <m:t>)</m:t>
                           </m:r>
                         </m:e>
                         <m:sup>
                           <m:r>
-                            <m:rPr>
-                              <m:sty m:val="p"/>
-                            </m:rPr>
-                            <m:t>−</m:t>
+                            <m:t>p</m:t>
                           </m:r>
-                          <m:r>
-                            <m:rPr>
-                              <m:sty m:val="p"/>
-                            </m:rPr>
-                            <m:t>(</m:t>
-                          </m:r>
-                          <m:r>
-                            <m:t>λ</m:t>
-                          </m:r>
-                          <m:r>
-                            <m:t>u</m:t>
-                          </m:r>
-                          <m:sSup>
-                            <m:e>
-                              <m:r>
-                                <m:rPr>
-                                  <m:sty m:val="p"/>
-                                </m:rPr>
-                                <m:t>)</m:t>
-                              </m:r>
-                            </m:e>
-                            <m:sup>
-                              <m:r>
-                                <m:t>p</m:t>
-                              </m:r>
-                            </m:sup>
-                          </m:sSup>
                         </m:sup>
                       </m:sSup>
-                    </m:e>
-                  </m:d>
+                    </m:sup>
+                  </m:sSup>
+                </m:e>
+              </m:d>
+              <m:sSubSup>
+                <m:e>
+                  <m:r>
+                    <m:t>​</m:t>
+                  </m:r>
                 </m:e>
                 <m:sub>
                   <m:r>
@@ -3690,6 +3714,9 @@
                   <m:sty m:val="p"/>
                 </m:rPr>
                 <m:t>−</m:t>
+              </m:r>
+              <m:r>
+                <m:t>​</m:t>
               </m:r>
               <m:d>
                 <m:dPr>
@@ -3756,6 +3783,9 @@
                   </m:sSup>
                 </m:e>
               </m:d>
+              <m:r>
+                <m:t>​</m:t>
+              </m:r>
               <m:r>
                 <m:t>&amp;</m:t>
               </m:r>
@@ -4487,6 +4517,9 @@
                   </m:r>
                 </m:den>
               </m:f>
+              <m:r>
+                <m:t>​</m:t>
+              </m:r>
               <m:d>
                 <m:dPr>
                   <m:begChr m:val="("/>
@@ -4524,6 +4557,9 @@
                   </m:sSup>
                 </m:e>
               </m:d>
+              <m:r>
+                <m:t>​</m:t>
+              </m:r>
               <m:r>
                 <m:t>&amp;</m:t>
               </m:r>
@@ -5150,6 +5186,9 @@
                 </m:rPr>
                 <m:t>Γ</m:t>
               </m:r>
+              <m:r>
+                <m:t>​</m:t>
+              </m:r>
               <m:d>
                 <m:dPr>
                   <m:begChr m:val="("/>
@@ -5184,6 +5223,9 @@
                   </m:f>
                 </m:e>
               </m:d>
+              <m:r>
+                <m:t>​</m:t>
+              </m:r>
               <m:r>
                 <m:t>&amp;</m:t>
               </m:r>
@@ -8440,6 +8482,9 @@
                         </m:r>
                       </m:den>
                     </m:f>
+                    <m:r>
+                      <m:t>​</m:t>
+                    </m:r>
                     <m:d>
                       <m:dPr>
                         <m:begChr m:val="("/>
@@ -8486,6 +8531,9 @@
                         </m:sSup>
                       </m:e>
                     </m:d>
+                    <m:r>
+                      <m:t>​</m:t>
+                    </m:r>
                     <m:r>
                       <m:t>&amp;</m:t>
                     </m:r>
@@ -15385,7 +15433,11 @@
               <m:sSub>
                 <m:e>
                   <m:r>
-                    <m:t>θ</m:t>
+                    <m:rPr>
+                      <m:nor/>
+                      <m:sty m:val="p"/>
+                    </m:rPr>
+                    <m:t>ϙ</m:t>
                   </m:r>
                 </m:e>
                 <m:sub>
@@ -16737,13 +16789,31 @@
                 </m:rPr>
                 <m:t>=</m:t>
               </m:r>
-              <m:sSup>
+              <m:r>
+                <m:t>​</m:t>
+              </m:r>
+              <m:d>
+                <m:dPr>
+                  <m:begChr m:val="["/>
+                  <m:sepChr m:val=""/>
+                  <m:endChr m:val="]"/>
+                  <m:grow/>
+                </m:dPr>
                 <m:e>
+                  <m:r>
+                    <m:rPr>
+                      <m:sty m:val="p"/>
+                    </m:rPr>
+                    <m:t>exp</m:t>
+                  </m:r>
+                  <m:r>
+                    <m:t>​</m:t>
+                  </m:r>
                   <m:d>
                     <m:dPr>
-                      <m:begChr m:val="["/>
+                      <m:begChr m:val="{"/>
                       <m:sepChr m:val=""/>
-                      <m:endChr m:val="]"/>
+                      <m:endChr m:val="}"/>
                       <m:grow/>
                     </m:dPr>
                     <m:e>
@@ -16751,141 +16821,15 @@
                         <m:rPr>
                           <m:sty m:val="p"/>
                         </m:rPr>
-                        <m:t>exp</m:t>
+                        <m:t>−</m:t>
                       </m:r>
-                      <m:r>
-                        <m:t>​</m:t>
-                      </m:r>
-                      <m:d>
-                        <m:dPr>
-                          <m:begChr m:val="{"/>
-                          <m:sepChr m:val=""/>
-                          <m:endChr m:val="}"/>
-                          <m:grow/>
-                        </m:dPr>
-                        <m:e>
-                          <m:r>
-                            <m:rPr>
-                              <m:sty m:val="p"/>
-                            </m:rPr>
-                            <m:t>−</m:t>
-                          </m:r>
-                          <m:sSub>
-                            <m:e>
-                              <m:r>
-                                <m:rPr>
-                                  <m:sty m:val="p"/>
-                                </m:rPr>
-                                <m:t>Λ</m:t>
-                              </m:r>
-                            </m:e>
-                            <m:sub>
-                              <m:r>
-                                <m:t>0</m:t>
-                              </m:r>
-                            </m:sub>
-                          </m:sSub>
-                          <m:r>
-                            <m:rPr>
-                              <m:sty m:val="p"/>
-                            </m:rPr>
-                            <m:t>(</m:t>
-                          </m:r>
-                          <m:r>
-                            <m:t>t</m:t>
-                          </m:r>
-                          <m:r>
-                            <m:rPr>
-                              <m:sty m:val="p"/>
-                            </m:rPr>
-                            <m:t>)</m:t>
-                          </m:r>
-                        </m:e>
-                      </m:d>
-                      <m:r>
-                        <m:t>​</m:t>
-                      </m:r>
-                    </m:e>
-                  </m:d>
-                </m:e>
-                <m:sup>
-                  <m:sSub>
-                    <m:e>
-                      <m:r>
-                        <m:t>θ</m:t>
-                      </m:r>
-                    </m:e>
-                    <m:sub>
-                      <m:r>
-                        <m:t>λ</m:t>
-                      </m:r>
-                    </m:sub>
-                  </m:sSub>
-                  <m:r>
-                    <m:rPr>
-                      <m:sty m:val="p"/>
-                    </m:rPr>
-                    <m:t>(</m:t>
-                  </m:r>
-                  <m:acc>
-                    <m:accPr>
-                      <m:chr m:val="̃"/>
-                    </m:accPr>
-                    <m:e>
-                      <m:r>
-                        <m:t>x</m:t>
-                      </m:r>
-                    </m:e>
-                  </m:acc>
-                  <m:r>
-                    <m:rPr>
-                      <m:sty m:val="p"/>
-                    </m:rPr>
-                    <m:t>)</m:t>
-                  </m:r>
-                </m:sup>
-              </m:sSup>
-              <m:r>
-                <m:t>&amp;</m:t>
-              </m:r>
-              <m:r>
-                <m:t>&amp;</m:t>
-              </m:r>
-              <m:r>
-                <m:rPr>
-                  <m:nor/>
-                  <m:sty m:val="p"/>
-                </m:rPr>
-                <m:t>(applying exponent laws)</m:t>
-              </m:r>
-            </m:e>
-            <m:e>
-              <m:r>
-                <m:t>&amp;</m:t>
-              </m:r>
-              <m:r>
-                <m:rPr>
-                  <m:sty m:val="p"/>
-                </m:rPr>
-                <m:t>=</m:t>
-              </m:r>
-              <m:sSup>
-                <m:e>
-                  <m:d>
-                    <m:dPr>
-                      <m:begChr m:val="["/>
-                      <m:sepChr m:val=""/>
-                      <m:endChr m:val="]"/>
-                      <m:grow/>
-                    </m:dPr>
-                    <m:e>
                       <m:sSub>
                         <m:e>
                           <m:r>
                             <m:rPr>
                               <m:sty m:val="p"/>
                             </m:rPr>
-                            <m:t>S</m:t>
+                            <m:t>Λ</m:t>
                           </m:r>
                         </m:e>
                         <m:sub>
@@ -16911,6 +16855,126 @@
                       </m:r>
                     </m:e>
                   </m:d>
+                  <m:r>
+                    <m:t>​</m:t>
+                  </m:r>
+                </m:e>
+              </m:d>
+              <m:sSup>
+                <m:e>
+                  <m:r>
+                    <m:t>​</m:t>
+                  </m:r>
+                </m:e>
+                <m:sup>
+                  <m:sSub>
+                    <m:e>
+                      <m:r>
+                        <m:t>θ</m:t>
+                      </m:r>
+                    </m:e>
+                    <m:sub>
+                      <m:r>
+                        <m:t>λ</m:t>
+                      </m:r>
+                    </m:sub>
+                  </m:sSub>
+                  <m:r>
+                    <m:rPr>
+                      <m:sty m:val="p"/>
+                    </m:rPr>
+                    <m:t>(</m:t>
+                  </m:r>
+                  <m:acc>
+                    <m:accPr>
+                      <m:chr m:val="̃"/>
+                    </m:accPr>
+                    <m:e>
+                      <m:r>
+                        <m:t>x</m:t>
+                      </m:r>
+                    </m:e>
+                  </m:acc>
+                  <m:r>
+                    <m:rPr>
+                      <m:sty m:val="p"/>
+                    </m:rPr>
+                    <m:t>)</m:t>
+                  </m:r>
+                </m:sup>
+              </m:sSup>
+              <m:r>
+                <m:t>&amp;</m:t>
+              </m:r>
+              <m:r>
+                <m:t>&amp;</m:t>
+              </m:r>
+              <m:r>
+                <m:rPr>
+                  <m:nor/>
+                  <m:sty m:val="p"/>
+                </m:rPr>
+                <m:t>(applying exponent laws)</m:t>
+              </m:r>
+            </m:e>
+            <m:e>
+              <m:r>
+                <m:t>&amp;</m:t>
+              </m:r>
+              <m:r>
+                <m:rPr>
+                  <m:sty m:val="p"/>
+                </m:rPr>
+                <m:t>=</m:t>
+              </m:r>
+              <m:r>
+                <m:t>​</m:t>
+              </m:r>
+              <m:d>
+                <m:dPr>
+                  <m:begChr m:val="["/>
+                  <m:sepChr m:val=""/>
+                  <m:endChr m:val="]"/>
+                  <m:grow/>
+                </m:dPr>
+                <m:e>
+                  <m:sSub>
+                    <m:e>
+                      <m:r>
+                        <m:rPr>
+                          <m:sty m:val="p"/>
+                        </m:rPr>
+                        <m:t>S</m:t>
+                      </m:r>
+                    </m:e>
+                    <m:sub>
+                      <m:r>
+                        <m:t>0</m:t>
+                      </m:r>
+                    </m:sub>
+                  </m:sSub>
+                  <m:r>
+                    <m:rPr>
+                      <m:sty m:val="p"/>
+                    </m:rPr>
+                    <m:t>(</m:t>
+                  </m:r>
+                  <m:r>
+                    <m:t>t</m:t>
+                  </m:r>
+                  <m:r>
+                    <m:rPr>
+                      <m:sty m:val="p"/>
+                    </m:rPr>
+                    <m:t>)</m:t>
+                  </m:r>
+                </m:e>
+              </m:d>
+              <m:sSup>
+                <m:e>
+                  <m:r>
+                    <m:t>​</m:t>
+                  </m:r>
                 </m:e>
                 <m:sup>
                   <m:sSub>
@@ -17114,6 +17178,9 @@
               </m:r>
             </m:sub>
           </m:sSub>
+          <m:r>
+            <m:t>​</m:t>
+          </m:r>
           <m:d>
             <m:dPr>
               <m:begChr m:val="("/>
@@ -17167,6 +17234,9 @@
               </m:r>
             </m:e>
           </m:d>
+          <m:r>
+            <m:t>​</m:t>
+          </m:r>
         </m:oMath>
       </m:oMathPara>
     </w:p>
@@ -17736,6 +17806,9 @@
                   </m:sSub>
                 </m:e>
               </m:nary>
+              <m:r>
+                <m:t>​</m:t>
+              </m:r>
               <m:d>
                 <m:dPr>
                   <m:begChr m:val="("/>
@@ -17789,6 +17862,9 @@
                   </m:r>
                 </m:e>
               </m:d>
+              <m:r>
+                <m:t>​</m:t>
+              </m:r>
               <m:r>
                 <m:t>d</m:t>
               </m:r>
@@ -18730,6 +18806,9 @@
                       </m:r>
                     </m:sub>
                   </m:sSub>
+                  <m:r>
+                    <m:t>​</m:t>
+                  </m:r>
                   <m:d>
                     <m:dPr>
                       <m:begChr m:val="("/>
@@ -18783,6 +18862,9 @@
                       </m:r>
                     </m:e>
                   </m:d>
+                  <m:r>
+                    <m:t>​</m:t>
+                  </m:r>
                 </m:e>
               </m:d>
               <m:r>
@@ -18827,6 +18909,9 @@
                   </m:r>
                 </m:sub>
               </m:sSub>
+              <m:r>
+                <m:t>​</m:t>
+              </m:r>
               <m:d>
                 <m:dPr>
                   <m:begChr m:val="("/>
@@ -18881,6 +18966,9 @@
                 </m:e>
               </m:d>
               <m:r>
+                <m:t>​</m:t>
+              </m:r>
+              <m:r>
                 <m:t>&amp;</m:t>
               </m:r>
               <m:r>
@@ -19060,6 +19148,9 @@
                   </m:r>
                 </m:den>
               </m:f>
+              <m:r>
+                <m:t>​</m:t>
+              </m:r>
               <m:d>
                 <m:dPr>
                   <m:begChr m:val="("/>
@@ -19083,6 +19174,9 @@
                       </m:r>
                     </m:sub>
                   </m:sSub>
+                  <m:r>
+                    <m:t>​</m:t>
+                  </m:r>
                   <m:d>
                     <m:dPr>
                       <m:begChr m:val="("/>
@@ -19136,9 +19230,15 @@
                       </m:r>
                     </m:e>
                   </m:d>
+                  <m:r>
+                    <m:t>​</m:t>
+                  </m:r>
                 </m:e>
               </m:d>
               <m:r>
+                <m:t>​</m:t>
+              </m:r>
+              <m:r>
                 <m:t>&amp;</m:t>
               </m:r>
               <m:r>
@@ -19185,6 +19285,9 @@
                   </m:r>
                 </m:sup>
               </m:sSubSup>
+              <m:r>
+                <m:t>​</m:t>
+              </m:r>
               <m:d>
                 <m:dPr>
                   <m:begChr m:val="("/>
@@ -19239,6 +19342,9 @@
                 </m:e>
               </m:d>
               <m:r>
+                <m:t>​</m:t>
+              </m:r>
+              <m:r>
                 <m:rPr>
                   <m:sty m:val="p"/>
                 </m:rPr>
@@ -19268,6 +19374,9 @@
                   </m:r>
                 </m:den>
               </m:f>
+              <m:r>
+                <m:t>​</m:t>
+              </m:r>
               <m:d>
                 <m:dPr>
                   <m:begChr m:val="("/>
@@ -19322,6 +19431,9 @@
                 </m:e>
               </m:d>
               <m:r>
+                <m:t>​</m:t>
+              </m:r>
+              <m:r>
                 <m:t>&amp;</m:t>
               </m:r>
               <m:r>
@@ -19357,6 +19469,9 @@
                   </m:r>
                 </m:sub>
               </m:sSub>
+              <m:r>
+                <m:t>​</m:t>
+              </m:r>
               <m:d>
                 <m:dPr>
                   <m:begChr m:val="("/>
@@ -19411,6 +19526,9 @@
                 </m:e>
               </m:d>
               <m:r>
+                <m:t>​</m:t>
+              </m:r>
+              <m:r>
                 <m:rPr>
                   <m:sty m:val="p"/>
                 </m:rPr>
@@ -19604,6 +19722,9 @@
                   </m:r>
                 </m:sub>
               </m:sSub>
+              <m:r>
+                <m:t>​</m:t>
+              </m:r>
               <m:d>
                 <m:dPr>
                   <m:begChr m:val="("/>
@@ -19657,6 +19778,9 @@
                   </m:r>
                 </m:e>
               </m:d>
+              <m:r>
+                <m:t>​</m:t>
+              </m:r>
               <m:r>
                 <m:t>&amp;</m:t>
               </m:r>
@@ -19945,13 +20069,31 @@
                 </m:rPr>
                 <m:t>=</m:t>
               </m:r>
-              <m:sSup>
+              <m:r>
+                <m:t>​</m:t>
+              </m:r>
+              <m:d>
+                <m:dPr>
+                  <m:begChr m:val="["/>
+                  <m:sepChr m:val=""/>
+                  <m:endChr m:val="]"/>
+                  <m:grow/>
+                </m:dPr>
                 <m:e>
+                  <m:r>
+                    <m:rPr>
+                      <m:sty m:val="p"/>
+                    </m:rPr>
+                    <m:t>exp</m:t>
+                  </m:r>
+                  <m:r>
+                    <m:t>​</m:t>
+                  </m:r>
                   <m:d>
                     <m:dPr>
-                      <m:begChr m:val="["/>
+                      <m:begChr m:val="{"/>
                       <m:sepChr m:val=""/>
-                      <m:endChr m:val="]"/>
+                      <m:endChr m:val="}"/>
                       <m:grow/>
                     </m:dPr>
                     <m:e>
@@ -19959,38 +20101,26 @@
                         <m:rPr>
                           <m:sty m:val="p"/>
                         </m:rPr>
-                        <m:t>exp</m:t>
+                        <m:t>−</m:t>
                       </m:r>
                       <m:r>
-                        <m:t>​</m:t>
+                        <m:t>λ</m:t>
                       </m:r>
-                      <m:d>
-                        <m:dPr>
-                          <m:begChr m:val="{"/>
-                          <m:sepChr m:val=""/>
-                          <m:endChr m:val="}"/>
-                          <m:grow/>
-                        </m:dPr>
-                        <m:e>
-                          <m:r>
-                            <m:rPr>
-                              <m:sty m:val="p"/>
-                            </m:rPr>
-                            <m:t>−</m:t>
-                          </m:r>
-                          <m:r>
-                            <m:t>λ</m:t>
-                          </m:r>
-                          <m:r>
-                            <m:t>t</m:t>
-                          </m:r>
-                        </m:e>
-                      </m:d>
                       <m:r>
-                        <m:t>​</m:t>
+                        <m:t>t</m:t>
                       </m:r>
                     </m:e>
                   </m:d>
+                  <m:r>
+                    <m:t>​</m:t>
+                  </m:r>
+                </m:e>
+              </m:d>
+              <m:sSup>
+                <m:e>
+                  <m:r>
+                    <m:t>​</m:t>
+                  </m:r>
                 </m:e>
                 <m:sup>
                   <m:sSub>
@@ -20053,48 +20183,54 @@
                 </m:rPr>
                 <m:t>=</m:t>
               </m:r>
-              <m:sSup>
+              <m:r>
+                <m:t>​</m:t>
+              </m:r>
+              <m:d>
+                <m:dPr>
+                  <m:begChr m:val="["/>
+                  <m:sepChr m:val=""/>
+                  <m:endChr m:val="]"/>
+                  <m:grow/>
+                </m:dPr>
                 <m:e>
-                  <m:d>
-                    <m:dPr>
-                      <m:begChr m:val="["/>
-                      <m:sepChr m:val=""/>
-                      <m:endChr m:val="]"/>
-                      <m:grow/>
-                    </m:dPr>
+                  <m:sSub>
                     <m:e>
-                      <m:sSub>
-                        <m:e>
-                          <m:r>
-                            <m:rPr>
-                              <m:sty m:val="p"/>
-                            </m:rPr>
-                            <m:t>S</m:t>
-                          </m:r>
-                        </m:e>
-                        <m:sub>
-                          <m:r>
-                            <m:t>0</m:t>
-                          </m:r>
-                        </m:sub>
-                      </m:sSub>
                       <m:r>
                         <m:rPr>
                           <m:sty m:val="p"/>
                         </m:rPr>
-                        <m:t>(</m:t>
-                      </m:r>
-                      <m:r>
-                        <m:t>t</m:t>
-                      </m:r>
-                      <m:r>
-                        <m:rPr>
-                          <m:sty m:val="p"/>
-                        </m:rPr>
-                        <m:t>)</m:t>
+                        <m:t>S</m:t>
                       </m:r>
                     </m:e>
-                  </m:d>
+                    <m:sub>
+                      <m:r>
+                        <m:t>0</m:t>
+                      </m:r>
+                    </m:sub>
+                  </m:sSub>
+                  <m:r>
+                    <m:rPr>
+                      <m:sty m:val="p"/>
+                    </m:rPr>
+                    <m:t>(</m:t>
+                  </m:r>
+                  <m:r>
+                    <m:t>t</m:t>
+                  </m:r>
+                  <m:r>
+                    <m:rPr>
+                      <m:sty m:val="p"/>
+                    </m:rPr>
+                    <m:t>)</m:t>
+                  </m:r>
+                </m:e>
+              </m:d>
+              <m:sSup>
+                <m:e>
+                  <m:r>
+                    <m:t>​</m:t>
+                  </m:r>
                 </m:e>
                 <m:sup>
                   <m:sSub>
@@ -20806,231 +20942,9 @@
                     </m:rPr>
                     <m:t>−</m:t>
                   </m:r>
-                  <m:sSup>
-                    <m:e>
-                      <m:d>
-                        <m:dPr>
-                          <m:begChr m:val="("/>
-                          <m:sepChr m:val=""/>
-                          <m:endChr m:val=")"/>
-                          <m:grow/>
-                        </m:dPr>
-                        <m:e>
-                          <m:r>
-                            <m:t>λ</m:t>
-                          </m:r>
-                          <m:sSubSup>
-                            <m:e>
-                              <m:r>
-                                <m:t>θ</m:t>
-                              </m:r>
-                            </m:e>
-                            <m:sub>
-                              <m:r>
-                                <m:t>i</m:t>
-                              </m:r>
-                            </m:sub>
-                            <m:sup>
-                              <m:r>
-                                <m:t>1</m:t>
-                              </m:r>
-                              <m:r>
-                                <m:rPr>
-                                  <m:sty m:val="p"/>
-                                </m:rPr>
-                                <m:t>/</m:t>
-                              </m:r>
-                              <m:r>
-                                <m:t>p</m:t>
-                              </m:r>
-                            </m:sup>
-                          </m:sSubSup>
-                          <m:r>
-                            <m:t>t</m:t>
-                          </m:r>
-                        </m:e>
-                      </m:d>
-                    </m:e>
-                    <m:sup>
-                      <m:r>
-                        <m:t>p</m:t>
-                      </m:r>
-                    </m:sup>
-                  </m:sSup>
-                </m:e>
-              </m:d>
-              <m:r>
-                <m:t>​</m:t>
-              </m:r>
-              <m:r>
-                <m:t>&amp;</m:t>
-              </m:r>
-              <m:r>
-                <m:t>&amp;</m:t>
-              </m:r>
-              <m:r>
-                <m:rPr>
-                  <m:nor/>
-                  <m:sty m:val="p"/>
-                </m:rPr>
-                <m:t>(substituting </m:t>
-              </m:r>
-              <m:sSup>
-                <m:e>
-                  <m:r>
-                    <m:t>λ</m:t>
-                  </m:r>
-                </m:e>
-                <m:sup>
-                  <m:r>
-                    <m:rPr>
-                      <m:sty m:val="p"/>
-                    </m:rPr>
-                    <m:t>*</m:t>
-                  </m:r>
-                </m:sup>
-              </m:sSup>
-              <m:r>
-                <m:rPr>
-                  <m:sty m:val="p"/>
-                </m:rPr>
-                <m:t>=</m:t>
-              </m:r>
-              <m:r>
-                <m:t>λ</m:t>
-              </m:r>
-              <m:sSubSup>
-                <m:e>
-                  <m:r>
-                    <m:t>θ</m:t>
-                  </m:r>
-                </m:e>
-                <m:sub>
-                  <m:r>
-                    <m:t>i</m:t>
-                  </m:r>
-                </m:sub>
-                <m:sup>
-                  <m:r>
-                    <m:t>1</m:t>
-                  </m:r>
-                  <m:r>
-                    <m:rPr>
-                      <m:sty m:val="p"/>
-                    </m:rPr>
-                    <m:t>/</m:t>
-                  </m:r>
-                  <m:r>
-                    <m:t>p</m:t>
-                  </m:r>
-                </m:sup>
-              </m:sSubSup>
-              <m:r>
-                <m:rPr>
-                  <m:nor/>
-                  <m:sty m:val="p"/>
-                </m:rPr>
-                <m:t>)</m:t>
-              </m:r>
-            </m:e>
-            <m:e>
-              <m:r>
-                <m:t>&amp;</m:t>
-              </m:r>
-              <m:r>
-                <m:rPr>
-                  <m:sty m:val="p"/>
-                </m:rPr>
-                <m:t>=</m:t>
-              </m:r>
-              <m:r>
-                <m:rPr>
-                  <m:sty m:val="p"/>
-                </m:rPr>
-                <m:t>exp</m:t>
-              </m:r>
-              <m:r>
-                <m:t>​</m:t>
-              </m:r>
-              <m:d>
-                <m:dPr>
-                  <m:begChr m:val="{"/>
-                  <m:sepChr m:val=""/>
-                  <m:endChr m:val="}"/>
-                  <m:grow/>
-                </m:dPr>
-                <m:e>
-                  <m:r>
-                    <m:rPr>
-                      <m:sty m:val="p"/>
-                    </m:rPr>
-                    <m:t>−</m:t>
-                  </m:r>
-                  <m:r>
-                    <m:rPr>
-                      <m:sty m:val="p"/>
-                    </m:rPr>
-                    <m:t>(</m:t>
-                  </m:r>
-                  <m:r>
-                    <m:t>λ</m:t>
-                  </m:r>
-                  <m:r>
-                    <m:t>t</m:t>
-                  </m:r>
-                  <m:sSup>
-                    <m:e>
-                      <m:r>
-                        <m:rPr>
-                          <m:sty m:val="p"/>
-                        </m:rPr>
-                        <m:t>)</m:t>
-                      </m:r>
-                    </m:e>
-                    <m:sup>
-                      <m:r>
-                        <m:t>p</m:t>
-                      </m:r>
-                    </m:sup>
-                  </m:sSup>
-                  <m:r>
-                    <m:rPr>
-                      <m:sty m:val="p"/>
-                    </m:rPr>
-                    <m:t>⋅</m:t>
-                  </m:r>
-                  <m:sSub>
-                    <m:e>
-                      <m:r>
-                        <m:t>θ</m:t>
-                      </m:r>
-                    </m:e>
-                    <m:sub>
-                      <m:r>
-                        <m:t>i</m:t>
-                      </m:r>
-                    </m:sub>
-                  </m:sSub>
-                </m:e>
-              </m:d>
-              <m:r>
-                <m:t>​</m:t>
-              </m:r>
-              <m:r>
-                <m:t>&amp;</m:t>
-              </m:r>
-              <m:r>
-                <m:t>&amp;</m:t>
-              </m:r>
-              <m:r>
-                <m:rPr>
-                  <m:nor/>
-                  <m:sty m:val="p"/>
-                </m:rPr>
-                <m:t>(simplifying exponent </m:t>
-              </m:r>
-              <m:sSup>
-                <m:e>
+                  <m:r>
+                    <m:t>​</m:t>
+                  </m:r>
                   <m:d>
                     <m:dPr>
                       <m:begChr m:val="("/>
@@ -21039,6 +20953,9 @@
                       <m:grow/>
                     </m:dPr>
                     <m:e>
+                      <m:r>
+                        <m:t>λ</m:t>
+                      </m:r>
                       <m:sSubSup>
                         <m:e>
                           <m:r>
@@ -21065,12 +20982,53 @@
                           </m:r>
                         </m:sup>
                       </m:sSubSup>
+                      <m:r>
+                        <m:t>t</m:t>
+                      </m:r>
                     </m:e>
                   </m:d>
+                  <m:sSup>
+                    <m:e>
+                      <m:r>
+                        <m:t>​</m:t>
+                      </m:r>
+                    </m:e>
+                    <m:sup>
+                      <m:r>
+                        <m:t>p</m:t>
+                      </m:r>
+                    </m:sup>
+                  </m:sSup>
+                </m:e>
+              </m:d>
+              <m:r>
+                <m:t>​</m:t>
+              </m:r>
+              <m:r>
+                <m:t>&amp;</m:t>
+              </m:r>
+              <m:r>
+                <m:t>&amp;</m:t>
+              </m:r>
+              <m:r>
+                <m:rPr>
+                  <m:nor/>
+                  <m:sty m:val="p"/>
+                </m:rPr>
+                <m:t>(substituting </m:t>
+              </m:r>
+              <m:sSup>
+                <m:e>
+                  <m:r>
+                    <m:t>λ</m:t>
+                  </m:r>
                 </m:e>
                 <m:sup>
                   <m:r>
-                    <m:t>p</m:t>
+                    <m:rPr>
+                      <m:sty m:val="p"/>
+                    </m:rPr>
+                    <m:t>*</m:t>
                   </m:r>
                 </m:sup>
               </m:sSup>
@@ -21080,7 +21038,10 @@
                 </m:rPr>
                 <m:t>=</m:t>
               </m:r>
-              <m:sSub>
+              <m:r>
+                <m:t>λ</m:t>
+              </m:r>
+              <m:sSubSup>
                 <m:e>
                   <m:r>
                     <m:t>θ</m:t>
@@ -21091,7 +21052,21 @@
                     <m:t>i</m:t>
                   </m:r>
                 </m:sub>
-              </m:sSub>
+                <m:sup>
+                  <m:r>
+                    <m:t>1</m:t>
+                  </m:r>
+                  <m:r>
+                    <m:rPr>
+                      <m:sty m:val="p"/>
+                    </m:rPr>
+                    <m:t>/</m:t>
+                  </m:r>
+                  <m:r>
+                    <m:t>p</m:t>
+                  </m:r>
+                </m:sup>
+              </m:sSubSup>
               <m:r>
                 <m:rPr>
                   <m:nor/>
@@ -21110,75 +21085,62 @@
                 </m:rPr>
                 <m:t>=</m:t>
               </m:r>
-              <m:sSup>
+              <m:r>
+                <m:rPr>
+                  <m:sty m:val="p"/>
+                </m:rPr>
+                <m:t>exp</m:t>
+              </m:r>
+              <m:r>
+                <m:t>​</m:t>
+              </m:r>
+              <m:d>
+                <m:dPr>
+                  <m:begChr m:val="{"/>
+                  <m:sepChr m:val=""/>
+                  <m:endChr m:val="}"/>
+                  <m:grow/>
+                </m:dPr>
                 <m:e>
-                  <m:d>
-                    <m:dPr>
-                      <m:begChr m:val="["/>
-                      <m:sepChr m:val=""/>
-                      <m:endChr m:val="]"/>
-                      <m:grow/>
-                    </m:dPr>
+                  <m:r>
+                    <m:rPr>
+                      <m:sty m:val="p"/>
+                    </m:rPr>
+                    <m:t>−</m:t>
+                  </m:r>
+                  <m:r>
+                    <m:rPr>
+                      <m:sty m:val="p"/>
+                    </m:rPr>
+                    <m:t>(</m:t>
+                  </m:r>
+                  <m:r>
+                    <m:t>λ</m:t>
+                  </m:r>
+                  <m:r>
+                    <m:t>t</m:t>
+                  </m:r>
+                  <m:sSup>
                     <m:e>
                       <m:r>
                         <m:rPr>
                           <m:sty m:val="p"/>
                         </m:rPr>
-                        <m:t>exp</m:t>
-                      </m:r>
-                      <m:r>
-                        <m:t>​</m:t>
-                      </m:r>
-                      <m:d>
-                        <m:dPr>
-                          <m:begChr m:val="{"/>
-                          <m:sepChr m:val=""/>
-                          <m:endChr m:val="}"/>
-                          <m:grow/>
-                        </m:dPr>
-                        <m:e>
-                          <m:r>
-                            <m:rPr>
-                              <m:sty m:val="p"/>
-                            </m:rPr>
-                            <m:t>−</m:t>
-                          </m:r>
-                          <m:r>
-                            <m:rPr>
-                              <m:sty m:val="p"/>
-                            </m:rPr>
-                            <m:t>(</m:t>
-                          </m:r>
-                          <m:r>
-                            <m:t>λ</m:t>
-                          </m:r>
-                          <m:r>
-                            <m:t>t</m:t>
-                          </m:r>
-                          <m:sSup>
-                            <m:e>
-                              <m:r>
-                                <m:rPr>
-                                  <m:sty m:val="p"/>
-                                </m:rPr>
-                                <m:t>)</m:t>
-                              </m:r>
-                            </m:e>
-                            <m:sup>
-                              <m:r>
-                                <m:t>p</m:t>
-                              </m:r>
-                            </m:sup>
-                          </m:sSup>
-                        </m:e>
-                      </m:d>
-                      <m:r>
-                        <m:t>​</m:t>
+                        <m:t>)</m:t>
                       </m:r>
                     </m:e>
-                  </m:d>
-                </m:e>
-                <m:sup>
+                    <m:sup>
+                      <m:r>
+                        <m:t>p</m:t>
+                      </m:r>
+                    </m:sup>
+                  </m:sSup>
+                  <m:r>
+                    <m:rPr>
+                      <m:sty m:val="p"/>
+                    </m:rPr>
+                    <m:t>⋅</m:t>
+                  </m:r>
                   <m:sSub>
                     <m:e>
                       <m:r>
@@ -21191,8 +21153,11 @@
                       </m:r>
                     </m:sub>
                   </m:sSub>
-                </m:sup>
-              </m:sSup>
+                </m:e>
+              </m:d>
+              <m:r>
+                <m:t>​</m:t>
+              </m:r>
               <m:r>
                 <m:t>&amp;</m:t>
               </m:r>
@@ -21204,116 +21169,11 @@
                   <m:nor/>
                   <m:sty m:val="p"/>
                 </m:rPr>
-                <m:t>(applying exponent laws)</m:t>
-              </m:r>
-            </m:e>
-            <m:e>
-              <m:r>
-                <m:t>&amp;</m:t>
-              </m:r>
-              <m:r>
-                <m:rPr>
-                  <m:sty m:val="p"/>
-                </m:rPr>
-                <m:t>=</m:t>
-              </m:r>
-              <m:sSup>
-                <m:e>
-                  <m:d>
-                    <m:dPr>
-                      <m:begChr m:val="["/>
-                      <m:sepChr m:val=""/>
-                      <m:endChr m:val="]"/>
-                      <m:grow/>
-                    </m:dPr>
-                    <m:e>
-                      <m:sSub>
-                        <m:e>
-                          <m:r>
-                            <m:rPr>
-                              <m:sty m:val="p"/>
-                            </m:rPr>
-                            <m:t>S</m:t>
-                          </m:r>
-                        </m:e>
-                        <m:sub>
-                          <m:r>
-                            <m:t>0</m:t>
-                          </m:r>
-                        </m:sub>
-                      </m:sSub>
-                      <m:r>
-                        <m:rPr>
-                          <m:sty m:val="p"/>
-                        </m:rPr>
-                        <m:t>(</m:t>
-                      </m:r>
-                      <m:r>
-                        <m:t>t</m:t>
-                      </m:r>
-                      <m:r>
-                        <m:rPr>
-                          <m:sty m:val="p"/>
-                        </m:rPr>
-                        <m:t>)</m:t>
-                      </m:r>
-                    </m:e>
-                  </m:d>
-                </m:e>
-                <m:sup>
-                  <m:sSub>
-                    <m:e>
-                      <m:r>
-                        <m:t>θ</m:t>
-                      </m:r>
-                    </m:e>
-                    <m:sub>
-                      <m:r>
-                        <m:t>i</m:t>
-                      </m:r>
-                    </m:sub>
-                  </m:sSub>
-                </m:sup>
-              </m:sSup>
-              <m:r>
-                <m:t>&amp;</m:t>
-              </m:r>
-              <m:r>
-                <m:t>&amp;</m:t>
-              </m:r>
-              <m:r>
-                <m:rPr>
-                  <m:nor/>
-                  <m:sty m:val="p"/>
-                </m:rPr>
-                <m:t>(substituting baseline Weibull survival function)</m:t>
-              </m:r>
-            </m:e>
-            <m:e>
-              <m:r>
-                <m:t>&amp;</m:t>
-              </m:r>
-              <m:r>
-                <m:rPr>
-                  <m:sty m:val="p"/>
-                </m:rPr>
-                <m:t>=</m:t>
-              </m:r>
-              <m:sSub>
-                <m:e>
-                  <m:r>
-                    <m:rPr>
-                      <m:sty m:val="p"/>
-                    </m:rPr>
-                    <m:t>S</m:t>
-                  </m:r>
-                </m:e>
-                <m:sub>
-                  <m:r>
-                    <m:t>0</m:t>
-                  </m:r>
-                </m:sub>
-              </m:sSub>
+                <m:t>(simplifying exponent </m:t>
+              </m:r>
+              <m:r>
+                <m:t>​</m:t>
+              </m:r>
               <m:d>
                 <m:dPr>
                   <m:begChr m:val="("/>
@@ -21322,15 +21182,6 @@
                   <m:grow/>
                 </m:dPr>
                 <m:e>
-                  <m:r>
-                    <m:t>t</m:t>
-                  </m:r>
-                  <m:r>
-                    <m:rPr>
-                      <m:sty m:val="p"/>
-                    </m:rPr>
-                    <m:t>⋅</m:t>
-                  </m:r>
                   <m:sSubSup>
                     <m:e>
                       <m:r>
@@ -21359,6 +21210,321 @@
                   </m:sSubSup>
                 </m:e>
               </m:d>
+              <m:sSup>
+                <m:e>
+                  <m:r>
+                    <m:t>​</m:t>
+                  </m:r>
+                </m:e>
+                <m:sup>
+                  <m:r>
+                    <m:t>p</m:t>
+                  </m:r>
+                </m:sup>
+              </m:sSup>
+              <m:r>
+                <m:rPr>
+                  <m:sty m:val="p"/>
+                </m:rPr>
+                <m:t>=</m:t>
+              </m:r>
+              <m:sSub>
+                <m:e>
+                  <m:r>
+                    <m:t>θ</m:t>
+                  </m:r>
+                </m:e>
+                <m:sub>
+                  <m:r>
+                    <m:t>i</m:t>
+                  </m:r>
+                </m:sub>
+              </m:sSub>
+              <m:r>
+                <m:rPr>
+                  <m:nor/>
+                  <m:sty m:val="p"/>
+                </m:rPr>
+                <m:t>)</m:t>
+              </m:r>
+            </m:e>
+            <m:e>
+              <m:r>
+                <m:t>&amp;</m:t>
+              </m:r>
+              <m:r>
+                <m:rPr>
+                  <m:sty m:val="p"/>
+                </m:rPr>
+                <m:t>=</m:t>
+              </m:r>
+              <m:r>
+                <m:t>​</m:t>
+              </m:r>
+              <m:d>
+                <m:dPr>
+                  <m:begChr m:val="["/>
+                  <m:sepChr m:val=""/>
+                  <m:endChr m:val="]"/>
+                  <m:grow/>
+                </m:dPr>
+                <m:e>
+                  <m:r>
+                    <m:rPr>
+                      <m:sty m:val="p"/>
+                    </m:rPr>
+                    <m:t>exp</m:t>
+                  </m:r>
+                  <m:r>
+                    <m:t>​</m:t>
+                  </m:r>
+                  <m:d>
+                    <m:dPr>
+                      <m:begChr m:val="{"/>
+                      <m:sepChr m:val=""/>
+                      <m:endChr m:val="}"/>
+                      <m:grow/>
+                    </m:dPr>
+                    <m:e>
+                      <m:r>
+                        <m:rPr>
+                          <m:sty m:val="p"/>
+                        </m:rPr>
+                        <m:t>−</m:t>
+                      </m:r>
+                      <m:r>
+                        <m:rPr>
+                          <m:sty m:val="p"/>
+                        </m:rPr>
+                        <m:t>(</m:t>
+                      </m:r>
+                      <m:r>
+                        <m:t>λ</m:t>
+                      </m:r>
+                      <m:r>
+                        <m:t>t</m:t>
+                      </m:r>
+                      <m:sSup>
+                        <m:e>
+                          <m:r>
+                            <m:rPr>
+                              <m:sty m:val="p"/>
+                            </m:rPr>
+                            <m:t>)</m:t>
+                          </m:r>
+                        </m:e>
+                        <m:sup>
+                          <m:r>
+                            <m:t>p</m:t>
+                          </m:r>
+                        </m:sup>
+                      </m:sSup>
+                    </m:e>
+                  </m:d>
+                  <m:r>
+                    <m:t>​</m:t>
+                  </m:r>
+                </m:e>
+              </m:d>
+              <m:sSup>
+                <m:e>
+                  <m:r>
+                    <m:t>​</m:t>
+                  </m:r>
+                </m:e>
+                <m:sup>
+                  <m:sSub>
+                    <m:e>
+                      <m:r>
+                        <m:t>θ</m:t>
+                      </m:r>
+                    </m:e>
+                    <m:sub>
+                      <m:r>
+                        <m:t>i</m:t>
+                      </m:r>
+                    </m:sub>
+                  </m:sSub>
+                </m:sup>
+              </m:sSup>
+              <m:r>
+                <m:t>&amp;</m:t>
+              </m:r>
+              <m:r>
+                <m:t>&amp;</m:t>
+              </m:r>
+              <m:r>
+                <m:rPr>
+                  <m:nor/>
+                  <m:sty m:val="p"/>
+                </m:rPr>
+                <m:t>(applying exponent laws)</m:t>
+              </m:r>
+            </m:e>
+            <m:e>
+              <m:r>
+                <m:t>&amp;</m:t>
+              </m:r>
+              <m:r>
+                <m:rPr>
+                  <m:sty m:val="p"/>
+                </m:rPr>
+                <m:t>=</m:t>
+              </m:r>
+              <m:r>
+                <m:t>​</m:t>
+              </m:r>
+              <m:d>
+                <m:dPr>
+                  <m:begChr m:val="["/>
+                  <m:sepChr m:val=""/>
+                  <m:endChr m:val="]"/>
+                  <m:grow/>
+                </m:dPr>
+                <m:e>
+                  <m:sSub>
+                    <m:e>
+                      <m:r>
+                        <m:rPr>
+                          <m:sty m:val="p"/>
+                        </m:rPr>
+                        <m:t>S</m:t>
+                      </m:r>
+                    </m:e>
+                    <m:sub>
+                      <m:r>
+                        <m:t>0</m:t>
+                      </m:r>
+                    </m:sub>
+                  </m:sSub>
+                  <m:r>
+                    <m:rPr>
+                      <m:sty m:val="p"/>
+                    </m:rPr>
+                    <m:t>(</m:t>
+                  </m:r>
+                  <m:r>
+                    <m:t>t</m:t>
+                  </m:r>
+                  <m:r>
+                    <m:rPr>
+                      <m:sty m:val="p"/>
+                    </m:rPr>
+                    <m:t>)</m:t>
+                  </m:r>
+                </m:e>
+              </m:d>
+              <m:sSup>
+                <m:e>
+                  <m:r>
+                    <m:t>​</m:t>
+                  </m:r>
+                </m:e>
+                <m:sup>
+                  <m:sSub>
+                    <m:e>
+                      <m:r>
+                        <m:t>θ</m:t>
+                      </m:r>
+                    </m:e>
+                    <m:sub>
+                      <m:r>
+                        <m:t>i</m:t>
+                      </m:r>
+                    </m:sub>
+                  </m:sSub>
+                </m:sup>
+              </m:sSup>
+              <m:r>
+                <m:t>&amp;</m:t>
+              </m:r>
+              <m:r>
+                <m:t>&amp;</m:t>
+              </m:r>
+              <m:r>
+                <m:rPr>
+                  <m:nor/>
+                  <m:sty m:val="p"/>
+                </m:rPr>
+                <m:t>(substituting baseline Weibull survival function)</m:t>
+              </m:r>
+            </m:e>
+            <m:e>
+              <m:r>
+                <m:t>&amp;</m:t>
+              </m:r>
+              <m:r>
+                <m:rPr>
+                  <m:sty m:val="p"/>
+                </m:rPr>
+                <m:t>=</m:t>
+              </m:r>
+              <m:sSub>
+                <m:e>
+                  <m:r>
+                    <m:rPr>
+                      <m:sty m:val="p"/>
+                    </m:rPr>
+                    <m:t>S</m:t>
+                  </m:r>
+                </m:e>
+                <m:sub>
+                  <m:r>
+                    <m:t>0</m:t>
+                  </m:r>
+                </m:sub>
+              </m:sSub>
+              <m:r>
+                <m:t>​</m:t>
+              </m:r>
+              <m:d>
+                <m:dPr>
+                  <m:begChr m:val="("/>
+                  <m:sepChr m:val=""/>
+                  <m:endChr m:val=")"/>
+                  <m:grow/>
+                </m:dPr>
+                <m:e>
+                  <m:r>
+                    <m:t>t</m:t>
+                  </m:r>
+                  <m:r>
+                    <m:rPr>
+                      <m:sty m:val="p"/>
+                    </m:rPr>
+                    <m:t>⋅</m:t>
+                  </m:r>
+                  <m:sSubSup>
+                    <m:e>
+                      <m:r>
+                        <m:t>θ</m:t>
+                      </m:r>
+                    </m:e>
+                    <m:sub>
+                      <m:r>
+                        <m:t>i</m:t>
+                      </m:r>
+                    </m:sub>
+                    <m:sup>
+                      <m:r>
+                        <m:t>1</m:t>
+                      </m:r>
+                      <m:r>
+                        <m:rPr>
+                          <m:sty m:val="p"/>
+                        </m:rPr>
+                        <m:t>/</m:t>
+                      </m:r>
+                      <m:r>
+                        <m:t>p</m:t>
+                      </m:r>
+                    </m:sup>
+                  </m:sSubSup>
+                </m:e>
+              </m:d>
+              <m:r>
+                <m:t>​</m:t>
+              </m:r>
               <m:r>
                 <m:t>&amp;</m:t>
               </m:r>

--- a/chapters/parametric-survival-models-handout.docx
+++ b/chapters/parametric-survival-models-handout.docx
@@ -1300,7 +1300,7 @@
       </w:r>
     </w:p>
     <w:bookmarkEnd w:id="9"/>
-    <w:bookmarkStart w:id="44" w:name="parametric-survival-models"/>
+    <w:bookmarkStart w:id="49" w:name="parametric-survival-models"/>
     <w:p>
       <w:pPr>
         <w:pStyle w:val="Heading1"/>
@@ -1309,7 +1309,222 @@
         <w:t xml:space="preserve">1. Parametric Survival Models</w:t>
       </w:r>
     </w:p>
-    <w:bookmarkStart w:id="10" w:name="exponential-distribution"/>
+    <w:tbl>
+      <w:tblPr>
+        <w:tblStyle w:val="Table"/>
+        <w:tblLook w:firstRow="0" w:lastRow="0" w:firstColumn="0" w:lastColumn="0" w:noHBand="0" w:noVBand="0" w:val="0000"/>
+        <w:tblBorders>
+          <w:top w:val="single" w:sz="4" w:space="0" w:color="00A047"/>
+          <w:left w:val="single" w:sz="24" w:space="0" w:color="00A047"/>
+          <w:bottom w:val="single" w:sz="4" w:space="0" w:color="00A047"/>
+          <w:right w:val="single" w:sz="4" w:space="0" w:color="00A047"/>
+        </w:tblBorders>
+        <w:tblCellMar>
+          <w:left w:w="144" w:type="dxa"/>
+          <w:right w:w="144" w:type="dxa"/>
+        </w:tblCellMar>
+        <w:tblLook w:firstRow="0" w:lastRow="0" w:firstColumn="0" w:lastColumn="0" w:noHBand="0" w:noVBand="0" w:val="0000"/>
+      </w:tblPr>
+      <w:tr>
+        <w:trPr>
+          <w:cantSplit/>
+        </w:trPr>
+        <w:tc>
+          <w:tcPr>
+            <w:shd w:color="auto" w:fill="ccf1e3" w:val="clear"/>
+            <w:tcMar>
+              <w:top w:w="92" w:type="dxa"/>
+              <w:bottom w:w="92" w:type="dxa"/>
+            </w:tcMar>
+          </w:tcPr>
+          <w:p>
+            <w:pPr>
+              <w:pStyle w:val="FirstParagraph"/>
+            </w:pPr>
+            <w:pPr>
+              <w:spacing w:before="0" w:after="0"/>
+              <w:textAlignment w:val="center"/>
+            </w:pPr>
+            <w:r>
+              <w:drawing>
+                <wp:inline>
+                  <wp:extent cx="152400" cy="152400"/>
+                  <wp:effectExtent b="0" l="0" r="0" t="0"/>
+                  <wp:docPr descr="" title="" id="11" name="Picture"/>
+                  <a:graphic>
+                    <a:graphicData uri="http://schemas.openxmlformats.org/drawingml/2006/picture">
+                      <pic:pic>
+                        <pic:nvPicPr>
+                          <pic:cNvPr descr="/opt/quarto/share/formats/docx/tip.png" id="12" name="Picture"/>
+                          <pic:cNvPicPr>
+                            <a:picLocks noChangeArrowheads="1" noChangeAspect="1"/>
+                          </pic:cNvPicPr>
+                        </pic:nvPicPr>
+                        <pic:blipFill>
+                          <a:blip r:embed="rId10"/>
+                          <a:stretch>
+                            <a:fillRect/>
+                          </a:stretch>
+                        </pic:blipFill>
+                        <pic:spPr bwMode="auto">
+                          <a:xfrm>
+                            <a:off x="0" y="0"/>
+                            <a:ext cx="152400" cy="152400"/>
+                          </a:xfrm>
+                          <a:prstGeom prst="rect">
+                            <a:avLst/>
+                          </a:prstGeom>
+                          <a:noFill/>
+                          <a:ln w="9525">
+                            <a:noFill/>
+                            <a:headEnd/>
+                            <a:tailEnd/>
+                          </a:ln>
+                        </pic:spPr>
+                      </pic:pic>
+                    </a:graphicData>
+                  </a:graphic>
+                </wp:inline>
+              </w:drawing>
+            </w:r>
+            <w:r>
+              <w:t xml:space="preserve"> </w:t>
+            </w:r>
+            <w:r>
+              <w:t xml:space="preserve"> </w:t>
+            </w:r>
+            <w:r>
+              <w:t xml:space="preserve">Video lecture</w:t>
+            </w:r>
+          </w:p>
+        </w:tc>
+      </w:tr>
+      <w:tr>
+        <w:trPr>
+          <w:cantSplit/>
+        </w:trPr>
+        <w:tc>
+          <w:tcPr>
+            <w:tcMar>
+              <w:top w:w="108" w:type="dxa"/>
+              <w:bottom w:w="108" w:type="dxa"/>
+            </w:tcMar>
+          </w:tcPr>
+          <w:p>
+            <w:pPr>
+              <w:pStyle w:val="BodyText"/>
+            </w:pPr>
+            <w:pPr>
+              <w:spacing w:before="16" w:after="16"/>
+            </w:pPr>
+            <w:r>
+              <w:t xml:space="preserve">David Rocke’s Epi 204 lecture</w:t>
+            </w:r>
+            <w:r>
+              <w:t xml:space="preserve"> </w:t>
+            </w:r>
+            <w:hyperlink r:id="rId13">
+              <w:r>
+                <w:rPr>
+                  <w:rStyle w:val="Hyperlink"/>
+                  <w:i/>
+                  <w:iCs/>
+                </w:rPr>
+                <w:t xml:space="preserve">Parametric Survival Regression</w:t>
+              </w:r>
+            </w:hyperlink>
+            <w:r>
+              <w:t xml:space="preserve"> </w:t>
+            </w:r>
+            <w:r>
+              <w:t xml:space="preserve">(</w:t>
+            </w:r>
+            <w:hyperlink r:id="rId14">
+              <w:r>
+                <w:rPr>
+                  <w:rStyle w:val="Hyperlink"/>
+                </w:rPr>
+                <w:t xml:space="preserve">slides</w:t>
+              </w:r>
+            </w:hyperlink>
+            <w:r>
+              <w:t xml:space="preserve">)</w:t>
+            </w:r>
+            <w:r>
+              <w:t xml:space="preserve"> </w:t>
+            </w:r>
+            <w:r>
+              <w:t xml:space="preserve">covers exponential and Weibull models,</w:t>
+            </w:r>
+            <w:r>
+              <w:t xml:space="preserve"> </w:t>
+            </w:r>
+            <w:r>
+              <w:t xml:space="preserve">accelerated failure time models,</w:t>
+            </w:r>
+            <w:r>
+              <w:t xml:space="preserve"> </w:t>
+            </w:r>
+            <w:r>
+              <w:t xml:space="preserve">the</w:t>
+            </w:r>
+            <w:r>
+              <w:t xml:space="preserve"> </w:t>
+            </w:r>
+            <w:r>
+              <w:rPr>
+                <w:rStyle w:val="VerbatimChar"/>
+              </w:rPr>
+              <w:t xml:space="preserve">survreg()</w:t>
+            </w:r>
+            <w:r>
+              <w:t xml:space="preserve"> </w:t>
+            </w:r>
+            <w:r>
+              <w:t xml:space="preserve">function,</w:t>
+            </w:r>
+            <w:r>
+              <w:t xml:space="preserve"> </w:t>
+            </w:r>
+            <w:r>
+              <w:t xml:space="preserve">and complementary log-log plots,</w:t>
+            </w:r>
+            <w:r>
+              <w:t xml:space="preserve"> </w:t>
+            </w:r>
+            <w:r>
+              <w:t xml:space="preserve">using the</w:t>
+            </w:r>
+            <w:r>
+              <w:t xml:space="preserve"> </w:t>
+            </w:r>
+            <w:r>
+              <w:rPr>
+                <w:rStyle w:val="VerbatimChar"/>
+              </w:rPr>
+              <w:t xml:space="preserve">anderson</w:t>
+            </w:r>
+            <w:r>
+              <w:t xml:space="preserve"> </w:t>
+            </w:r>
+            <w:r>
+              <w:t xml:space="preserve">data</w:t>
+            </w:r>
+            <w:r>
+              <w:t xml:space="preserve"> </w:t>
+            </w:r>
+            <w:r>
+              <w:t xml:space="preserve">(Rocke 2021)</w:t>
+            </w:r>
+            <w:r>
+              <w:t xml:space="preserve">.</w:t>
+            </w:r>
+          </w:p>
+          <w:p/>
+        </w:tc>
+      </w:tr>
+    </w:tbl>
+    <w:bookmarkStart w:id="15" w:name="exponential-distribution"/>
     <w:p>
       <w:pPr>
         <w:pStyle w:val="Heading2"/>
@@ -2872,8 +3087,8 @@
         </m:oMath>
       </m:oMathPara>
     </w:p>
-    <w:bookmarkEnd w:id="10"/>
-    <w:bookmarkStart w:id="32" w:name="weibull-distribution"/>
+    <w:bookmarkEnd w:id="15"/>
+    <w:bookmarkStart w:id="37" w:name="weibull-distribution"/>
     <w:p>
       <w:pPr>
         <w:pStyle w:val="Heading2"/>
@@ -5313,18 +5528,18 @@
                 <wp:inline>
                   <wp:extent cx="152400" cy="152400"/>
                   <wp:effectExtent b="0" l="0" r="0" t="0"/>
-                  <wp:docPr descr="" title="" id="12" name="Picture"/>
+                  <wp:docPr descr="" title="" id="17" name="Picture"/>
                   <a:graphic>
                     <a:graphicData uri="http://schemas.openxmlformats.org/drawingml/2006/picture">
                       <pic:pic>
                         <pic:nvPicPr>
-                          <pic:cNvPr descr="/opt/quarto/share/formats/docx/note.png" id="13" name="Picture"/>
+                          <pic:cNvPr descr="/opt/quarto/share/formats/docx/note.png" id="18" name="Picture"/>
                           <pic:cNvPicPr>
                             <a:picLocks noChangeArrowheads="1" noChangeAspect="1"/>
                           </pic:cNvPicPr>
                         </pic:nvPicPr>
                         <pic:blipFill>
-                          <a:blip r:embed="rId11"/>
+                          <a:blip r:embed="rId16"/>
                           <a:stretch>
                             <a:fillRect/>
                           </a:stretch>
@@ -5647,18 +5862,18 @@
                 <wp:inline>
                   <wp:extent cx="4620126" cy="3696101"/>
                   <wp:effectExtent b="0" l="0" r="0" t="0"/>
-                  <wp:docPr descr="" title="" id="15" name="Picture"/>
+                  <wp:docPr descr="" title="" id="20" name="Picture"/>
                   <a:graphic>
                     <a:graphicData uri="http://schemas.openxmlformats.org/drawingml/2006/picture">
                       <pic:pic>
                         <pic:nvPicPr>
-                          <pic:cNvPr descr="parametric-survival-models_files/figure-docx/unnamed-chunk-1-1.png" id="16" name="Picture"/>
+                          <pic:cNvPr descr="parametric-survival-models_files/figure-docx/unnamed-chunk-1-1.png" id="21" name="Picture"/>
                           <pic:cNvPicPr>
                             <a:picLocks noChangeArrowheads="1" noChangeAspect="1"/>
                           </pic:cNvPicPr>
                         </pic:nvPicPr>
                         <pic:blipFill>
-                          <a:blip r:embed="rId14"/>
+                          <a:blip r:embed="rId19"/>
                           <a:stretch>
                             <a:fillRect/>
                           </a:stretch>
@@ -7260,18 +7475,18 @@
           <wp:inline>
             <wp:extent cx="4620126" cy="3696101"/>
             <wp:effectExtent b="0" l="0" r="0" t="0"/>
-            <wp:docPr descr="Density functions for Weibull distribution" title="" id="18" name="Picture"/>
+            <wp:docPr descr="Density functions for Weibull distribution" title="" id="23" name="Picture"/>
             <a:graphic>
               <a:graphicData uri="http://schemas.openxmlformats.org/drawingml/2006/picture">
                 <pic:pic>
                   <pic:nvPicPr>
-                    <pic:cNvPr descr="parametric-survival-models_files/figure-docx/unnamed-chunk-2-1.png" id="19" name="Picture"/>
+                    <pic:cNvPr descr="parametric-survival-models_files/figure-docx/unnamed-chunk-2-1.png" id="24" name="Picture"/>
                     <pic:cNvPicPr>
                       <a:picLocks noChangeArrowheads="1" noChangeAspect="1"/>
                     </pic:cNvPicPr>
                   </pic:nvPicPr>
                   <pic:blipFill>
-                    <a:blip r:embed="rId17"/>
+                    <a:blip r:embed="rId22"/>
                     <a:stretch>
                       <a:fillRect/>
                     </a:stretch>
@@ -7306,7 +7521,7 @@
         <w:t xml:space="preserve">Density functions for Weibull distribution</w:t>
       </w:r>
     </w:p>
-    <w:bookmarkStart w:id="31" w:name="properties-of-weibull-hazard-functions"/>
+    <w:bookmarkStart w:id="36" w:name="properties-of-weibull-hazard-functions"/>
     <w:p>
       <w:pPr>
         <w:pStyle w:val="Heading3"/>
@@ -7349,7 +7564,7 @@
               <w:spacing w:before="16" w:after="64"/>
             </w:pPr>
           </w:p>
-          <w:bookmarkStart w:id="20" w:name="thm-weibull-props"/>
+          <w:bookmarkStart w:id="25" w:name="thm-weibull-props"/>
           <w:p>
             <w:pPr>
               <w:pStyle w:val="BodyText"/>
@@ -7704,7 +7919,7 @@
               <w:t xml:space="preserve">.</w:t>
             </w:r>
           </w:p>
-          <w:bookmarkEnd w:id="20"/>
+          <w:bookmarkEnd w:id="25"/>
         </w:tc>
       </w:tr>
     </w:tbl>
@@ -10058,7 +10273,7 @@
               <w:bottom w:w="108" w:type="dxa"/>
             </w:tcMar>
           </w:tcPr>
-          <w:bookmarkStart w:id="21" w:name="exm-weibull-props"/>
+          <w:bookmarkStart w:id="26" w:name="exm-weibull-props"/>
           <w:p>
             <w:pPr>
               <w:pStyle w:val="BodyText"/>
@@ -11217,7 +11432,7 @@
               <w:t xml:space="preserve">The risk of relapse increases linearly over time.</w:t>
             </w:r>
           </w:p>
-          <w:bookmarkEnd w:id="21"/>
+          <w:bookmarkEnd w:id="26"/>
           <w:p/>
         </w:tc>
       </w:tr>
@@ -11256,7 +11471,7 @@
               <w:spacing w:before="16" w:after="64"/>
             </w:pPr>
           </w:p>
-          <w:bookmarkStart w:id="22" w:name="exr-weibull"/>
+          <w:bookmarkStart w:id="27" w:name="exr-weibull"/>
           <w:p>
             <w:pPr>
               <w:pStyle w:val="BodyText"/>
@@ -11306,7 +11521,7 @@
               <w:t xml:space="preserve">affects cumulative hazard curves.</w:t>
             </w:r>
           </w:p>
-          <w:bookmarkEnd w:id="22"/>
+          <w:bookmarkEnd w:id="27"/>
         </w:tc>
       </w:tr>
     </w:tbl>
@@ -12752,7 +12967,7 @@
       <w:tr>
         <w:tc>
           <w:tcPr/>
-          <w:bookmarkStart w:id="26" w:name="fig-exm-weibull-hazards"/>
+          <w:bookmarkStart w:id="31" w:name="fig-exm-weibull-hazards"/>
           <w:p>
             <w:pPr>
               <w:pStyle w:val="Compact"/>
@@ -12763,18 +12978,18 @@
                 <wp:inline>
                   <wp:extent cx="4620126" cy="3696101"/>
                   <wp:effectExtent b="0" l="0" r="0" t="0"/>
-                  <wp:docPr descr="" title="" id="24" name="Picture"/>
+                  <wp:docPr descr="" title="" id="29" name="Picture"/>
                   <a:graphic>
                     <a:graphicData uri="http://schemas.openxmlformats.org/drawingml/2006/picture">
                       <pic:pic>
                         <pic:nvPicPr>
-                          <pic:cNvPr descr="parametric-survival-models_files/figure-docx/fig-exm-weibull-hazards-1.png" id="25" name="Picture"/>
+                          <pic:cNvPr descr="parametric-survival-models_files/figure-docx/fig-exm-weibull-hazards-1.png" id="30" name="Picture"/>
                           <pic:cNvPicPr>
                             <a:picLocks noChangeArrowheads="1" noChangeAspect="1"/>
                           </pic:cNvPicPr>
                         </pic:nvPicPr>
                         <pic:blipFill>
-                          <a:blip r:embed="rId23"/>
+                          <a:blip r:embed="rId28"/>
                           <a:stretch>
                             <a:fillRect/>
                           </a:stretch>
@@ -12814,7 +13029,7 @@
               <w:t xml:space="preserve">Figure 1: Hazard functions for Weibull distribution</w:t>
             </w:r>
           </w:p>
-          <w:bookmarkEnd w:id="26"/>
+          <w:bookmarkEnd w:id="31"/>
         </w:tc>
       </w:tr>
     </w:tbl>
@@ -14409,7 +14624,7 @@
       <w:tr>
         <w:tc>
           <w:tcPr/>
-          <w:bookmarkStart w:id="30" w:name="fig-surv-weibull"/>
+          <w:bookmarkStart w:id="35" w:name="fig-surv-weibull"/>
           <w:p>
             <w:pPr>
               <w:pStyle w:val="Compact"/>
@@ -14420,18 +14635,18 @@
                 <wp:inline>
                   <wp:extent cx="4620126" cy="3696101"/>
                   <wp:effectExtent b="0" l="0" r="0" t="0"/>
-                  <wp:docPr descr="" title="" id="28" name="Picture"/>
+                  <wp:docPr descr="" title="" id="33" name="Picture"/>
                   <a:graphic>
                     <a:graphicData uri="http://schemas.openxmlformats.org/drawingml/2006/picture">
                       <pic:pic>
                         <pic:nvPicPr>
-                          <pic:cNvPr descr="parametric-survival-models_files/figure-docx/fig-surv-weibull-1.png" id="29" name="Picture"/>
+                          <pic:cNvPr descr="parametric-survival-models_files/figure-docx/fig-surv-weibull-1.png" id="34" name="Picture"/>
                           <pic:cNvPicPr>
                             <a:picLocks noChangeArrowheads="1" noChangeAspect="1"/>
                           </pic:cNvPicPr>
                         </pic:nvPicPr>
                         <pic:blipFill>
-                          <a:blip r:embed="rId27"/>
+                          <a:blip r:embed="rId32"/>
                           <a:stretch>
                             <a:fillRect/>
                           </a:stretch>
@@ -14471,13 +14686,13 @@
               <w:t xml:space="preserve">Figure 2: Survival functions for Weibull distribution</w:t>
             </w:r>
           </w:p>
-          <w:bookmarkEnd w:id="30"/>
+          <w:bookmarkEnd w:id="35"/>
         </w:tc>
       </w:tr>
     </w:tbl>
-    <w:bookmarkEnd w:id="31"/>
-    <w:bookmarkEnd w:id="32"/>
-    <w:bookmarkStart w:id="33" w:name="exponential-regression"/>
+    <w:bookmarkEnd w:id="36"/>
+    <w:bookmarkEnd w:id="37"/>
+    <w:bookmarkStart w:id="38" w:name="exponential-regression"/>
     <w:p>
       <w:pPr>
         <w:pStyle w:val="Heading2"/>
@@ -16007,8 +16222,8 @@
         <w:t xml:space="preserve">Thus, exponential regression models possess proportional hazards trivially.</w:t>
       </w:r>
     </w:p>
-    <w:bookmarkEnd w:id="33"/>
-    <w:bookmarkStart w:id="35" w:name="accelerated-failure-time"/>
+    <w:bookmarkEnd w:id="38"/>
+    <w:bookmarkStart w:id="40" w:name="accelerated-failure-time"/>
     <w:p>
       <w:pPr>
         <w:pStyle w:val="Heading2"/>
@@ -19799,7 +20014,7 @@
         </m:oMath>
       </m:oMathPara>
     </w:p>
-    <w:bookmarkStart w:id="34" w:name="relationship-between-ph-and-aft-models"/>
+    <w:bookmarkStart w:id="39" w:name="relationship-between-ph-and-aft-models"/>
     <w:p>
       <w:pPr>
         <w:pStyle w:val="Heading3"/>
@@ -22062,9 +22277,9 @@
         <w:t xml:space="preserve">the log-logistic distribution is additionally a proportional-odds model.</w:t>
       </w:r>
     </w:p>
-    <w:bookmarkEnd w:id="34"/>
-    <w:bookmarkEnd w:id="35"/>
-    <w:bookmarkStart w:id="43" w:name="dataset-leukemia-treatments"/>
+    <w:bookmarkEnd w:id="39"/>
+    <w:bookmarkEnd w:id="40"/>
+    <w:bookmarkStart w:id="48" w:name="dataset-leukemia-treatments"/>
     <w:p>
       <w:pPr>
         <w:pStyle w:val="Heading2"/>
@@ -22993,7 +23208,7 @@
         <w:t xml:space="preserve">(anderson)</w:t>
       </w:r>
     </w:p>
-    <w:bookmarkStart w:id="36" w:name="cox-semi-parametric-model"/>
+    <w:bookmarkStart w:id="41" w:name="cox-semi-parametric-model"/>
     <w:p>
       <w:pPr>
         <w:pStyle w:val="Heading3"/>
@@ -23318,8 +23533,8 @@
         <w:t xml:space="preserve">for standard treatment relative to new treatment is positive, indicating that standard therapy is associated with a higher hazard of relapse (shorter remission duration).</w:t>
       </w:r>
     </w:p>
-    <w:bookmarkEnd w:id="36"/>
-    <w:bookmarkStart w:id="37" w:name="weibull-parametric-model"/>
+    <w:bookmarkEnd w:id="41"/>
+    <w:bookmarkStart w:id="42" w:name="weibull-parametric-model"/>
     <w:p>
       <w:pPr>
         <w:pStyle w:val="Heading3"/>
@@ -23889,8 +24104,8 @@
         <w:t xml:space="preserve">.</w:t>
       </w:r>
     </w:p>
-    <w:bookmarkEnd w:id="37"/>
-    <w:bookmarkStart w:id="38" w:name="exponential-parametric-model"/>
+    <w:bookmarkEnd w:id="42"/>
+    <w:bookmarkStart w:id="43" w:name="exponential-parametric-model"/>
     <w:p>
       <w:pPr>
         <w:pStyle w:val="Heading3"/>
@@ -24287,8 +24502,8 @@
         <w:t xml:space="preserve">, so the AFT coefficient is equal in magnitude and opposite in sign to the Cox proportional hazards coefficient.</w:t>
       </w:r>
     </w:p>
-    <w:bookmarkEnd w:id="38"/>
-    <w:bookmarkStart w:id="42" w:name="X17d47832817468ce7bfe052ef3569a8fbc40990"/>
+    <w:bookmarkEnd w:id="43"/>
+    <w:bookmarkStart w:id="47" w:name="X17d47832817468ce7bfe052ef3569a8fbc40990"/>
     <w:p>
       <w:pPr>
         <w:pStyle w:val="Heading3"/>
@@ -24555,18 +24770,18 @@
           <wp:inline>
             <wp:extent cx="4620126" cy="3696101"/>
             <wp:effectExtent b="0" l="0" r="0" t="0"/>
-            <wp:docPr descr="Complementary log-log survival curves by treatment group" title="" id="40" name="Picture"/>
+            <wp:docPr descr="Complementary log-log survival curves by treatment group" title="" id="45" name="Picture"/>
             <a:graphic>
               <a:graphicData uri="http://schemas.openxmlformats.org/drawingml/2006/picture">
                 <pic:pic>
                   <pic:nvPicPr>
-                    <pic:cNvPr descr="parametric-survival-models_files/figure-docx/unnamed-chunk-7-1.png" id="41" name="Picture"/>
+                    <pic:cNvPr descr="parametric-survival-models_files/figure-docx/unnamed-chunk-7-1.png" id="46" name="Picture"/>
                     <pic:cNvPicPr>
                       <a:picLocks noChangeArrowheads="1" noChangeAspect="1"/>
                     </pic:cNvPicPr>
                   </pic:nvPicPr>
                   <pic:blipFill>
-                    <a:blip r:embed="rId39"/>
+                    <a:blip r:embed="rId44"/>
                     <a:stretch>
                       <a:fillRect/>
                     </a:stretch>
@@ -24609,10 +24824,10 @@
         <w:t xml:space="preserve">If the complementary log-log curves are approximately linear and parallel across treatment groups, then a Weibull proportional hazards model is appropriate.</w:t>
       </w:r>
     </w:p>
-    <w:bookmarkEnd w:id="42"/>
-    <w:bookmarkEnd w:id="43"/>
-    <w:bookmarkEnd w:id="44"/>
-    <w:bookmarkStart w:id="50" w:name="X80644eccb1ff2ccaedca6367f2aaff59ae21cdf"/>
+    <w:bookmarkEnd w:id="47"/>
+    <w:bookmarkEnd w:id="48"/>
+    <w:bookmarkEnd w:id="49"/>
+    <w:bookmarkStart w:id="57" w:name="X80644eccb1ff2ccaedca6367f2aaff59ae21cdf"/>
     <w:p>
       <w:pPr>
         <w:pStyle w:val="Heading1"/>
@@ -24826,7 +25041,7 @@
       <w:r>
         <w:t xml:space="preserve"> </w:t>
       </w:r>
-      <w:hyperlink r:id="rId45">
+      <w:hyperlink r:id="rId50">
         <w:r>
           <w:rPr>
             <w:rStyle w:val="Hyperlink"/>
@@ -25307,8 +25522,8 @@
         <w:t xml:space="preserve">so it supports neither regression nor truncation.</w:t>
       </w:r>
     </w:p>
-    <w:bookmarkStart w:id="49" w:name="refs"/>
-    <w:bookmarkStart w:id="47" w:name="ref-fay2010exact"/>
+    <w:bookmarkStart w:id="56" w:name="refs"/>
+    <w:bookmarkStart w:id="52" w:name="ref-fay2010exact"/>
     <w:p>
       <w:pPr>
         <w:pStyle w:val="Bibliography"/>
@@ -25359,7 +25574,7 @@
       <w:r>
         <w:t xml:space="preserve"> </w:t>
       </w:r>
-      <w:hyperlink r:id="rId46">
+      <w:hyperlink r:id="rId51">
         <w:r>
           <w:rPr>
             <w:rStyle w:val="Hyperlink"/>
@@ -25371,8 +25586,8 @@
         <w:t xml:space="preserve">.</w:t>
       </w:r>
     </w:p>
-    <w:bookmarkEnd w:id="47"/>
-    <w:bookmarkStart w:id="48" w:name="ref-kalbfleisch2011statistical"/>
+    <w:bookmarkEnd w:id="52"/>
+    <w:bookmarkStart w:id="53" w:name="ref-kalbfleisch2011statistical"/>
     <w:p>
       <w:pPr>
         <w:pStyle w:val="Bibliography"/>
@@ -25394,9 +25609,88 @@
         <w:t xml:space="preserve">. John Wiley &amp; Sons.</w:t>
       </w:r>
     </w:p>
-    <w:bookmarkEnd w:id="48"/>
-    <w:bookmarkEnd w:id="49"/>
-    <w:bookmarkEnd w:id="50"/>
+    <w:bookmarkEnd w:id="53"/>
+    <w:bookmarkStart w:id="55" w:name="ref-rocke2021epi204"/>
+    <w:p>
+      <w:pPr>
+        <w:pStyle w:val="Bibliography"/>
+      </w:pPr>
+      <w:r>
+        <w:t xml:space="preserve">Rocke, David M. 2021.</w:t>
+      </w:r>
+      <w:r>
+        <w:t xml:space="preserve"> </w:t>
+      </w:r>
+      <w:r>
+        <w:rPr>
+          <w:i/>
+          <w:iCs/>
+        </w:rPr>
+        <w:t xml:space="preserve">Epi</w:t>
+      </w:r>
+      <w:r>
+        <w:rPr>
+          <w:i/>
+          <w:iCs/>
+        </w:rPr>
+        <w:t xml:space="preserve"> </w:t>
+      </w:r>
+      <w:r>
+        <w:rPr>
+          <w:i/>
+          <w:iCs/>
+        </w:rPr>
+        <w:t xml:space="preserve">204 Lecture Notes,</w:t>
+      </w:r>
+      <w:r>
+        <w:rPr>
+          <w:i/>
+          <w:iCs/>
+        </w:rPr>
+        <w:t xml:space="preserve"> </w:t>
+      </w:r>
+      <w:r>
+        <w:rPr>
+          <w:i/>
+          <w:iCs/>
+        </w:rPr>
+        <w:t xml:space="preserve">Spring</w:t>
+      </w:r>
+      <w:r>
+        <w:rPr>
+          <w:i/>
+          <w:iCs/>
+        </w:rPr>
+        <w:t xml:space="preserve"> </w:t>
+      </w:r>
+      <w:r>
+        <w:rPr>
+          <w:i/>
+          <w:iCs/>
+        </w:rPr>
+        <w:t xml:space="preserve">2021</w:t>
+      </w:r>
+      <w:r>
+        <w:t xml:space="preserve">. University of California, Davis.</w:t>
+      </w:r>
+      <w:r>
+        <w:t xml:space="preserve"> </w:t>
+      </w:r>
+      <w:hyperlink r:id="rId54">
+        <w:r>
+          <w:rPr>
+            <w:rStyle w:val="Hyperlink"/>
+          </w:rPr>
+          <w:t xml:space="preserve">https://dmrocke.ucdavis.edu/Class/EPI204-Spring-2021/EPI204-Spring-2021.html</w:t>
+        </w:r>
+      </w:hyperlink>
+      <w:r>
+        <w:t xml:space="preserve">.</w:t>
+      </w:r>
+    </w:p>
+    <w:bookmarkEnd w:id="55"/>
+    <w:bookmarkEnd w:id="56"/>
+    <w:bookmarkEnd w:id="57"/>
     <w:sectPr>
       <w:footnotePr>
         <w:numRestart w:val="eachSect"/>

--- a/chapters/parametric-survival-models-handout.docx
+++ b/chapters/parametric-survival-models-handout.docx
@@ -1300,7 +1300,7 @@
       </w:r>
     </w:p>
     <w:bookmarkEnd w:id="9"/>
-    <w:bookmarkStart w:id="84" w:name="parametric-survival-models"/>
+    <w:bookmarkStart w:id="86" w:name="parametric-survival-models"/>
     <w:p>
       <w:pPr>
         <w:pStyle w:val="Heading1"/>
@@ -20136,7 +20136,7 @@
       </w:r>
     </w:p>
     <w:bookmarkEnd w:id="58"/>
-    <w:bookmarkStart w:id="72" w:name="accelerated-failure-time"/>
+    <w:bookmarkStart w:id="74" w:name="accelerated-failure-time"/>
     <w:p>
       <w:pPr>
         <w:pStyle w:val="Heading2"/>
@@ -21288,7 +21288,7 @@
               <w:spacing w:before="16" w:after="64"/>
             </w:pPr>
           </w:p>
-          <w:bookmarkStart w:id="62" w:name="def-aft"/>
+          <w:bookmarkStart w:id="60" w:name="def-acceleration-factor"/>
           <w:p>
             <w:pPr>
               <w:pStyle w:val="BodyText"/>
@@ -21298,43 +21298,13 @@
                 <w:b/>
                 <w:bCs/>
               </w:rPr>
-              <w:t xml:space="preserve">Definition 2 (Accelerated failure time model)</w:t>
+              <w:t xml:space="preserve">Definition 2 (Acceleration factor)</w:t>
             </w:r>
             <w:r>
               <w:t xml:space="preserve"> </w:t>
             </w:r>
             <w:r>
-              <w:t xml:space="preserve">An</w:t>
-            </w:r>
-            <w:r>
-              <w:t xml:space="preserve"> </w:t>
-            </w:r>
-            <w:r>
-              <w:rPr>
-                <w:b/>
-                <w:bCs/>
-              </w:rPr>
-              <w:t xml:space="preserve">accelerated failure time (AFT) model</w:t>
-            </w:r>
-            <w:r>
-              <w:t xml:space="preserve"> </w:t>
-            </w:r>
-            <w:r>
-              <w:t xml:space="preserve">for an event time</w:t>
-            </w:r>
-            <w:r>
-              <w:t xml:space="preserve"> </w:t>
-            </w:r>
-            <m:oMath>
-              <m:r>
-                <m:t>T</m:t>
-              </m:r>
-            </m:oMath>
-            <w:r>
-              <w:t xml:space="preserve"> </w:t>
-            </w:r>
-            <w:r>
-              <w:t xml:space="preserve">with covariate vector</w:t>
+              <w:t xml:space="preserve">For a covariate vector</w:t>
             </w:r>
             <w:r>
               <w:t xml:space="preserve"> </w:t>
@@ -21355,14 +21325,1101 @@
               <w:t xml:space="preserve"> </w:t>
             </w:r>
             <w:r>
-              <w:t xml:space="preserve">assumes that</w:t>
+              <w:t xml:space="preserve">and coefficients</w:t>
+            </w:r>
+            <w:r>
+              <w:t xml:space="preserve"> </w:t>
+            </w:r>
+            <m:oMath>
+              <m:sSub>
+                <m:e>
+                  <m:r>
+                    <m:t>β</m:t>
+                  </m:r>
+                </m:e>
+                <m:sub>
+                  <m:r>
+                    <m:t>1</m:t>
+                  </m:r>
+                </m:sub>
+              </m:sSub>
+              <m:r>
+                <m:rPr>
+                  <m:sty m:val="p"/>
+                </m:rPr>
+                <m:t>,</m:t>
+              </m:r>
+              <m:r>
+                <m:rPr>
+                  <m:sty m:val="p"/>
+                </m:rPr>
+                <m:t>…</m:t>
+              </m:r>
+              <m:r>
+                <m:rPr>
+                  <m:sty m:val="p"/>
+                </m:rPr>
+                <m:t>,</m:t>
+              </m:r>
+              <m:sSub>
+                <m:e>
+                  <m:r>
+                    <m:t>β</m:t>
+                  </m:r>
+                </m:e>
+                <m:sub>
+                  <m:r>
+                    <m:t>p</m:t>
+                  </m:r>
+                </m:sub>
+              </m:sSub>
+            </m:oMath>
+            <w:r>
+              <w:t xml:space="preserve">,</w:t>
+            </w:r>
+            <w:r>
+              <w:t xml:space="preserve"> </w:t>
+            </w:r>
+            <w:r>
+              <w:t xml:space="preserve">let</w:t>
+            </w:r>
+            <w:r>
+              <w:t xml:space="preserve"> </w:t>
+            </w:r>
+            <m:oMath>
+              <m:r>
+                <m:t>η</m:t>
+              </m:r>
+              <m:r>
+                <m:rPr>
+                  <m:sty m:val="p"/>
+                </m:rPr>
+                <m:t>(</m:t>
+              </m:r>
+              <m:acc>
+                <m:accPr>
+                  <m:chr m:val="̃"/>
+                </m:accPr>
+                <m:e>
+                  <m:r>
+                    <m:t>x</m:t>
+                  </m:r>
+                </m:e>
+              </m:acc>
+              <m:r>
+                <m:rPr>
+                  <m:sty m:val="p"/>
+                </m:rPr>
+                <m:t>)</m:t>
+              </m:r>
+              <m:limUpp>
+                <m:e>
+                  <m:r>
+                    <m:rPr>
+                      <m:sty m:val="p"/>
+                    </m:rPr>
+                    <m:t>=</m:t>
+                  </m:r>
+                </m:e>
+                <m:lim>
+                  <m:r>
+                    <m:rPr>
+                      <m:nor/>
+                      <m:sty m:val="p"/>
+                    </m:rPr>
+                    <m:t>def</m:t>
+                  </m:r>
+                </m:lim>
+              </m:limUpp>
+              <m:sSub>
+                <m:e>
+                  <m:r>
+                    <m:t>β</m:t>
+                  </m:r>
+                </m:e>
+                <m:sub>
+                  <m:r>
+                    <m:t>1</m:t>
+                  </m:r>
+                </m:sub>
+              </m:sSub>
+              <m:sSub>
+                <m:e>
+                  <m:r>
+                    <m:t>x</m:t>
+                  </m:r>
+                </m:e>
+                <m:sub>
+                  <m:r>
+                    <m:t>1</m:t>
+                  </m:r>
+                </m:sub>
+              </m:sSub>
+              <m:r>
+                <m:rPr>
+                  <m:sty m:val="p"/>
+                </m:rPr>
+                <m:t>+</m:t>
+              </m:r>
+              <m:r>
+                <m:rPr>
+                  <m:sty m:val="p"/>
+                </m:rPr>
+                <m:t>…</m:t>
+              </m:r>
+              <m:r>
+                <m:rPr>
+                  <m:sty m:val="p"/>
+                </m:rPr>
+                <m:t>+</m:t>
+              </m:r>
+              <m:sSub>
+                <m:e>
+                  <m:r>
+                    <m:t>β</m:t>
+                  </m:r>
+                </m:e>
+                <m:sub>
+                  <m:r>
+                    <m:t>p</m:t>
+                  </m:r>
+                </m:sub>
+              </m:sSub>
+              <m:sSub>
+                <m:e>
+                  <m:r>
+                    <m:t>x</m:t>
+                  </m:r>
+                </m:e>
+                <m:sub>
+                  <m:r>
+                    <m:t>p</m:t>
+                  </m:r>
+                </m:sub>
+              </m:sSub>
+            </m:oMath>
+            <w:r>
+              <w:t xml:space="preserve">, with no intercept.</w:t>
+            </w:r>
+            <w:r>
+              <w:t xml:space="preserve"> </w:t>
+            </w:r>
+            <w:r>
+              <w:t xml:space="preserve">The</w:t>
+            </w:r>
+            <w:r>
+              <w:t xml:space="preserve"> </w:t>
+            </w:r>
+            <w:r>
+              <w:rPr>
+                <w:b/>
+                <w:bCs/>
+              </w:rPr>
+              <w:t xml:space="preserve">acceleration factor</w:t>
+            </w:r>
+            <w:r>
+              <w:t xml:space="preserve"> </w:t>
+            </w:r>
+            <w:r>
+              <w:t xml:space="preserve">is</w:t>
             </w:r>
           </w:p>
           <w:p>
             <w:pPr>
               <w:pStyle w:val="BodyText"/>
             </w:pPr>
-            <w:bookmarkStart w:id="60" w:name="eq-aft-surv"/>
+            <m:oMathPara>
+              <m:oMathParaPr>
+                <m:jc m:val="center"/>
+              </m:oMathParaPr>
+              <m:oMath>
+                <m:sSub>
+                  <m:e>
+                    <m:r>
+                      <m:t>θ</m:t>
+                    </m:r>
+                  </m:e>
+                  <m:sub>
+                    <m:r>
+                      <m:t>λ</m:t>
+                    </m:r>
+                  </m:sub>
+                </m:sSub>
+                <m:r>
+                  <m:rPr>
+                    <m:sty m:val="p"/>
+                  </m:rPr>
+                  <m:t>(</m:t>
+                </m:r>
+                <m:acc>
+                  <m:accPr>
+                    <m:chr m:val="̃"/>
+                  </m:accPr>
+                  <m:e>
+                    <m:r>
+                      <m:t>x</m:t>
+                    </m:r>
+                  </m:e>
+                </m:acc>
+                <m:r>
+                  <m:rPr>
+                    <m:sty m:val="p"/>
+                  </m:rPr>
+                  <m:t>)</m:t>
+                </m:r>
+                <m:limUpp>
+                  <m:e>
+                    <m:r>
+                      <m:rPr>
+                        <m:sty m:val="p"/>
+                      </m:rPr>
+                      <m:t>=</m:t>
+                    </m:r>
+                  </m:e>
+                  <m:lim>
+                    <m:r>
+                      <m:rPr>
+                        <m:nor/>
+                        <m:sty m:val="p"/>
+                      </m:rPr>
+                      <m:t>def</m:t>
+                    </m:r>
+                  </m:lim>
+                </m:limUpp>
+                <m:r>
+                  <m:rPr>
+                    <m:sty m:val="p"/>
+                  </m:rPr>
+                  <m:t>exp</m:t>
+                </m:r>
+                <m:r>
+                  <m:t>​</m:t>
+                </m:r>
+                <m:d>
+                  <m:dPr>
+                    <m:begChr m:val="{"/>
+                    <m:sepChr m:val=""/>
+                    <m:endChr m:val="}"/>
+                    <m:grow/>
+                  </m:dPr>
+                  <m:e>
+                    <m:r>
+                      <m:t>η</m:t>
+                    </m:r>
+                    <m:r>
+                      <m:rPr>
+                        <m:sty m:val="p"/>
+                      </m:rPr>
+                      <m:t>(</m:t>
+                    </m:r>
+                    <m:acc>
+                      <m:accPr>
+                        <m:chr m:val="̃"/>
+                      </m:accPr>
+                      <m:e>
+                        <m:r>
+                          <m:t>x</m:t>
+                        </m:r>
+                      </m:e>
+                    </m:acc>
+                    <m:r>
+                      <m:rPr>
+                        <m:sty m:val="p"/>
+                      </m:rPr>
+                      <m:t>)</m:t>
+                    </m:r>
+                  </m:e>
+                </m:d>
+                <m:r>
+                  <m:t>​</m:t>
+                </m:r>
+                <m:r>
+                  <m:rPr>
+                    <m:sty m:val="p"/>
+                  </m:rPr>
+                  <m:t>.</m:t>
+                </m:r>
+              </m:oMath>
+            </m:oMathPara>
+          </w:p>
+          <w:bookmarkEnd w:id="60"/>
+        </w:tc>
+      </w:tr>
+    </w:tbl>
+    <w:tbl>
+      <w:tblPr>
+        <w:tblStyle w:val="Table"/>
+        <w:tblLook w:firstRow="0" w:lastRow="0" w:firstColumn="0" w:lastColumn="0" w:noHBand="0" w:noVBand="0" w:val="0000"/>
+        <w:tblBorders>
+          <w:top w:val="single" w:sz="4" w:space="0" w:color="909090"/>
+          <w:left w:val="single" w:sz="24" w:space="0" w:color="909090"/>
+          <w:bottom w:val="single" w:sz="4" w:space="0" w:color="909090"/>
+          <w:right w:val="single" w:sz="4" w:space="0" w:color="909090"/>
+        </w:tblBorders>
+        <w:tblCellMar>
+          <w:left w:w="144" w:type="dxa"/>
+          <w:right w:w="144" w:type="dxa"/>
+        </w:tblCellMar>
+        <w:tblLook w:firstRow="0" w:lastRow="0" w:firstColumn="0" w:lastColumn="0" w:noHBand="0" w:noVBand="0" w:val="0000"/>
+      </w:tblPr>
+      <w:tr>
+        <w:trPr>
+          <w:cantSplit/>
+        </w:trPr>
+        <w:tc>
+          <w:tcPr>
+            <w:shd w:color="auto" w:fill="e6e6e6" w:val="clear"/>
+            <w:tcMar>
+              <w:top w:w="92" w:type="dxa"/>
+              <w:bottom w:w="92" w:type="dxa"/>
+            </w:tcMar>
+          </w:tcPr>
+          <w:p>
+            <w:pPr>
+              <w:pStyle w:val="FirstParagraph"/>
+            </w:pPr>
+            <w:pPr>
+              <w:spacing w:before="16" w:after="16"/>
+            </w:pPr>
+            <w:r>
+              <w:t xml:space="preserve">Exm</w:t>
+            </w:r>
+          </w:p>
+        </w:tc>
+      </w:tr>
+      <w:tr>
+        <w:trPr>
+          <w:cantSplit/>
+        </w:trPr>
+        <w:tc>
+          <w:tcPr>
+            <w:tcMar>
+              <w:top w:w="108" w:type="dxa"/>
+              <w:bottom w:w="108" w:type="dxa"/>
+            </w:tcMar>
+          </w:tcPr>
+          <w:bookmarkStart w:id="61" w:name="exm-acceleration-factor"/>
+          <w:p>
+            <w:pPr>
+              <w:pStyle w:val="BodyText"/>
+            </w:pPr>
+            <w:r>
+              <w:rPr>
+                <w:b/>
+                <w:bCs/>
+              </w:rPr>
+              <w:t xml:space="preserve">Example 5 (Computing an acceleration factor)</w:t>
+            </w:r>
+            <w:r>
+              <w:t xml:space="preserve"> </w:t>
+            </w:r>
+            <w:r>
+              <w:t xml:space="preserve">Suppose there is one covariate, with coefficient</w:t>
+            </w:r>
+            <w:r>
+              <w:t xml:space="preserve"> </w:t>
+            </w:r>
+            <m:oMath>
+              <m:sSub>
+                <m:e>
+                  <m:r>
+                    <m:t>β</m:t>
+                  </m:r>
+                </m:e>
+                <m:sub>
+                  <m:r>
+                    <m:t>1</m:t>
+                  </m:r>
+                </m:sub>
+              </m:sSub>
+              <m:r>
+                <m:rPr>
+                  <m:sty m:val="p"/>
+                </m:rPr>
+                <m:t>=</m:t>
+              </m:r>
+              <m:r>
+                <m:rPr>
+                  <m:sty m:val="p"/>
+                </m:rPr>
+                <m:t>log</m:t>
+              </m:r>
+              <m:r>
+                <m:t>​</m:t>
+              </m:r>
+              <m:d>
+                <m:dPr>
+                  <m:begChr m:val="{"/>
+                  <m:sepChr m:val=""/>
+                  <m:endChr m:val="}"/>
+                  <m:grow/>
+                </m:dPr>
+                <m:e>
+                  <m:r>
+                    <m:t>2</m:t>
+                  </m:r>
+                </m:e>
+              </m:d>
+              <m:r>
+                <m:t>​</m:t>
+              </m:r>
+            </m:oMath>
+            <w:r>
+              <w:t xml:space="preserve">,</w:t>
+            </w:r>
+            <w:r>
+              <w:t xml:space="preserve"> </w:t>
+            </w:r>
+            <w:r>
+              <w:t xml:space="preserve">and a subject has</w:t>
+            </w:r>
+            <w:r>
+              <w:t xml:space="preserve"> </w:t>
+            </w:r>
+            <m:oMath>
+              <m:sSub>
+                <m:e>
+                  <m:r>
+                    <m:t>x</m:t>
+                  </m:r>
+                </m:e>
+                <m:sub>
+                  <m:r>
+                    <m:t>1</m:t>
+                  </m:r>
+                </m:sub>
+              </m:sSub>
+              <m:r>
+                <m:rPr>
+                  <m:sty m:val="p"/>
+                </m:rPr>
+                <m:t>=</m:t>
+              </m:r>
+              <m:r>
+                <m:t>2</m:t>
+              </m:r>
+            </m:oMath>
+            <w:r>
+              <w:t xml:space="preserve">.</w:t>
+            </w:r>
+            <w:r>
+              <w:t xml:space="preserve"> </w:t>
+            </w:r>
+            <w:r>
+              <w:t xml:space="preserve">Then:</w:t>
+            </w:r>
+          </w:p>
+          <w:p>
+            <w:pPr>
+              <w:pStyle w:val="BodyText"/>
+            </w:pPr>
+            <m:oMathPara>
+              <m:oMathParaPr>
+                <m:jc m:val="center"/>
+              </m:oMathParaPr>
+              <m:oMath>
+                <m:eqArr>
+                  <m:e>
+                    <m:sSub>
+                      <m:e>
+                        <m:r>
+                          <m:t>θ</m:t>
+                        </m:r>
+                      </m:e>
+                      <m:sub>
+                        <m:r>
+                          <m:t>λ</m:t>
+                        </m:r>
+                      </m:sub>
+                    </m:sSub>
+                    <m:r>
+                      <m:rPr>
+                        <m:sty m:val="p"/>
+                      </m:rPr>
+                      <m:t>(</m:t>
+                    </m:r>
+                    <m:acc>
+                      <m:accPr>
+                        <m:chr m:val="̃"/>
+                      </m:accPr>
+                      <m:e>
+                        <m:r>
+                          <m:t>x</m:t>
+                        </m:r>
+                      </m:e>
+                    </m:acc>
+                    <m:r>
+                      <m:rPr>
+                        <m:sty m:val="p"/>
+                      </m:rPr>
+                      <m:t>)</m:t>
+                    </m:r>
+                    <m:r>
+                      <m:t>&amp;</m:t>
+                    </m:r>
+                    <m:r>
+                      <m:rPr>
+                        <m:sty m:val="p"/>
+                      </m:rPr>
+                      <m:t>=</m:t>
+                    </m:r>
+                    <m:r>
+                      <m:rPr>
+                        <m:sty m:val="p"/>
+                      </m:rPr>
+                      <m:t>exp</m:t>
+                    </m:r>
+                    <m:r>
+                      <m:t>​</m:t>
+                    </m:r>
+                    <m:d>
+                      <m:dPr>
+                        <m:begChr m:val="{"/>
+                        <m:sepChr m:val=""/>
+                        <m:endChr m:val="}"/>
+                        <m:grow/>
+                      </m:dPr>
+                      <m:e>
+                        <m:r>
+                          <m:t>η</m:t>
+                        </m:r>
+                        <m:r>
+                          <m:rPr>
+                            <m:sty m:val="p"/>
+                          </m:rPr>
+                          <m:t>(</m:t>
+                        </m:r>
+                        <m:acc>
+                          <m:accPr>
+                            <m:chr m:val="̃"/>
+                          </m:accPr>
+                          <m:e>
+                            <m:r>
+                              <m:t>x</m:t>
+                            </m:r>
+                          </m:e>
+                        </m:acc>
+                        <m:r>
+                          <m:rPr>
+                            <m:sty m:val="p"/>
+                          </m:rPr>
+                          <m:t>)</m:t>
+                        </m:r>
+                      </m:e>
+                    </m:d>
+                    <m:r>
+                      <m:t>​</m:t>
+                    </m:r>
+                    <m:r>
+                      <m:t>&amp;</m:t>
+                    </m:r>
+                    <m:r>
+                      <m:t>&amp;</m:t>
+                    </m:r>
+                    <m:r>
+                      <m:rPr>
+                        <m:nor/>
+                        <m:sty m:val="p"/>
+                      </m:rPr>
+                      <m:t>(definition of the acceleration factor)</m:t>
+                    </m:r>
+                  </m:e>
+                  <m:e>
+                    <m:r>
+                      <m:t>&amp;</m:t>
+                    </m:r>
+                    <m:r>
+                      <m:rPr>
+                        <m:sty m:val="p"/>
+                      </m:rPr>
+                      <m:t>=</m:t>
+                    </m:r>
+                    <m:r>
+                      <m:rPr>
+                        <m:sty m:val="p"/>
+                      </m:rPr>
+                      <m:t>exp</m:t>
+                    </m:r>
+                    <m:r>
+                      <m:t>​</m:t>
+                    </m:r>
+                    <m:d>
+                      <m:dPr>
+                        <m:begChr m:val="{"/>
+                        <m:sepChr m:val=""/>
+                        <m:endChr m:val="}"/>
+                        <m:grow/>
+                      </m:dPr>
+                      <m:e>
+                        <m:sSub>
+                          <m:e>
+                            <m:r>
+                              <m:t>β</m:t>
+                            </m:r>
+                          </m:e>
+                          <m:sub>
+                            <m:r>
+                              <m:t>1</m:t>
+                            </m:r>
+                          </m:sub>
+                        </m:sSub>
+                        <m:sSub>
+                          <m:e>
+                            <m:r>
+                              <m:t>x</m:t>
+                            </m:r>
+                          </m:e>
+                          <m:sub>
+                            <m:r>
+                              <m:t>1</m:t>
+                            </m:r>
+                          </m:sub>
+                        </m:sSub>
+                      </m:e>
+                    </m:d>
+                    <m:r>
+                      <m:t>​</m:t>
+                    </m:r>
+                    <m:r>
+                      <m:t>&amp;</m:t>
+                    </m:r>
+                    <m:r>
+                      <m:t>&amp;</m:t>
+                    </m:r>
+                    <m:r>
+                      <m:rPr>
+                        <m:nor/>
+                        <m:sty m:val="p"/>
+                      </m:rPr>
+                      <m:t>(one covariate, no intercept)</m:t>
+                    </m:r>
+                  </m:e>
+                  <m:e>
+                    <m:r>
+                      <m:t>&amp;</m:t>
+                    </m:r>
+                    <m:r>
+                      <m:rPr>
+                        <m:sty m:val="p"/>
+                      </m:rPr>
+                      <m:t>=</m:t>
+                    </m:r>
+                    <m:r>
+                      <m:rPr>
+                        <m:sty m:val="p"/>
+                      </m:rPr>
+                      <m:t>exp</m:t>
+                    </m:r>
+                    <m:r>
+                      <m:t>​</m:t>
+                    </m:r>
+                    <m:d>
+                      <m:dPr>
+                        <m:begChr m:val="{"/>
+                        <m:sepChr m:val=""/>
+                        <m:endChr m:val="}"/>
+                        <m:grow/>
+                      </m:dPr>
+                      <m:e>
+                        <m:r>
+                          <m:t>2</m:t>
+                        </m:r>
+                        <m:r>
+                          <m:rPr>
+                            <m:sty m:val="p"/>
+                          </m:rPr>
+                          <m:t>log</m:t>
+                        </m:r>
+                        <m:r>
+                          <m:t>​</m:t>
+                        </m:r>
+                        <m:d>
+                          <m:dPr>
+                            <m:begChr m:val="{"/>
+                            <m:sepChr m:val=""/>
+                            <m:endChr m:val="}"/>
+                            <m:grow/>
+                          </m:dPr>
+                          <m:e>
+                            <m:r>
+                              <m:t>2</m:t>
+                            </m:r>
+                          </m:e>
+                        </m:d>
+                        <m:r>
+                          <m:t>​</m:t>
+                        </m:r>
+                      </m:e>
+                    </m:d>
+                    <m:r>
+                      <m:t>​</m:t>
+                    </m:r>
+                    <m:r>
+                      <m:t>&amp;</m:t>
+                    </m:r>
+                    <m:r>
+                      <m:t>&amp;</m:t>
+                    </m:r>
+                    <m:r>
+                      <m:rPr>
+                        <m:nor/>
+                        <m:sty m:val="p"/>
+                      </m:rPr>
+                      <m:t>(substitute </m:t>
+                    </m:r>
+                    <m:sSub>
+                      <m:e>
+                        <m:r>
+                          <m:t>β</m:t>
+                        </m:r>
+                      </m:e>
+                      <m:sub>
+                        <m:r>
+                          <m:t>1</m:t>
+                        </m:r>
+                      </m:sub>
+                    </m:sSub>
+                    <m:r>
+                      <m:rPr>
+                        <m:sty m:val="p"/>
+                      </m:rPr>
+                      <m:t>=</m:t>
+                    </m:r>
+                    <m:r>
+                      <m:rPr>
+                        <m:sty m:val="p"/>
+                      </m:rPr>
+                      <m:t>log</m:t>
+                    </m:r>
+                    <m:r>
+                      <m:t>​</m:t>
+                    </m:r>
+                    <m:d>
+                      <m:dPr>
+                        <m:begChr m:val="{"/>
+                        <m:sepChr m:val=""/>
+                        <m:endChr m:val="}"/>
+                        <m:grow/>
+                      </m:dPr>
+                      <m:e>
+                        <m:r>
+                          <m:t>2</m:t>
+                        </m:r>
+                      </m:e>
+                    </m:d>
+                    <m:r>
+                      <m:t>​</m:t>
+                    </m:r>
+                    <m:r>
+                      <m:rPr>
+                        <m:nor/>
+                        <m:sty m:val="p"/>
+                      </m:rPr>
+                      <m:t> and </m:t>
+                    </m:r>
+                    <m:sSub>
+                      <m:e>
+                        <m:r>
+                          <m:t>x</m:t>
+                        </m:r>
+                      </m:e>
+                      <m:sub>
+                        <m:r>
+                          <m:t>1</m:t>
+                        </m:r>
+                      </m:sub>
+                    </m:sSub>
+                    <m:r>
+                      <m:rPr>
+                        <m:sty m:val="p"/>
+                      </m:rPr>
+                      <m:t>=</m:t>
+                    </m:r>
+                    <m:r>
+                      <m:t>2</m:t>
+                    </m:r>
+                    <m:r>
+                      <m:rPr>
+                        <m:nor/>
+                        <m:sty m:val="p"/>
+                      </m:rPr>
+                      <m:t>)</m:t>
+                    </m:r>
+                  </m:e>
+                  <m:e>
+                    <m:r>
+                      <m:t>&amp;</m:t>
+                    </m:r>
+                    <m:r>
+                      <m:rPr>
+                        <m:sty m:val="p"/>
+                      </m:rPr>
+                      <m:t>=</m:t>
+                    </m:r>
+                    <m:r>
+                      <m:t>4</m:t>
+                    </m:r>
+                    <m:r>
+                      <m:t>&amp;</m:t>
+                    </m:r>
+                    <m:r>
+                      <m:t>&amp;</m:t>
+                    </m:r>
+                    <m:r>
+                      <m:rPr>
+                        <m:nor/>
+                        <m:sty m:val="p"/>
+                      </m:rPr>
+                      <m:t>(</m:t>
+                    </m:r>
+                    <m:r>
+                      <m:rPr>
+                        <m:sty m:val="p"/>
+                      </m:rPr>
+                      <m:t>exp</m:t>
+                    </m:r>
+                    <m:r>
+                      <m:t>​</m:t>
+                    </m:r>
+                    <m:d>
+                      <m:dPr>
+                        <m:begChr m:val="{"/>
+                        <m:sepChr m:val=""/>
+                        <m:endChr m:val="}"/>
+                        <m:grow/>
+                      </m:dPr>
+                      <m:e>
+                        <m:r>
+                          <m:rPr>
+                            <m:sty m:val="p"/>
+                          </m:rPr>
+                          <m:t>log</m:t>
+                        </m:r>
+                        <m:r>
+                          <m:t>​</m:t>
+                        </m:r>
+                        <m:d>
+                          <m:dPr>
+                            <m:begChr m:val="{"/>
+                            <m:sepChr m:val=""/>
+                            <m:endChr m:val="}"/>
+                            <m:grow/>
+                          </m:dPr>
+                          <m:e>
+                            <m:r>
+                              <m:t>a</m:t>
+                            </m:r>
+                          </m:e>
+                        </m:d>
+                        <m:r>
+                          <m:t>​</m:t>
+                        </m:r>
+                      </m:e>
+                    </m:d>
+                    <m:r>
+                      <m:t>​</m:t>
+                    </m:r>
+                    <m:r>
+                      <m:rPr>
+                        <m:sty m:val="p"/>
+                      </m:rPr>
+                      <m:t>=</m:t>
+                    </m:r>
+                    <m:r>
+                      <m:t>a</m:t>
+                    </m:r>
+                    <m:r>
+                      <m:rPr>
+                        <m:nor/>
+                        <m:sty m:val="p"/>
+                      </m:rPr>
+                      <m:t>, and </m:t>
+                    </m:r>
+                    <m:r>
+                      <m:t>2</m:t>
+                    </m:r>
+                    <m:r>
+                      <m:rPr>
+                        <m:sty m:val="p"/>
+                      </m:rPr>
+                      <m:t>log</m:t>
+                    </m:r>
+                    <m:r>
+                      <m:t>​</m:t>
+                    </m:r>
+                    <m:d>
+                      <m:dPr>
+                        <m:begChr m:val="{"/>
+                        <m:sepChr m:val=""/>
+                        <m:endChr m:val="}"/>
+                        <m:grow/>
+                      </m:dPr>
+                      <m:e>
+                        <m:r>
+                          <m:t>2</m:t>
+                        </m:r>
+                      </m:e>
+                    </m:d>
+                    <m:r>
+                      <m:t>​</m:t>
+                    </m:r>
+                    <m:r>
+                      <m:rPr>
+                        <m:sty m:val="p"/>
+                      </m:rPr>
+                      <m:t>=</m:t>
+                    </m:r>
+                    <m:r>
+                      <m:rPr>
+                        <m:sty m:val="p"/>
+                      </m:rPr>
+                      <m:t>log</m:t>
+                    </m:r>
+                    <m:r>
+                      <m:t>​</m:t>
+                    </m:r>
+                    <m:d>
+                      <m:dPr>
+                        <m:begChr m:val="{"/>
+                        <m:sepChr m:val=""/>
+                        <m:endChr m:val="}"/>
+                        <m:grow/>
+                      </m:dPr>
+                      <m:e>
+                        <m:r>
+                          <m:t>4</m:t>
+                        </m:r>
+                      </m:e>
+                    </m:d>
+                    <m:r>
+                      <m:t>​</m:t>
+                    </m:r>
+                    <m:r>
+                      <m:rPr>
+                        <m:nor/>
+                        <m:sty m:val="p"/>
+                      </m:rPr>
+                      <m:t>)</m:t>
+                    </m:r>
+                  </m:e>
+                </m:eqArr>
+              </m:oMath>
+            </m:oMathPara>
+          </w:p>
+          <w:bookmarkEnd w:id="61"/>
+          <w:p/>
+        </w:tc>
+      </w:tr>
+    </w:tbl>
+    <w:tbl>
+      <w:tblPr>
+        <w:tblStyle w:val="Table"/>
+        <w:tblInd w:w="164" w:type="dxa"/>
+        <w:tblBorders>
+          <w:left w:val="single" w:sz="24" w:space="0" w:color="909090"/>
+        </w:tblBorders>
+        <w:tblCellMar>
+          <w:left w:w="0" w:type="dxa"/>
+          <w:right w:w="0" w:type="dxa"/>
+        </w:tblCellMar>
+        <w:tblLook w:firstRow="0" w:lastRow="0" w:firstColumn="0" w:lastColumn="0" w:noHBand="0" w:noVBand="0" w:val="0000"/>
+      </w:tblPr>
+      <w:tblGrid>
+        <w:gridCol w:w="7920"/>
+      </w:tblGrid>
+      <w:tr>
+        <w:trPr>
+          <w:cantSplit/>
+        </w:trPr>
+        <w:tc>
+          <w:tcPr>
+            <w:tcMar>
+              <w:left w:w="144" w:type="dxa"/>
+            </w:tcMar>
+          </w:tcPr>
+          <w:p>
+            <w:pPr>
+              <w:pStyle w:val="FirstParagraph"/>
+            </w:pPr>
+            <w:pPr>
+              <w:spacing w:before="16" w:after="64"/>
+            </w:pPr>
+          </w:p>
+          <w:bookmarkStart w:id="64" w:name="def-aft"/>
+          <w:p>
+            <w:pPr>
+              <w:pStyle w:val="BodyText"/>
+            </w:pPr>
+            <w:r>
+              <w:rPr>
+                <w:b/>
+                <w:bCs/>
+              </w:rPr>
+              <w:t xml:space="preserve">Definition 3 (Accelerated failure time model)</w:t>
+            </w:r>
+            <w:r>
+              <w:t xml:space="preserve"> </w:t>
+            </w:r>
+            <w:r>
+              <w:t xml:space="preserve">An</w:t>
+            </w:r>
+            <w:r>
+              <w:t xml:space="preserve"> </w:t>
+            </w:r>
+            <w:r>
+              <w:rPr>
+                <w:b/>
+                <w:bCs/>
+              </w:rPr>
+              <w:t xml:space="preserve">accelerated failure time (AFT) model</w:t>
+            </w:r>
+            <w:r>
+              <w:t xml:space="preserve"> </w:t>
+            </w:r>
+            <w:r>
+              <w:t xml:space="preserve">for an event time</w:t>
+            </w:r>
+            <w:r>
+              <w:t xml:space="preserve"> </w:t>
+            </w:r>
+            <m:oMath>
+              <m:r>
+                <m:t>T</m:t>
+              </m:r>
+            </m:oMath>
+            <w:r>
+              <w:t xml:space="preserve"> </w:t>
+            </w:r>
+            <w:r>
+              <w:t xml:space="preserve">with covariate vector</w:t>
+            </w:r>
+            <w:r>
+              <w:t xml:space="preserve"> </w:t>
+            </w:r>
+            <m:oMath>
+              <m:acc>
+                <m:accPr>
+                  <m:chr m:val="̃"/>
+                </m:accPr>
+                <m:e>
+                  <m:r>
+                    <m:t>x</m:t>
+                  </m:r>
+                </m:e>
+              </m:acc>
+            </m:oMath>
+            <w:r>
+              <w:t xml:space="preserve"> </w:t>
+            </w:r>
+            <w:r>
+              <w:t xml:space="preserve">assumes that</w:t>
+            </w:r>
+          </w:p>
+          <w:p>
+            <w:pPr>
+              <w:pStyle w:val="BodyText"/>
+            </w:pPr>
+            <w:bookmarkStart w:id="62" w:name="eq-aft-surv"/>
             <m:oMathPara>
               <m:oMathParaPr>
                 <m:jc m:val="center"/>
@@ -21518,7 +22575,7 @@
                 </m:r>
               </m:oMath>
             </m:oMathPara>
-            <w:bookmarkEnd w:id="60"/>
+            <w:bookmarkEnd w:id="62"/>
           </w:p>
           <w:p>
             <w:pPr>
@@ -21658,7 +22715,7 @@
             <w:r>
               <w:t xml:space="preserve"> </w:t>
             </w:r>
-            <w:hyperlink r:id="rId61">
+            <w:hyperlink r:id="rId63">
               <w:r>
                 <w:rPr>
                   <w:rStyle w:val="Hyperlink"/>
@@ -21667,7 +22724,7 @@
               </w:r>
             </w:hyperlink>
             <w:r>
-              <w:t xml:space="preserve">,</w:t>
+              <w:t xml:space="preserve">, and</w:t>
             </w:r>
           </w:p>
           <w:p>
@@ -21713,218 +22770,26 @@
                 </m:rPr>
                 <m:t>)</m:t>
               </m:r>
-              <m:limUpp>
-                <m:e>
-                  <m:r>
-                    <m:rPr>
-                      <m:sty m:val="p"/>
-                    </m:rPr>
-                    <m:t>=</m:t>
-                  </m:r>
-                </m:e>
-                <m:lim>
-                  <m:r>
-                    <m:rPr>
-                      <m:nor/>
-                      <m:sty m:val="p"/>
-                    </m:rPr>
-                    <m:t>def</m:t>
-                  </m:r>
-                </m:lim>
-              </m:limUpp>
-              <m:r>
-                <m:rPr>
-                  <m:sty m:val="p"/>
-                </m:rPr>
-                <m:t>exp</m:t>
-              </m:r>
-              <m:r>
-                <m:t>​</m:t>
-              </m:r>
-              <m:d>
-                <m:dPr>
-                  <m:begChr m:val="{"/>
-                  <m:sepChr m:val=""/>
-                  <m:endChr m:val="}"/>
-                  <m:grow/>
-                </m:dPr>
-                <m:e>
-                  <m:r>
-                    <m:t>η</m:t>
-                  </m:r>
-                  <m:r>
-                    <m:rPr>
-                      <m:sty m:val="p"/>
-                    </m:rPr>
-                    <m:t>(</m:t>
-                  </m:r>
-                  <m:acc>
-                    <m:accPr>
-                      <m:chr m:val="̃"/>
-                    </m:accPr>
-                    <m:e>
-                      <m:r>
-                        <m:t>x</m:t>
-                      </m:r>
-                    </m:e>
-                  </m:acc>
-                  <m:r>
-                    <m:rPr>
-                      <m:sty m:val="p"/>
-                    </m:rPr>
-                    <m:t>)</m:t>
-                  </m:r>
-                </m:e>
-              </m:d>
-              <m:r>
-                <m:t>​</m:t>
-              </m:r>
             </m:oMath>
             <w:r>
               <w:t xml:space="preserve"> </w:t>
             </w:r>
             <w:r>
-              <w:t xml:space="preserve">is the</w:t>
-            </w:r>
-            <w:r>
-              <w:t xml:space="preserve"> </w:t>
-            </w:r>
-            <w:r>
-              <w:rPr>
-                <w:b/>
-                <w:bCs/>
-              </w:rPr>
-              <w:t xml:space="preserve">acceleration factor</w:t>
-            </w:r>
-            <w:r>
-              <w:t xml:space="preserve">, and</w:t>
+              <w:t xml:space="preserve">is the acceleration factor (</w:t>
+            </w:r>
+            <w:hyperlink w:anchor="def-acceleration-factor">
+              <w:r>
+                <w:rPr>
+                  <w:rStyle w:val="Hyperlink"/>
+                </w:rPr>
+                <w:t xml:space="preserve">Definition 2</w:t>
+              </w:r>
+            </w:hyperlink>
+            <w:r>
+              <w:t xml:space="preserve">).</w:t>
             </w:r>
           </w:p>
-          <w:p>
-            <w:pPr>
-              <w:pStyle w:val="Compact"/>
-              <w:numPr>
-                <w:ilvl w:val="0"/>
-                <w:numId w:val="1007"/>
-              </w:numPr>
-            </w:pPr>
-            <m:oMath>
-              <m:r>
-                <m:t>η</m:t>
-              </m:r>
-              <m:r>
-                <m:rPr>
-                  <m:sty m:val="p"/>
-                </m:rPr>
-                <m:t>(</m:t>
-              </m:r>
-              <m:acc>
-                <m:accPr>
-                  <m:chr m:val="̃"/>
-                </m:accPr>
-                <m:e>
-                  <m:r>
-                    <m:t>x</m:t>
-                  </m:r>
-                </m:e>
-              </m:acc>
-              <m:r>
-                <m:rPr>
-                  <m:sty m:val="p"/>
-                </m:rPr>
-                <m:t>)</m:t>
-              </m:r>
-              <m:limUpp>
-                <m:e>
-                  <m:r>
-                    <m:rPr>
-                      <m:sty m:val="p"/>
-                    </m:rPr>
-                    <m:t>=</m:t>
-                  </m:r>
-                </m:e>
-                <m:lim>
-                  <m:r>
-                    <m:rPr>
-                      <m:nor/>
-                      <m:sty m:val="p"/>
-                    </m:rPr>
-                    <m:t>def</m:t>
-                  </m:r>
-                </m:lim>
-              </m:limUpp>
-              <m:sSub>
-                <m:e>
-                  <m:r>
-                    <m:t>β</m:t>
-                  </m:r>
-                </m:e>
-                <m:sub>
-                  <m:r>
-                    <m:t>1</m:t>
-                  </m:r>
-                </m:sub>
-              </m:sSub>
-              <m:sSub>
-                <m:e>
-                  <m:r>
-                    <m:t>x</m:t>
-                  </m:r>
-                </m:e>
-                <m:sub>
-                  <m:r>
-                    <m:t>1</m:t>
-                  </m:r>
-                </m:sub>
-              </m:sSub>
-              <m:r>
-                <m:rPr>
-                  <m:sty m:val="p"/>
-                </m:rPr>
-                <m:t>+</m:t>
-              </m:r>
-              <m:r>
-                <m:rPr>
-                  <m:sty m:val="p"/>
-                </m:rPr>
-                <m:t>…</m:t>
-              </m:r>
-              <m:r>
-                <m:rPr>
-                  <m:sty m:val="p"/>
-                </m:rPr>
-                <m:t>+</m:t>
-              </m:r>
-              <m:sSub>
-                <m:e>
-                  <m:r>
-                    <m:t>β</m:t>
-                  </m:r>
-                </m:e>
-                <m:sub>
-                  <m:r>
-                    <m:t>p</m:t>
-                  </m:r>
-                </m:sub>
-              </m:sSub>
-              <m:sSub>
-                <m:e>
-                  <m:r>
-                    <m:t>x</m:t>
-                  </m:r>
-                </m:e>
-                <m:sub>
-                  <m:r>
-                    <m:t>p</m:t>
-                  </m:r>
-                </m:sub>
-              </m:sSub>
-            </m:oMath>
-            <w:r>
-              <w:t xml:space="preserve">, with no intercept.</w:t>
-            </w:r>
-          </w:p>
-          <w:bookmarkEnd w:id="62"/>
+          <w:bookmarkEnd w:id="64"/>
         </w:tc>
       </w:tr>
     </w:tbl>
@@ -22135,7 +23000,7 @@
               <w:bottom w:w="108" w:type="dxa"/>
             </w:tcMar>
           </w:tcPr>
-          <w:bookmarkStart w:id="63" w:name="exm-aft"/>
+          <w:bookmarkStart w:id="65" w:name="exm-aft"/>
           <w:p>
             <w:pPr>
               <w:pStyle w:val="BodyText"/>
@@ -22145,7 +23010,7 @@
                 <w:b/>
                 <w:bCs/>
               </w:rPr>
-              <w:t xml:space="preserve">Example 5 (An acceleration factor of 4)</w:t>
+              <w:t xml:space="preserve">Example 6 (An acceleration factor of 4)</w:t>
             </w:r>
             <w:r>
               <w:t xml:space="preserve"> </w:t>
@@ -22781,7 +23646,7 @@
               <w:t xml:space="preserve">that a baseline subject has of lasting 40 weeks.</w:t>
             </w:r>
           </w:p>
-          <w:bookmarkEnd w:id="63"/>
+          <w:bookmarkEnd w:id="65"/>
           <w:p/>
         </w:tc>
       </w:tr>
@@ -22820,7 +23685,7 @@
               <w:spacing w:before="16" w:after="64"/>
             </w:pPr>
           </w:p>
-          <w:bookmarkStart w:id="64" w:name="thm-aft-quantiles"/>
+          <w:bookmarkStart w:id="66" w:name="thm-aft-quantiles"/>
           <w:p>
             <w:pPr>
               <w:pStyle w:val="BodyText"/>
@@ -22843,7 +23708,7 @@
                 <w:rPr>
                   <w:rStyle w:val="Hyperlink"/>
                 </w:rPr>
-                <w:t xml:space="preserve">Definition 2</w:t>
+                <w:t xml:space="preserve">Definition 3</w:t>
               </w:r>
             </w:hyperlink>
             <w:r>
@@ -23151,7 +24016,7 @@
               </m:oMath>
             </m:oMathPara>
           </w:p>
-          <w:bookmarkEnd w:id="64"/>
+          <w:bookmarkEnd w:id="66"/>
         </w:tc>
       </w:tr>
     </w:tbl>
@@ -24143,7 +25008,7 @@
               <w:bottom w:w="108" w:type="dxa"/>
             </w:tcMar>
           </w:tcPr>
-          <w:bookmarkStart w:id="65" w:name="exm-aft-quantiles"/>
+          <w:bookmarkStart w:id="67" w:name="exm-aft-quantiles"/>
           <w:p>
             <w:pPr>
               <w:pStyle w:val="BodyText"/>
@@ -24153,7 +25018,7 @@
                 <w:b/>
                 <w:bCs/>
               </w:rPr>
-              <w:t xml:space="preserve">Example 6 (Median event times with an acceleration factor of 4)</w:t>
+              <w:t xml:space="preserve">Example 7 (Median event times with an acceleration factor of 4)</w:t>
             </w:r>
             <w:r>
               <w:t xml:space="preserve"> </w:t>
@@ -24169,7 +25034,7 @@
                 <w:rPr>
                   <w:rStyle w:val="Hyperlink"/>
                 </w:rPr>
-                <w:t xml:space="preserve">Example 5</w:t>
+                <w:t xml:space="preserve">Example 6</w:t>
               </w:r>
             </w:hyperlink>
             <w:r>
@@ -25072,7 +25937,7 @@
               <w:t xml:space="preserve">.</w:t>
             </w:r>
           </w:p>
-          <w:bookmarkEnd w:id="65"/>
+          <w:bookmarkEnd w:id="67"/>
           <w:p/>
         </w:tc>
       </w:tr>
@@ -27280,7 +28145,7 @@
         </m:oMath>
       </m:oMathPara>
     </w:p>
-    <w:bookmarkStart w:id="71" w:name="relationship-between-ph-and-aft-models"/>
+    <w:bookmarkStart w:id="73" w:name="relationship-between-ph-and-aft-models"/>
     <w:p>
       <w:pPr>
         <w:pStyle w:val="Heading3"/>
@@ -27818,7 +28683,7 @@
               <w:spacing w:before="16" w:after="64"/>
             </w:pPr>
           </w:p>
-          <w:bookmarkStart w:id="66" w:name="thm-weibull-ph-aft"/>
+          <w:bookmarkStart w:id="68" w:name="thm-weibull-ph-aft"/>
           <w:p>
             <w:pPr>
               <w:pStyle w:val="BodyText"/>
@@ -28278,7 +29143,7 @@
               <w:t xml:space="preserve">.</w:t>
             </w:r>
           </w:p>
-          <w:bookmarkEnd w:id="66"/>
+          <w:bookmarkEnd w:id="68"/>
         </w:tc>
       </w:tr>
     </w:tbl>
@@ -29345,7 +30210,7 @@
               <w:bottom w:w="108" w:type="dxa"/>
             </w:tcMar>
           </w:tcPr>
-          <w:bookmarkStart w:id="67" w:name="exm-weibull-ph-aft"/>
+          <w:bookmarkStart w:id="69" w:name="exm-weibull-ph-aft"/>
           <w:p>
             <w:pPr>
               <w:pStyle w:val="BodyText"/>
@@ -29355,7 +30220,7 @@
                 <w:b/>
                 <w:bCs/>
               </w:rPr>
-              <w:t xml:space="preserve">Example 7 (A hazard ratio of 4 with Weibull shape 2)</w:t>
+              <w:t xml:space="preserve">Example 8 (A hazard ratio of 4 with Weibull shape 2)</w:t>
             </w:r>
             <w:r>
               <w:t xml:space="preserve"> </w:t>
@@ -30281,7 +31146,7 @@
               <w:t xml:space="preserve">ages twice as fast as baseline.</w:t>
             </w:r>
           </w:p>
-          <w:bookmarkEnd w:id="67"/>
+          <w:bookmarkEnd w:id="69"/>
           <w:p/>
         </w:tc>
       </w:tr>
@@ -30320,7 +31185,7 @@
               <w:spacing w:before="16" w:after="64"/>
             </w:pPr>
           </w:p>
-          <w:bookmarkStart w:id="69" w:name="thm-weibull-log-linear"/>
+          <w:bookmarkStart w:id="71" w:name="thm-weibull-log-linear"/>
           <w:p>
             <w:pPr>
               <w:pStyle w:val="BodyText"/>
@@ -30889,7 +31754,7 @@
             <w:pPr>
               <w:pStyle w:val="BodyText"/>
             </w:pPr>
-            <w:bookmarkStart w:id="68" w:name="eq-weibull-log-linear"/>
+            <w:bookmarkStart w:id="70" w:name="eq-weibull-log-linear"/>
             <m:oMathPara>
               <m:oMathParaPr>
                 <m:jc m:val="center"/>
@@ -30957,9 +31822,9 @@
                 </m:r>
               </m:oMath>
             </m:oMathPara>
-            <w:bookmarkEnd w:id="68"/>
+            <w:bookmarkEnd w:id="70"/>
           </w:p>
-          <w:bookmarkEnd w:id="69"/>
+          <w:bookmarkEnd w:id="71"/>
         </w:tc>
       </w:tr>
     </w:tbl>
@@ -32640,7 +33505,7 @@
               <w:bottom w:w="108" w:type="dxa"/>
             </w:tcMar>
           </w:tcPr>
-          <w:bookmarkStart w:id="70" w:name="exm-weibull-log-linear"/>
+          <w:bookmarkStart w:id="72" w:name="exm-weibull-log-linear"/>
           <w:p>
             <w:pPr>
               <w:pStyle w:val="BodyText"/>
@@ -32650,7 +33515,7 @@
                 <w:b/>
                 <w:bCs/>
               </w:rPr>
-              <w:t xml:space="preserve">Example 8 (Median event times from the log-linear form)</w:t>
+              <w:t xml:space="preserve">Example 9 (Median event times from the log-linear form)</w:t>
             </w:r>
             <w:r>
               <w:t xml:space="preserve"> </w:t>
@@ -33753,7 +34618,7 @@
               <w:t xml:space="preserve">.</w:t>
             </w:r>
           </w:p>
-          <w:bookmarkEnd w:id="70"/>
+          <w:bookmarkEnd w:id="72"/>
           <w:p/>
         </w:tc>
       </w:tr>
@@ -33985,9 +34850,9 @@
         <w:t xml:space="preserve">the log-logistic distribution is additionally a proportional-odds model.</w:t>
       </w:r>
     </w:p>
-    <w:bookmarkEnd w:id="71"/>
-    <w:bookmarkEnd w:id="72"/>
-    <w:bookmarkStart w:id="83" w:name="dataset-leukemia-treatments"/>
+    <w:bookmarkEnd w:id="73"/>
+    <w:bookmarkEnd w:id="74"/>
+    <w:bookmarkStart w:id="85" w:name="dataset-leukemia-treatments"/>
     <w:p>
       <w:pPr>
         <w:pStyle w:val="Heading2"/>
@@ -34916,7 +35781,7 @@
         <w:t xml:space="preserve">(anderson)</w:t>
       </w:r>
     </w:p>
-    <w:bookmarkStart w:id="73" w:name="cox-semi-parametric-model"/>
+    <w:bookmarkStart w:id="75" w:name="cox-semi-parametric-model"/>
     <w:p>
       <w:pPr>
         <w:pStyle w:val="Heading3"/>
@@ -35269,8 +36134,8 @@
         <w:t xml:space="preserve">for standard treatment relative to new treatment is positive, indicating that standard therapy is associated with a higher hazard of relapse (shorter remission duration).</w:t>
       </w:r>
     </w:p>
-    <w:bookmarkEnd w:id="73"/>
-    <w:bookmarkStart w:id="74" w:name="weibull-parametric-model"/>
+    <w:bookmarkEnd w:id="75"/>
+    <w:bookmarkStart w:id="76" w:name="weibull-parametric-model"/>
     <w:p>
       <w:pPr>
         <w:pStyle w:val="Heading3"/>
@@ -35840,8 +36705,8 @@
         <w:t xml:space="preserve">.</w:t>
       </w:r>
     </w:p>
-    <w:bookmarkEnd w:id="74"/>
-    <w:bookmarkStart w:id="77" w:name="exponential-parametric-model"/>
+    <w:bookmarkEnd w:id="76"/>
+    <w:bookmarkStart w:id="79" w:name="exponential-parametric-model"/>
     <w:p>
       <w:pPr>
         <w:pStyle w:val="Heading3"/>
@@ -36290,7 +37155,7 @@
               <w:bottom w:w="108" w:type="dxa"/>
             </w:tcMar>
           </w:tcPr>
-          <w:bookmarkStart w:id="76" w:name="exm-anderson-exp-mle"/>
+          <w:bookmarkStart w:id="78" w:name="exm-anderson-exp-mle"/>
           <w:p>
             <w:pPr>
               <w:pStyle w:val="BodyText"/>
@@ -36300,7 +37165,7 @@
                 <w:b/>
                 <w:bCs/>
               </w:rPr>
-              <w:t xml:space="preserve">Example 9 (Exponential rate estimates for the leukemia trial)</w:t>
+              <w:t xml:space="preserve">Example 10 (Exponential rate estimates for the leukemia trial)</w:t>
             </w:r>
             <w:r>
               <w:t xml:space="preserve"> </w:t>
@@ -36311,7 +37176,7 @@
             <w:r>
               <w:t xml:space="preserve"> </w:t>
             </w:r>
-            <w:hyperlink r:id="rId75">
+            <w:hyperlink r:id="rId77">
               <w:r>
                 <w:rPr>
                   <w:rStyle w:val="Hyperlink"/>
@@ -37173,13 +38038,13 @@
               <w:t xml:space="preserve">the log of the estimated mean remission time on the new treatment.</w:t>
             </w:r>
           </w:p>
-          <w:bookmarkEnd w:id="76"/>
+          <w:bookmarkEnd w:id="78"/>
           <w:p/>
         </w:tc>
       </w:tr>
     </w:tbl>
-    <w:bookmarkEnd w:id="77"/>
-    <w:bookmarkStart w:id="82" w:name="X17d47832817468ce7bfe052ef3569a8fbc40990"/>
+    <w:bookmarkEnd w:id="79"/>
+    <w:bookmarkStart w:id="84" w:name="X17d47832817468ce7bfe052ef3569a8fbc40990"/>
     <w:p>
       <w:pPr>
         <w:pStyle w:val="Heading3"/>
@@ -37215,7 +38080,7 @@
       <w:r>
         <w:t xml:space="preserve"> </w:t>
       </w:r>
-      <w:hyperlink r:id="rId78">
+      <w:hyperlink r:id="rId80">
         <w:r>
           <w:rPr>
             <w:rStyle w:val="Hyperlink"/>
@@ -37328,24 +38193,183 @@
       </w:pPr>
       <w:r>
         <w:rPr>
+          <w:rStyle w:val="CommentTok"/>
+        </w:rPr>
+        <w:t xml:space="preserve"># plot the cumulative hazard H(t) = -log(S(t)) against time on log-spaced axes,</w:t>
+      </w:r>
+      <w:r>
+        <w:br/>
+      </w:r>
+      <w:r>
+        <w:rPr>
+          <w:rStyle w:val="CommentTok"/>
+        </w:rPr>
+        <w:t xml:space="preserve"># so that the ticks are in weeks and in units of cumulative hazard,</w:t>
+      </w:r>
+      <w:r>
+        <w:br/>
+      </w:r>
+      <w:r>
+        <w:rPr>
+          <w:rStyle w:val="CommentTok"/>
+        </w:rPr>
+        <w:t xml:space="preserve"># rather than in the logs of those quantities;</w:t>
+      </w:r>
+      <w:r>
+        <w:br/>
+      </w:r>
+      <w:r>
+        <w:rPr>
+          <w:rStyle w:val="CommentTok"/>
+        </w:rPr>
+        <w:t xml:space="preserve"># log10 is not finite at 0, so leave out the points where H(t) = 0</w:t>
+      </w:r>
+      <w:r>
+        <w:br/>
+      </w:r>
+      <w:r>
+        <w:rPr>
+          <w:rStyle w:val="CommentTok"/>
+        </w:rPr>
+        <w:t xml:space="preserve"># (before the first event) and where S(t) = 0 (so that H(t) is infinite):</w:t>
+      </w:r>
+      <w:r>
+        <w:br/>
+      </w:r>
+      <w:r>
+        <w:rPr>
           <w:rStyle w:val="FunctionTok"/>
         </w:rPr>
-        <w:t xml:space="preserve">library</w:t>
-      </w:r>
-      <w:r>
-        <w:rPr>
-          <w:rStyle w:val="NormalTok"/>
-        </w:rPr>
-        <w:t xml:space="preserve">(survminer)</w:t>
+        <w:t xml:space="preserve">survfit</w:t>
+      </w:r>
+      <w:r>
+        <w:rPr>
+          <w:rStyle w:val="NormalTok"/>
+        </w:rPr>
+        <w:t xml:space="preserve">(</w:t>
       </w:r>
       <w:r>
         <w:br/>
       </w:r>
       <w:r>
         <w:rPr>
+          <w:rStyle w:val="NormalTok"/>
+        </w:rPr>
+        <w:t xml:space="preserve">  </w:t>
+      </w:r>
+      <w:r>
+        <w:rPr>
+          <w:rStyle w:val="AttributeTok"/>
+        </w:rPr>
+        <w:t xml:space="preserve">formula =</w:t>
+      </w:r>
+      <w:r>
+        <w:rPr>
+          <w:rStyle w:val="NormalTok"/>
+        </w:rPr>
+        <w:t xml:space="preserve"> surv </w:t>
+      </w:r>
+      <w:r>
+        <w:rPr>
+          <w:rStyle w:val="SpecialCharTok"/>
+        </w:rPr>
+        <w:t xml:space="preserve">~</w:t>
+      </w:r>
+      <w:r>
+        <w:rPr>
+          <w:rStyle w:val="NormalTok"/>
+        </w:rPr>
+        <w:t xml:space="preserve"> rx,</w:t>
+      </w:r>
+      <w:r>
+        <w:br/>
+      </w:r>
+      <w:r>
+        <w:rPr>
+          <w:rStyle w:val="NormalTok"/>
+        </w:rPr>
+        <w:t xml:space="preserve">  </w:t>
+      </w:r>
+      <w:r>
+        <w:rPr>
+          <w:rStyle w:val="AttributeTok"/>
+        </w:rPr>
+        <w:t xml:space="preserve">data =</w:t>
+      </w:r>
+      <w:r>
+        <w:rPr>
+          <w:rStyle w:val="NormalTok"/>
+        </w:rPr>
+        <w:t xml:space="preserve"> anderson</w:t>
+      </w:r>
+      <w:r>
+        <w:br/>
+      </w:r>
+      <w:r>
+        <w:rPr>
+          <w:rStyle w:val="NormalTok"/>
+        </w:rPr>
+        <w:t xml:space="preserve">) </w:t>
+      </w:r>
+      <w:r>
+        <w:rPr>
+          <w:rStyle w:val="SpecialCharTok"/>
+        </w:rPr>
+        <w:t xml:space="preserve">|&gt;</w:t>
+      </w:r>
+      <w:r>
+        <w:br/>
+      </w:r>
+      <w:r>
+        <w:rPr>
+          <w:rStyle w:val="NormalTok"/>
+        </w:rPr>
+        <w:t xml:space="preserve">  broom</w:t>
+      </w:r>
+      <w:r>
+        <w:rPr>
+          <w:rStyle w:val="SpecialCharTok"/>
+        </w:rPr>
+        <w:t xml:space="preserve">::</w:t>
+      </w:r>
+      <w:r>
+        <w:rPr>
           <w:rStyle w:val="FunctionTok"/>
         </w:rPr>
-        <w:t xml:space="preserve">survfit</w:t>
+        <w:t xml:space="preserve">tidy</w:t>
+      </w:r>
+      <w:r>
+        <w:rPr>
+          <w:rStyle w:val="NormalTok"/>
+        </w:rPr>
+        <w:t xml:space="preserve">() </w:t>
+      </w:r>
+      <w:r>
+        <w:rPr>
+          <w:rStyle w:val="SpecialCharTok"/>
+        </w:rPr>
+        <w:t xml:space="preserve">|&gt;</w:t>
+      </w:r>
+      <w:r>
+        <w:br/>
+      </w:r>
+      <w:r>
+        <w:rPr>
+          <w:rStyle w:val="NormalTok"/>
+        </w:rPr>
+        <w:t xml:space="preserve">  dplyr</w:t>
+      </w:r>
+      <w:r>
+        <w:rPr>
+          <w:rStyle w:val="SpecialCharTok"/>
+        </w:rPr>
+        <w:t xml:space="preserve">::</w:t>
+      </w:r>
+      <w:r>
+        <w:rPr>
+          <w:rStyle w:val="FunctionTok"/>
+        </w:rPr>
+        <w:t xml:space="preserve">mutate</w:t>
       </w:r>
       <w:r>
         <w:rPr>
@@ -37354,37 +38378,223 @@
         <w:t xml:space="preserve">(</w:t>
       </w:r>
       <w:r>
+        <w:rPr>
+          <w:rStyle w:val="AttributeTok"/>
+        </w:rPr>
+        <w:t xml:space="preserve">cumhaz =</w:t>
+      </w:r>
+      <w:r>
+        <w:rPr>
+          <w:rStyle w:val="NormalTok"/>
+        </w:rPr>
+        <w:t xml:space="preserve"> </w:t>
+      </w:r>
+      <w:r>
+        <w:rPr>
+          <w:rStyle w:val="SpecialCharTok"/>
+        </w:rPr>
+        <w:t xml:space="preserve">-</w:t>
+      </w:r>
+      <w:r>
+        <w:rPr>
+          <w:rStyle w:val="FunctionTok"/>
+        </w:rPr>
+        <w:t xml:space="preserve">log</w:t>
+      </w:r>
+      <w:r>
+        <w:rPr>
+          <w:rStyle w:val="NormalTok"/>
+        </w:rPr>
+        <w:t xml:space="preserve">(estimate)) </w:t>
+      </w:r>
+      <w:r>
+        <w:rPr>
+          <w:rStyle w:val="SpecialCharTok"/>
+        </w:rPr>
+        <w:t xml:space="preserve">|&gt;</w:t>
+      </w:r>
+      <w:r>
         <w:br/>
       </w:r>
       <w:r>
         <w:rPr>
           <w:rStyle w:val="NormalTok"/>
         </w:rPr>
+        <w:t xml:space="preserve">  dplyr</w:t>
+      </w:r>
+      <w:r>
+        <w:rPr>
+          <w:rStyle w:val="SpecialCharTok"/>
+        </w:rPr>
+        <w:t xml:space="preserve">::</w:t>
+      </w:r>
+      <w:r>
+        <w:rPr>
+          <w:rStyle w:val="FunctionTok"/>
+        </w:rPr>
+        <w:t xml:space="preserve">filter</w:t>
+      </w:r>
+      <w:r>
+        <w:rPr>
+          <w:rStyle w:val="NormalTok"/>
+        </w:rPr>
+        <w:t xml:space="preserve">(time </w:t>
+      </w:r>
+      <w:r>
+        <w:rPr>
+          <w:rStyle w:val="SpecialCharTok"/>
+        </w:rPr>
+        <w:t xml:space="preserve">&gt;</w:t>
+      </w:r>
+      <w:r>
+        <w:rPr>
+          <w:rStyle w:val="NormalTok"/>
+        </w:rPr>
+        <w:t xml:space="preserve"> </w:t>
+      </w:r>
+      <w:r>
+        <w:rPr>
+          <w:rStyle w:val="DecValTok"/>
+        </w:rPr>
+        <w:t xml:space="preserve">0</w:t>
+      </w:r>
+      <w:r>
+        <w:rPr>
+          <w:rStyle w:val="NormalTok"/>
+        </w:rPr>
+        <w:t xml:space="preserve">, cumhaz </w:t>
+      </w:r>
+      <w:r>
+        <w:rPr>
+          <w:rStyle w:val="SpecialCharTok"/>
+        </w:rPr>
+        <w:t xml:space="preserve">&gt;</w:t>
+      </w:r>
+      <w:r>
+        <w:rPr>
+          <w:rStyle w:val="NormalTok"/>
+        </w:rPr>
+        <w:t xml:space="preserve"> </w:t>
+      </w:r>
+      <w:r>
+        <w:rPr>
+          <w:rStyle w:val="DecValTok"/>
+        </w:rPr>
+        <w:t xml:space="preserve">0</w:t>
+      </w:r>
+      <w:r>
+        <w:rPr>
+          <w:rStyle w:val="NormalTok"/>
+        </w:rPr>
+        <w:t xml:space="preserve">, </w:t>
+      </w:r>
+      <w:r>
+        <w:rPr>
+          <w:rStyle w:val="FunctionTok"/>
+        </w:rPr>
+        <w:t xml:space="preserve">is.finite</w:t>
+      </w:r>
+      <w:r>
+        <w:rPr>
+          <w:rStyle w:val="NormalTok"/>
+        </w:rPr>
+        <w:t xml:space="preserve">(cumhaz)) </w:t>
+      </w:r>
+      <w:r>
+        <w:rPr>
+          <w:rStyle w:val="SpecialCharTok"/>
+        </w:rPr>
+        <w:t xml:space="preserve">|&gt;</w:t>
+      </w:r>
+      <w:r>
+        <w:br/>
+      </w:r>
+      <w:r>
+        <w:rPr>
+          <w:rStyle w:val="NormalTok"/>
+        </w:rPr>
         <w:t xml:space="preserve">  </w:t>
       </w:r>
       <w:r>
         <w:rPr>
+          <w:rStyle w:val="FunctionTok"/>
+        </w:rPr>
+        <w:t xml:space="preserve">ggplot</w:t>
+      </w:r>
+      <w:r>
+        <w:rPr>
+          <w:rStyle w:val="NormalTok"/>
+        </w:rPr>
+        <w:t xml:space="preserve">() </w:t>
+      </w:r>
+      <w:r>
+        <w:rPr>
+          <w:rStyle w:val="SpecialCharTok"/>
+        </w:rPr>
+        <w:t xml:space="preserve">+</w:t>
+      </w:r>
+      <w:r>
+        <w:br/>
+      </w:r>
+      <w:r>
+        <w:rPr>
+          <w:rStyle w:val="NormalTok"/>
+        </w:rPr>
+        <w:t xml:space="preserve">  </w:t>
+      </w:r>
+      <w:r>
+        <w:rPr>
+          <w:rStyle w:val="FunctionTok"/>
+        </w:rPr>
+        <w:t xml:space="preserve">aes</w:t>
+      </w:r>
+      <w:r>
+        <w:rPr>
+          <w:rStyle w:val="NormalTok"/>
+        </w:rPr>
+        <w:t xml:space="preserve">(</w:t>
+      </w:r>
+      <w:r>
+        <w:rPr>
           <w:rStyle w:val="AttributeTok"/>
         </w:rPr>
-        <w:t xml:space="preserve">formula =</w:t>
-      </w:r>
-      <w:r>
-        <w:rPr>
-          <w:rStyle w:val="NormalTok"/>
-        </w:rPr>
-        <w:t xml:space="preserve"> surv </w:t>
+        <w:t xml:space="preserve">x =</w:t>
+      </w:r>
+      <w:r>
+        <w:rPr>
+          <w:rStyle w:val="NormalTok"/>
+        </w:rPr>
+        <w:t xml:space="preserve"> time, </w:t>
+      </w:r>
+      <w:r>
+        <w:rPr>
+          <w:rStyle w:val="AttributeTok"/>
+        </w:rPr>
+        <w:t xml:space="preserve">y =</w:t>
+      </w:r>
+      <w:r>
+        <w:rPr>
+          <w:rStyle w:val="NormalTok"/>
+        </w:rPr>
+        <w:t xml:space="preserve"> cumhaz, </w:t>
+      </w:r>
+      <w:r>
+        <w:rPr>
+          <w:rStyle w:val="AttributeTok"/>
+        </w:rPr>
+        <w:t xml:space="preserve">col =</w:t>
+      </w:r>
+      <w:r>
+        <w:rPr>
+          <w:rStyle w:val="NormalTok"/>
+        </w:rPr>
+        <w:t xml:space="preserve"> strata) </w:t>
       </w:r>
       <w:r>
         <w:rPr>
           <w:rStyle w:val="SpecialCharTok"/>
         </w:rPr>
-        <w:t xml:space="preserve">~</w:t>
-      </w:r>
-      <w:r>
-        <w:rPr>
-          <w:rStyle w:val="NormalTok"/>
-        </w:rPr>
-        <w:t xml:space="preserve"> rx,</w:t>
+        <w:t xml:space="preserve">+</w:t>
       </w:r>
       <w:r>
         <w:br/>
@@ -37397,15 +38607,102 @@
       </w:r>
       <w:r>
         <w:rPr>
+          <w:rStyle w:val="FunctionTok"/>
+        </w:rPr>
+        <w:t xml:space="preserve">geom_step</w:t>
+      </w:r>
+      <w:r>
+        <w:rPr>
+          <w:rStyle w:val="NormalTok"/>
+        </w:rPr>
+        <w:t xml:space="preserve">() </w:t>
+      </w:r>
+      <w:r>
+        <w:rPr>
+          <w:rStyle w:val="SpecialCharTok"/>
+        </w:rPr>
+        <w:t xml:space="preserve">+</w:t>
+      </w:r>
+      <w:r>
+        <w:br/>
+      </w:r>
+      <w:r>
+        <w:rPr>
+          <w:rStyle w:val="NormalTok"/>
+        </w:rPr>
+        <w:t xml:space="preserve">  </w:t>
+      </w:r>
+      <w:r>
+        <w:rPr>
+          <w:rStyle w:val="FunctionTok"/>
+        </w:rPr>
+        <w:t xml:space="preserve">theme_bw</w:t>
+      </w:r>
+      <w:r>
+        <w:rPr>
+          <w:rStyle w:val="NormalTok"/>
+        </w:rPr>
+        <w:t xml:space="preserve">() </w:t>
+      </w:r>
+      <w:r>
+        <w:rPr>
+          <w:rStyle w:val="SpecialCharTok"/>
+        </w:rPr>
+        <w:t xml:space="preserve">+</w:t>
+      </w:r>
+      <w:r>
+        <w:br/>
+      </w:r>
+      <w:r>
+        <w:rPr>
+          <w:rStyle w:val="NormalTok"/>
+        </w:rPr>
+        <w:t xml:space="preserve">  </w:t>
+      </w:r>
+      <w:r>
+        <w:rPr>
+          <w:rStyle w:val="FunctionTok"/>
+        </w:rPr>
+        <w:t xml:space="preserve">scale_x_continuous</w:t>
+      </w:r>
+      <w:r>
+        <w:rPr>
+          <w:rStyle w:val="NormalTok"/>
+        </w:rPr>
+        <w:t xml:space="preserve">(</w:t>
+      </w:r>
+      <w:r>
+        <w:br/>
+      </w:r>
+      <w:r>
+        <w:rPr>
+          <w:rStyle w:val="NormalTok"/>
+        </w:rPr>
+        <w:t xml:space="preserve">    </w:t>
+      </w:r>
+      <w:r>
+        <w:rPr>
           <w:rStyle w:val="AttributeTok"/>
         </w:rPr>
-        <w:t xml:space="preserve">data =</w:t>
-      </w:r>
-      <w:r>
-        <w:rPr>
-          <w:rStyle w:val="NormalTok"/>
-        </w:rPr>
-        <w:t xml:space="preserve"> anderson</w:t>
+        <w:t xml:space="preserve">trans =</w:t>
+      </w:r>
+      <w:r>
+        <w:rPr>
+          <w:rStyle w:val="NormalTok"/>
+        </w:rPr>
+        <w:t xml:space="preserve"> </w:t>
+      </w:r>
+      <w:r>
+        <w:rPr>
+          <w:rStyle w:val="StringTok"/>
+        </w:rPr>
+        <w:t xml:space="preserve">"log10"</w:t>
+      </w:r>
+      <w:r>
+        <w:rPr>
+          <w:rStyle w:val="NormalTok"/>
+        </w:rPr>
+        <w:t xml:space="preserve">,</w:t>
       </w:r>
       <w:r>
         <w:br/>
@@ -37414,13 +38711,85 @@
         <w:rPr>
           <w:rStyle w:val="NormalTok"/>
         </w:rPr>
-        <w:t xml:space="preserve">) </w:t>
+        <w:t xml:space="preserve">    </w:t>
+      </w:r>
+      <w:r>
+        <w:rPr>
+          <w:rStyle w:val="AttributeTok"/>
+        </w:rPr>
+        <w:t xml:space="preserve">labels =</w:t>
+      </w:r>
+      <w:r>
+        <w:rPr>
+          <w:rStyle w:val="NormalTok"/>
+        </w:rPr>
+        <w:t xml:space="preserve"> scales</w:t>
       </w:r>
       <w:r>
         <w:rPr>
           <w:rStyle w:val="SpecialCharTok"/>
         </w:rPr>
-        <w:t xml:space="preserve">|&gt;</w:t>
+        <w:t xml:space="preserve">::</w:t>
+      </w:r>
+      <w:r>
+        <w:rPr>
+          <w:rStyle w:val="FunctionTok"/>
+        </w:rPr>
+        <w:t xml:space="preserve">label_number</w:t>
+      </w:r>
+      <w:r>
+        <w:rPr>
+          <w:rStyle w:val="NormalTok"/>
+        </w:rPr>
+        <w:t xml:space="preserve">(</w:t>
+      </w:r>
+      <w:r>
+        <w:rPr>
+          <w:rStyle w:val="AttributeTok"/>
+        </w:rPr>
+        <w:t xml:space="preserve">drop0trailing =</w:t>
+      </w:r>
+      <w:r>
+        <w:rPr>
+          <w:rStyle w:val="NormalTok"/>
+        </w:rPr>
+        <w:t xml:space="preserve"> </w:t>
+      </w:r>
+      <w:r>
+        <w:rPr>
+          <w:rStyle w:val="ConstantTok"/>
+        </w:rPr>
+        <w:t xml:space="preserve">TRUE</w:t>
+      </w:r>
+      <w:r>
+        <w:rPr>
+          <w:rStyle w:val="NormalTok"/>
+        </w:rPr>
+        <w:t xml:space="preserve">, </w:t>
+      </w:r>
+      <w:r>
+        <w:rPr>
+          <w:rStyle w:val="AttributeTok"/>
+        </w:rPr>
+        <w:t xml:space="preserve">big.mark =</w:t>
+      </w:r>
+      <w:r>
+        <w:rPr>
+          <w:rStyle w:val="NormalTok"/>
+        </w:rPr>
+        <w:t xml:space="preserve"> </w:t>
+      </w:r>
+      <w:r>
+        <w:rPr>
+          <w:rStyle w:val="StringTok"/>
+        </w:rPr>
+        <w:t xml:space="preserve">","</w:t>
+      </w:r>
+      <w:r>
+        <w:rPr>
+          <w:rStyle w:val="NormalTok"/>
+        </w:rPr>
+        <w:t xml:space="preserve">),</w:t>
       </w:r>
       <w:r>
         <w:br/>
@@ -37429,13 +38798,55 @@
         <w:rPr>
           <w:rStyle w:val="NormalTok"/>
         </w:rPr>
+        <w:t xml:space="preserve">    </w:t>
+      </w:r>
+      <w:r>
+        <w:rPr>
+          <w:rStyle w:val="AttributeTok"/>
+        </w:rPr>
+        <w:t xml:space="preserve">name =</w:t>
+      </w:r>
+      <w:r>
+        <w:rPr>
+          <w:rStyle w:val="NormalTok"/>
+        </w:rPr>
+        <w:t xml:space="preserve"> </w:t>
+      </w:r>
+      <w:r>
+        <w:rPr>
+          <w:rStyle w:val="StringTok"/>
+        </w:rPr>
+        <w:t xml:space="preserve">"Time (weeks, log scale)"</w:t>
+      </w:r>
+      <w:r>
+        <w:br/>
+      </w:r>
+      <w:r>
+        <w:rPr>
+          <w:rStyle w:val="NormalTok"/>
+        </w:rPr>
+        <w:t xml:space="preserve">  ) </w:t>
+      </w:r>
+      <w:r>
+        <w:rPr>
+          <w:rStyle w:val="SpecialCharTok"/>
+        </w:rPr>
+        <w:t xml:space="preserve">+</w:t>
+      </w:r>
+      <w:r>
+        <w:br/>
+      </w:r>
+      <w:r>
+        <w:rPr>
+          <w:rStyle w:val="NormalTok"/>
+        </w:rPr>
         <w:t xml:space="preserve">  </w:t>
       </w:r>
       <w:r>
         <w:rPr>
           <w:rStyle w:val="FunctionTok"/>
         </w:rPr>
-        <w:t xml:space="preserve">ggsurvplot</w:t>
+        <w:t xml:space="preserve">scale_y_continuous</w:t>
       </w:r>
       <w:r>
         <w:rPr>
@@ -37444,10 +38855,19 @@
         <w:t xml:space="preserve">(</w:t>
       </w:r>
       <w:r>
+        <w:br/>
+      </w:r>
+      <w:r>
+        <w:rPr>
+          <w:rStyle w:val="NormalTok"/>
+        </w:rPr>
+        <w:t xml:space="preserve">    </w:t>
+      </w:r>
+      <w:r>
         <w:rPr>
           <w:rStyle w:val="AttributeTok"/>
         </w:rPr>
-        <w:t xml:space="preserve">fun =</w:t>
+        <w:t xml:space="preserve">trans =</w:t>
       </w:r>
       <w:r>
         <w:rPr>
@@ -37459,13 +38879,211 @@
         <w:rPr>
           <w:rStyle w:val="StringTok"/>
         </w:rPr>
-        <w:t xml:space="preserve">"cloglog"</w:t>
-      </w:r>
-      <w:r>
-        <w:rPr>
-          <w:rStyle w:val="NormalTok"/>
-        </w:rPr>
-        <w:t xml:space="preserve">)</w:t>
+        <w:t xml:space="preserve">"log10"</w:t>
+      </w:r>
+      <w:r>
+        <w:rPr>
+          <w:rStyle w:val="NormalTok"/>
+        </w:rPr>
+        <w:t xml:space="preserve">,</w:t>
+      </w:r>
+      <w:r>
+        <w:br/>
+      </w:r>
+      <w:r>
+        <w:rPr>
+          <w:rStyle w:val="NormalTok"/>
+        </w:rPr>
+        <w:t xml:space="preserve">    </w:t>
+      </w:r>
+      <w:r>
+        <w:rPr>
+          <w:rStyle w:val="AttributeTok"/>
+        </w:rPr>
+        <w:t xml:space="preserve">labels =</w:t>
+      </w:r>
+      <w:r>
+        <w:rPr>
+          <w:rStyle w:val="NormalTok"/>
+        </w:rPr>
+        <w:t xml:space="preserve"> scales</w:t>
+      </w:r>
+      <w:r>
+        <w:rPr>
+          <w:rStyle w:val="SpecialCharTok"/>
+        </w:rPr>
+        <w:t xml:space="preserve">::</w:t>
+      </w:r>
+      <w:r>
+        <w:rPr>
+          <w:rStyle w:val="FunctionTok"/>
+        </w:rPr>
+        <w:t xml:space="preserve">label_number</w:t>
+      </w:r>
+      <w:r>
+        <w:rPr>
+          <w:rStyle w:val="NormalTok"/>
+        </w:rPr>
+        <w:t xml:space="preserve">(</w:t>
+      </w:r>
+      <w:r>
+        <w:rPr>
+          <w:rStyle w:val="AttributeTok"/>
+        </w:rPr>
+        <w:t xml:space="preserve">drop0trailing =</w:t>
+      </w:r>
+      <w:r>
+        <w:rPr>
+          <w:rStyle w:val="NormalTok"/>
+        </w:rPr>
+        <w:t xml:space="preserve"> </w:t>
+      </w:r>
+      <w:r>
+        <w:rPr>
+          <w:rStyle w:val="ConstantTok"/>
+        </w:rPr>
+        <w:t xml:space="preserve">TRUE</w:t>
+      </w:r>
+      <w:r>
+        <w:rPr>
+          <w:rStyle w:val="NormalTok"/>
+        </w:rPr>
+        <w:t xml:space="preserve">, </w:t>
+      </w:r>
+      <w:r>
+        <w:rPr>
+          <w:rStyle w:val="AttributeTok"/>
+        </w:rPr>
+        <w:t xml:space="preserve">big.mark =</w:t>
+      </w:r>
+      <w:r>
+        <w:rPr>
+          <w:rStyle w:val="NormalTok"/>
+        </w:rPr>
+        <w:t xml:space="preserve"> </w:t>
+      </w:r>
+      <w:r>
+        <w:rPr>
+          <w:rStyle w:val="StringTok"/>
+        </w:rPr>
+        <w:t xml:space="preserve">","</w:t>
+      </w:r>
+      <w:r>
+        <w:rPr>
+          <w:rStyle w:val="NormalTok"/>
+        </w:rPr>
+        <w:t xml:space="preserve">),</w:t>
+      </w:r>
+      <w:r>
+        <w:br/>
+      </w:r>
+      <w:r>
+        <w:rPr>
+          <w:rStyle w:val="NormalTok"/>
+        </w:rPr>
+        <w:t xml:space="preserve">    </w:t>
+      </w:r>
+      <w:r>
+        <w:rPr>
+          <w:rStyle w:val="AttributeTok"/>
+        </w:rPr>
+        <w:t xml:space="preserve">name =</w:t>
+      </w:r>
+      <w:r>
+        <w:rPr>
+          <w:rStyle w:val="NormalTok"/>
+        </w:rPr>
+        <w:t xml:space="preserve"> </w:t>
+      </w:r>
+      <w:r>
+        <w:rPr>
+          <w:rStyle w:val="StringTok"/>
+        </w:rPr>
+        <w:t xml:space="preserve">"Cumulative hazard H(t) (log scale)"</w:t>
+      </w:r>
+      <w:r>
+        <w:br/>
+      </w:r>
+      <w:r>
+        <w:rPr>
+          <w:rStyle w:val="NormalTok"/>
+        </w:rPr>
+        <w:t xml:space="preserve">  ) </w:t>
+      </w:r>
+      <w:r>
+        <w:rPr>
+          <w:rStyle w:val="SpecialCharTok"/>
+        </w:rPr>
+        <w:t xml:space="preserve">+</w:t>
+      </w:r>
+      <w:r>
+        <w:br/>
+      </w:r>
+      <w:r>
+        <w:rPr>
+          <w:rStyle w:val="NormalTok"/>
+        </w:rPr>
+        <w:t xml:space="preserve">  </w:t>
+      </w:r>
+      <w:r>
+        <w:rPr>
+          <w:rStyle w:val="FunctionTok"/>
+        </w:rPr>
+        <w:t xml:space="preserve">theme</w:t>
+      </w:r>
+      <w:r>
+        <w:rPr>
+          <w:rStyle w:val="NormalTok"/>
+        </w:rPr>
+        <w:t xml:space="preserve">(</w:t>
+      </w:r>
+      <w:r>
+        <w:rPr>
+          <w:rStyle w:val="AttributeTok"/>
+        </w:rPr>
+        <w:t xml:space="preserve">legend.position =</w:t>
+      </w:r>
+      <w:r>
+        <w:rPr>
+          <w:rStyle w:val="NormalTok"/>
+        </w:rPr>
+        <w:t xml:space="preserve"> </w:t>
+      </w:r>
+      <w:r>
+        <w:rPr>
+          <w:rStyle w:val="StringTok"/>
+        </w:rPr>
+        <w:t xml:space="preserve">"bottom"</w:t>
+      </w:r>
+      <w:r>
+        <w:rPr>
+          <w:rStyle w:val="NormalTok"/>
+        </w:rPr>
+        <w:t xml:space="preserve">, </w:t>
+      </w:r>
+      <w:r>
+        <w:rPr>
+          <w:rStyle w:val="AttributeTok"/>
+        </w:rPr>
+        <w:t xml:space="preserve">legend.title =</w:t>
+      </w:r>
+      <w:r>
+        <w:rPr>
+          <w:rStyle w:val="NormalTok"/>
+        </w:rPr>
+        <w:t xml:space="preserve"> </w:t>
+      </w:r>
+      <w:r>
+        <w:rPr>
+          <w:rStyle w:val="FunctionTok"/>
+        </w:rPr>
+        <w:t xml:space="preserve">element_blank</w:t>
+      </w:r>
+      <w:r>
+        <w:rPr>
+          <w:rStyle w:val="NormalTok"/>
+        </w:rPr>
+        <w:t xml:space="preserve">())</w:t>
       </w:r>
     </w:p>
     <w:p>
@@ -37477,18 +39095,18 @@
           <wp:inline>
             <wp:extent cx="4620126" cy="3696101"/>
             <wp:effectExtent b="0" l="0" r="0" t="0"/>
-            <wp:docPr descr="Complementary log-log survival curves by treatment group" title="" id="80" name="Picture"/>
+            <wp:docPr descr="Cumulative hazard curves by treatment group, on log-spaced axes (complementary log-log survival curves)" title="" id="82" name="Picture"/>
             <a:graphic>
               <a:graphicData uri="http://schemas.openxmlformats.org/drawingml/2006/picture">
                 <pic:pic>
                   <pic:nvPicPr>
-                    <pic:cNvPr descr="parametric-survival-models_files/figure-docx/unnamed-chunk-7-1.png" id="81" name="Picture"/>
+                    <pic:cNvPr descr="parametric-survival-models_files/figure-docx/unnamed-chunk-7-1.png" id="83" name="Picture"/>
                     <pic:cNvPicPr>
                       <a:picLocks noChangeArrowheads="1" noChangeAspect="1"/>
                     </pic:cNvPicPr>
                   </pic:nvPicPr>
                   <pic:blipFill>
-                    <a:blip r:embed="rId79"/>
+                    <a:blip r:embed="rId81"/>
                     <a:stretch>
                       <a:fillRect/>
                     </a:stretch>
@@ -37520,7 +39138,7 @@
         <w:pStyle w:val="ImageCaption"/>
       </w:pPr>
       <w:r>
-        <w:t xml:space="preserve">Complementary log-log survival curves by treatment group</w:t>
+        <w:t xml:space="preserve">Cumulative hazard curves by treatment group, on log-spaced axes (complementary log-log survival curves)</w:t>
       </w:r>
     </w:p>
     <w:p>
@@ -37531,10 +39149,10 @@
         <w:t xml:space="preserve">If the complementary log-log curves are approximately linear and parallel across treatment groups, then a Weibull proportional hazards model is appropriate.</w:t>
       </w:r>
     </w:p>
-    <w:bookmarkEnd w:id="82"/>
-    <w:bookmarkEnd w:id="83"/>
     <w:bookmarkEnd w:id="84"/>
-    <w:bookmarkStart w:id="97" w:name="X80644eccb1ff2ccaedca6367f2aaff59ae21cdf"/>
+    <w:bookmarkEnd w:id="85"/>
+    <w:bookmarkEnd w:id="86"/>
+    <w:bookmarkStart w:id="99" w:name="X80644eccb1ff2ccaedca6367f2aaff59ae21cdf"/>
     <w:p>
       <w:pPr>
         <w:pStyle w:val="Heading1"/>
@@ -37553,7 +39171,7 @@
       <w:r>
         <w:t xml:space="preserve"> </w:t>
       </w:r>
-      <w:hyperlink r:id="rId85">
+      <w:hyperlink r:id="rId87">
         <w:r>
           <w:rPr>
             <w:rStyle w:val="Hyperlink"/>
@@ -37572,7 +39190,7 @@
       <w:r>
         <w:t xml:space="preserve"> </w:t>
       </w:r>
-      <w:hyperlink r:id="rId86">
+      <w:hyperlink r:id="rId88">
         <w:r>
           <w:rPr>
             <w:rStyle w:val="Hyperlink"/>
@@ -37594,7 +39212,7 @@
       <w:r>
         <w:t xml:space="preserve"> </w:t>
       </w:r>
-      <w:hyperlink r:id="rId87">
+      <w:hyperlink r:id="rId89">
         <w:r>
           <w:rPr>
             <w:rStyle w:val="Hyperlink"/>
@@ -37771,7 +39389,7 @@
       <w:r>
         <w:t xml:space="preserve"> </w:t>
       </w:r>
-      <w:hyperlink r:id="rId88">
+      <w:hyperlink r:id="rId90">
         <w:r>
           <w:rPr>
             <w:rStyle w:val="Hyperlink"/>
@@ -37855,7 +39473,7 @@
       <w:r>
         <w:t xml:space="preserve"> </w:t>
       </w:r>
-      <w:hyperlink r:id="rId89">
+      <w:hyperlink r:id="rId91">
         <w:r>
           <w:rPr>
             <w:rStyle w:val="Hyperlink"/>
@@ -37910,7 +39528,7 @@
       <w:r>
         <w:t xml:space="preserve"> </w:t>
       </w:r>
-      <w:hyperlink r:id="rId90">
+      <w:hyperlink r:id="rId92">
         <w:r>
           <w:rPr>
             <w:rStyle w:val="Hyperlink"/>
@@ -38280,8 +39898,8 @@
         <w:t xml:space="preserve">so it supports neither regression nor truncation.</w:t>
       </w:r>
     </w:p>
-    <w:bookmarkStart w:id="96" w:name="refs"/>
-    <w:bookmarkStart w:id="92" w:name="ref-fay2010exact"/>
+    <w:bookmarkStart w:id="98" w:name="refs"/>
+    <w:bookmarkStart w:id="94" w:name="ref-fay2010exact"/>
     <w:p>
       <w:pPr>
         <w:pStyle w:val="Bibliography"/>
@@ -38332,7 +39950,7 @@
       <w:r>
         <w:t xml:space="preserve"> </w:t>
       </w:r>
-      <w:hyperlink r:id="rId91">
+      <w:hyperlink r:id="rId93">
         <w:r>
           <w:rPr>
             <w:rStyle w:val="Hyperlink"/>
@@ -38344,8 +39962,8 @@
         <w:t xml:space="preserve">.</w:t>
       </w:r>
     </w:p>
-    <w:bookmarkEnd w:id="92"/>
-    <w:bookmarkStart w:id="93" w:name="ref-kalbfleisch2011statistical"/>
+    <w:bookmarkEnd w:id="94"/>
+    <w:bookmarkStart w:id="95" w:name="ref-kalbfleisch2011statistical"/>
     <w:p>
       <w:pPr>
         <w:pStyle w:val="Bibliography"/>
@@ -38367,8 +39985,8 @@
         <w:t xml:space="preserve">. John Wiley &amp; Sons.</w:t>
       </w:r>
     </w:p>
-    <w:bookmarkEnd w:id="93"/>
-    <w:bookmarkStart w:id="95" w:name="ref-rocke2021epi204"/>
+    <w:bookmarkEnd w:id="95"/>
+    <w:bookmarkStart w:id="97" w:name="ref-rocke2021epi204"/>
     <w:p>
       <w:pPr>
         <w:pStyle w:val="Bibliography"/>
@@ -38434,7 +40052,7 @@
       <w:r>
         <w:t xml:space="preserve"> </w:t>
       </w:r>
-      <w:hyperlink r:id="rId94">
+      <w:hyperlink r:id="rId96">
         <w:r>
           <w:rPr>
             <w:rStyle w:val="Hyperlink"/>
@@ -38446,9 +40064,9 @@
         <w:t xml:space="preserve">.</w:t>
       </w:r>
     </w:p>
-    <w:bookmarkEnd w:id="95"/>
-    <w:bookmarkEnd w:id="96"/>
     <w:bookmarkEnd w:id="97"/>
+    <w:bookmarkEnd w:id="98"/>
+    <w:bookmarkEnd w:id="99"/>
     <w:sectPr>
       <w:footnotePr>
         <w:numRestart w:val="eachSect"/>

--- a/chapters/parametric-survival-models-handout.docx
+++ b/chapters/parametric-survival-models-handout.docx
@@ -17415,16 +17415,21 @@
               <w:t xml:space="preserve"> </w:t>
             </w:r>
             <m:oMath>
-              <m:acc>
-                <m:accPr>
-                  <m:chr m:val="̃"/>
-                </m:accPr>
+              <m:limLow>
                 <m:e>
                   <m:r>
                     <m:t>x</m:t>
                   </m:r>
                 </m:e>
-              </m:acc>
+                <m:lim>
+                  <m:r>
+                    <m:rPr>
+                      <m:sty m:val="p"/>
+                    </m:rPr>
+                    <m:t>∼</m:t>
+                  </m:r>
+                </m:lim>
+              </m:limLow>
             </m:oMath>
             <w:r>
               <w:t xml:space="preserve"> </w:t>
@@ -17442,16 +17447,21 @@
               <w:t xml:space="preserve"> </w:t>
             </w:r>
             <m:oMath>
-              <m:acc>
-                <m:accPr>
-                  <m:chr m:val="̃"/>
-                </m:accPr>
+              <m:limLow>
                 <m:e>
                   <m:r>
                     <m:t>x</m:t>
                   </m:r>
                 </m:e>
-              </m:acc>
+                <m:lim>
+                  <m:r>
+                    <m:rPr>
+                      <m:sty m:val="p"/>
+                    </m:rPr>
+                    <m:t>∼</m:t>
+                  </m:r>
+                </m:lim>
+              </m:limLow>
             </m:oMath>
             <w:r>
               <w:t xml:space="preserve">,</w:t>
@@ -17553,16 +17563,21 @@
                   </m:rPr>
                   <m:t>∣</m:t>
                 </m:r>
-                <m:acc>
-                  <m:accPr>
-                    <m:chr m:val="̃"/>
-                  </m:accPr>
+                <m:limLow>
                   <m:e>
                     <m:r>
                       <m:t>x</m:t>
                     </m:r>
                   </m:e>
-                </m:acc>
+                  <m:lim>
+                    <m:r>
+                      <m:rPr>
+                        <m:sty m:val="p"/>
+                      </m:rPr>
+                      <m:t>∼</m:t>
+                    </m:r>
+                  </m:lim>
+                </m:limLow>
                 <m:r>
                   <m:rPr>
                     <m:sty m:val="p"/>
@@ -17614,16 +17629,21 @@
                       </m:rPr>
                       <m:t>(</m:t>
                     </m:r>
-                    <m:acc>
-                      <m:accPr>
-                        <m:chr m:val="̃"/>
-                      </m:accPr>
+                    <m:limLow>
                       <m:e>
                         <m:r>
                           <m:t>x</m:t>
                         </m:r>
                       </m:e>
-                    </m:acc>
+                      <m:lim>
+                        <m:r>
+                          <m:rPr>
+                            <m:sty m:val="p"/>
+                          </m:rPr>
+                          <m:t>∼</m:t>
+                        </m:r>
+                      </m:lim>
+                    </m:limLow>
                     <m:r>
                       <m:rPr>
                         <m:sty m:val="p"/>
@@ -17653,16 +17673,21 @@
                   </m:rPr>
                   <m:t>(</m:t>
                 </m:r>
-                <m:acc>
-                  <m:accPr>
-                    <m:chr m:val="̃"/>
-                  </m:accPr>
+                <m:limLow>
                   <m:e>
                     <m:r>
                       <m:t>x</m:t>
                     </m:r>
                   </m:e>
-                </m:acc>
+                  <m:lim>
+                    <m:r>
+                      <m:rPr>
+                        <m:sty m:val="p"/>
+                      </m:rPr>
+                      <m:t>∼</m:t>
+                    </m:r>
+                  </m:lim>
+                </m:limLow>
                 <m:r>
                   <m:rPr>
                     <m:sty m:val="p"/>
@@ -17688,32 +17713,42 @@
                     </m:r>
                   </m:lim>
                 </m:limUpp>
-                <m:acc>
-                  <m:accPr>
-                    <m:chr m:val="̃"/>
-                  </m:accPr>
+                <m:limLow>
                   <m:e>
                     <m:r>
                       <m:t>x</m:t>
                     </m:r>
                   </m:e>
-                </m:acc>
+                  <m:lim>
+                    <m:r>
+                      <m:rPr>
+                        <m:sty m:val="p"/>
+                      </m:rPr>
+                      <m:t>∼</m:t>
+                    </m:r>
+                  </m:lim>
+                </m:limLow>
                 <m:r>
                   <m:rPr>
                     <m:sty m:val="p"/>
                   </m:rPr>
                   <m:t>⋅</m:t>
                 </m:r>
-                <m:acc>
-                  <m:accPr>
-                    <m:chr m:val="̃"/>
-                  </m:accPr>
+                <m:limLow>
                   <m:e>
                     <m:r>
                       <m:t>β</m:t>
                     </m:r>
                   </m:e>
-                </m:acc>
+                  <m:lim>
+                    <m:r>
+                      <m:rPr>
+                        <m:sty m:val="p"/>
+                      </m:rPr>
+                      <m:t>∼</m:t>
+                    </m:r>
+                  </m:lim>
+                </m:limLow>
                 <m:r>
                   <m:rPr>
                     <m:sty m:val="p"/>
@@ -18787,32 +18822,42 @@
         <w:t xml:space="preserve"> </w:t>
       </w:r>
       <m:oMath>
-        <m:acc>
-          <m:accPr>
-            <m:chr m:val="̃"/>
-          </m:accPr>
+        <m:limLow>
           <m:e>
             <m:r>
               <m:t>x</m:t>
             </m:r>
           </m:e>
-        </m:acc>
+          <m:lim>
+            <m:r>
+              <m:rPr>
+                <m:sty m:val="p"/>
+              </m:rPr>
+              <m:t>∼</m:t>
+            </m:r>
+          </m:lim>
+        </m:limLow>
         <m:r>
           <m:rPr>
             <m:sty m:val="p"/>
           </m:rPr>
           <m:t>=</m:t>
         </m:r>
-        <m:acc>
-          <m:accPr>
-            <m:chr m:val="̃"/>
-          </m:accPr>
+        <m:limLow>
           <m:e>
             <m:r>
               <m:t>0</m:t>
             </m:r>
           </m:e>
-        </m:acc>
+          <m:lim>
+            <m:r>
+              <m:rPr>
+                <m:sty m:val="p"/>
+              </m:rPr>
+              <m:t>∼</m:t>
+            </m:r>
+          </m:lim>
+        </m:limLow>
       </m:oMath>
       <w:r>
         <w:t xml:space="preserve">,</w:t>
@@ -18913,16 +18958,21 @@
                 </m:rPr>
                 <m:t>∣</m:t>
               </m:r>
-              <m:acc>
-                <m:accPr>
-                  <m:chr m:val="̃"/>
-                </m:accPr>
+              <m:limLow>
                 <m:e>
                   <m:r>
                     <m:t>0</m:t>
                   </m:r>
                 </m:e>
-              </m:acc>
+                <m:lim>
+                  <m:r>
+                    <m:rPr>
+                      <m:sty m:val="p"/>
+                    </m:rPr>
+                    <m:t>∼</m:t>
+                  </m:r>
+                </m:lim>
+              </m:limLow>
               <m:r>
                 <m:rPr>
                   <m:sty m:val="p"/>
@@ -18942,32 +18992,42 @@
                 </m:rPr>
                 <m:t>(baseline hazard rate definition at </m:t>
               </m:r>
-              <m:acc>
-                <m:accPr>
-                  <m:chr m:val="̃"/>
-                </m:accPr>
+              <m:limLow>
                 <m:e>
                   <m:r>
                     <m:t>x</m:t>
                   </m:r>
                 </m:e>
-              </m:acc>
+                <m:lim>
+                  <m:r>
+                    <m:rPr>
+                      <m:sty m:val="p"/>
+                    </m:rPr>
+                    <m:t>∼</m:t>
+                  </m:r>
+                </m:lim>
+              </m:limLow>
               <m:r>
                 <m:rPr>
                   <m:sty m:val="p"/>
                 </m:rPr>
                 <m:t>=</m:t>
               </m:r>
-              <m:acc>
-                <m:accPr>
-                  <m:chr m:val="̃"/>
-                </m:accPr>
+              <m:limLow>
                 <m:e>
                   <m:r>
                     <m:t>0</m:t>
                   </m:r>
                 </m:e>
-              </m:acc>
+                <m:lim>
+                  <m:r>
+                    <m:rPr>
+                      <m:sty m:val="p"/>
+                    </m:rPr>
+                    <m:t>∼</m:t>
+                  </m:r>
+                </m:lim>
+              </m:limLow>
               <m:r>
                 <m:rPr>
                   <m:nor/>
@@ -19012,16 +19072,21 @@
                     </m:rPr>
                     <m:t>(</m:t>
                   </m:r>
-                  <m:acc>
-                    <m:accPr>
-                      <m:chr m:val="̃"/>
-                    </m:accPr>
+                  <m:limLow>
                     <m:e>
                       <m:r>
                         <m:t>0</m:t>
                       </m:r>
                     </m:e>
-                  </m:acc>
+                    <m:lim>
+                      <m:r>
+                        <m:rPr>
+                          <m:sty m:val="p"/>
+                        </m:rPr>
+                        <m:t>∼</m:t>
+                      </m:r>
+                    </m:lim>
+                  </m:limLow>
                   <m:r>
                     <m:rPr>
                       <m:sty m:val="p"/>
@@ -19046,32 +19111,42 @@
                 </m:rPr>
                 <m:t>(substituting </m:t>
               </m:r>
-              <m:acc>
-                <m:accPr>
-                  <m:chr m:val="̃"/>
-                </m:accPr>
+              <m:limLow>
                 <m:e>
                   <m:r>
                     <m:t>x</m:t>
                   </m:r>
                 </m:e>
-              </m:acc>
+                <m:lim>
+                  <m:r>
+                    <m:rPr>
+                      <m:sty m:val="p"/>
+                    </m:rPr>
+                    <m:t>∼</m:t>
+                  </m:r>
+                </m:lim>
+              </m:limLow>
               <m:r>
                 <m:rPr>
                   <m:sty m:val="p"/>
                 </m:rPr>
                 <m:t>=</m:t>
               </m:r>
-              <m:acc>
-                <m:accPr>
-                  <m:chr m:val="̃"/>
-                </m:accPr>
+              <m:limLow>
                 <m:e>
                   <m:r>
                     <m:t>0</m:t>
                   </m:r>
                 </m:e>
-              </m:acc>
+                <m:lim>
+                  <m:r>
+                    <m:rPr>
+                      <m:sty m:val="p"/>
+                    </m:rPr>
+                    <m:t>∼</m:t>
+                  </m:r>
+                </m:lim>
+              </m:limLow>
               <m:r>
                 <m:rPr>
                   <m:nor/>
@@ -19303,32 +19378,42 @@
         <w:t xml:space="preserve">(</w:t>
       </w:r>
       <m:oMath>
-        <m:acc>
-          <m:accPr>
-            <m:chr m:val="̃"/>
-          </m:accPr>
+        <m:limLow>
           <m:e>
             <m:r>
               <m:t>x</m:t>
             </m:r>
           </m:e>
-        </m:acc>
+          <m:lim>
+            <m:r>
+              <m:rPr>
+                <m:sty m:val="p"/>
+              </m:rPr>
+              <m:t>∼</m:t>
+            </m:r>
+          </m:lim>
+        </m:limLow>
         <m:r>
           <m:rPr>
             <m:sty m:val="p"/>
           </m:rPr>
           <m:t>=</m:t>
         </m:r>
-        <m:acc>
-          <m:accPr>
-            <m:chr m:val="̃"/>
-          </m:accPr>
+        <m:limLow>
           <m:e>
             <m:r>
               <m:t>0</m:t>
             </m:r>
           </m:e>
-        </m:acc>
+          <m:lim>
+            <m:r>
+              <m:rPr>
+                <m:sty m:val="p"/>
+              </m:rPr>
+              <m:t>∼</m:t>
+            </m:r>
+          </m:lim>
+        </m:limLow>
       </m:oMath>
       <w:r>
         <w:t xml:space="preserve">), the</w:t>
@@ -19479,16 +19564,21 @@
         <w:t xml:space="preserve"> </w:t>
       </w:r>
       <m:oMath>
-        <m:acc>
-          <m:accPr>
-            <m:chr m:val="̃"/>
-          </m:accPr>
+        <m:limLow>
           <m:e>
             <m:r>
               <m:t>x</m:t>
             </m:r>
           </m:e>
-        </m:acc>
+          <m:lim>
+            <m:r>
+              <m:rPr>
+                <m:sty m:val="p"/>
+              </m:rPr>
+              <m:t>∼</m:t>
+            </m:r>
+          </m:lim>
+        </m:limLow>
       </m:oMath>
       <w:r>
         <w:t xml:space="preserve"> </w:t>
@@ -19502,16 +19592,21 @@
       <m:oMath>
         <m:sSup>
           <m:e>
-            <m:acc>
-              <m:accPr>
-                <m:chr m:val="̃"/>
-              </m:accPr>
+            <m:limLow>
               <m:e>
                 <m:r>
                   <m:t>x</m:t>
                 </m:r>
               </m:e>
-            </m:acc>
+              <m:lim>
+                <m:r>
+                  <m:rPr>
+                    <m:sty m:val="p"/>
+                  </m:rPr>
+                  <m:t>∼</m:t>
+                </m:r>
+              </m:lim>
+            </m:limLow>
           </m:e>
           <m:sup>
             <m:r>
@@ -19572,16 +19667,21 @@
                 </m:rPr>
                 <m:t>∣</m:t>
               </m:r>
-              <m:acc>
-                <m:accPr>
-                  <m:chr m:val="̃"/>
-                </m:accPr>
+              <m:limLow>
                 <m:e>
                   <m:r>
                     <m:t>x</m:t>
                   </m:r>
                 </m:e>
-              </m:acc>
+                <m:lim>
+                  <m:r>
+                    <m:rPr>
+                      <m:sty m:val="p"/>
+                    </m:rPr>
+                    <m:t>∼</m:t>
+                  </m:r>
+                </m:lim>
+              </m:limLow>
               <m:r>
                 <m:rPr>
                   <m:sty m:val="p"/>
@@ -19590,16 +19690,21 @@
               </m:r>
               <m:sSup>
                 <m:e>
-                  <m:acc>
-                    <m:accPr>
-                      <m:chr m:val="̃"/>
-                    </m:accPr>
+                  <m:limLow>
                     <m:e>
                       <m:r>
                         <m:t>x</m:t>
                       </m:r>
                     </m:e>
-                  </m:acc>
+                    <m:lim>
+                      <m:r>
+                        <m:rPr>
+                          <m:sty m:val="p"/>
+                        </m:rPr>
+                        <m:t>∼</m:t>
+                      </m:r>
+                    </m:lim>
+                  </m:limLow>
                 </m:e>
                 <m:sup>
                   <m:r>
@@ -19661,16 +19766,21 @@
                     </m:rPr>
                     <m:t>∣</m:t>
                   </m:r>
-                  <m:acc>
-                    <m:accPr>
-                      <m:chr m:val="̃"/>
-                    </m:accPr>
+                  <m:limLow>
                     <m:e>
                       <m:r>
                         <m:t>x</m:t>
                       </m:r>
                     </m:e>
-                  </m:acc>
+                    <m:lim>
+                      <m:r>
+                        <m:rPr>
+                          <m:sty m:val="p"/>
+                        </m:rPr>
+                        <m:t>∼</m:t>
+                      </m:r>
+                    </m:lim>
+                  </m:limLow>
                   <m:r>
                     <m:rPr>
                       <m:sty m:val="p"/>
@@ -19699,16 +19809,21 @@
                   </m:r>
                   <m:sSup>
                     <m:e>
-                      <m:acc>
-                        <m:accPr>
-                          <m:chr m:val="̃"/>
-                        </m:accPr>
+                      <m:limLow>
                         <m:e>
                           <m:r>
                             <m:t>x</m:t>
                           </m:r>
                         </m:e>
-                      </m:acc>
+                        <m:lim>
+                          <m:r>
+                            <m:rPr>
+                              <m:sty m:val="p"/>
+                            </m:rPr>
+                            <m:t>∼</m:t>
+                          </m:r>
+                        </m:lim>
+                      </m:limLow>
                     </m:e>
                     <m:sup>
                       <m:r>
@@ -19782,16 +19897,21 @@
                         </m:rPr>
                         <m:t>(</m:t>
                       </m:r>
-                      <m:acc>
-                        <m:accPr>
-                          <m:chr m:val="̃"/>
-                        </m:accPr>
+                      <m:limLow>
                         <m:e>
                           <m:r>
                             <m:t>x</m:t>
                           </m:r>
                         </m:e>
-                      </m:acc>
+                        <m:lim>
+                          <m:r>
+                            <m:rPr>
+                              <m:sty m:val="p"/>
+                            </m:rPr>
+                            <m:t>∼</m:t>
+                          </m:r>
+                        </m:lim>
+                      </m:limLow>
                       <m:r>
                         <m:rPr>
                           <m:sty m:val="p"/>
@@ -19833,16 +19953,21 @@
                       </m:r>
                       <m:sSup>
                         <m:e>
-                          <m:acc>
-                            <m:accPr>
-                              <m:chr m:val="̃"/>
-                            </m:accPr>
+                          <m:limLow>
                             <m:e>
                               <m:r>
                                 <m:t>x</m:t>
                               </m:r>
                             </m:e>
-                          </m:acc>
+                            <m:lim>
+                              <m:r>
+                                <m:rPr>
+                                  <m:sty m:val="p"/>
+                                </m:rPr>
+                                <m:t>∼</m:t>
+                              </m:r>
+                            </m:lim>
+                          </m:limLow>
                         </m:e>
                         <m:sup>
                           <m:r>
@@ -19916,16 +20041,21 @@
                     </m:rPr>
                     <m:t>(</m:t>
                   </m:r>
-                  <m:acc>
-                    <m:accPr>
-                      <m:chr m:val="̃"/>
-                    </m:accPr>
+                  <m:limLow>
                     <m:e>
                       <m:r>
                         <m:t>x</m:t>
                       </m:r>
                     </m:e>
-                  </m:acc>
+                    <m:lim>
+                      <m:r>
+                        <m:rPr>
+                          <m:sty m:val="p"/>
+                        </m:rPr>
+                        <m:t>∼</m:t>
+                      </m:r>
+                    </m:lim>
+                  </m:limLow>
                   <m:r>
                     <m:rPr>
                       <m:sty m:val="p"/>
@@ -19949,16 +20079,21 @@
                   </m:r>
                   <m:sSup>
                     <m:e>
-                      <m:acc>
-                        <m:accPr>
-                          <m:chr m:val="̃"/>
-                        </m:accPr>
+                      <m:limLow>
                         <m:e>
                           <m:r>
                             <m:t>x</m:t>
                           </m:r>
                         </m:e>
-                      </m:acc>
+                        <m:lim>
+                          <m:r>
+                            <m:rPr>
+                              <m:sty m:val="p"/>
+                            </m:rPr>
+                            <m:t>∼</m:t>
+                          </m:r>
+                        </m:lim>
+                      </m:limLow>
                     </m:e>
                     <m:sup>
                       <m:r>
@@ -20027,16 +20162,21 @@
                     </m:rPr>
                     <m:t>(</m:t>
                   </m:r>
-                  <m:acc>
-                    <m:accPr>
-                      <m:chr m:val="̃"/>
-                    </m:accPr>
+                  <m:limLow>
                     <m:e>
                       <m:r>
                         <m:t>x</m:t>
                       </m:r>
                     </m:e>
-                  </m:acc>
+                    <m:lim>
+                      <m:r>
+                        <m:rPr>
+                          <m:sty m:val="p"/>
+                        </m:rPr>
+                        <m:t>∼</m:t>
+                      </m:r>
+                    </m:lim>
+                  </m:limLow>
                   <m:r>
                     <m:rPr>
                       <m:sty m:val="p"/>
@@ -20045,16 +20185,21 @@
                   </m:r>
                   <m:sSup>
                     <m:e>
-                      <m:acc>
-                        <m:accPr>
-                          <m:chr m:val="̃"/>
-                        </m:accPr>
+                      <m:limLow>
                         <m:e>
                           <m:r>
                             <m:t>x</m:t>
                           </m:r>
                         </m:e>
-                      </m:acc>
+                        <m:lim>
+                          <m:r>
+                            <m:rPr>
+                              <m:sty m:val="p"/>
+                            </m:rPr>
+                            <m:t>∼</m:t>
+                          </m:r>
+                        </m:lim>
+                      </m:limLow>
                     </m:e>
                     <m:sup>
                       <m:r>
@@ -20077,16 +20222,21 @@
                     </m:rPr>
                     <m:t>⋅</m:t>
                   </m:r>
-                  <m:acc>
-                    <m:accPr>
-                      <m:chr m:val="̃"/>
-                    </m:accPr>
+                  <m:limLow>
                     <m:e>
                       <m:r>
                         <m:t>β</m:t>
                       </m:r>
                     </m:e>
-                  </m:acc>
+                    <m:lim>
+                      <m:r>
+                        <m:rPr>
+                          <m:sty m:val="p"/>
+                        </m:rPr>
+                        <m:t>∼</m:t>
+                      </m:r>
+                    </m:lim>
+                  </m:limLow>
                 </m:e>
               </m:d>
               <m:r>
@@ -20210,16 +20360,21 @@
                 </m:rPr>
                 <m:t>∣</m:t>
               </m:r>
-              <m:acc>
-                <m:accPr>
-                  <m:chr m:val="̃"/>
-                </m:accPr>
+              <m:limLow>
                 <m:e>
                   <m:r>
                     <m:t>x</m:t>
                   </m:r>
                 </m:e>
-              </m:acc>
+                <m:lim>
+                  <m:r>
+                    <m:rPr>
+                      <m:sty m:val="p"/>
+                    </m:rPr>
+                    <m:t>∼</m:t>
+                  </m:r>
+                </m:lim>
+              </m:limLow>
               <m:r>
                 <m:rPr>
                   <m:sty m:val="p"/>
@@ -20299,16 +20454,21 @@
                 </m:rPr>
                 <m:t>(</m:t>
               </m:r>
-              <m:acc>
-                <m:accPr>
-                  <m:chr m:val="̃"/>
-                </m:accPr>
+              <m:limLow>
                 <m:e>
                   <m:r>
                     <m:t>x</m:t>
                   </m:r>
                 </m:e>
-              </m:acc>
+                <m:lim>
+                  <m:r>
+                    <m:rPr>
+                      <m:sty m:val="p"/>
+                    </m:rPr>
+                    <m:t>∼</m:t>
+                  </m:r>
+                </m:lim>
+              </m:limLow>
               <m:r>
                 <m:rPr>
                   <m:sty m:val="p"/>
@@ -20351,16 +20511,21 @@
                 </m:rPr>
                 <m:t>∣</m:t>
               </m:r>
-              <m:acc>
-                <m:accPr>
-                  <m:chr m:val="̃"/>
-                </m:accPr>
+              <m:limLow>
                 <m:e>
                   <m:r>
                     <m:t>x</m:t>
                   </m:r>
                 </m:e>
-              </m:acc>
+                <m:lim>
+                  <m:r>
+                    <m:rPr>
+                      <m:sty m:val="p"/>
+                    </m:rPr>
+                    <m:t>∼</m:t>
+                  </m:r>
+                </m:lim>
+              </m:limLow>
               <m:r>
                 <m:rPr>
                   <m:sty m:val="p"/>
@@ -20427,16 +20592,21 @@
                 </m:rPr>
                 <m:t>∣</m:t>
               </m:r>
-              <m:acc>
-                <m:accPr>
-                  <m:chr m:val="̃"/>
-                </m:accPr>
+              <m:limLow>
                 <m:e>
                   <m:r>
                     <m:t>x</m:t>
                   </m:r>
                 </m:e>
-              </m:acc>
+                <m:lim>
+                  <m:r>
+                    <m:rPr>
+                      <m:sty m:val="p"/>
+                    </m:rPr>
+                    <m:t>∼</m:t>
+                  </m:r>
+                </m:lim>
+              </m:limLow>
               <m:r>
                 <m:rPr>
                   <m:sty m:val="p"/>
@@ -20544,16 +20714,21 @@
                 </m:rPr>
                 <m:t>(</m:t>
               </m:r>
-              <m:acc>
-                <m:accPr>
-                  <m:chr m:val="̃"/>
-                </m:accPr>
+              <m:limLow>
                 <m:e>
                   <m:r>
                     <m:t>x</m:t>
                   </m:r>
                 </m:e>
-              </m:acc>
+                <m:lim>
+                  <m:r>
+                    <m:rPr>
+                      <m:sty m:val="p"/>
+                    </m:rPr>
+                    <m:t>∼</m:t>
+                  </m:r>
+                </m:lim>
+              </m:limLow>
               <m:r>
                 <m:rPr>
                   <m:sty m:val="p"/>
@@ -20608,16 +20783,21 @@
                 </m:rPr>
                 <m:t>(</m:t>
               </m:r>
-              <m:acc>
-                <m:accPr>
-                  <m:chr m:val="̃"/>
-                </m:accPr>
+              <m:limLow>
                 <m:e>
                   <m:r>
                     <m:t>x</m:t>
                   </m:r>
                 </m:e>
-              </m:acc>
+                <m:lim>
+                  <m:r>
+                    <m:rPr>
+                      <m:sty m:val="p"/>
+                    </m:rPr>
+                    <m:t>∼</m:t>
+                  </m:r>
+                </m:lim>
+              </m:limLow>
               <m:r>
                 <m:rPr>
                   <m:sty m:val="p"/>
@@ -20696,16 +20876,21 @@
                 </m:rPr>
                 <m:t>∣</m:t>
               </m:r>
-              <m:acc>
-                <m:accPr>
-                  <m:chr m:val="̃"/>
-                </m:accPr>
+              <m:limLow>
                 <m:e>
                   <m:r>
                     <m:t>x</m:t>
                   </m:r>
                 </m:e>
-              </m:acc>
+                <m:lim>
+                  <m:r>
+                    <m:rPr>
+                      <m:sty m:val="p"/>
+                    </m:rPr>
+                    <m:t>∼</m:t>
+                  </m:r>
+                </m:lim>
+              </m:limLow>
               <m:r>
                 <m:rPr>
                   <m:sty m:val="p"/>
@@ -20778,16 +20963,21 @@
                     </m:rPr>
                     <m:t>∣</m:t>
                   </m:r>
-                  <m:acc>
-                    <m:accPr>
-                      <m:chr m:val="̃"/>
-                    </m:accPr>
+                  <m:limLow>
                     <m:e>
                       <m:r>
                         <m:t>x</m:t>
                       </m:r>
                     </m:e>
-                  </m:acc>
+                    <m:lim>
+                      <m:r>
+                        <m:rPr>
+                          <m:sty m:val="p"/>
+                        </m:rPr>
+                        <m:t>∼</m:t>
+                      </m:r>
+                    </m:lim>
+                  </m:limLow>
                   <m:r>
                     <m:rPr>
                       <m:sty m:val="p"/>
@@ -20864,16 +21054,21 @@
                     </m:rPr>
                     <m:t>(</m:t>
                   </m:r>
-                  <m:acc>
-                    <m:accPr>
-                      <m:chr m:val="̃"/>
-                    </m:accPr>
+                  <m:limLow>
                     <m:e>
                       <m:r>
                         <m:t>x</m:t>
                       </m:r>
                     </m:e>
-                  </m:acc>
+                    <m:lim>
+                      <m:r>
+                        <m:rPr>
+                          <m:sty m:val="p"/>
+                        </m:rPr>
+                        <m:t>∼</m:t>
+                      </m:r>
+                    </m:lim>
+                  </m:limLow>
                   <m:r>
                     <m:rPr>
                       <m:sty m:val="p"/>
@@ -21041,16 +21236,21 @@
                     </m:rPr>
                     <m:t>(</m:t>
                   </m:r>
-                  <m:acc>
-                    <m:accPr>
-                      <m:chr m:val="̃"/>
-                    </m:accPr>
+                  <m:limLow>
                     <m:e>
                       <m:r>
                         <m:t>x</m:t>
                       </m:r>
                     </m:e>
-                  </m:acc>
+                    <m:lim>
+                      <m:r>
+                        <m:rPr>
+                          <m:sty m:val="p"/>
+                        </m:rPr>
+                        <m:t>∼</m:t>
+                      </m:r>
+                    </m:lim>
+                  </m:limLow>
                   <m:r>
                     <m:rPr>
                       <m:sty m:val="p"/>
@@ -21151,16 +21351,21 @@
                     </m:rPr>
                     <m:t>(</m:t>
                   </m:r>
-                  <m:acc>
-                    <m:accPr>
-                      <m:chr m:val="̃"/>
-                    </m:accPr>
+                  <m:limLow>
                     <m:e>
                       <m:r>
                         <m:t>x</m:t>
                       </m:r>
                     </m:e>
-                  </m:acc>
+                    <m:lim>
+                      <m:r>
+                        <m:rPr>
+                          <m:sty m:val="p"/>
+                        </m:rPr>
+                        <m:t>∼</m:t>
+                      </m:r>
+                    </m:lim>
+                  </m:limLow>
                   <m:r>
                     <m:rPr>
                       <m:sty m:val="p"/>
@@ -21310,16 +21515,21 @@
               <w:t xml:space="preserve"> </w:t>
             </w:r>
             <m:oMath>
-              <m:acc>
-                <m:accPr>
-                  <m:chr m:val="̃"/>
-                </m:accPr>
+              <m:limLow>
                 <m:e>
                   <m:r>
                     <m:t>x</m:t>
                   </m:r>
                 </m:e>
-              </m:acc>
+                <m:lim>
+                  <m:r>
+                    <m:rPr>
+                      <m:sty m:val="p"/>
+                    </m:rPr>
+                    <m:t>∼</m:t>
+                  </m:r>
+                </m:lim>
+              </m:limLow>
             </m:oMath>
             <w:r>
               <w:t xml:space="preserve"> </w:t>
@@ -21396,16 +21606,21 @@
                 </m:rPr>
                 <m:t>(</m:t>
               </m:r>
-              <m:acc>
-                <m:accPr>
-                  <m:chr m:val="̃"/>
-                </m:accPr>
+              <m:limLow>
                 <m:e>
                   <m:r>
                     <m:t>x</m:t>
                   </m:r>
                 </m:e>
-              </m:acc>
+                <m:lim>
+                  <m:r>
+                    <m:rPr>
+                      <m:sty m:val="p"/>
+                    </m:rPr>
+                    <m:t>∼</m:t>
+                  </m:r>
+                </m:lim>
+              </m:limLow>
               <m:r>
                 <m:rPr>
                   <m:sty m:val="p"/>
@@ -21551,16 +21766,21 @@
                   </m:rPr>
                   <m:t>(</m:t>
                 </m:r>
-                <m:acc>
-                  <m:accPr>
-                    <m:chr m:val="̃"/>
-                  </m:accPr>
+                <m:limLow>
                   <m:e>
                     <m:r>
                       <m:t>x</m:t>
                     </m:r>
                   </m:e>
-                </m:acc>
+                  <m:lim>
+                    <m:r>
+                      <m:rPr>
+                        <m:sty m:val="p"/>
+                      </m:rPr>
+                      <m:t>∼</m:t>
+                    </m:r>
+                  </m:lim>
+                </m:limLow>
                 <m:r>
                   <m:rPr>
                     <m:sty m:val="p"/>
@@ -21612,16 +21832,21 @@
                       </m:rPr>
                       <m:t>(</m:t>
                     </m:r>
-                    <m:acc>
-                      <m:accPr>
-                        <m:chr m:val="̃"/>
-                      </m:accPr>
+                    <m:limLow>
                       <m:e>
                         <m:r>
                           <m:t>x</m:t>
                         </m:r>
                       </m:e>
-                    </m:acc>
+                      <m:lim>
+                        <m:r>
+                          <m:rPr>
+                            <m:sty m:val="p"/>
+                          </m:rPr>
+                          <m:t>∼</m:t>
+                        </m:r>
+                      </m:lim>
+                    </m:limLow>
                     <m:r>
                       <m:rPr>
                         <m:sty m:val="p"/>
@@ -21838,16 +22063,21 @@
                       </m:rPr>
                       <m:t>(</m:t>
                     </m:r>
-                    <m:acc>
-                      <m:accPr>
-                        <m:chr m:val="̃"/>
-                      </m:accPr>
+                    <m:limLow>
                       <m:e>
                         <m:r>
                           <m:t>x</m:t>
                         </m:r>
                       </m:e>
-                    </m:acc>
+                      <m:lim>
+                        <m:r>
+                          <m:rPr>
+                            <m:sty m:val="p"/>
+                          </m:rPr>
+                          <m:t>∼</m:t>
+                        </m:r>
+                      </m:lim>
+                    </m:limLow>
                     <m:r>
                       <m:rPr>
                         <m:sty m:val="p"/>
@@ -21889,16 +22119,21 @@
                           </m:rPr>
                           <m:t>(</m:t>
                         </m:r>
-                        <m:acc>
-                          <m:accPr>
-                            <m:chr m:val="̃"/>
-                          </m:accPr>
+                        <m:limLow>
                           <m:e>
                             <m:r>
                               <m:t>x</m:t>
                             </m:r>
                           </m:e>
-                        </m:acc>
+                          <m:lim>
+                            <m:r>
+                              <m:rPr>
+                                <m:sty m:val="p"/>
+                              </m:rPr>
+                              <m:t>∼</m:t>
+                            </m:r>
+                          </m:lim>
+                        </m:limLow>
                         <m:r>
                           <m:rPr>
                             <m:sty m:val="p"/>
@@ -22397,16 +22632,21 @@
               <w:t xml:space="preserve"> </w:t>
             </w:r>
             <m:oMath>
-              <m:acc>
-                <m:accPr>
-                  <m:chr m:val="̃"/>
-                </m:accPr>
+              <m:limLow>
                 <m:e>
                   <m:r>
                     <m:t>x</m:t>
                   </m:r>
                 </m:e>
-              </m:acc>
+                <m:lim>
+                  <m:r>
+                    <m:rPr>
+                      <m:sty m:val="p"/>
+                    </m:rPr>
+                    <m:t>∼</m:t>
+                  </m:r>
+                </m:lim>
+              </m:limLow>
             </m:oMath>
             <w:r>
               <w:t xml:space="preserve"> </w:t>
@@ -22446,16 +22686,21 @@
                   </m:rPr>
                   <m:t>∣</m:t>
                 </m:r>
-                <m:acc>
-                  <m:accPr>
-                    <m:chr m:val="̃"/>
-                  </m:accPr>
+                <m:limLow>
                   <m:e>
                     <m:r>
                       <m:t>x</m:t>
                     </m:r>
                   </m:e>
-                </m:acc>
+                  <m:lim>
+                    <m:r>
+                      <m:rPr>
+                        <m:sty m:val="p"/>
+                      </m:rPr>
+                      <m:t>∼</m:t>
+                    </m:r>
+                  </m:lim>
+                </m:limLow>
                 <m:r>
                   <m:rPr>
                     <m:sty m:val="p"/>
@@ -22534,16 +22779,21 @@
                       </m:rPr>
                       <m:t>(</m:t>
                     </m:r>
-                    <m:acc>
-                      <m:accPr>
-                        <m:chr m:val="̃"/>
-                      </m:accPr>
+                    <m:limLow>
                       <m:e>
                         <m:r>
                           <m:t>x</m:t>
                         </m:r>
                       </m:e>
-                    </m:acc>
+                      <m:lim>
+                        <m:r>
+                          <m:rPr>
+                            <m:sty m:val="p"/>
+                          </m:rPr>
+                          <m:t>∼</m:t>
+                        </m:r>
+                      </m:lim>
+                    </m:limLow>
                     <m:r>
                       <m:rPr>
                         <m:sty m:val="p"/>
@@ -22673,32 +22923,42 @@
                 </m:rPr>
                 <m:t>∣</m:t>
               </m:r>
-              <m:acc>
-                <m:accPr>
-                  <m:chr m:val="̃"/>
-                </m:accPr>
+              <m:limLow>
                 <m:e>
                   <m:r>
                     <m:t>x</m:t>
                   </m:r>
                 </m:e>
-              </m:acc>
+                <m:lim>
+                  <m:r>
+                    <m:rPr>
+                      <m:sty m:val="p"/>
+                    </m:rPr>
+                    <m:t>∼</m:t>
+                  </m:r>
+                </m:lim>
+              </m:limLow>
               <m:r>
                 <m:rPr>
                   <m:sty m:val="p"/>
                 </m:rPr>
                 <m:t>=</m:t>
               </m:r>
-              <m:acc>
-                <m:accPr>
-                  <m:chr m:val="̃"/>
-                </m:accPr>
+              <m:limLow>
                 <m:e>
                   <m:r>
                     <m:t>0</m:t>
                   </m:r>
                 </m:e>
-              </m:acc>
+                <m:lim>
+                  <m:r>
+                    <m:rPr>
+                      <m:sty m:val="p"/>
+                    </m:rPr>
+                    <m:t>∼</m:t>
+                  </m:r>
+                </m:lim>
+              </m:limLow>
               <m:r>
                 <m:rPr>
                   <m:sty m:val="p"/>
@@ -22754,16 +23014,21 @@
                 </m:rPr>
                 <m:t>(</m:t>
               </m:r>
-              <m:acc>
-                <m:accPr>
-                  <m:chr m:val="̃"/>
-                </m:accPr>
+              <m:limLow>
                 <m:e>
                   <m:r>
                     <m:t>x</m:t>
                   </m:r>
                 </m:e>
-              </m:acc>
+                <m:lim>
+                  <m:r>
+                    <m:rPr>
+                      <m:sty m:val="p"/>
+                    </m:rPr>
+                    <m:t>∼</m:t>
+                  </m:r>
+                </m:lim>
+              </m:limLow>
               <m:r>
                 <m:rPr>
                   <m:sty m:val="p"/>
@@ -22822,16 +23087,21 @@
           </m:rPr>
           <m:t>(</m:t>
         </m:r>
-        <m:acc>
-          <m:accPr>
-            <m:chr m:val="̃"/>
-          </m:accPr>
+        <m:limLow>
           <m:e>
             <m:r>
               <m:t>x</m:t>
             </m:r>
           </m:e>
-        </m:acc>
+          <m:lim>
+            <m:r>
+              <m:rPr>
+                <m:sty m:val="p"/>
+              </m:rPr>
+              <m:t>∼</m:t>
+            </m:r>
+          </m:lim>
+        </m:limLow>
         <m:r>
           <m:rPr>
             <m:sty m:val="p"/>
@@ -22864,16 +23134,21 @@
         <w:t xml:space="preserve"> </w:t>
       </w:r>
       <m:oMath>
-        <m:acc>
-          <m:accPr>
-            <m:chr m:val="̃"/>
-          </m:accPr>
+        <m:limLow>
           <m:e>
             <m:r>
               <m:t>x</m:t>
             </m:r>
           </m:e>
-        </m:acc>
+          <m:lim>
+            <m:r>
+              <m:rPr>
+                <m:sty m:val="p"/>
+              </m:rPr>
+              <m:t>∼</m:t>
+            </m:r>
+          </m:lim>
+        </m:limLow>
       </m:oMath>
       <w:r>
         <w:t xml:space="preserve"> </w:t>
@@ -22909,16 +23184,21 @@
           </m:rPr>
           <m:t>(</m:t>
         </m:r>
-        <m:acc>
-          <m:accPr>
-            <m:chr m:val="̃"/>
-          </m:accPr>
+        <m:limLow>
           <m:e>
             <m:r>
               <m:t>x</m:t>
             </m:r>
           </m:e>
-        </m:acc>
+          <m:lim>
+            <m:r>
+              <m:rPr>
+                <m:sty m:val="p"/>
+              </m:rPr>
+              <m:t>∼</m:t>
+            </m:r>
+          </m:lim>
+        </m:limLow>
         <m:r>
           <m:rPr>
             <m:sty m:val="p"/>
@@ -23112,16 +23392,21 @@
               <w:t xml:space="preserve"> </w:t>
             </w:r>
             <m:oMath>
-              <m:acc>
-                <m:accPr>
-                  <m:chr m:val="̃"/>
-                </m:accPr>
+              <m:limLow>
                 <m:e>
                   <m:r>
                     <m:t>x</m:t>
                   </m:r>
                 </m:e>
-              </m:acc>
+                <m:lim>
+                  <m:r>
+                    <m:rPr>
+                      <m:sty m:val="p"/>
+                    </m:rPr>
+                    <m:t>∼</m:t>
+                  </m:r>
+                </m:lim>
+              </m:limLow>
             </m:oMath>
             <w:r>
               <w:t xml:space="preserve"> </w:t>
@@ -23151,16 +23436,21 @@
                 </m:rPr>
                 <m:t>(</m:t>
               </m:r>
-              <m:acc>
-                <m:accPr>
-                  <m:chr m:val="̃"/>
-                </m:accPr>
+              <m:limLow>
                 <m:e>
                   <m:r>
                     <m:t>x</m:t>
                   </m:r>
                 </m:e>
-              </m:acc>
+                <m:lim>
+                  <m:r>
+                    <m:rPr>
+                      <m:sty m:val="p"/>
+                    </m:rPr>
+                    <m:t>∼</m:t>
+                  </m:r>
+                </m:lim>
+              </m:limLow>
               <m:r>
                 <m:rPr>
                   <m:sty m:val="p"/>
@@ -23210,16 +23500,21 @@
               <w:t xml:space="preserve"> </w:t>
             </w:r>
             <m:oMath>
-              <m:acc>
-                <m:accPr>
-                  <m:chr m:val="̃"/>
-                </m:accPr>
+              <m:limLow>
                 <m:e>
                   <m:r>
                     <m:t>x</m:t>
                   </m:r>
                 </m:e>
-              </m:acc>
+                <m:lim>
+                  <m:r>
+                    <m:rPr>
+                      <m:sty m:val="p"/>
+                    </m:rPr>
+                    <m:t>∼</m:t>
+                  </m:r>
+                </m:lim>
+              </m:limLow>
             </m:oMath>
             <w:r>
               <w:t xml:space="preserve"> </w:t>
@@ -23260,16 +23555,21 @@
                       </m:rPr>
                       <m:t>∣</m:t>
                     </m:r>
-                    <m:acc>
-                      <m:accPr>
-                        <m:chr m:val="̃"/>
-                      </m:accPr>
+                    <m:limLow>
                       <m:e>
                         <m:r>
                           <m:t>x</m:t>
                         </m:r>
                       </m:e>
-                    </m:acc>
+                      <m:lim>
+                        <m:r>
+                          <m:rPr>
+                            <m:sty m:val="p"/>
+                          </m:rPr>
+                          <m:t>∼</m:t>
+                        </m:r>
+                      </m:lim>
+                    </m:limLow>
                     <m:r>
                       <m:rPr>
                         <m:sty m:val="p"/>
@@ -23374,16 +23674,21 @@
                       </m:rPr>
                       <m:t>(</m:t>
                     </m:r>
-                    <m:acc>
-                      <m:accPr>
-                        <m:chr m:val="̃"/>
-                      </m:accPr>
+                    <m:limLow>
                       <m:e>
                         <m:r>
                           <m:t>x</m:t>
                         </m:r>
                       </m:e>
-                    </m:acc>
+                      <m:lim>
+                        <m:r>
+                          <m:rPr>
+                            <m:sty m:val="p"/>
+                          </m:rPr>
+                          <m:t>∼</m:t>
+                        </m:r>
+                      </m:lim>
+                    </m:limLow>
                     <m:r>
                       <m:rPr>
                         <m:sty m:val="p"/>
@@ -23622,16 +23927,21 @@
               <w:t xml:space="preserve"> </w:t>
             </w:r>
             <m:oMath>
-              <m:acc>
-                <m:accPr>
-                  <m:chr m:val="̃"/>
-                </m:accPr>
+              <m:limLow>
                 <m:e>
                   <m:r>
                     <m:t>x</m:t>
                   </m:r>
                 </m:e>
-              </m:acc>
+                <m:lim>
+                  <m:r>
+                    <m:rPr>
+                      <m:sty m:val="p"/>
+                    </m:rPr>
+                    <m:t>∼</m:t>
+                  </m:r>
+                </m:lim>
+              </m:limLow>
             </m:oMath>
             <w:r>
               <w:t xml:space="preserve"> </w:t>
@@ -23880,16 +24190,21 @@
               <w:t xml:space="preserve"> </w:t>
             </w:r>
             <m:oMath>
-              <m:acc>
-                <m:accPr>
-                  <m:chr m:val="̃"/>
-                </m:accPr>
+              <m:limLow>
                 <m:e>
                   <m:r>
                     <m:t>x</m:t>
                   </m:r>
                 </m:e>
-              </m:acc>
+                <m:lim>
+                  <m:r>
+                    <m:rPr>
+                      <m:sty m:val="p"/>
+                    </m:rPr>
+                    <m:t>∼</m:t>
+                  </m:r>
+                </m:lim>
+              </m:limLow>
             </m:oMath>
             <w:r>
               <w:t xml:space="preserve"> </w:t>
@@ -23925,16 +24240,21 @@
                   </m:rPr>
                   <m:t>(</m:t>
                 </m:r>
-                <m:acc>
-                  <m:accPr>
-                    <m:chr m:val="̃"/>
-                  </m:accPr>
+                <m:limLow>
                   <m:e>
                     <m:r>
                       <m:t>x</m:t>
                     </m:r>
                   </m:e>
-                </m:acc>
+                  <m:lim>
+                    <m:r>
+                      <m:rPr>
+                        <m:sty m:val="p"/>
+                      </m:rPr>
+                      <m:t>∼</m:t>
+                    </m:r>
+                  </m:lim>
+                </m:limLow>
                 <m:r>
                   <m:rPr>
                     <m:sty m:val="p"/>
@@ -23989,16 +24309,21 @@
                       </m:rPr>
                       <m:t>(</m:t>
                     </m:r>
-                    <m:acc>
-                      <m:accPr>
-                        <m:chr m:val="̃"/>
-                      </m:accPr>
+                    <m:limLow>
                       <m:e>
                         <m:r>
                           <m:t>x</m:t>
                         </m:r>
                       </m:e>
-                    </m:acc>
+                      <m:lim>
+                        <m:r>
+                          <m:rPr>
+                            <m:sty m:val="p"/>
+                          </m:rPr>
+                          <m:t>∼</m:t>
+                        </m:r>
+                      </m:lim>
+                    </m:limLow>
                     <m:r>
                       <m:rPr>
                         <m:sty m:val="p"/>
@@ -24119,16 +24444,21 @@
                 </m:rPr>
                 <m:t>(</m:t>
               </m:r>
-              <m:acc>
-                <m:accPr>
-                  <m:chr m:val="̃"/>
-                </m:accPr>
+              <m:limLow>
                 <m:e>
                   <m:r>
                     <m:t>x</m:t>
                   </m:r>
                 </m:e>
-              </m:acc>
+                <m:lim>
+                  <m:r>
+                    <m:rPr>
+                      <m:sty m:val="p"/>
+                    </m:rPr>
+                    <m:t>∼</m:t>
+                  </m:r>
+                </m:lim>
+              </m:limLow>
               <m:r>
                 <m:rPr>
                   <m:sty m:val="p"/>
@@ -24176,16 +24506,21 @@
                 </m:rPr>
                 <m:t>(</m:t>
               </m:r>
-              <m:acc>
-                <m:accPr>
-                  <m:chr m:val="̃"/>
-                </m:accPr>
+              <m:limLow>
                 <m:e>
                   <m:r>
                     <m:t>x</m:t>
                   </m:r>
                 </m:e>
-              </m:acc>
+                <m:lim>
+                  <m:r>
+                    <m:rPr>
+                      <m:sty m:val="p"/>
+                    </m:rPr>
+                    <m:t>∼</m:t>
+                  </m:r>
+                </m:lim>
+              </m:limLow>
               <m:r>
                 <m:rPr>
                   <m:sty m:val="p"/>
@@ -24198,16 +24533,21 @@
                 </m:rPr>
                 <m:t>∣</m:t>
               </m:r>
-              <m:acc>
-                <m:accPr>
-                  <m:chr m:val="̃"/>
-                </m:accPr>
+              <m:limLow>
                 <m:e>
                   <m:r>
                     <m:t>x</m:t>
                   </m:r>
                 </m:e>
-              </m:acc>
+                <m:lim>
+                  <m:r>
+                    <m:rPr>
+                      <m:sty m:val="p"/>
+                    </m:rPr>
+                    <m:t>∼</m:t>
+                  </m:r>
+                </m:lim>
+              </m:limLow>
               <m:r>
                 <m:rPr>
                   <m:sty m:val="p"/>
@@ -24299,16 +24639,21 @@
                       </m:rPr>
                       <m:t>(</m:t>
                     </m:r>
-                    <m:acc>
-                      <m:accPr>
-                        <m:chr m:val="̃"/>
-                      </m:accPr>
+                    <m:limLow>
                       <m:e>
                         <m:r>
                           <m:t>x</m:t>
                         </m:r>
                       </m:e>
-                    </m:acc>
+                      <m:lim>
+                        <m:r>
+                          <m:rPr>
+                            <m:sty m:val="p"/>
+                          </m:rPr>
+                          <m:t>∼</m:t>
+                        </m:r>
+                      </m:lim>
+                    </m:limLow>
                     <m:r>
                       <m:rPr>
                         <m:sty m:val="p"/>
@@ -24321,16 +24666,21 @@
                       </m:rPr>
                       <m:t>∣</m:t>
                     </m:r>
-                    <m:acc>
-                      <m:accPr>
-                        <m:chr m:val="̃"/>
-                      </m:accPr>
+                    <m:limLow>
                       <m:e>
                         <m:r>
                           <m:t>x</m:t>
                         </m:r>
                       </m:e>
-                    </m:acc>
+                      <m:lim>
+                        <m:r>
+                          <m:rPr>
+                            <m:sty m:val="p"/>
+                          </m:rPr>
+                          <m:t>∼</m:t>
+                        </m:r>
+                      </m:lim>
+                    </m:limLow>
                     <m:r>
                       <m:rPr>
                         <m:sty m:val="p"/>
@@ -24368,16 +24718,21 @@
                       </m:rPr>
                       <m:t>(</m:t>
                     </m:r>
-                    <m:acc>
-                      <m:accPr>
-                        <m:chr m:val="̃"/>
-                      </m:accPr>
+                    <m:limLow>
                       <m:e>
                         <m:r>
                           <m:t>x</m:t>
                         </m:r>
                       </m:e>
-                    </m:acc>
+                      <m:lim>
+                        <m:r>
+                          <m:rPr>
+                            <m:sty m:val="p"/>
+                          </m:rPr>
+                          <m:t>∼</m:t>
+                        </m:r>
+                      </m:lim>
+                    </m:limLow>
                     <m:r>
                       <m:rPr>
                         <m:sty m:val="p"/>
@@ -24446,16 +24801,21 @@
                           </m:rPr>
                           <m:t>(</m:t>
                         </m:r>
-                        <m:acc>
-                          <m:accPr>
-                            <m:chr m:val="̃"/>
-                          </m:accPr>
+                        <m:limLow>
                           <m:e>
                             <m:r>
                               <m:t>x</m:t>
                             </m:r>
                           </m:e>
-                        </m:acc>
+                          <m:lim>
+                            <m:r>
+                              <m:rPr>
+                                <m:sty m:val="p"/>
+                              </m:rPr>
+                              <m:t>∼</m:t>
+                            </m:r>
+                          </m:lim>
+                        </m:limLow>
                         <m:r>
                           <m:rPr>
                             <m:sty m:val="p"/>
@@ -24486,16 +24846,21 @@
                           </m:rPr>
                           <m:t>(</m:t>
                         </m:r>
-                        <m:acc>
-                          <m:accPr>
-                            <m:chr m:val="̃"/>
-                          </m:accPr>
+                        <m:limLow>
                           <m:e>
                             <m:r>
                               <m:t>x</m:t>
                             </m:r>
                           </m:e>
-                        </m:acc>
+                          <m:lim>
+                            <m:r>
+                              <m:rPr>
+                                <m:sty m:val="p"/>
+                              </m:rPr>
+                              <m:t>∼</m:t>
+                            </m:r>
+                          </m:lim>
+                        </m:limLow>
                         <m:r>
                           <m:rPr>
                             <m:sty m:val="p"/>
@@ -24662,16 +25027,21 @@
                       </m:rPr>
                       <m:t>(</m:t>
                     </m:r>
-                    <m:acc>
-                      <m:accPr>
-                        <m:chr m:val="̃"/>
-                      </m:accPr>
+                    <m:limLow>
                       <m:e>
                         <m:r>
                           <m:t>x</m:t>
                         </m:r>
                       </m:e>
-                    </m:acc>
+                      <m:lim>
+                        <m:r>
+                          <m:rPr>
+                            <m:sty m:val="p"/>
+                          </m:rPr>
+                          <m:t>∼</m:t>
+                        </m:r>
+                      </m:lim>
+                    </m:limLow>
                     <m:r>
                       <m:rPr>
                         <m:sty m:val="p"/>
@@ -24702,16 +25072,21 @@
                       </m:rPr>
                       <m:t>(</m:t>
                     </m:r>
-                    <m:acc>
-                      <m:accPr>
-                        <m:chr m:val="̃"/>
-                      </m:accPr>
+                    <m:limLow>
                       <m:e>
                         <m:r>
                           <m:t>x</m:t>
                         </m:r>
                       </m:e>
-                    </m:acc>
+                      <m:lim>
+                        <m:r>
+                          <m:rPr>
+                            <m:sty m:val="p"/>
+                          </m:rPr>
+                          <m:t>∼</m:t>
+                        </m:r>
+                      </m:lim>
+                    </m:limLow>
                     <m:r>
                       <m:rPr>
                         <m:sty m:val="p"/>
@@ -24799,16 +25174,21 @@
                       </m:rPr>
                       <m:t>(</m:t>
                     </m:r>
-                    <m:acc>
-                      <m:accPr>
-                        <m:chr m:val="̃"/>
-                      </m:accPr>
+                    <m:limLow>
                       <m:e>
                         <m:r>
                           <m:t>x</m:t>
                         </m:r>
                       </m:e>
-                    </m:acc>
+                      <m:lim>
+                        <m:r>
+                          <m:rPr>
+                            <m:sty m:val="p"/>
+                          </m:rPr>
+                          <m:t>∼</m:t>
+                        </m:r>
+                      </m:lim>
+                    </m:limLow>
                     <m:r>
                       <m:rPr>
                         <m:sty m:val="p"/>
@@ -24866,16 +25246,21 @@
                           </m:rPr>
                           <m:t>(</m:t>
                         </m:r>
-                        <m:acc>
-                          <m:accPr>
-                            <m:chr m:val="̃"/>
-                          </m:accPr>
+                        <m:limLow>
                           <m:e>
                             <m:r>
                               <m:t>x</m:t>
                             </m:r>
                           </m:e>
-                        </m:acc>
+                          <m:lim>
+                            <m:r>
+                              <m:rPr>
+                                <m:sty m:val="p"/>
+                              </m:rPr>
+                              <m:t>∼</m:t>
+                            </m:r>
+                          </m:lim>
+                        </m:limLow>
                         <m:r>
                           <m:rPr>
                             <m:sty m:val="p"/>
@@ -24915,16 +25300,21 @@
                       </m:rPr>
                       <m:t>(</m:t>
                     </m:r>
-                    <m:acc>
-                      <m:accPr>
-                        <m:chr m:val="̃"/>
-                      </m:accPr>
+                    <m:limLow>
                       <m:e>
                         <m:r>
                           <m:t>x</m:t>
                         </m:r>
                       </m:e>
-                    </m:acc>
+                      <m:lim>
+                        <m:r>
+                          <m:rPr>
+                            <m:sty m:val="p"/>
+                          </m:rPr>
+                          <m:t>∼</m:t>
+                        </m:r>
+                      </m:lim>
+                    </m:limLow>
                     <m:r>
                       <m:rPr>
                         <m:sty m:val="p"/>
@@ -25707,16 +26097,21 @@
                 </m:rPr>
                 <m:t>(</m:t>
               </m:r>
-              <m:acc>
-                <m:accPr>
-                  <m:chr m:val="̃"/>
-                </m:accPr>
+              <m:limLow>
                 <m:e>
                   <m:r>
                     <m:t>x</m:t>
                   </m:r>
                 </m:e>
-              </m:acc>
+                <m:lim>
+                  <m:r>
+                    <m:rPr>
+                      <m:sty m:val="p"/>
+                    </m:rPr>
+                    <m:t>∼</m:t>
+                  </m:r>
+                </m:lim>
+              </m:limLow>
               <m:r>
                 <m:rPr>
                   <m:sty m:val="p"/>
@@ -25746,16 +26141,21 @@
               <w:t xml:space="preserve"> </w:t>
             </w:r>
             <m:oMath>
-              <m:acc>
-                <m:accPr>
-                  <m:chr m:val="̃"/>
-                </m:accPr>
+              <m:limLow>
                 <m:e>
                   <m:r>
                     <m:t>x</m:t>
                   </m:r>
                 </m:e>
-              </m:acc>
+                <m:lim>
+                  <m:r>
+                    <m:rPr>
+                      <m:sty m:val="p"/>
+                    </m:rPr>
+                    <m:t>∼</m:t>
+                  </m:r>
+                </m:lim>
+              </m:limLow>
             </m:oMath>
             <w:r>
               <w:t xml:space="preserve"> </w:t>
@@ -25826,16 +26226,21 @@
                 </m:rPr>
                 <m:t>∣</m:t>
               </m:r>
-              <m:acc>
-                <m:accPr>
-                  <m:chr m:val="̃"/>
-                </m:accPr>
+              <m:limLow>
                 <m:e>
                   <m:r>
                     <m:t>x</m:t>
                   </m:r>
                 </m:e>
-              </m:acc>
+                <m:lim>
+                  <m:r>
+                    <m:rPr>
+                      <m:sty m:val="p"/>
+                    </m:rPr>
+                    <m:t>∼</m:t>
+                  </m:r>
+                </m:lim>
+              </m:limLow>
               <m:r>
                 <m:rPr>
                   <m:sty m:val="p"/>
@@ -25987,16 +26392,21 @@
                     </m:rPr>
                     <m:t>∣</m:t>
                   </m:r>
-                  <m:acc>
-                    <m:accPr>
-                      <m:chr m:val="̃"/>
-                    </m:accPr>
+                  <m:limLow>
                     <m:e>
                       <m:r>
                         <m:t>x</m:t>
                       </m:r>
                     </m:e>
-                  </m:acc>
+                    <m:lim>
+                      <m:r>
+                        <m:rPr>
+                          <m:sty m:val="p"/>
+                        </m:rPr>
+                        <m:t>∼</m:t>
+                      </m:r>
+                    </m:lim>
+                  </m:limLow>
                 </m:e>
               </m:d>
               <m:r>
@@ -26068,16 +26478,21 @@
                 </m:rPr>
                 <m:t>∣</m:t>
               </m:r>
-              <m:acc>
-                <m:accPr>
-                  <m:chr m:val="̃"/>
-                </m:accPr>
+              <m:limLow>
                 <m:e>
                   <m:r>
                     <m:t>x</m:t>
                   </m:r>
                 </m:e>
-              </m:acc>
+                <m:lim>
+                  <m:r>
+                    <m:rPr>
+                      <m:sty m:val="p"/>
+                    </m:rPr>
+                    <m:t>∼</m:t>
+                  </m:r>
+                </m:lim>
+              </m:limLow>
               <m:r>
                 <m:rPr>
                   <m:sty m:val="p"/>
@@ -26190,16 +26605,21 @@
                     </m:rPr>
                     <m:t>(</m:t>
                   </m:r>
-                  <m:acc>
-                    <m:accPr>
-                      <m:chr m:val="̃"/>
-                    </m:accPr>
+                  <m:limLow>
                     <m:e>
                       <m:r>
                         <m:t>x</m:t>
                       </m:r>
                     </m:e>
-                  </m:acc>
+                    <m:lim>
+                      <m:r>
+                        <m:rPr>
+                          <m:sty m:val="p"/>
+                        </m:rPr>
+                        <m:t>∼</m:t>
+                      </m:r>
+                    </m:lim>
+                  </m:limLow>
                   <m:r>
                     <m:rPr>
                       <m:sty m:val="p"/>
@@ -26331,16 +26751,21 @@
                     </m:rPr>
                     <m:t>(</m:t>
                   </m:r>
-                  <m:acc>
-                    <m:accPr>
-                      <m:chr m:val="̃"/>
-                    </m:accPr>
+                  <m:limLow>
                     <m:e>
                       <m:r>
                         <m:t>x</m:t>
                       </m:r>
                     </m:e>
-                  </m:acc>
+                    <m:lim>
+                      <m:r>
+                        <m:rPr>
+                          <m:sty m:val="p"/>
+                        </m:rPr>
+                        <m:t>∼</m:t>
+                      </m:r>
+                    </m:lim>
+                  </m:limLow>
                   <m:r>
                     <m:rPr>
                       <m:sty m:val="p"/>
@@ -26398,16 +26823,21 @@
                 </m:rPr>
                 <m:t>(</m:t>
               </m:r>
-              <m:acc>
-                <m:accPr>
-                  <m:chr m:val="̃"/>
-                </m:accPr>
+              <m:limLow>
                 <m:e>
                   <m:r>
                     <m:t>x</m:t>
                   </m:r>
                 </m:e>
-              </m:acc>
+                <m:lim>
+                  <m:r>
+                    <m:rPr>
+                      <m:sty m:val="p"/>
+                    </m:rPr>
+                    <m:t>∼</m:t>
+                  </m:r>
+                </m:lim>
+              </m:limLow>
               <m:r>
                 <m:rPr>
                   <m:sty m:val="p"/>
@@ -26463,16 +26893,21 @@
                     </m:rPr>
                     <m:t>(</m:t>
                   </m:r>
-                  <m:acc>
-                    <m:accPr>
-                      <m:chr m:val="̃"/>
-                    </m:accPr>
+                  <m:limLow>
                     <m:e>
                       <m:r>
                         <m:t>x</m:t>
                       </m:r>
                     </m:e>
-                  </m:acc>
+                    <m:lim>
+                      <m:r>
+                        <m:rPr>
+                          <m:sty m:val="p"/>
+                        </m:rPr>
+                        <m:t>∼</m:t>
+                      </m:r>
+                    </m:lim>
+                  </m:limLow>
                   <m:r>
                     <m:rPr>
                       <m:sty m:val="p"/>
@@ -26517,16 +26952,21 @@
                 </m:rPr>
                 <m:t>(</m:t>
               </m:r>
-              <m:acc>
-                <m:accPr>
-                  <m:chr m:val="̃"/>
-                </m:accPr>
+              <m:limLow>
                 <m:e>
                   <m:r>
                     <m:t>x</m:t>
                   </m:r>
                 </m:e>
-              </m:acc>
+                <m:lim>
+                  <m:r>
+                    <m:rPr>
+                      <m:sty m:val="p"/>
+                    </m:rPr>
+                    <m:t>∼</m:t>
+                  </m:r>
+                </m:lim>
+              </m:limLow>
               <m:sSup>
                 <m:e>
                   <m:r>
@@ -26644,16 +27084,21 @@
                 </m:rPr>
                 <m:t>(</m:t>
               </m:r>
-              <m:acc>
-                <m:accPr>
-                  <m:chr m:val="̃"/>
-                </m:accPr>
+              <m:limLow>
                 <m:e>
                   <m:r>
                     <m:t>x</m:t>
                   </m:r>
                 </m:e>
-              </m:acc>
+                <m:lim>
+                  <m:r>
+                    <m:rPr>
+                      <m:sty m:val="p"/>
+                    </m:rPr>
+                    <m:t>∼</m:t>
+                  </m:r>
+                </m:lim>
+              </m:limLow>
               <m:sSup>
                 <m:e>
                   <m:r>
@@ -26711,16 +27156,21 @@
                 </m:rPr>
                 <m:t>(</m:t>
               </m:r>
-              <m:acc>
-                <m:accPr>
-                  <m:chr m:val="̃"/>
-                </m:accPr>
+              <m:limLow>
                 <m:e>
                   <m:r>
                     <m:t>x</m:t>
                   </m:r>
                 </m:e>
-              </m:acc>
+                <m:lim>
+                  <m:r>
+                    <m:rPr>
+                      <m:sty m:val="p"/>
+                    </m:rPr>
+                    <m:t>∼</m:t>
+                  </m:r>
+                </m:lim>
+              </m:limLow>
               <m:sSup>
                 <m:e>
                   <m:r>
@@ -26774,32 +27224,42 @@
                     </m:rPr>
                     <m:t>∣</m:t>
                   </m:r>
-                  <m:acc>
-                    <m:accPr>
-                      <m:chr m:val="̃"/>
-                    </m:accPr>
+                  <m:limLow>
                     <m:e>
                       <m:r>
                         <m:t>x</m:t>
                       </m:r>
                     </m:e>
-                  </m:acc>
+                    <m:lim>
+                      <m:r>
+                        <m:rPr>
+                          <m:sty m:val="p"/>
+                        </m:rPr>
+                        <m:t>∼</m:t>
+                      </m:r>
+                    </m:lim>
+                  </m:limLow>
                   <m:r>
                     <m:rPr>
                       <m:sty m:val="p"/>
                     </m:rPr>
                     <m:t>=</m:t>
                   </m:r>
-                  <m:acc>
-                    <m:accPr>
-                      <m:chr m:val="̃"/>
-                    </m:accPr>
+                  <m:limLow>
                     <m:e>
                       <m:r>
                         <m:t>0</m:t>
                       </m:r>
                     </m:e>
-                  </m:acc>
+                    <m:lim>
+                      <m:r>
+                        <m:rPr>
+                          <m:sty m:val="p"/>
+                        </m:rPr>
+                        <m:t>∼</m:t>
+                      </m:r>
+                    </m:lim>
+                  </m:limLow>
                 </m:e>
               </m:d>
               <m:r>
@@ -26834,16 +27294,21 @@
         <w:t xml:space="preserve"> </w:t>
       </w:r>
       <m:oMath>
-        <m:acc>
-          <m:accPr>
-            <m:chr m:val="̃"/>
-          </m:accPr>
+        <m:limLow>
           <m:e>
             <m:r>
               <m:t>x</m:t>
             </m:r>
           </m:e>
-        </m:acc>
+          <m:lim>
+            <m:r>
+              <m:rPr>
+                <m:sty m:val="p"/>
+              </m:rPr>
+              <m:t>∼</m:t>
+            </m:r>
+          </m:lim>
+        </m:limLow>
       </m:oMath>
       <w:r>
         <w:t xml:space="preserve"> </w:t>
@@ -26873,16 +27338,21 @@
           </m:rPr>
           <m:t>(</m:t>
         </m:r>
-        <m:acc>
-          <m:accPr>
-            <m:chr m:val="̃"/>
-          </m:accPr>
+        <m:limLow>
           <m:e>
             <m:r>
               <m:t>x</m:t>
             </m:r>
           </m:e>
-        </m:acc>
+          <m:lim>
+            <m:r>
+              <m:rPr>
+                <m:sty m:val="p"/>
+              </m:rPr>
+              <m:t>∼</m:t>
+            </m:r>
+          </m:lim>
+        </m:limLow>
         <m:r>
           <m:rPr>
             <m:sty m:val="p"/>
@@ -26921,16 +27391,21 @@
               </m:rPr>
               <m:t>(</m:t>
             </m:r>
-            <m:acc>
-              <m:accPr>
-                <m:chr m:val="̃"/>
-              </m:accPr>
+            <m:limLow>
               <m:e>
                 <m:r>
                   <m:t>x</m:t>
                 </m:r>
               </m:e>
-            </m:acc>
+              <m:lim>
+                <m:r>
+                  <m:rPr>
+                    <m:sty m:val="p"/>
+                  </m:rPr>
+                  <m:t>∼</m:t>
+                </m:r>
+              </m:lim>
+            </m:limLow>
             <m:r>
               <m:rPr>
                 <m:sty m:val="p"/>
@@ -26987,16 +27462,21 @@
                 </m:rPr>
                 <m:t>∣</m:t>
               </m:r>
-              <m:acc>
-                <m:accPr>
-                  <m:chr m:val="̃"/>
-                </m:accPr>
+              <m:limLow>
                 <m:e>
                   <m:r>
                     <m:t>x</m:t>
                   </m:r>
                 </m:e>
-              </m:acc>
+                <m:lim>
+                  <m:r>
+                    <m:rPr>
+                      <m:sty m:val="p"/>
+                    </m:rPr>
+                    <m:t>∼</m:t>
+                  </m:r>
+                </m:lim>
+              </m:limLow>
               <m:r>
                 <m:rPr>
                   <m:sty m:val="p"/>
@@ -27069,16 +27549,21 @@
                     </m:rPr>
                     <m:t>∣</m:t>
                   </m:r>
-                  <m:acc>
-                    <m:accPr>
-                      <m:chr m:val="̃"/>
-                    </m:accPr>
+                  <m:limLow>
                     <m:e>
                       <m:r>
                         <m:t>x</m:t>
                       </m:r>
                     </m:e>
-                  </m:acc>
+                    <m:lim>
+                      <m:r>
+                        <m:rPr>
+                          <m:sty m:val="p"/>
+                        </m:rPr>
+                        <m:t>∼</m:t>
+                      </m:r>
+                    </m:lim>
+                  </m:limLow>
                   <m:r>
                     <m:rPr>
                       <m:sty m:val="p"/>
@@ -27190,16 +27675,21 @@
                         </m:rPr>
                         <m:t>(</m:t>
                       </m:r>
-                      <m:acc>
-                        <m:accPr>
-                          <m:chr m:val="̃"/>
-                        </m:accPr>
+                      <m:limLow>
                         <m:e>
                           <m:r>
                             <m:t>x</m:t>
                           </m:r>
                         </m:e>
-                      </m:acc>
+                        <m:lim>
+                          <m:r>
+                            <m:rPr>
+                              <m:sty m:val="p"/>
+                            </m:rPr>
+                            <m:t>∼</m:t>
+                          </m:r>
+                        </m:lim>
+                      </m:limLow>
                       <m:r>
                         <m:rPr>
                           <m:sty m:val="p"/>
@@ -27293,16 +27783,21 @@
                     </m:rPr>
                     <m:t>(</m:t>
                   </m:r>
-                  <m:acc>
-                    <m:accPr>
-                      <m:chr m:val="̃"/>
-                    </m:accPr>
+                  <m:limLow>
                     <m:e>
                       <m:r>
                         <m:t>x</m:t>
                       </m:r>
                     </m:e>
-                  </m:acc>
+                    <m:lim>
+                      <m:r>
+                        <m:rPr>
+                          <m:sty m:val="p"/>
+                        </m:rPr>
+                        <m:t>∼</m:t>
+                      </m:r>
+                    </m:lim>
+                  </m:limLow>
                   <m:r>
                     <m:rPr>
                       <m:sty m:val="p"/>
@@ -27347,16 +27842,21 @@
                 </m:rPr>
                 <m:t>∣</m:t>
               </m:r>
-              <m:acc>
-                <m:accPr>
-                  <m:chr m:val="̃"/>
-                </m:accPr>
+              <m:limLow>
                 <m:e>
                   <m:r>
                     <m:t>x</m:t>
                   </m:r>
                 </m:e>
-              </m:acc>
+                <m:lim>
+                  <m:r>
+                    <m:rPr>
+                      <m:sty m:val="p"/>
+                    </m:rPr>
+                    <m:t>∼</m:t>
+                  </m:r>
+                </m:lim>
+              </m:limLow>
               <m:r>
                 <m:rPr>
                   <m:sty m:val="p"/>
@@ -27430,16 +27930,21 @@
                 </m:rPr>
                 <m:t>∣</m:t>
               </m:r>
-              <m:acc>
-                <m:accPr>
-                  <m:chr m:val="̃"/>
-                </m:accPr>
+              <m:limLow>
                 <m:e>
                   <m:r>
                     <m:t>x</m:t>
                   </m:r>
                 </m:e>
-              </m:acc>
+                <m:lim>
+                  <m:r>
+                    <m:rPr>
+                      <m:sty m:val="p"/>
+                    </m:rPr>
+                    <m:t>∼</m:t>
+                  </m:r>
+                </m:lim>
+              </m:limLow>
               <m:r>
                 <m:rPr>
                   <m:sty m:val="p"/>
@@ -27558,16 +28063,21 @@
                         </m:rPr>
                         <m:t>(</m:t>
                       </m:r>
-                      <m:acc>
-                        <m:accPr>
-                          <m:chr m:val="̃"/>
-                        </m:accPr>
+                      <m:limLow>
                         <m:e>
                           <m:r>
                             <m:t>x</m:t>
                           </m:r>
                         </m:e>
-                      </m:acc>
+                        <m:lim>
+                          <m:r>
+                            <m:rPr>
+                              <m:sty m:val="p"/>
+                            </m:rPr>
+                            <m:t>∼</m:t>
+                          </m:r>
+                        </m:lim>
+                      </m:limLow>
                       <m:r>
                         <m:rPr>
                           <m:sty m:val="p"/>
@@ -27669,16 +28179,21 @@
                     </m:rPr>
                     <m:t>(</m:t>
                   </m:r>
-                  <m:acc>
-                    <m:accPr>
-                      <m:chr m:val="̃"/>
-                    </m:accPr>
+                  <m:limLow>
                     <m:e>
                       <m:r>
                         <m:t>x</m:t>
                       </m:r>
                     </m:e>
-                  </m:acc>
+                    <m:lim>
+                      <m:r>
+                        <m:rPr>
+                          <m:sty m:val="p"/>
+                        </m:rPr>
+                        <m:t>∼</m:t>
+                      </m:r>
+                    </m:lim>
+                  </m:limLow>
                   <m:r>
                     <m:rPr>
                       <m:sty m:val="p"/>
@@ -27758,16 +28273,21 @@
                     </m:rPr>
                     <m:t>(</m:t>
                   </m:r>
-                  <m:acc>
-                    <m:accPr>
-                      <m:chr m:val="̃"/>
-                    </m:accPr>
+                  <m:limLow>
                     <m:e>
                       <m:r>
                         <m:t>x</m:t>
                       </m:r>
                     </m:e>
-                  </m:acc>
+                    <m:lim>
+                      <m:r>
+                        <m:rPr>
+                          <m:sty m:val="p"/>
+                        </m:rPr>
+                        <m:t>∼</m:t>
+                      </m:r>
+                    </m:lim>
+                  </m:limLow>
                   <m:r>
                     <m:rPr>
                       <m:sty m:val="p"/>
@@ -27853,16 +28373,21 @@
                     </m:rPr>
                     <m:t>(</m:t>
                   </m:r>
-                  <m:acc>
-                    <m:accPr>
-                      <m:chr m:val="̃"/>
-                    </m:accPr>
+                  <m:limLow>
                     <m:e>
                       <m:r>
                         <m:t>x</m:t>
                       </m:r>
                     </m:e>
-                  </m:acc>
+                    <m:lim>
+                      <m:r>
+                        <m:rPr>
+                          <m:sty m:val="p"/>
+                        </m:rPr>
+                        <m:t>∼</m:t>
+                      </m:r>
+                    </m:lim>
+                  </m:limLow>
                   <m:r>
                     <m:rPr>
                       <m:sty m:val="p"/>
@@ -27898,16 +28423,21 @@
                 </m:rPr>
                 <m:t>(</m:t>
               </m:r>
-              <m:acc>
-                <m:accPr>
-                  <m:chr m:val="̃"/>
-                </m:accPr>
+              <m:limLow>
                 <m:e>
                   <m:r>
                     <m:t>x</m:t>
                   </m:r>
                 </m:e>
-              </m:acc>
+                <m:lim>
+                  <m:r>
+                    <m:rPr>
+                      <m:sty m:val="p"/>
+                    </m:rPr>
+                    <m:t>∼</m:t>
+                  </m:r>
+                </m:lim>
+              </m:limLow>
               <m:r>
                 <m:rPr>
                   <m:sty m:val="p"/>
@@ -28034,16 +28564,21 @@
                 </m:rPr>
                 <m:t>(</m:t>
               </m:r>
-              <m:acc>
-                <m:accPr>
-                  <m:chr m:val="̃"/>
-                </m:accPr>
+              <m:limLow>
                 <m:e>
                   <m:r>
                     <m:t>x</m:t>
                   </m:r>
                 </m:e>
-              </m:acc>
+                <m:lim>
+                  <m:r>
+                    <m:rPr>
+                      <m:sty m:val="p"/>
+                    </m:rPr>
+                    <m:t>∼</m:t>
+                  </m:r>
+                </m:lim>
+              </m:limLow>
               <m:r>
                 <m:rPr>
                   <m:sty m:val="p"/>
@@ -28106,16 +28641,21 @@
                     </m:rPr>
                     <m:t>(</m:t>
                   </m:r>
-                  <m:acc>
-                    <m:accPr>
-                      <m:chr m:val="̃"/>
-                    </m:accPr>
+                  <m:limLow>
                     <m:e>
                       <m:r>
                         <m:t>x</m:t>
                       </m:r>
                     </m:e>
-                  </m:acc>
+                    <m:lim>
+                      <m:r>
+                        <m:rPr>
+                          <m:sty m:val="p"/>
+                        </m:rPr>
+                        <m:t>∼</m:t>
+                      </m:r>
+                    </m:lim>
+                  </m:limLow>
                   <m:r>
                     <m:rPr>
                       <m:sty m:val="p"/>
@@ -28286,16 +28826,21 @@
                 </m:rPr>
                 <m:t>∣</m:t>
               </m:r>
-              <m:acc>
-                <m:accPr>
-                  <m:chr m:val="̃"/>
-                </m:accPr>
+              <m:limLow>
                 <m:e>
                   <m:r>
                     <m:t>x</m:t>
                   </m:r>
                 </m:e>
-              </m:acc>
+                <m:lim>
+                  <m:r>
+                    <m:rPr>
+                      <m:sty m:val="p"/>
+                    </m:rPr>
+                    <m:t>∼</m:t>
+                  </m:r>
+                </m:lim>
+              </m:limLow>
               <m:r>
                 <m:rPr>
                   <m:sty m:val="p"/>
@@ -28370,16 +28915,21 @@
                     </m:rPr>
                     <m:t>(</m:t>
                   </m:r>
-                  <m:acc>
-                    <m:accPr>
-                      <m:chr m:val="̃"/>
-                    </m:accPr>
+                  <m:limLow>
                     <m:e>
                       <m:r>
                         <m:t>x</m:t>
                       </m:r>
                     </m:e>
-                  </m:acc>
+                    <m:lim>
+                      <m:r>
+                        <m:rPr>
+                          <m:sty m:val="p"/>
+                        </m:rPr>
+                        <m:t>∼</m:t>
+                      </m:r>
+                    </m:lim>
+                  </m:limLow>
                   <m:r>
                     <m:rPr>
                       <m:sty m:val="p"/>
@@ -28487,16 +29037,21 @@
                     </m:rPr>
                     <m:t>(</m:t>
                   </m:r>
-                  <m:acc>
-                    <m:accPr>
-                      <m:chr m:val="̃"/>
-                    </m:accPr>
+                  <m:limLow>
                     <m:e>
                       <m:r>
                         <m:t>x</m:t>
                       </m:r>
                     </m:e>
-                  </m:acc>
+                    <m:lim>
+                      <m:r>
+                        <m:rPr>
+                          <m:sty m:val="p"/>
+                        </m:rPr>
+                        <m:t>∼</m:t>
+                      </m:r>
+                    </m:lim>
+                  </m:limLow>
                   <m:r>
                     <m:rPr>
                       <m:sty m:val="p"/>
@@ -28597,16 +29152,21 @@
                     </m:rPr>
                     <m:t>(</m:t>
                   </m:r>
-                  <m:acc>
-                    <m:accPr>
-                      <m:chr m:val="̃"/>
-                    </m:accPr>
+                  <m:limLow>
                     <m:e>
                       <m:r>
                         <m:t>x</m:t>
                       </m:r>
                     </m:e>
-                  </m:acc>
+                    <m:lim>
+                      <m:r>
+                        <m:rPr>
+                          <m:sty m:val="p"/>
+                        </m:rPr>
+                        <m:t>∼</m:t>
+                      </m:r>
+                    </m:lim>
+                  </m:limLow>
                   <m:r>
                     <m:rPr>
                       <m:sty m:val="p"/>
@@ -36494,16 +37054,21 @@
         </m:r>
         <m:sSub>
           <m:e>
-            <m:acc>
-              <m:accPr>
-                <m:chr m:val="̃"/>
-              </m:accPr>
+            <m:limLow>
               <m:e>
                 <m:r>
                   <m:t>β</m:t>
                 </m:r>
               </m:e>
-            </m:acc>
+              <m:lim>
+                <m:r>
+                  <m:rPr>
+                    <m:sty m:val="p"/>
+                  </m:rPr>
+                  <m:t>∼</m:t>
+                </m:r>
+              </m:lim>
+            </m:limLow>
           </m:e>
           <m:sub>
             <m:r>
@@ -36515,16 +37080,21 @@
             </m:r>
           </m:sub>
         </m:sSub>
-        <m:acc>
-          <m:accPr>
-            <m:chr m:val="̃"/>
-          </m:accPr>
+        <m:limLow>
           <m:e>
             <m:r>
               <m:t>x</m:t>
             </m:r>
           </m:e>
-        </m:acc>
+          <m:lim>
+            <m:r>
+              <m:rPr>
+                <m:sty m:val="p"/>
+              </m:rPr>
+              <m:t>∼</m:t>
+            </m:r>
+          </m:lim>
+        </m:limLow>
         <m:r>
           <m:rPr>
             <m:sty m:val="p"/>

--- a/chapters/parametric-survival-models-handout.docx
+++ b/chapters/parametric-survival-models-handout.docx
@@ -1514,7 +1514,7 @@
               <w:t xml:space="preserve"> </w:t>
             </w:r>
             <w:r>
-              <w:t xml:space="preserve">(Rocke 2021)</w:t>
+              <w:t xml:space="preserve">[1]</w:t>
             </w:r>
             <w:r>
               <w:t xml:space="preserve">.</w:t>
@@ -5700,7 +5700,7 @@
         <w:t xml:space="preserve"> </w:t>
       </w:r>
       <w:r>
-        <w:t xml:space="preserve">(Kalbfleisch and Prentice 2011)</w:t>
+        <w:t xml:space="preserve">[2]</w:t>
       </w:r>
       <w:r>
         <w:t xml:space="preserve">.</w:t>
@@ -5723,7 +5723,7 @@
         <w:t xml:space="preserve"> </w:t>
       </w:r>
       <w:r>
-        <w:t xml:space="preserve">Kalbfleisch and Prentice (2011)</w:t>
+        <w:t xml:space="preserve">Kalbfleisch and Prentice [2]</w:t>
       </w:r>
       <w:r>
         <w:t xml:space="preserve">:</w:t>
@@ -17414,23 +17414,9 @@
             <w:r>
               <w:t xml:space="preserve"> </w:t>
             </w:r>
-            <m:oMath>
-              <m:limLow>
-                <m:e>
-                  <m:r>
-                    <m:t>x</m:t>
-                  </m:r>
-                </m:e>
-                <m:lim>
-                  <m:r>
-                    <m:rPr>
-                      <m:sty m:val="p"/>
-                    </m:rPr>
-                    <m:t>∼</m:t>
-                  </m:r>
-                </m:lim>
-              </m:limLow>
-            </m:oMath>
+            <w:r>
+              <w:t xml:space="preserve">$\mathord{\smash[b]{\underset{\raise.3ex\hbox{$\scriptstyle\sim$}}{x}}\vphantom{x}}$</w:t>
+            </w:r>
             <w:r>
               <w:t xml:space="preserve"> </w:t>
             </w:r>
@@ -17446,23 +17432,9 @@
             <w:r>
               <w:t xml:space="preserve"> </w:t>
             </w:r>
-            <m:oMath>
-              <m:limLow>
-                <m:e>
-                  <m:r>
-                    <m:t>x</m:t>
-                  </m:r>
-                </m:e>
-                <m:lim>
-                  <m:r>
-                    <m:rPr>
-                      <m:sty m:val="p"/>
-                    </m:rPr>
-                    <m:t>∼</m:t>
-                  </m:r>
-                </m:lim>
-              </m:limLow>
-            </m:oMath>
+            <w:r>
+              <w:t xml:space="preserve">$\mathord{\smash[b]{\underset{\raise.3ex\hbox{$\scriptstyle\sim$}}{x}}\vphantom{x}}$</w:t>
+            </w:r>
             <w:r>
               <w:t xml:space="preserve">,</w:t>
             </w:r>
@@ -17540,325 +17512,12 @@
               <w:pStyle w:val="BodyText"/>
             </w:pPr>
             <w:bookmarkStart w:id="49" w:name="eq-exp-reg-haz"/>
-            <m:oMathPara>
-              <m:oMathParaPr>
-                <m:jc m:val="center"/>
-              </m:oMathParaPr>
-              <m:oMath>
-                <m:r>
-                  <m:t>λ</m:t>
-                </m:r>
-                <m:r>
-                  <m:rPr>
-                    <m:sty m:val="p"/>
-                  </m:rPr>
-                  <m:t>(</m:t>
-                </m:r>
-                <m:r>
-                  <m:t>t</m:t>
-                </m:r>
-                <m:r>
-                  <m:rPr>
-                    <m:sty m:val="p"/>
-                  </m:rPr>
-                  <m:t>∣</m:t>
-                </m:r>
-                <m:limLow>
-                  <m:e>
-                    <m:r>
-                      <m:t>x</m:t>
-                    </m:r>
-                  </m:e>
-                  <m:lim>
-                    <m:r>
-                      <m:rPr>
-                        <m:sty m:val="p"/>
-                      </m:rPr>
-                      <m:t>∼</m:t>
-                    </m:r>
-                  </m:lim>
-                </m:limLow>
-                <m:r>
-                  <m:rPr>
-                    <m:sty m:val="p"/>
-                  </m:rPr>
-                  <m:t>)</m:t>
-                </m:r>
-                <m:limUpp>
-                  <m:e>
-                    <m:r>
-                      <m:rPr>
-                        <m:sty m:val="p"/>
-                      </m:rPr>
-                      <m:t>=</m:t>
-                    </m:r>
-                  </m:e>
-                  <m:lim>
-                    <m:r>
-                      <m:rPr>
-                        <m:nor/>
-                        <m:sty m:val="p"/>
-                      </m:rPr>
-                      <m:t>def</m:t>
-                    </m:r>
-                  </m:lim>
-                </m:limUpp>
-                <m:r>
-                  <m:rPr>
-                    <m:sty m:val="p"/>
-                  </m:rPr>
-                  <m:t>exp</m:t>
-                </m:r>
-                <m:r>
-                  <m:t>​</m:t>
-                </m:r>
-                <m:d>
-                  <m:dPr>
-                    <m:begChr m:val="{"/>
-                    <m:sepChr m:val=""/>
-                    <m:endChr m:val="}"/>
-                    <m:grow/>
-                  </m:dPr>
-                  <m:e>
-                    <m:r>
-                      <m:t>η</m:t>
-                    </m:r>
-                    <m:r>
-                      <m:rPr>
-                        <m:sty m:val="p"/>
-                      </m:rPr>
-                      <m:t>(</m:t>
-                    </m:r>
-                    <m:limLow>
-                      <m:e>
-                        <m:r>
-                          <m:t>x</m:t>
-                        </m:r>
-                      </m:e>
-                      <m:lim>
-                        <m:r>
-                          <m:rPr>
-                            <m:sty m:val="p"/>
-                          </m:rPr>
-                          <m:t>∼</m:t>
-                        </m:r>
-                      </m:lim>
-                    </m:limLow>
-                    <m:r>
-                      <m:rPr>
-                        <m:sty m:val="p"/>
-                      </m:rPr>
-                      <m:t>)</m:t>
-                    </m:r>
-                  </m:e>
-                </m:d>
-                <m:r>
-                  <m:t>​</m:t>
-                </m:r>
-                <m:r>
-                  <m:rPr>
-                    <m:sty m:val="p"/>
-                  </m:rPr>
-                  <m:t>,</m:t>
-                </m:r>
-                <m:r>
-                  <m:t> </m:t>
-                </m:r>
-                <m:r>
-                  <m:t>η</m:t>
-                </m:r>
-                <m:r>
-                  <m:rPr>
-                    <m:sty m:val="p"/>
-                  </m:rPr>
-                  <m:t>(</m:t>
-                </m:r>
-                <m:limLow>
-                  <m:e>
-                    <m:r>
-                      <m:t>x</m:t>
-                    </m:r>
-                  </m:e>
-                  <m:lim>
-                    <m:r>
-                      <m:rPr>
-                        <m:sty m:val="p"/>
-                      </m:rPr>
-                      <m:t>∼</m:t>
-                    </m:r>
-                  </m:lim>
-                </m:limLow>
-                <m:r>
-                  <m:rPr>
-                    <m:sty m:val="p"/>
-                  </m:rPr>
-                  <m:t>)</m:t>
-                </m:r>
-                <m:limUpp>
-                  <m:e>
-                    <m:r>
-                      <m:rPr>
-                        <m:sty m:val="p"/>
-                      </m:rPr>
-                      <m:t>=</m:t>
-                    </m:r>
-                  </m:e>
-                  <m:lim>
-                    <m:r>
-                      <m:rPr>
-                        <m:nor/>
-                        <m:sty m:val="p"/>
-                      </m:rPr>
-                      <m:t>def</m:t>
-                    </m:r>
-                  </m:lim>
-                </m:limUpp>
-                <m:limLow>
-                  <m:e>
-                    <m:r>
-                      <m:t>x</m:t>
-                    </m:r>
-                  </m:e>
-                  <m:lim>
-                    <m:r>
-                      <m:rPr>
-                        <m:sty m:val="p"/>
-                      </m:rPr>
-                      <m:t>∼</m:t>
-                    </m:r>
-                  </m:lim>
-                </m:limLow>
-                <m:r>
-                  <m:rPr>
-                    <m:sty m:val="p"/>
-                  </m:rPr>
-                  <m:t>⋅</m:t>
-                </m:r>
-                <m:limLow>
-                  <m:e>
-                    <m:r>
-                      <m:t>β</m:t>
-                    </m:r>
-                  </m:e>
-                  <m:lim>
-                    <m:r>
-                      <m:rPr>
-                        <m:sty m:val="p"/>
-                      </m:rPr>
-                      <m:t>∼</m:t>
-                    </m:r>
-                  </m:lim>
-                </m:limLow>
-                <m:r>
-                  <m:rPr>
-                    <m:sty m:val="p"/>
-                  </m:rPr>
-                  <m:t>=</m:t>
-                </m:r>
-                <m:sSub>
-                  <m:e>
-                    <m:r>
-                      <m:t>β</m:t>
-                    </m:r>
-                  </m:e>
-                  <m:sub>
-                    <m:r>
-                      <m:t>0</m:t>
-                    </m:r>
-                  </m:sub>
-                </m:sSub>
-                <m:r>
-                  <m:rPr>
-                    <m:sty m:val="p"/>
-                  </m:rPr>
-                  <m:t>+</m:t>
-                </m:r>
-                <m:sSub>
-                  <m:e>
-                    <m:r>
-                      <m:t>β</m:t>
-                    </m:r>
-                  </m:e>
-                  <m:sub>
-                    <m:r>
-                      <m:t>1</m:t>
-                    </m:r>
-                  </m:sub>
-                </m:sSub>
-                <m:sSub>
-                  <m:e>
-                    <m:r>
-                      <m:t>x</m:t>
-                    </m:r>
-                  </m:e>
-                  <m:sub>
-                    <m:r>
-                      <m:t>1</m:t>
-                    </m:r>
-                  </m:sub>
-                </m:sSub>
-                <m:r>
-                  <m:rPr>
-                    <m:sty m:val="p"/>
-                  </m:rPr>
-                  <m:t>+</m:t>
-                </m:r>
-                <m:r>
-                  <m:rPr>
-                    <m:sty m:val="p"/>
-                  </m:rPr>
-                  <m:t>…</m:t>
-                </m:r>
-                <m:r>
-                  <m:rPr>
-                    <m:sty m:val="p"/>
-                  </m:rPr>
-                  <m:t>+</m:t>
-                </m:r>
-                <m:sSub>
-                  <m:e>
-                    <m:r>
-                      <m:t>β</m:t>
-                    </m:r>
-                  </m:e>
-                  <m:sub>
-                    <m:r>
-                      <m:t>p</m:t>
-                    </m:r>
-                  </m:sub>
-                </m:sSub>
-                <m:sSub>
-                  <m:e>
-                    <m:r>
-                      <m:t>x</m:t>
-                    </m:r>
-                  </m:e>
-                  <m:sub>
-                    <m:r>
-                      <m:t>p</m:t>
-                    </m:r>
-                  </m:sub>
-                </m:sSub>
-                <m:r>
-                  <m:t>  </m:t>
-                </m:r>
-                <m:r>
-                  <m:rPr>
-                    <m:sty m:val="p"/>
-                  </m:rPr>
-                  <m:t>(</m:t>
-                </m:r>
-                <m:r>
-                  <m:t>1</m:t>
-                </m:r>
-                <m:r>
-                  <m:rPr>
-                    <m:sty m:val="p"/>
-                  </m:rPr>
-                  <m:t>)</m:t>
-                </m:r>
-              </m:oMath>
-            </m:oMathPara>
+            <w:r>
+              <w:t xml:space="preserve">$$
+    {\lambda}(t \mid \mathord{\smash[b]{\underset{\raise.3ex\hbox{$\scriptstyle\sim$}}{x}}\vphantom{x}}) \stackrel{\text{def}}{=}\operatorname{exp}\mathopen{}\left\{\eta(\mathord{\smash[b]{\underset{\raise.3ex\hbox{$\scriptstyle\sim$}}{x}}\vphantom{x}})\right\}\mathclose{},
+    \quad \eta(\mathord{\smash[b]{\underset{\raise.3ex\hbox{$\scriptstyle\sim$}}{x}}\vphantom{x}}) \stackrel{\text{def}}{=}\mathord{\smash[b]{\underset{\raise.3ex\hbox{$\scriptstyle\sim$}}{x}}\vphantom{x}}\cdot \mathord{\smash[b]{\underset{\raise.3ex\hbox{$\scriptstyle\sim$}}{\beta}}\vphantom{\beta}}= \beta_0 + \beta_1 x_1 + \dots + \beta_p x_p
+     \qquad(1)$$</w:t>
+            </w:r>
             <w:bookmarkEnd w:id="49"/>
           </w:p>
           <w:bookmarkEnd w:id="50"/>
@@ -18821,44 +18480,9 @@
       <w:r>
         <w:t xml:space="preserve"> </w:t>
       </w:r>
-      <m:oMath>
-        <m:limLow>
-          <m:e>
-            <m:r>
-              <m:t>x</m:t>
-            </m:r>
-          </m:e>
-          <m:lim>
-            <m:r>
-              <m:rPr>
-                <m:sty m:val="p"/>
-              </m:rPr>
-              <m:t>∼</m:t>
-            </m:r>
-          </m:lim>
-        </m:limLow>
-        <m:r>
-          <m:rPr>
-            <m:sty m:val="p"/>
-          </m:rPr>
-          <m:t>=</m:t>
-        </m:r>
-        <m:limLow>
-          <m:e>
-            <m:r>
-              <m:t>0</m:t>
-            </m:r>
-          </m:e>
-          <m:lim>
-            <m:r>
-              <m:rPr>
-                <m:sty m:val="p"/>
-              </m:rPr>
-              <m:t>∼</m:t>
-            </m:r>
-          </m:lim>
-        </m:limLow>
-      </m:oMath>
+      <w:r>
+        <w:t xml:space="preserve">$\mathord{\smash[b]{\underset{\raise.3ex\hbox{$\scriptstyle\sim$}}{x}}\vphantom{x}}= \mathord{\smash[b]{\underset{\raise.3ex\hbox{$\scriptstyle\sim$}}{0}}\vphantom{0}}$</w:t>
+      </w:r>
       <w:r>
         <w:t xml:space="preserve">,</w:t>
       </w:r>
@@ -18884,474 +18508,16 @@
       <w:pPr>
         <w:pStyle w:val="BodyText"/>
       </w:pPr>
-      <m:oMathPara>
-        <m:oMathParaPr>
-          <m:jc m:val="center"/>
-        </m:oMathParaPr>
-        <m:oMath>
-          <m:eqArr>
-            <m:e>
-              <m:sSub>
-                <m:e>
-                  <m:r>
-                    <m:t>λ</m:t>
-                  </m:r>
-                </m:e>
-                <m:sub>
-                  <m:r>
-                    <m:t>0</m:t>
-                  </m:r>
-                </m:sub>
-              </m:sSub>
-              <m:r>
-                <m:rPr>
-                  <m:sty m:val="p"/>
-                </m:rPr>
-                <m:t>(</m:t>
-              </m:r>
-              <m:r>
-                <m:t>t</m:t>
-              </m:r>
-              <m:r>
-                <m:rPr>
-                  <m:sty m:val="p"/>
-                </m:rPr>
-                <m:t>)</m:t>
-              </m:r>
-              <m:r>
-                <m:t>&amp;</m:t>
-              </m:r>
-              <m:limUpp>
-                <m:e>
-                  <m:r>
-                    <m:rPr>
-                      <m:sty m:val="p"/>
-                    </m:rPr>
-                    <m:t>=</m:t>
-                  </m:r>
-                </m:e>
-                <m:lim>
-                  <m:r>
-                    <m:rPr>
-                      <m:nor/>
-                      <m:sty m:val="p"/>
-                    </m:rPr>
-                    <m:t>def</m:t>
-                  </m:r>
-                </m:lim>
-              </m:limUpp>
-              <m:r>
-                <m:t>λ</m:t>
-              </m:r>
-              <m:r>
-                <m:rPr>
-                  <m:sty m:val="p"/>
-                </m:rPr>
-                <m:t>(</m:t>
-              </m:r>
-              <m:r>
-                <m:t>t</m:t>
-              </m:r>
-              <m:r>
-                <m:rPr>
-                  <m:sty m:val="p"/>
-                </m:rPr>
-                <m:t>∣</m:t>
-              </m:r>
-              <m:limLow>
-                <m:e>
-                  <m:r>
-                    <m:t>0</m:t>
-                  </m:r>
-                </m:e>
-                <m:lim>
-                  <m:r>
-                    <m:rPr>
-                      <m:sty m:val="p"/>
-                    </m:rPr>
-                    <m:t>∼</m:t>
-                  </m:r>
-                </m:lim>
-              </m:limLow>
-              <m:r>
-                <m:rPr>
-                  <m:sty m:val="p"/>
-                </m:rPr>
-                <m:t>)</m:t>
-              </m:r>
-              <m:r>
-                <m:t>&amp;</m:t>
-              </m:r>
-              <m:r>
-                <m:t>&amp;</m:t>
-              </m:r>
-              <m:r>
-                <m:rPr>
-                  <m:nor/>
-                  <m:sty m:val="p"/>
-                </m:rPr>
-                <m:t>(baseline hazard rate definition at </m:t>
-              </m:r>
-              <m:limLow>
-                <m:e>
-                  <m:r>
-                    <m:t>x</m:t>
-                  </m:r>
-                </m:e>
-                <m:lim>
-                  <m:r>
-                    <m:rPr>
-                      <m:sty m:val="p"/>
-                    </m:rPr>
-                    <m:t>∼</m:t>
-                  </m:r>
-                </m:lim>
-              </m:limLow>
-              <m:r>
-                <m:rPr>
-                  <m:sty m:val="p"/>
-                </m:rPr>
-                <m:t>=</m:t>
-              </m:r>
-              <m:limLow>
-                <m:e>
-                  <m:r>
-                    <m:t>0</m:t>
-                  </m:r>
-                </m:e>
-                <m:lim>
-                  <m:r>
-                    <m:rPr>
-                      <m:sty m:val="p"/>
-                    </m:rPr>
-                    <m:t>∼</m:t>
-                  </m:r>
-                </m:lim>
-              </m:limLow>
-              <m:r>
-                <m:rPr>
-                  <m:nor/>
-                  <m:sty m:val="p"/>
-                </m:rPr>
-                <m:t>)</m:t>
-              </m:r>
-            </m:e>
-            <m:e>
-              <m:r>
-                <m:t>&amp;</m:t>
-              </m:r>
-              <m:r>
-                <m:rPr>
-                  <m:sty m:val="p"/>
-                </m:rPr>
-                <m:t>=</m:t>
-              </m:r>
-              <m:r>
-                <m:rPr>
-                  <m:sty m:val="p"/>
-                </m:rPr>
-                <m:t>exp</m:t>
-              </m:r>
-              <m:r>
-                <m:t>​</m:t>
-              </m:r>
-              <m:d>
-                <m:dPr>
-                  <m:begChr m:val="{"/>
-                  <m:sepChr m:val=""/>
-                  <m:endChr m:val="}"/>
-                  <m:grow/>
-                </m:dPr>
-                <m:e>
-                  <m:r>
-                    <m:t>η</m:t>
-                  </m:r>
-                  <m:r>
-                    <m:rPr>
-                      <m:sty m:val="p"/>
-                    </m:rPr>
-                    <m:t>(</m:t>
-                  </m:r>
-                  <m:limLow>
-                    <m:e>
-                      <m:r>
-                        <m:t>0</m:t>
-                      </m:r>
-                    </m:e>
-                    <m:lim>
-                      <m:r>
-                        <m:rPr>
-                          <m:sty m:val="p"/>
-                        </m:rPr>
-                        <m:t>∼</m:t>
-                      </m:r>
-                    </m:lim>
-                  </m:limLow>
-                  <m:r>
-                    <m:rPr>
-                      <m:sty m:val="p"/>
-                    </m:rPr>
-                    <m:t>)</m:t>
-                  </m:r>
-                </m:e>
-              </m:d>
-              <m:r>
-                <m:t>​</m:t>
-              </m:r>
-              <m:r>
-                <m:t>&amp;</m:t>
-              </m:r>
-              <m:r>
-                <m:t>&amp;</m:t>
-              </m:r>
-              <m:r>
-                <m:rPr>
-                  <m:nor/>
-                  <m:sty m:val="p"/>
-                </m:rPr>
-                <m:t>(substituting </m:t>
-              </m:r>
-              <m:limLow>
-                <m:e>
-                  <m:r>
-                    <m:t>x</m:t>
-                  </m:r>
-                </m:e>
-                <m:lim>
-                  <m:r>
-                    <m:rPr>
-                      <m:sty m:val="p"/>
-                    </m:rPr>
-                    <m:t>∼</m:t>
-                  </m:r>
-                </m:lim>
-              </m:limLow>
-              <m:r>
-                <m:rPr>
-                  <m:sty m:val="p"/>
-                </m:rPr>
-                <m:t>=</m:t>
-              </m:r>
-              <m:limLow>
-                <m:e>
-                  <m:r>
-                    <m:t>0</m:t>
-                  </m:r>
-                </m:e>
-                <m:lim>
-                  <m:r>
-                    <m:rPr>
-                      <m:sty m:val="p"/>
-                    </m:rPr>
-                    <m:t>∼</m:t>
-                  </m:r>
-                </m:lim>
-              </m:limLow>
-              <m:r>
-                <m:rPr>
-                  <m:nor/>
-                  <m:sty m:val="p"/>
-                </m:rPr>
-                <m:t> into hazard function)</m:t>
-              </m:r>
-            </m:e>
-            <m:e>
-              <m:r>
-                <m:t>&amp;</m:t>
-              </m:r>
-              <m:r>
-                <m:rPr>
-                  <m:sty m:val="p"/>
-                </m:rPr>
-                <m:t>=</m:t>
-              </m:r>
-              <m:r>
-                <m:rPr>
-                  <m:sty m:val="p"/>
-                </m:rPr>
-                <m:t>exp</m:t>
-              </m:r>
-              <m:r>
-                <m:t>​</m:t>
-              </m:r>
-              <m:d>
-                <m:dPr>
-                  <m:begChr m:val="{"/>
-                  <m:sepChr m:val=""/>
-                  <m:endChr m:val="}"/>
-                  <m:grow/>
-                </m:dPr>
-                <m:e>
-                  <m:sSub>
-                    <m:e>
-                      <m:r>
-                        <m:t>β</m:t>
-                      </m:r>
-                    </m:e>
-                    <m:sub>
-                      <m:r>
-                        <m:t>0</m:t>
-                      </m:r>
-                    </m:sub>
-                  </m:sSub>
-                  <m:r>
-                    <m:rPr>
-                      <m:sty m:val="p"/>
-                    </m:rPr>
-                    <m:t>+</m:t>
-                  </m:r>
-                  <m:r>
-                    <m:rPr>
-                      <m:sty m:val="p"/>
-                    </m:rPr>
-                    <m:t>(</m:t>
-                  </m:r>
-                  <m:sSub>
-                    <m:e>
-                      <m:r>
-                        <m:t>β</m:t>
-                      </m:r>
-                    </m:e>
-                    <m:sub>
-                      <m:r>
-                        <m:t>1</m:t>
-                      </m:r>
-                    </m:sub>
-                  </m:sSub>
-                  <m:r>
-                    <m:rPr>
-                      <m:sty m:val="p"/>
-                    </m:rPr>
-                    <m:t>⋅</m:t>
-                  </m:r>
-                  <m:r>
-                    <m:t>0</m:t>
-                  </m:r>
-                  <m:r>
-                    <m:rPr>
-                      <m:sty m:val="p"/>
-                    </m:rPr>
-                    <m:t>+</m:t>
-                  </m:r>
-                  <m:r>
-                    <m:rPr>
-                      <m:sty m:val="p"/>
-                    </m:rPr>
-                    <m:t>…</m:t>
-                  </m:r>
-                  <m:r>
-                    <m:rPr>
-                      <m:sty m:val="p"/>
-                    </m:rPr>
-                    <m:t>+</m:t>
-                  </m:r>
-                  <m:sSub>
-                    <m:e>
-                      <m:r>
-                        <m:t>β</m:t>
-                      </m:r>
-                    </m:e>
-                    <m:sub>
-                      <m:r>
-                        <m:t>p</m:t>
-                      </m:r>
-                    </m:sub>
-                  </m:sSub>
-                  <m:r>
-                    <m:rPr>
-                      <m:sty m:val="p"/>
-                    </m:rPr>
-                    <m:t>⋅</m:t>
-                  </m:r>
-                  <m:r>
-                    <m:t>0</m:t>
-                  </m:r>
-                  <m:r>
-                    <m:rPr>
-                      <m:sty m:val="p"/>
-                    </m:rPr>
-                    <m:t>)</m:t>
-                  </m:r>
-                </m:e>
-              </m:d>
-              <m:r>
-                <m:t>​</m:t>
-              </m:r>
-              <m:r>
-                <m:t>&amp;</m:t>
-              </m:r>
-              <m:r>
-                <m:t>&amp;</m:t>
-              </m:r>
-              <m:r>
-                <m:rPr>
-                  <m:nor/>
-                  <m:sty m:val="p"/>
-                </m:rPr>
-                <m:t>(evaluating linear predictor at zero vector)</m:t>
-              </m:r>
-            </m:e>
-            <m:e>
-              <m:r>
-                <m:t>&amp;</m:t>
-              </m:r>
-              <m:r>
-                <m:rPr>
-                  <m:sty m:val="p"/>
-                </m:rPr>
-                <m:t>=</m:t>
-              </m:r>
-              <m:r>
-                <m:rPr>
-                  <m:sty m:val="p"/>
-                </m:rPr>
-                <m:t>exp</m:t>
-              </m:r>
-              <m:r>
-                <m:t>​</m:t>
-              </m:r>
-              <m:d>
-                <m:dPr>
-                  <m:begChr m:val="{"/>
-                  <m:sepChr m:val=""/>
-                  <m:endChr m:val="}"/>
-                  <m:grow/>
-                </m:dPr>
-                <m:e>
-                  <m:sSub>
-                    <m:e>
-                      <m:r>
-                        <m:t>β</m:t>
-                      </m:r>
-                    </m:e>
-                    <m:sub>
-                      <m:r>
-                        <m:t>0</m:t>
-                      </m:r>
-                    </m:sub>
-                  </m:sSub>
-                </m:e>
-              </m:d>
-              <m:r>
-                <m:t>​</m:t>
-              </m:r>
-              <m:r>
-                <m:t>&amp;</m:t>
-              </m:r>
-              <m:r>
-                <m:t>&amp;</m:t>
-              </m:r>
-              <m:r>
-                <m:rPr>
-                  <m:nor/>
-                  <m:sty m:val="p"/>
-                </m:rPr>
-                <m:t>(simplifying exponent)</m:t>
-              </m:r>
-            </m:e>
-          </m:eqArr>
-        </m:oMath>
-      </m:oMathPara>
+      <w:r>
+        <w:t xml:space="preserve">$$
+    \begin{aligned}
+    {\lambda}_0(t) &amp;\stackrel{\text{def}}{=}{\lambda}(t \mid \mathord{\smash[b]{\underset{\raise.3ex\hbox{$\scriptstyle\sim$}}{0}}\vphantom{0}}) &amp;&amp; \text{(baseline hazard rate definition at $\mathord{\smash[b]{\underset{\raise.3ex\hbox{$\scriptstyle\sim$}}{x}}\vphantom{x}}= \mathord{\smash[b]{\underset{\raise.3ex\hbox{$\scriptstyle\sim$}}{0}}\vphantom{0}}$)} \\
+    &amp;= \operatorname{exp}\mathopen{}\left\{\eta(\mathord{\smash[b]{\underset{\raise.3ex\hbox{$\scriptstyle\sim$}}{0}}\vphantom{0}})\right\}\mathclose{} &amp;&amp; \text{(substituting $\mathord{\smash[b]{\underset{\raise.3ex\hbox{$\scriptstyle\sim$}}{x}}\vphantom{x}}= \mathord{\smash[b]{\underset{\raise.3ex\hbox{$\scriptstyle\sim$}}{0}}\vphantom{0}}$ into hazard function)} \\
+    &amp;= \operatorname{exp}\mathopen{}\left\{\beta_0 + (\beta_1 \cdot 0 + \dots + \beta_p \cdot 0)\right\}\mathclose{} &amp;&amp; \text{(evaluating linear predictor at zero vector)} \\
+    &amp;= \operatorname{exp}\mathopen{}\left\{\beta_0\right\}\mathclose{} &amp;&amp; \text{(simplifying exponent)}
+    \end{aligned}
+    $$</w:t>
+      </w:r>
     </w:p>
     <w:p>
       <w:pPr>
@@ -19377,44 +18543,9 @@
       <w:r>
         <w:t xml:space="preserve">(</w:t>
       </w:r>
-      <m:oMath>
-        <m:limLow>
-          <m:e>
-            <m:r>
-              <m:t>x</m:t>
-            </m:r>
-          </m:e>
-          <m:lim>
-            <m:r>
-              <m:rPr>
-                <m:sty m:val="p"/>
-              </m:rPr>
-              <m:t>∼</m:t>
-            </m:r>
-          </m:lim>
-        </m:limLow>
-        <m:r>
-          <m:rPr>
-            <m:sty m:val="p"/>
-          </m:rPr>
-          <m:t>=</m:t>
-        </m:r>
-        <m:limLow>
-          <m:e>
-            <m:r>
-              <m:t>0</m:t>
-            </m:r>
-          </m:e>
-          <m:lim>
-            <m:r>
-              <m:rPr>
-                <m:sty m:val="p"/>
-              </m:rPr>
-              <m:t>∼</m:t>
-            </m:r>
-          </m:lim>
-        </m:limLow>
-      </m:oMath>
+      <w:r>
+        <w:t xml:space="preserve">$\mathord{\smash[b]{\underset{\raise.3ex\hbox{$\scriptstyle\sim$}}{x}}\vphantom{x}}= \mathord{\smash[b]{\underset{\raise.3ex\hbox{$\scriptstyle\sim$}}{0}}\vphantom{0}}$</w:t>
+      </w:r>
       <w:r>
         <w:t xml:space="preserve">), the</w:t>
       </w:r>
@@ -19563,23 +18694,9 @@
       <w:r>
         <w:t xml:space="preserve"> </w:t>
       </w:r>
-      <m:oMath>
-        <m:limLow>
-          <m:e>
-            <m:r>
-              <m:t>x</m:t>
-            </m:r>
-          </m:e>
-          <m:lim>
-            <m:r>
-              <m:rPr>
-                <m:sty m:val="p"/>
-              </m:rPr>
-              <m:t>∼</m:t>
-            </m:r>
-          </m:lim>
-        </m:limLow>
-      </m:oMath>
+      <w:r>
+        <w:t xml:space="preserve">$\mathord{\smash[b]{\underset{\raise.3ex\hbox{$\scriptstyle\sim$}}{x}}\vphantom{x}}$</w:t>
+      </w:r>
       <w:r>
         <w:t xml:space="preserve"> </w:t>
       </w:r>
@@ -19589,35 +18706,9 @@
       <w:r>
         <w:t xml:space="preserve"> </w:t>
       </w:r>
-      <m:oMath>
-        <m:sSup>
-          <m:e>
-            <m:limLow>
-              <m:e>
-                <m:r>
-                  <m:t>x</m:t>
-                </m:r>
-              </m:e>
-              <m:lim>
-                <m:r>
-                  <m:rPr>
-                    <m:sty m:val="p"/>
-                  </m:rPr>
-                  <m:t>∼</m:t>
-                </m:r>
-              </m:lim>
-            </m:limLow>
-          </m:e>
-          <m:sup>
-            <m:r>
-              <m:rPr>
-                <m:sty m:val="p"/>
-              </m:rPr>
-              <m:t>*</m:t>
-            </m:r>
-          </m:sup>
-        </m:sSup>
-      </m:oMath>
+      <w:r>
+        <w:t xml:space="preserve">$\mathord{{\mathord{\smash[b]{\underset{\raise.3ex\hbox{$\scriptstyle\sim$}}{x}}\vphantom{x}}^*}}$</w:t>
+      </w:r>
       <w:r>
         <w:t xml:space="preserve"> </w:t>
       </w:r>
@@ -19629,636 +18720,16 @@
       <w:pPr>
         <w:pStyle w:val="BodyText"/>
       </w:pPr>
-      <m:oMathPara>
-        <m:oMathParaPr>
-          <m:jc m:val="center"/>
-        </m:oMathParaPr>
-        <m:oMath>
-          <m:eqArr>
-            <m:e>
-              <m:sSub>
-                <m:e>
-                  <m:r>
-                    <m:rPr>
-                      <m:nor/>
-                      <m:sty m:val="p"/>
-                    </m:rPr>
-                    <m:t>ϙ</m:t>
-                  </m:r>
-                </m:e>
-                <m:sub>
-                  <m:r>
-                    <m:t>λ</m:t>
-                  </m:r>
-                </m:sub>
-              </m:sSub>
-              <m:r>
-                <m:rPr>
-                  <m:sty m:val="p"/>
-                </m:rPr>
-                <m:t>(</m:t>
-              </m:r>
-              <m:r>
-                <m:t>t</m:t>
-              </m:r>
-              <m:r>
-                <m:rPr>
-                  <m:sty m:val="p"/>
-                </m:rPr>
-                <m:t>∣</m:t>
-              </m:r>
-              <m:limLow>
-                <m:e>
-                  <m:r>
-                    <m:t>x</m:t>
-                  </m:r>
-                </m:e>
-                <m:lim>
-                  <m:r>
-                    <m:rPr>
-                      <m:sty m:val="p"/>
-                    </m:rPr>
-                    <m:t>∼</m:t>
-                  </m:r>
-                </m:lim>
-              </m:limLow>
-              <m:r>
-                <m:rPr>
-                  <m:sty m:val="p"/>
-                </m:rPr>
-                <m:t>:</m:t>
-              </m:r>
-              <m:sSup>
-                <m:e>
-                  <m:limLow>
-                    <m:e>
-                      <m:r>
-                        <m:t>x</m:t>
-                      </m:r>
-                    </m:e>
-                    <m:lim>
-                      <m:r>
-                        <m:rPr>
-                          <m:sty m:val="p"/>
-                        </m:rPr>
-                        <m:t>∼</m:t>
-                      </m:r>
-                    </m:lim>
-                  </m:limLow>
-                </m:e>
-                <m:sup>
-                  <m:r>
-                    <m:rPr>
-                      <m:sty m:val="p"/>
-                    </m:rPr>
-                    <m:t>*</m:t>
-                  </m:r>
-                </m:sup>
-              </m:sSup>
-              <m:r>
-                <m:rPr>
-                  <m:sty m:val="p"/>
-                </m:rPr>
-                <m:t>)</m:t>
-              </m:r>
-              <m:r>
-                <m:t>&amp;</m:t>
-              </m:r>
-              <m:limUpp>
-                <m:e>
-                  <m:r>
-                    <m:rPr>
-                      <m:sty m:val="p"/>
-                    </m:rPr>
-                    <m:t>=</m:t>
-                  </m:r>
-                </m:e>
-                <m:lim>
-                  <m:r>
-                    <m:rPr>
-                      <m:nor/>
-                      <m:sty m:val="p"/>
-                    </m:rPr>
-                    <m:t>def</m:t>
-                  </m:r>
-                </m:lim>
-              </m:limUpp>
-              <m:f>
-                <m:fPr>
-                  <m:type m:val="bar"/>
-                </m:fPr>
-                <m:num>
-                  <m:r>
-                    <m:t>λ</m:t>
-                  </m:r>
-                  <m:r>
-                    <m:rPr>
-                      <m:sty m:val="p"/>
-                    </m:rPr>
-                    <m:t>(</m:t>
-                  </m:r>
-                  <m:r>
-                    <m:t>t</m:t>
-                  </m:r>
-                  <m:r>
-                    <m:rPr>
-                      <m:sty m:val="p"/>
-                    </m:rPr>
-                    <m:t>∣</m:t>
-                  </m:r>
-                  <m:limLow>
-                    <m:e>
-                      <m:r>
-                        <m:t>x</m:t>
-                      </m:r>
-                    </m:e>
-                    <m:lim>
-                      <m:r>
-                        <m:rPr>
-                          <m:sty m:val="p"/>
-                        </m:rPr>
-                        <m:t>∼</m:t>
-                      </m:r>
-                    </m:lim>
-                  </m:limLow>
-                  <m:r>
-                    <m:rPr>
-                      <m:sty m:val="p"/>
-                    </m:rPr>
-                    <m:t>)</m:t>
-                  </m:r>
-                </m:num>
-                <m:den>
-                  <m:r>
-                    <m:t>λ</m:t>
-                  </m:r>
-                  <m:r>
-                    <m:rPr>
-                      <m:sty m:val="p"/>
-                    </m:rPr>
-                    <m:t>(</m:t>
-                  </m:r>
-                  <m:r>
-                    <m:t>t</m:t>
-                  </m:r>
-                  <m:r>
-                    <m:rPr>
-                      <m:sty m:val="p"/>
-                    </m:rPr>
-                    <m:t>∣</m:t>
-                  </m:r>
-                  <m:sSup>
-                    <m:e>
-                      <m:limLow>
-                        <m:e>
-                          <m:r>
-                            <m:t>x</m:t>
-                          </m:r>
-                        </m:e>
-                        <m:lim>
-                          <m:r>
-                            <m:rPr>
-                              <m:sty m:val="p"/>
-                            </m:rPr>
-                            <m:t>∼</m:t>
-                          </m:r>
-                        </m:lim>
-                      </m:limLow>
-                    </m:e>
-                    <m:sup>
-                      <m:r>
-                        <m:rPr>
-                          <m:sty m:val="p"/>
-                        </m:rPr>
-                        <m:t>*</m:t>
-                      </m:r>
-                    </m:sup>
-                  </m:sSup>
-                  <m:r>
-                    <m:rPr>
-                      <m:sty m:val="p"/>
-                    </m:rPr>
-                    <m:t>)</m:t>
-                  </m:r>
-                </m:den>
-              </m:f>
-              <m:r>
-                <m:t>&amp;</m:t>
-              </m:r>
-              <m:r>
-                <m:t>&amp;</m:t>
-              </m:r>
-              <m:r>
-                <m:rPr>
-                  <m:nor/>
-                  <m:sty m:val="p"/>
-                </m:rPr>
-                <m:t>(hazard ratio definition)</m:t>
-              </m:r>
-            </m:e>
-            <m:e>
-              <m:r>
-                <m:t>&amp;</m:t>
-              </m:r>
-              <m:r>
-                <m:rPr>
-                  <m:sty m:val="p"/>
-                </m:rPr>
-                <m:t>=</m:t>
-              </m:r>
-              <m:f>
-                <m:fPr>
-                  <m:type m:val="bar"/>
-                </m:fPr>
-                <m:num>
-                  <m:r>
-                    <m:rPr>
-                      <m:sty m:val="p"/>
-                    </m:rPr>
-                    <m:t>exp</m:t>
-                  </m:r>
-                  <m:r>
-                    <m:t>​</m:t>
-                  </m:r>
-                  <m:d>
-                    <m:dPr>
-                      <m:begChr m:val="{"/>
-                      <m:sepChr m:val=""/>
-                      <m:endChr m:val="}"/>
-                      <m:grow/>
-                    </m:dPr>
-                    <m:e>
-                      <m:r>
-                        <m:t>η</m:t>
-                      </m:r>
-                      <m:r>
-                        <m:rPr>
-                          <m:sty m:val="p"/>
-                        </m:rPr>
-                        <m:t>(</m:t>
-                      </m:r>
-                      <m:limLow>
-                        <m:e>
-                          <m:r>
-                            <m:t>x</m:t>
-                          </m:r>
-                        </m:e>
-                        <m:lim>
-                          <m:r>
-                            <m:rPr>
-                              <m:sty m:val="p"/>
-                            </m:rPr>
-                            <m:t>∼</m:t>
-                          </m:r>
-                        </m:lim>
-                      </m:limLow>
-                      <m:r>
-                        <m:rPr>
-                          <m:sty m:val="p"/>
-                        </m:rPr>
-                        <m:t>)</m:t>
-                      </m:r>
-                    </m:e>
-                  </m:d>
-                  <m:r>
-                    <m:t>​</m:t>
-                  </m:r>
-                </m:num>
-                <m:den>
-                  <m:r>
-                    <m:rPr>
-                      <m:sty m:val="p"/>
-                    </m:rPr>
-                    <m:t>exp</m:t>
-                  </m:r>
-                  <m:r>
-                    <m:t>​</m:t>
-                  </m:r>
-                  <m:d>
-                    <m:dPr>
-                      <m:begChr m:val="{"/>
-                      <m:sepChr m:val=""/>
-                      <m:endChr m:val="}"/>
-                      <m:grow/>
-                    </m:dPr>
-                    <m:e>
-                      <m:r>
-                        <m:t>η</m:t>
-                      </m:r>
-                      <m:r>
-                        <m:rPr>
-                          <m:sty m:val="p"/>
-                        </m:rPr>
-                        <m:t>(</m:t>
-                      </m:r>
-                      <m:sSup>
-                        <m:e>
-                          <m:limLow>
-                            <m:e>
-                              <m:r>
-                                <m:t>x</m:t>
-                              </m:r>
-                            </m:e>
-                            <m:lim>
-                              <m:r>
-                                <m:rPr>
-                                  <m:sty m:val="p"/>
-                                </m:rPr>
-                                <m:t>∼</m:t>
-                              </m:r>
-                            </m:lim>
-                          </m:limLow>
-                        </m:e>
-                        <m:sup>
-                          <m:r>
-                            <m:rPr>
-                              <m:sty m:val="p"/>
-                            </m:rPr>
-                            <m:t>*</m:t>
-                          </m:r>
-                        </m:sup>
-                      </m:sSup>
-                      <m:r>
-                        <m:rPr>
-                          <m:sty m:val="p"/>
-                        </m:rPr>
-                        <m:t>)</m:t>
-                      </m:r>
-                    </m:e>
-                  </m:d>
-                  <m:r>
-                    <m:t>​</m:t>
-                  </m:r>
-                </m:den>
-              </m:f>
-              <m:r>
-                <m:t>&amp;</m:t>
-              </m:r>
-              <m:r>
-                <m:t>&amp;</m:t>
-              </m:r>
-              <m:r>
-                <m:rPr>
-                  <m:nor/>
-                  <m:sty m:val="p"/>
-                </m:rPr>
-                <m:t>(substituting exponential regression hazard rates)</m:t>
-              </m:r>
-            </m:e>
-            <m:e>
-              <m:r>
-                <m:t>&amp;</m:t>
-              </m:r>
-              <m:r>
-                <m:rPr>
-                  <m:sty m:val="p"/>
-                </m:rPr>
-                <m:t>=</m:t>
-              </m:r>
-              <m:r>
-                <m:rPr>
-                  <m:sty m:val="p"/>
-                </m:rPr>
-                <m:t>exp</m:t>
-              </m:r>
-              <m:r>
-                <m:t>​</m:t>
-              </m:r>
-              <m:d>
-                <m:dPr>
-                  <m:begChr m:val="{"/>
-                  <m:sepChr m:val=""/>
-                  <m:endChr m:val="}"/>
-                  <m:grow/>
-                </m:dPr>
-                <m:e>
-                  <m:r>
-                    <m:t>η</m:t>
-                  </m:r>
-                  <m:r>
-                    <m:rPr>
-                      <m:sty m:val="p"/>
-                    </m:rPr>
-                    <m:t>(</m:t>
-                  </m:r>
-                  <m:limLow>
-                    <m:e>
-                      <m:r>
-                        <m:t>x</m:t>
-                      </m:r>
-                    </m:e>
-                    <m:lim>
-                      <m:r>
-                        <m:rPr>
-                          <m:sty m:val="p"/>
-                        </m:rPr>
-                        <m:t>∼</m:t>
-                      </m:r>
-                    </m:lim>
-                  </m:limLow>
-                  <m:r>
-                    <m:rPr>
-                      <m:sty m:val="p"/>
-                    </m:rPr>
-                    <m:t>)</m:t>
-                  </m:r>
-                  <m:r>
-                    <m:rPr>
-                      <m:sty m:val="p"/>
-                    </m:rPr>
-                    <m:t>−</m:t>
-                  </m:r>
-                  <m:r>
-                    <m:t>η</m:t>
-                  </m:r>
-                  <m:r>
-                    <m:rPr>
-                      <m:sty m:val="p"/>
-                    </m:rPr>
-                    <m:t>(</m:t>
-                  </m:r>
-                  <m:sSup>
-                    <m:e>
-                      <m:limLow>
-                        <m:e>
-                          <m:r>
-                            <m:t>x</m:t>
-                          </m:r>
-                        </m:e>
-                        <m:lim>
-                          <m:r>
-                            <m:rPr>
-                              <m:sty m:val="p"/>
-                            </m:rPr>
-                            <m:t>∼</m:t>
-                          </m:r>
-                        </m:lim>
-                      </m:limLow>
-                    </m:e>
-                    <m:sup>
-                      <m:r>
-                        <m:rPr>
-                          <m:sty m:val="p"/>
-                        </m:rPr>
-                        <m:t>*</m:t>
-                      </m:r>
-                    </m:sup>
-                  </m:sSup>
-                  <m:r>
-                    <m:rPr>
-                      <m:sty m:val="p"/>
-                    </m:rPr>
-                    <m:t>)</m:t>
-                  </m:r>
-                </m:e>
-              </m:d>
-              <m:r>
-                <m:t>​</m:t>
-              </m:r>
-              <m:r>
-                <m:t>&amp;</m:t>
-              </m:r>
-              <m:r>
-                <m:t>&amp;</m:t>
-              </m:r>
-              <m:r>
-                <m:rPr>
-                  <m:nor/>
-                  <m:sty m:val="p"/>
-                </m:rPr>
-                <m:t>(applying quotient rule for exponentials)</m:t>
-              </m:r>
-            </m:e>
-            <m:e>
-              <m:r>
-                <m:t>&amp;</m:t>
-              </m:r>
-              <m:r>
-                <m:rPr>
-                  <m:sty m:val="p"/>
-                </m:rPr>
-                <m:t>=</m:t>
-              </m:r>
-              <m:r>
-                <m:rPr>
-                  <m:sty m:val="p"/>
-                </m:rPr>
-                <m:t>exp</m:t>
-              </m:r>
-              <m:r>
-                <m:t>​</m:t>
-              </m:r>
-              <m:d>
-                <m:dPr>
-                  <m:begChr m:val="{"/>
-                  <m:sepChr m:val=""/>
-                  <m:endChr m:val="}"/>
-                  <m:grow/>
-                </m:dPr>
-                <m:e>
-                  <m:r>
-                    <m:rPr>
-                      <m:sty m:val="p"/>
-                    </m:rPr>
-                    <m:t>(</m:t>
-                  </m:r>
-                  <m:limLow>
-                    <m:e>
-                      <m:r>
-                        <m:t>x</m:t>
-                      </m:r>
-                    </m:e>
-                    <m:lim>
-                      <m:r>
-                        <m:rPr>
-                          <m:sty m:val="p"/>
-                        </m:rPr>
-                        <m:t>∼</m:t>
-                      </m:r>
-                    </m:lim>
-                  </m:limLow>
-                  <m:r>
-                    <m:rPr>
-                      <m:sty m:val="p"/>
-                    </m:rPr>
-                    <m:t>−</m:t>
-                  </m:r>
-                  <m:sSup>
-                    <m:e>
-                      <m:limLow>
-                        <m:e>
-                          <m:r>
-                            <m:t>x</m:t>
-                          </m:r>
-                        </m:e>
-                        <m:lim>
-                          <m:r>
-                            <m:rPr>
-                              <m:sty m:val="p"/>
-                            </m:rPr>
-                            <m:t>∼</m:t>
-                          </m:r>
-                        </m:lim>
-                      </m:limLow>
-                    </m:e>
-                    <m:sup>
-                      <m:r>
-                        <m:rPr>
-                          <m:sty m:val="p"/>
-                        </m:rPr>
-                        <m:t>*</m:t>
-                      </m:r>
-                    </m:sup>
-                  </m:sSup>
-                  <m:r>
-                    <m:rPr>
-                      <m:sty m:val="p"/>
-                    </m:rPr>
-                    <m:t>)</m:t>
-                  </m:r>
-                  <m:r>
-                    <m:rPr>
-                      <m:sty m:val="p"/>
-                    </m:rPr>
-                    <m:t>⋅</m:t>
-                  </m:r>
-                  <m:limLow>
-                    <m:e>
-                      <m:r>
-                        <m:t>β</m:t>
-                      </m:r>
-                    </m:e>
-                    <m:lim>
-                      <m:r>
-                        <m:rPr>
-                          <m:sty m:val="p"/>
-                        </m:rPr>
-                        <m:t>∼</m:t>
-                      </m:r>
-                    </m:lim>
-                  </m:limLow>
-                </m:e>
-              </m:d>
-              <m:r>
-                <m:t>​</m:t>
-              </m:r>
-              <m:r>
-                <m:t>&amp;</m:t>
-              </m:r>
-              <m:r>
-                <m:t>&amp;</m:t>
-              </m:r>
-              <m:r>
-                <m:rPr>
-                  <m:nor/>
-                  <m:sty m:val="p"/>
-                </m:rPr>
-                <m:t>(expressing difference in linear predictors)</m:t>
-              </m:r>
-            </m:e>
-          </m:eqArr>
-        </m:oMath>
-      </m:oMathPara>
+      <w:r>
+        <w:t xml:space="preserve">$$
+    \begin{aligned}
+    \text{ϙ}_{{\lambda}}(t \mid \mathord{\smash[b]{\underset{\raise.3ex\hbox{$\scriptstyle\sim$}}{x}}\vphantom{x}}: \mathord{{\mathord{\smash[b]{\underset{\raise.3ex\hbox{$\scriptstyle\sim$}}{x}}\vphantom{x}}^*}}) &amp;\stackrel{\text{def}}{=}\frac{{\lambda}(t \mid \mathord{\smash[b]{\underset{\raise.3ex\hbox{$\scriptstyle\sim$}}{x}}\vphantom{x}})}{{\lambda}(t \mid \mathord{{\mathord{\smash[b]{\underset{\raise.3ex\hbox{$\scriptstyle\sim$}}{x}}\vphantom{x}}^*}})} &amp;&amp; \text{(hazard ratio definition)} \\
+    &amp;= \frac{\operatorname{exp}\mathopen{}\left\{\eta(\mathord{\smash[b]{\underset{\raise.3ex\hbox{$\scriptstyle\sim$}}{x}}\vphantom{x}})\right\}\mathclose{}}{\operatorname{exp}\mathopen{}\left\{\eta(\mathord{{\mathord{\smash[b]{\underset{\raise.3ex\hbox{$\scriptstyle\sim$}}{x}}\vphantom{x}}^*}})\right\}\mathclose{}} &amp;&amp; \text{(substituting exponential regression hazard rates)} \\
+    &amp;= \operatorname{exp}\mathopen{}\left\{\eta(\mathord{\smash[b]{\underset{\raise.3ex\hbox{$\scriptstyle\sim$}}{x}}\vphantom{x}}) - \eta(\mathord{{\mathord{\smash[b]{\underset{\raise.3ex\hbox{$\scriptstyle\sim$}}{x}}\vphantom{x}}^*}})\right\}\mathclose{} &amp;&amp; \text{(applying quotient rule for exponentials)} \\
+    &amp;= \operatorname{exp}\mathopen{}\left\{(\mathord{\smash[b]{\underset{\raise.3ex\hbox{$\scriptstyle\sim$}}{x}}\vphantom{x}}- \mathord{{\mathord{\smash[b]{\underset{\raise.3ex\hbox{$\scriptstyle\sim$}}{x}}\vphantom{x}}^*}}) \cdot \mathord{\smash[b]{\underset{\raise.3ex\hbox{$\scriptstyle\sim$}}{\beta}}\vphantom{\beta}}\right\}\mathclose{} &amp;&amp; \text{(expressing difference in linear predictors)}
+    \end{aligned}
+    $$</w:t>
+      </w:r>
     </w:p>
     <w:p>
       <w:pPr>
@@ -20335,1099 +18806,20 @@
       <w:pPr>
         <w:pStyle w:val="BodyText"/>
       </w:pPr>
-      <m:oMathPara>
-        <m:oMathParaPr>
-          <m:jc m:val="center"/>
-        </m:oMathParaPr>
-        <m:oMath>
-          <m:eqArr>
-            <m:e>
-              <m:r>
-                <m:t>λ</m:t>
-              </m:r>
-              <m:r>
-                <m:rPr>
-                  <m:sty m:val="p"/>
-                </m:rPr>
-                <m:t>(</m:t>
-              </m:r>
-              <m:r>
-                <m:t>t</m:t>
-              </m:r>
-              <m:r>
-                <m:rPr>
-                  <m:sty m:val="p"/>
-                </m:rPr>
-                <m:t>∣</m:t>
-              </m:r>
-              <m:limLow>
-                <m:e>
-                  <m:r>
-                    <m:t>x</m:t>
-                  </m:r>
-                </m:e>
-                <m:lim>
-                  <m:r>
-                    <m:rPr>
-                      <m:sty m:val="p"/>
-                    </m:rPr>
-                    <m:t>∼</m:t>
-                  </m:r>
-                </m:lim>
-              </m:limLow>
-              <m:r>
-                <m:rPr>
-                  <m:sty m:val="p"/>
-                </m:rPr>
-                <m:t>)</m:t>
-              </m:r>
-              <m:r>
-                <m:t>&amp;</m:t>
-              </m:r>
-              <m:limUpp>
-                <m:e>
-                  <m:r>
-                    <m:rPr>
-                      <m:sty m:val="p"/>
-                    </m:rPr>
-                    <m:t>=</m:t>
-                  </m:r>
-                </m:e>
-                <m:lim>
-                  <m:r>
-                    <m:rPr>
-                      <m:nor/>
-                      <m:sty m:val="p"/>
-                    </m:rPr>
-                    <m:t>def</m:t>
-                  </m:r>
-                </m:lim>
-              </m:limUpp>
-              <m:sSub>
-                <m:e>
-                  <m:r>
-                    <m:t>λ</m:t>
-                  </m:r>
-                </m:e>
-                <m:sub>
-                  <m:r>
-                    <m:t>0</m:t>
-                  </m:r>
-                </m:sub>
-              </m:sSub>
-              <m:r>
-                <m:rPr>
-                  <m:sty m:val="p"/>
-                </m:rPr>
-                <m:t>(</m:t>
-              </m:r>
-              <m:r>
-                <m:t>t</m:t>
-              </m:r>
-              <m:r>
-                <m:rPr>
-                  <m:sty m:val="p"/>
-                </m:rPr>
-                <m:t>)</m:t>
-              </m:r>
-              <m:r>
-                <m:rPr>
-                  <m:sty m:val="p"/>
-                </m:rPr>
-                <m:t>⋅</m:t>
-              </m:r>
-              <m:sSub>
-                <m:e>
-                  <m:r>
-                    <m:t>θ</m:t>
-                  </m:r>
-                </m:e>
-                <m:sub>
-                  <m:r>
-                    <m:t>λ</m:t>
-                  </m:r>
-                </m:sub>
-              </m:sSub>
-              <m:r>
-                <m:rPr>
-                  <m:sty m:val="p"/>
-                </m:rPr>
-                <m:t>(</m:t>
-              </m:r>
-              <m:limLow>
-                <m:e>
-                  <m:r>
-                    <m:t>x</m:t>
-                  </m:r>
-                </m:e>
-                <m:lim>
-                  <m:r>
-                    <m:rPr>
-                      <m:sty m:val="p"/>
-                    </m:rPr>
-                    <m:t>∼</m:t>
-                  </m:r>
-                </m:lim>
-              </m:limLow>
-              <m:r>
-                <m:rPr>
-                  <m:sty m:val="p"/>
-                </m:rPr>
-                <m:t>)</m:t>
-              </m:r>
-              <m:r>
-                <m:t>&amp;</m:t>
-              </m:r>
-              <m:r>
-                <m:t>&amp;</m:t>
-              </m:r>
-              <m:r>
-                <m:rPr>
-                  <m:nor/>
-                  <m:sty m:val="p"/>
-                </m:rPr>
-                <m:t>(proportional hazards hazard rate definition)</m:t>
-              </m:r>
-            </m:e>
-            <m:e>
-              <m:r>
-                <m:rPr>
-                  <m:sty m:val="p"/>
-                </m:rPr>
-                <m:t>Λ</m:t>
-              </m:r>
-              <m:r>
-                <m:rPr>
-                  <m:sty m:val="p"/>
-                </m:rPr>
-                <m:t>(</m:t>
-              </m:r>
-              <m:r>
-                <m:t>t</m:t>
-              </m:r>
-              <m:r>
-                <m:rPr>
-                  <m:sty m:val="p"/>
-                </m:rPr>
-                <m:t>∣</m:t>
-              </m:r>
-              <m:limLow>
-                <m:e>
-                  <m:r>
-                    <m:t>x</m:t>
-                  </m:r>
-                </m:e>
-                <m:lim>
-                  <m:r>
-                    <m:rPr>
-                      <m:sty m:val="p"/>
-                    </m:rPr>
-                    <m:t>∼</m:t>
-                  </m:r>
-                </m:lim>
-              </m:limLow>
-              <m:r>
-                <m:rPr>
-                  <m:sty m:val="p"/>
-                </m:rPr>
-                <m:t>)</m:t>
-              </m:r>
-              <m:r>
-                <m:t>&amp;</m:t>
-              </m:r>
-              <m:limUpp>
-                <m:e>
-                  <m:r>
-                    <m:rPr>
-                      <m:sty m:val="p"/>
-                    </m:rPr>
-                    <m:t>=</m:t>
-                  </m:r>
-                </m:e>
-                <m:lim>
-                  <m:r>
-                    <m:rPr>
-                      <m:nor/>
-                      <m:sty m:val="p"/>
-                    </m:rPr>
-                    <m:t>def</m:t>
-                  </m:r>
-                </m:lim>
-              </m:limUpp>
-              <m:nary>
-                <m:naryPr>
-                  <m:chr m:val="∫"/>
-                  <m:limLoc m:val="subSup"/>
-                  <m:subHide m:val="off"/>
-                  <m:supHide m:val="off"/>
-                </m:naryPr>
-                <m:sub>
-                  <m:r>
-                    <m:t>0</m:t>
-                  </m:r>
-                </m:sub>
-                <m:sup>
-                  <m:r>
-                    <m:t>t</m:t>
-                  </m:r>
-                </m:sup>
-                <m:e>
-                  <m:r>
-                    <m:t>λ</m:t>
-                  </m:r>
-                </m:e>
-              </m:nary>
-              <m:r>
-                <m:rPr>
-                  <m:sty m:val="p"/>
-                </m:rPr>
-                <m:t>(</m:t>
-              </m:r>
-              <m:r>
-                <m:t>u</m:t>
-              </m:r>
-              <m:r>
-                <m:rPr>
-                  <m:sty m:val="p"/>
-                </m:rPr>
-                <m:t>∣</m:t>
-              </m:r>
-              <m:limLow>
-                <m:e>
-                  <m:r>
-                    <m:t>x</m:t>
-                  </m:r>
-                </m:e>
-                <m:lim>
-                  <m:r>
-                    <m:rPr>
-                      <m:sty m:val="p"/>
-                    </m:rPr>
-                    <m:t>∼</m:t>
-                  </m:r>
-                </m:lim>
-              </m:limLow>
-              <m:r>
-                <m:rPr>
-                  <m:sty m:val="p"/>
-                </m:rPr>
-                <m:t>)</m:t>
-              </m:r>
-              <m:r>
-                <m:t>d</m:t>
-              </m:r>
-              <m:r>
-                <m:t>u</m:t>
-              </m:r>
-              <m:r>
-                <m:t>&amp;</m:t>
-              </m:r>
-              <m:r>
-                <m:t>&amp;</m:t>
-              </m:r>
-              <m:r>
-                <m:rPr>
-                  <m:nor/>
-                  <m:sty m:val="p"/>
-                </m:rPr>
-                <m:t>(cumulative hazard function definition)</m:t>
-              </m:r>
-            </m:e>
-            <m:e>
-              <m:r>
-                <m:t>&amp;</m:t>
-              </m:r>
-              <m:r>
-                <m:rPr>
-                  <m:sty m:val="p"/>
-                </m:rPr>
-                <m:t>=</m:t>
-              </m:r>
-              <m:nary>
-                <m:naryPr>
-                  <m:chr m:val="∫"/>
-                  <m:limLoc m:val="subSup"/>
-                  <m:subHide m:val="off"/>
-                  <m:supHide m:val="off"/>
-                </m:naryPr>
-                <m:sub>
-                  <m:r>
-                    <m:t>0</m:t>
-                  </m:r>
-                </m:sub>
-                <m:sup>
-                  <m:r>
-                    <m:t>t</m:t>
-                  </m:r>
-                </m:sup>
-                <m:e>
-                  <m:sSub>
-                    <m:e>
-                      <m:r>
-                        <m:t>λ</m:t>
-                      </m:r>
-                    </m:e>
-                    <m:sub>
-                      <m:r>
-                        <m:t>0</m:t>
-                      </m:r>
-                    </m:sub>
-                  </m:sSub>
-                </m:e>
-              </m:nary>
-              <m:r>
-                <m:rPr>
-                  <m:sty m:val="p"/>
-                </m:rPr>
-                <m:t>(</m:t>
-              </m:r>
-              <m:r>
-                <m:t>u</m:t>
-              </m:r>
-              <m:r>
-                <m:rPr>
-                  <m:sty m:val="p"/>
-                </m:rPr>
-                <m:t>)</m:t>
-              </m:r>
-              <m:r>
-                <m:rPr>
-                  <m:sty m:val="p"/>
-                </m:rPr>
-                <m:t>⋅</m:t>
-              </m:r>
-              <m:sSub>
-                <m:e>
-                  <m:r>
-                    <m:t>θ</m:t>
-                  </m:r>
-                </m:e>
-                <m:sub>
-                  <m:r>
-                    <m:t>λ</m:t>
-                  </m:r>
-                </m:sub>
-              </m:sSub>
-              <m:r>
-                <m:rPr>
-                  <m:sty m:val="p"/>
-                </m:rPr>
-                <m:t>(</m:t>
-              </m:r>
-              <m:limLow>
-                <m:e>
-                  <m:r>
-                    <m:t>x</m:t>
-                  </m:r>
-                </m:e>
-                <m:lim>
-                  <m:r>
-                    <m:rPr>
-                      <m:sty m:val="p"/>
-                    </m:rPr>
-                    <m:t>∼</m:t>
-                  </m:r>
-                </m:lim>
-              </m:limLow>
-              <m:r>
-                <m:rPr>
-                  <m:sty m:val="p"/>
-                </m:rPr>
-                <m:t>)</m:t>
-              </m:r>
-              <m:r>
-                <m:t>d</m:t>
-              </m:r>
-              <m:r>
-                <m:t>u</m:t>
-              </m:r>
-              <m:r>
-                <m:t>&amp;</m:t>
-              </m:r>
-              <m:r>
-                <m:t>&amp;</m:t>
-              </m:r>
-              <m:r>
-                <m:rPr>
-                  <m:nor/>
-                  <m:sty m:val="p"/>
-                </m:rPr>
-                <m:t>(substituting proportional hazard rate)</m:t>
-              </m:r>
-            </m:e>
-            <m:e>
-              <m:r>
-                <m:t>&amp;</m:t>
-              </m:r>
-              <m:r>
-                <m:rPr>
-                  <m:sty m:val="p"/>
-                </m:rPr>
-                <m:t>=</m:t>
-              </m:r>
-              <m:sSub>
-                <m:e>
-                  <m:r>
-                    <m:t>θ</m:t>
-                  </m:r>
-                </m:e>
-                <m:sub>
-                  <m:r>
-                    <m:t>λ</m:t>
-                  </m:r>
-                </m:sub>
-              </m:sSub>
-              <m:r>
-                <m:rPr>
-                  <m:sty m:val="p"/>
-                </m:rPr>
-                <m:t>(</m:t>
-              </m:r>
-              <m:limLow>
-                <m:e>
-                  <m:r>
-                    <m:t>x</m:t>
-                  </m:r>
-                </m:e>
-                <m:lim>
-                  <m:r>
-                    <m:rPr>
-                      <m:sty m:val="p"/>
-                    </m:rPr>
-                    <m:t>∼</m:t>
-                  </m:r>
-                </m:lim>
-              </m:limLow>
-              <m:r>
-                <m:rPr>
-                  <m:sty m:val="p"/>
-                </m:rPr>
-                <m:t>)</m:t>
-              </m:r>
-              <m:r>
-                <m:rPr>
-                  <m:sty m:val="p"/>
-                </m:rPr>
-                <m:t>⋅</m:t>
-              </m:r>
-              <m:sSub>
-                <m:e>
-                  <m:r>
-                    <m:rPr>
-                      <m:sty m:val="p"/>
-                    </m:rPr>
-                    <m:t>Λ</m:t>
-                  </m:r>
-                </m:e>
-                <m:sub>
-                  <m:r>
-                    <m:t>0</m:t>
-                  </m:r>
-                </m:sub>
-              </m:sSub>
-              <m:r>
-                <m:rPr>
-                  <m:sty m:val="p"/>
-                </m:rPr>
-                <m:t>(</m:t>
-              </m:r>
-              <m:r>
-                <m:t>t</m:t>
-              </m:r>
-              <m:r>
-                <m:rPr>
-                  <m:sty m:val="p"/>
-                </m:rPr>
-                <m:t>)</m:t>
-              </m:r>
-              <m:r>
-                <m:t>&amp;</m:t>
-              </m:r>
-              <m:r>
-                <m:t>&amp;</m:t>
-              </m:r>
-              <m:r>
-                <m:rPr>
-                  <m:nor/>
-                  <m:sty m:val="p"/>
-                </m:rPr>
-                <m:t>(factoring constant hazard multiplier out of integral)</m:t>
-              </m:r>
-            </m:e>
-            <m:e>
-              <m:r>
-                <m:rPr>
-                  <m:sty m:val="p"/>
-                </m:rPr>
-                <m:t>S</m:t>
-              </m:r>
-              <m:r>
-                <m:rPr>
-                  <m:sty m:val="p"/>
-                </m:rPr>
-                <m:t>(</m:t>
-              </m:r>
-              <m:r>
-                <m:t>t</m:t>
-              </m:r>
-              <m:r>
-                <m:rPr>
-                  <m:sty m:val="p"/>
-                </m:rPr>
-                <m:t>∣</m:t>
-              </m:r>
-              <m:limLow>
-                <m:e>
-                  <m:r>
-                    <m:t>x</m:t>
-                  </m:r>
-                </m:e>
-                <m:lim>
-                  <m:r>
-                    <m:rPr>
-                      <m:sty m:val="p"/>
-                    </m:rPr>
-                    <m:t>∼</m:t>
-                  </m:r>
-                </m:lim>
-              </m:limLow>
-              <m:r>
-                <m:rPr>
-                  <m:sty m:val="p"/>
-                </m:rPr>
-                <m:t>)</m:t>
-              </m:r>
-              <m:r>
-                <m:t>&amp;</m:t>
-              </m:r>
-              <m:limUpp>
-                <m:e>
-                  <m:r>
-                    <m:rPr>
-                      <m:sty m:val="p"/>
-                    </m:rPr>
-                    <m:t>=</m:t>
-                  </m:r>
-                </m:e>
-                <m:lim>
-                  <m:r>
-                    <m:rPr>
-                      <m:nor/>
-                      <m:sty m:val="p"/>
-                    </m:rPr>
-                    <m:t>def</m:t>
-                  </m:r>
-                </m:lim>
-              </m:limUpp>
-              <m:r>
-                <m:rPr>
-                  <m:sty m:val="p"/>
-                </m:rPr>
-                <m:t>exp</m:t>
-              </m:r>
-              <m:r>
-                <m:t>​</m:t>
-              </m:r>
-              <m:d>
-                <m:dPr>
-                  <m:begChr m:val="{"/>
-                  <m:sepChr m:val=""/>
-                  <m:endChr m:val="}"/>
-                  <m:grow/>
-                </m:dPr>
-                <m:e>
-                  <m:r>
-                    <m:rPr>
-                      <m:sty m:val="p"/>
-                    </m:rPr>
-                    <m:t>−</m:t>
-                  </m:r>
-                  <m:r>
-                    <m:rPr>
-                      <m:sty m:val="p"/>
-                    </m:rPr>
-                    <m:t>Λ</m:t>
-                  </m:r>
-                  <m:r>
-                    <m:rPr>
-                      <m:sty m:val="p"/>
-                    </m:rPr>
-                    <m:t>(</m:t>
-                  </m:r>
-                  <m:r>
-                    <m:t>t</m:t>
-                  </m:r>
-                  <m:r>
-                    <m:rPr>
-                      <m:sty m:val="p"/>
-                    </m:rPr>
-                    <m:t>∣</m:t>
-                  </m:r>
-                  <m:limLow>
-                    <m:e>
-                      <m:r>
-                        <m:t>x</m:t>
-                      </m:r>
-                    </m:e>
-                    <m:lim>
-                      <m:r>
-                        <m:rPr>
-                          <m:sty m:val="p"/>
-                        </m:rPr>
-                        <m:t>∼</m:t>
-                      </m:r>
-                    </m:lim>
-                  </m:limLow>
-                  <m:r>
-                    <m:rPr>
-                      <m:sty m:val="p"/>
-                    </m:rPr>
-                    <m:t>)</m:t>
-                  </m:r>
-                </m:e>
-              </m:d>
-              <m:r>
-                <m:t>​</m:t>
-              </m:r>
-              <m:r>
-                <m:t>&amp;</m:t>
-              </m:r>
-              <m:r>
-                <m:t>&amp;</m:t>
-              </m:r>
-              <m:r>
-                <m:rPr>
-                  <m:nor/>
-                  <m:sty m:val="p"/>
-                </m:rPr>
-                <m:t>(survival function in terms of cumulative hazard)</m:t>
-              </m:r>
-            </m:e>
-            <m:e>
-              <m:r>
-                <m:t>&amp;</m:t>
-              </m:r>
-              <m:r>
-                <m:rPr>
-                  <m:sty m:val="p"/>
-                </m:rPr>
-                <m:t>=</m:t>
-              </m:r>
-              <m:r>
-                <m:rPr>
-                  <m:sty m:val="p"/>
-                </m:rPr>
-                <m:t>exp</m:t>
-              </m:r>
-              <m:r>
-                <m:t>​</m:t>
-              </m:r>
-              <m:d>
-                <m:dPr>
-                  <m:begChr m:val="{"/>
-                  <m:sepChr m:val=""/>
-                  <m:endChr m:val="}"/>
-                  <m:grow/>
-                </m:dPr>
-                <m:e>
-                  <m:r>
-                    <m:rPr>
-                      <m:sty m:val="p"/>
-                    </m:rPr>
-                    <m:t>−</m:t>
-                  </m:r>
-                  <m:sSub>
-                    <m:e>
-                      <m:r>
-                        <m:t>θ</m:t>
-                      </m:r>
-                    </m:e>
-                    <m:sub>
-                      <m:r>
-                        <m:t>λ</m:t>
-                      </m:r>
-                    </m:sub>
-                  </m:sSub>
-                  <m:r>
-                    <m:rPr>
-                      <m:sty m:val="p"/>
-                    </m:rPr>
-                    <m:t>(</m:t>
-                  </m:r>
-                  <m:limLow>
-                    <m:e>
-                      <m:r>
-                        <m:t>x</m:t>
-                      </m:r>
-                    </m:e>
-                    <m:lim>
-                      <m:r>
-                        <m:rPr>
-                          <m:sty m:val="p"/>
-                        </m:rPr>
-                        <m:t>∼</m:t>
-                      </m:r>
-                    </m:lim>
-                  </m:limLow>
-                  <m:r>
-                    <m:rPr>
-                      <m:sty m:val="p"/>
-                    </m:rPr>
-                    <m:t>)</m:t>
-                  </m:r>
-                  <m:r>
-                    <m:rPr>
-                      <m:sty m:val="p"/>
-                    </m:rPr>
-                    <m:t>⋅</m:t>
-                  </m:r>
-                  <m:sSub>
-                    <m:e>
-                      <m:r>
-                        <m:rPr>
-                          <m:sty m:val="p"/>
-                        </m:rPr>
-                        <m:t>Λ</m:t>
-                      </m:r>
-                    </m:e>
-                    <m:sub>
-                      <m:r>
-                        <m:t>0</m:t>
-                      </m:r>
-                    </m:sub>
-                  </m:sSub>
-                  <m:r>
-                    <m:rPr>
-                      <m:sty m:val="p"/>
-                    </m:rPr>
-                    <m:t>(</m:t>
-                  </m:r>
-                  <m:r>
-                    <m:t>t</m:t>
-                  </m:r>
-                  <m:r>
-                    <m:rPr>
-                      <m:sty m:val="p"/>
-                    </m:rPr>
-                    <m:t>)</m:t>
-                  </m:r>
-                </m:e>
-              </m:d>
-              <m:r>
-                <m:t>​</m:t>
-              </m:r>
-              <m:r>
-                <m:t>&amp;</m:t>
-              </m:r>
-              <m:r>
-                <m:t>&amp;</m:t>
-              </m:r>
-              <m:r>
-                <m:rPr>
-                  <m:nor/>
-                  <m:sty m:val="p"/>
-                </m:rPr>
-                <m:t>(substituting cumulative hazard)</m:t>
-              </m:r>
-            </m:e>
-            <m:e>
-              <m:r>
-                <m:t>&amp;</m:t>
-              </m:r>
-              <m:r>
-                <m:rPr>
-                  <m:sty m:val="p"/>
-                </m:rPr>
-                <m:t>=</m:t>
-              </m:r>
-              <m:r>
-                <m:t>​</m:t>
-              </m:r>
-              <m:d>
-                <m:dPr>
-                  <m:begChr m:val="["/>
-                  <m:sepChr m:val=""/>
-                  <m:endChr m:val="]"/>
-                  <m:grow/>
-                </m:dPr>
-                <m:e>
-                  <m:r>
-                    <m:rPr>
-                      <m:sty m:val="p"/>
-                    </m:rPr>
-                    <m:t>exp</m:t>
-                  </m:r>
-                  <m:r>
-                    <m:t>​</m:t>
-                  </m:r>
-                  <m:d>
-                    <m:dPr>
-                      <m:begChr m:val="{"/>
-                      <m:sepChr m:val=""/>
-                      <m:endChr m:val="}"/>
-                      <m:grow/>
-                    </m:dPr>
-                    <m:e>
-                      <m:r>
-                        <m:rPr>
-                          <m:sty m:val="p"/>
-                        </m:rPr>
-                        <m:t>−</m:t>
-                      </m:r>
-                      <m:sSub>
-                        <m:e>
-                          <m:r>
-                            <m:rPr>
-                              <m:sty m:val="p"/>
-                            </m:rPr>
-                            <m:t>Λ</m:t>
-                          </m:r>
-                        </m:e>
-                        <m:sub>
-                          <m:r>
-                            <m:t>0</m:t>
-                          </m:r>
-                        </m:sub>
-                      </m:sSub>
-                      <m:r>
-                        <m:rPr>
-                          <m:sty m:val="p"/>
-                        </m:rPr>
-                        <m:t>(</m:t>
-                      </m:r>
-                      <m:r>
-                        <m:t>t</m:t>
-                      </m:r>
-                      <m:r>
-                        <m:rPr>
-                          <m:sty m:val="p"/>
-                        </m:rPr>
-                        <m:t>)</m:t>
-                      </m:r>
-                    </m:e>
-                  </m:d>
-                  <m:r>
-                    <m:t>​</m:t>
-                  </m:r>
-                </m:e>
-              </m:d>
-              <m:sSup>
-                <m:e>
-                  <m:r>
-                    <m:t>​</m:t>
-                  </m:r>
-                </m:e>
-                <m:sup>
-                  <m:sSub>
-                    <m:e>
-                      <m:r>
-                        <m:t>θ</m:t>
-                      </m:r>
-                    </m:e>
-                    <m:sub>
-                      <m:r>
-                        <m:t>λ</m:t>
-                      </m:r>
-                    </m:sub>
-                  </m:sSub>
-                  <m:r>
-                    <m:rPr>
-                      <m:sty m:val="p"/>
-                    </m:rPr>
-                    <m:t>(</m:t>
-                  </m:r>
-                  <m:limLow>
-                    <m:e>
-                      <m:r>
-                        <m:t>x</m:t>
-                      </m:r>
-                    </m:e>
-                    <m:lim>
-                      <m:r>
-                        <m:rPr>
-                          <m:sty m:val="p"/>
-                        </m:rPr>
-                        <m:t>∼</m:t>
-                      </m:r>
-                    </m:lim>
-                  </m:limLow>
-                  <m:r>
-                    <m:rPr>
-                      <m:sty m:val="p"/>
-                    </m:rPr>
-                    <m:t>)</m:t>
-                  </m:r>
-                </m:sup>
-              </m:sSup>
-              <m:r>
-                <m:t>&amp;</m:t>
-              </m:r>
-              <m:r>
-                <m:t>&amp;</m:t>
-              </m:r>
-              <m:r>
-                <m:rPr>
-                  <m:nor/>
-                  <m:sty m:val="p"/>
-                </m:rPr>
-                <m:t>(applying exponent laws)</m:t>
-              </m:r>
-            </m:e>
-            <m:e>
-              <m:r>
-                <m:t>&amp;</m:t>
-              </m:r>
-              <m:r>
-                <m:rPr>
-                  <m:sty m:val="p"/>
-                </m:rPr>
-                <m:t>=</m:t>
-              </m:r>
-              <m:r>
-                <m:t>​</m:t>
-              </m:r>
-              <m:d>
-                <m:dPr>
-                  <m:begChr m:val="["/>
-                  <m:sepChr m:val=""/>
-                  <m:endChr m:val="]"/>
-                  <m:grow/>
-                </m:dPr>
-                <m:e>
-                  <m:sSub>
-                    <m:e>
-                      <m:r>
-                        <m:rPr>
-                          <m:sty m:val="p"/>
-                        </m:rPr>
-                        <m:t>S</m:t>
-                      </m:r>
-                    </m:e>
-                    <m:sub>
-                      <m:r>
-                        <m:t>0</m:t>
-                      </m:r>
-                    </m:sub>
-                  </m:sSub>
-                  <m:r>
-                    <m:rPr>
-                      <m:sty m:val="p"/>
-                    </m:rPr>
-                    <m:t>(</m:t>
-                  </m:r>
-                  <m:r>
-                    <m:t>t</m:t>
-                  </m:r>
-                  <m:r>
-                    <m:rPr>
-                      <m:sty m:val="p"/>
-                    </m:rPr>
-                    <m:t>)</m:t>
-                  </m:r>
-                </m:e>
-              </m:d>
-              <m:sSup>
-                <m:e>
-                  <m:r>
-                    <m:t>​</m:t>
-                  </m:r>
-                </m:e>
-                <m:sup>
-                  <m:sSub>
-                    <m:e>
-                      <m:r>
-                        <m:t>θ</m:t>
-                      </m:r>
-                    </m:e>
-                    <m:sub>
-                      <m:r>
-                        <m:t>λ</m:t>
-                      </m:r>
-                    </m:sub>
-                  </m:sSub>
-                  <m:r>
-                    <m:rPr>
-                      <m:sty m:val="p"/>
-                    </m:rPr>
-                    <m:t>(</m:t>
-                  </m:r>
-                  <m:limLow>
-                    <m:e>
-                      <m:r>
-                        <m:t>x</m:t>
-                      </m:r>
-                    </m:e>
-                    <m:lim>
-                      <m:r>
-                        <m:rPr>
-                          <m:sty m:val="p"/>
-                        </m:rPr>
-                        <m:t>∼</m:t>
-                      </m:r>
-                    </m:lim>
-                  </m:limLow>
-                  <m:r>
-                    <m:rPr>
-                      <m:sty m:val="p"/>
-                    </m:rPr>
-                    <m:t>)</m:t>
-                  </m:r>
-                </m:sup>
-              </m:sSup>
-              <m:r>
-                <m:t>&amp;</m:t>
-              </m:r>
-              <m:r>
-                <m:t>&amp;</m:t>
-              </m:r>
-              <m:r>
-                <m:rPr>
-                  <m:nor/>
-                  <m:sty m:val="p"/>
-                </m:rPr>
-                <m:t>(substituting baseline survival function </m:t>
-              </m:r>
-              <m:sSub>
-                <m:e>
-                  <m:r>
-                    <m:rPr>
-                      <m:sty m:val="p"/>
-                    </m:rPr>
-                    <m:t>S</m:t>
-                  </m:r>
-                </m:e>
-                <m:sub>
-                  <m:r>
-                    <m:t>0</m:t>
-                  </m:r>
-                </m:sub>
-              </m:sSub>
-              <m:r>
-                <m:rPr>
-                  <m:sty m:val="p"/>
-                </m:rPr>
-                <m:t>(</m:t>
-              </m:r>
-              <m:r>
-                <m:t>t</m:t>
-              </m:r>
-              <m:r>
-                <m:rPr>
-                  <m:sty m:val="p"/>
-                </m:rPr>
-                <m:t>)</m:t>
-              </m:r>
-              <m:r>
-                <m:rPr>
-                  <m:nor/>
-                  <m:sty m:val="p"/>
-                </m:rPr>
-                <m:t>)</m:t>
-              </m:r>
-            </m:e>
-          </m:eqArr>
-        </m:oMath>
-      </m:oMathPara>
+      <w:r>
+        <w:t xml:space="preserve">$$
+    \begin{aligned}
+    {\lambda}(t \mid \mathord{\smash[b]{\underset{\raise.3ex\hbox{$\scriptstyle\sim$}}{x}}\vphantom{x}}) &amp;\stackrel{\text{def}}{=}{\lambda}_0(t) \cdot \theta_{{\lambda}}(\mathord{\smash[b]{\underset{\raise.3ex\hbox{$\scriptstyle\sim$}}{x}}\vphantom{x}}) &amp;&amp; \text{(proportional hazards hazard rate definition)} \\
+    {\Lambda}(t \mid \mathord{\smash[b]{\underset{\raise.3ex\hbox{$\scriptstyle\sim$}}{x}}\vphantom{x}}) &amp;\stackrel{\text{def}}{=}\int_{0}^{t} {\lambda}(u \mid \mathord{\smash[b]{\underset{\raise.3ex\hbox{$\scriptstyle\sim$}}{x}}\vphantom{x}}) du &amp;&amp; \text{(cumulative hazard function definition)} \\
+    &amp;= \int_{0}^{t} {\lambda}_0(u) \cdot \theta_{{\lambda}}(\mathord{\smash[b]{\underset{\raise.3ex\hbox{$\scriptstyle\sim$}}{x}}\vphantom{x}}) du &amp;&amp; \text{(substituting proportional hazard rate)} \\
+    &amp;= \theta_{{\lambda}}(\mathord{\smash[b]{\underset{\raise.3ex\hbox{$\scriptstyle\sim$}}{x}}\vphantom{x}}) \cdot {\Lambda}_0(t) &amp;&amp; \text{(factoring constant hazard multiplier out of integral)} \\
+    \operatorname{S}(t \mid \mathord{\smash[b]{\underset{\raise.3ex\hbox{$\scriptstyle\sim$}}{x}}\vphantom{x}}) &amp;\stackrel{\text{def}}{=}\operatorname{exp}\mathopen{}\left\{-{\Lambda}(t \mid \mathord{\smash[b]{\underset{\raise.3ex\hbox{$\scriptstyle\sim$}}{x}}\vphantom{x}})\right\}\mathclose{} &amp;&amp; \text{(survival function in terms of cumulative hazard)} \\
+    &amp;= \operatorname{exp}\mathopen{}\left\{-\theta_{{\lambda}}(\mathord{\smash[b]{\underset{\raise.3ex\hbox{$\scriptstyle\sim$}}{x}}\vphantom{x}}) \cdot {\Lambda}_0(t)\right\}\mathclose{} &amp;&amp; \text{(substituting cumulative hazard)} \\
+    &amp;= \mathopen{}\left[ \operatorname{exp}\mathopen{}\left\{-{\Lambda}_0(t)\right\}\mathclose{} \right]\mathclose{}^{\theta_{{\lambda}}(\mathord{\smash[b]{\underset{\raise.3ex\hbox{$\scriptstyle\sim$}}{x}}\vphantom{x}})} &amp;&amp; \text{(applying exponent laws)} \\
+    &amp;= \mathopen{}\left[ \operatorname{S}_0(t) \right]\mathclose{}^{\theta_{{\lambda}}(\mathord{\smash[b]{\underset{\raise.3ex\hbox{$\scriptstyle\sim$}}{x}}\vphantom{x}})} &amp;&amp; \text{(substituting baseline survival function $\operatorname{S}_0(t)$)}
+    \end{aligned}
+    $$</w:t>
+      </w:r>
     </w:p>
     <w:p>
       <w:pPr>
@@ -21514,23 +18906,9 @@
             <w:r>
               <w:t xml:space="preserve"> </w:t>
             </w:r>
-            <m:oMath>
-              <m:limLow>
-                <m:e>
-                  <m:r>
-                    <m:t>x</m:t>
-                  </m:r>
-                </m:e>
-                <m:lim>
-                  <m:r>
-                    <m:rPr>
-                      <m:sty m:val="p"/>
-                    </m:rPr>
-                    <m:t>∼</m:t>
-                  </m:r>
-                </m:lim>
-              </m:limLow>
-            </m:oMath>
+            <w:r>
+              <w:t xml:space="preserve">$\mathord{\smash[b]{\underset{\raise.3ex\hbox{$\scriptstyle\sim$}}{x}}\vphantom{x}}$</w:t>
+            </w:r>
             <w:r>
               <w:t xml:space="preserve"> </w:t>
             </w:r>
@@ -21596,123 +18974,9 @@
             <w:r>
               <w:t xml:space="preserve"> </w:t>
             </w:r>
-            <m:oMath>
-              <m:r>
-                <m:t>η</m:t>
-              </m:r>
-              <m:r>
-                <m:rPr>
-                  <m:sty m:val="p"/>
-                </m:rPr>
-                <m:t>(</m:t>
-              </m:r>
-              <m:limLow>
-                <m:e>
-                  <m:r>
-                    <m:t>x</m:t>
-                  </m:r>
-                </m:e>
-                <m:lim>
-                  <m:r>
-                    <m:rPr>
-                      <m:sty m:val="p"/>
-                    </m:rPr>
-                    <m:t>∼</m:t>
-                  </m:r>
-                </m:lim>
-              </m:limLow>
-              <m:r>
-                <m:rPr>
-                  <m:sty m:val="p"/>
-                </m:rPr>
-                <m:t>)</m:t>
-              </m:r>
-              <m:limUpp>
-                <m:e>
-                  <m:r>
-                    <m:rPr>
-                      <m:sty m:val="p"/>
-                    </m:rPr>
-                    <m:t>=</m:t>
-                  </m:r>
-                </m:e>
-                <m:lim>
-                  <m:r>
-                    <m:rPr>
-                      <m:nor/>
-                      <m:sty m:val="p"/>
-                    </m:rPr>
-                    <m:t>def</m:t>
-                  </m:r>
-                </m:lim>
-              </m:limUpp>
-              <m:sSub>
-                <m:e>
-                  <m:r>
-                    <m:t>β</m:t>
-                  </m:r>
-                </m:e>
-                <m:sub>
-                  <m:r>
-                    <m:t>1</m:t>
-                  </m:r>
-                </m:sub>
-              </m:sSub>
-              <m:sSub>
-                <m:e>
-                  <m:r>
-                    <m:t>x</m:t>
-                  </m:r>
-                </m:e>
-                <m:sub>
-                  <m:r>
-                    <m:t>1</m:t>
-                  </m:r>
-                </m:sub>
-              </m:sSub>
-              <m:r>
-                <m:rPr>
-                  <m:sty m:val="p"/>
-                </m:rPr>
-                <m:t>+</m:t>
-              </m:r>
-              <m:r>
-                <m:rPr>
-                  <m:sty m:val="p"/>
-                </m:rPr>
-                <m:t>…</m:t>
-              </m:r>
-              <m:r>
-                <m:rPr>
-                  <m:sty m:val="p"/>
-                </m:rPr>
-                <m:t>+</m:t>
-              </m:r>
-              <m:sSub>
-                <m:e>
-                  <m:r>
-                    <m:t>β</m:t>
-                  </m:r>
-                </m:e>
-                <m:sub>
-                  <m:r>
-                    <m:t>p</m:t>
-                  </m:r>
-                </m:sub>
-              </m:sSub>
-              <m:sSub>
-                <m:e>
-                  <m:r>
-                    <m:t>x</m:t>
-                  </m:r>
-                </m:e>
-                <m:sub>
-                  <m:r>
-                    <m:t>p</m:t>
-                  </m:r>
-                </m:sub>
-              </m:sSub>
-            </m:oMath>
+            <w:r>
+              <w:t xml:space="preserve">$\eta(\mathord{\smash[b]{\underset{\raise.3ex\hbox{$\scriptstyle\sim$}}{x}}\vphantom{x}}) \stackrel{\text{def}}{=}\beta_1 x_1 + \dots + \beta_p x_p$</w:t>
+            </w:r>
             <w:r>
               <w:t xml:space="preserve">, with no intercept.</w:t>
             </w:r>
@@ -21743,129 +19007,11 @@
             <w:pPr>
               <w:pStyle w:val="BodyText"/>
             </w:pPr>
-            <m:oMathPara>
-              <m:oMathParaPr>
-                <m:jc m:val="center"/>
-              </m:oMathParaPr>
-              <m:oMath>
-                <m:sSub>
-                  <m:e>
-                    <m:r>
-                      <m:t>θ</m:t>
-                    </m:r>
-                  </m:e>
-                  <m:sub>
-                    <m:r>
-                      <m:t>λ</m:t>
-                    </m:r>
-                  </m:sub>
-                </m:sSub>
-                <m:r>
-                  <m:rPr>
-                    <m:sty m:val="p"/>
-                  </m:rPr>
-                  <m:t>(</m:t>
-                </m:r>
-                <m:limLow>
-                  <m:e>
-                    <m:r>
-                      <m:t>x</m:t>
-                    </m:r>
-                  </m:e>
-                  <m:lim>
-                    <m:r>
-                      <m:rPr>
-                        <m:sty m:val="p"/>
-                      </m:rPr>
-                      <m:t>∼</m:t>
-                    </m:r>
-                  </m:lim>
-                </m:limLow>
-                <m:r>
-                  <m:rPr>
-                    <m:sty m:val="p"/>
-                  </m:rPr>
-                  <m:t>)</m:t>
-                </m:r>
-                <m:limUpp>
-                  <m:e>
-                    <m:r>
-                      <m:rPr>
-                        <m:sty m:val="p"/>
-                      </m:rPr>
-                      <m:t>=</m:t>
-                    </m:r>
-                  </m:e>
-                  <m:lim>
-                    <m:r>
-                      <m:rPr>
-                        <m:nor/>
-                        <m:sty m:val="p"/>
-                      </m:rPr>
-                      <m:t>def</m:t>
-                    </m:r>
-                  </m:lim>
-                </m:limUpp>
-                <m:r>
-                  <m:rPr>
-                    <m:sty m:val="p"/>
-                  </m:rPr>
-                  <m:t>exp</m:t>
-                </m:r>
-                <m:r>
-                  <m:t>​</m:t>
-                </m:r>
-                <m:d>
-                  <m:dPr>
-                    <m:begChr m:val="{"/>
-                    <m:sepChr m:val=""/>
-                    <m:endChr m:val="}"/>
-                    <m:grow/>
-                  </m:dPr>
-                  <m:e>
-                    <m:r>
-                      <m:t>η</m:t>
-                    </m:r>
-                    <m:r>
-                      <m:rPr>
-                        <m:sty m:val="p"/>
-                      </m:rPr>
-                      <m:t>(</m:t>
-                    </m:r>
-                    <m:limLow>
-                      <m:e>
-                        <m:r>
-                          <m:t>x</m:t>
-                        </m:r>
-                      </m:e>
-                      <m:lim>
-                        <m:r>
-                          <m:rPr>
-                            <m:sty m:val="p"/>
-                          </m:rPr>
-                          <m:t>∼</m:t>
-                        </m:r>
-                      </m:lim>
-                    </m:limLow>
-                    <m:r>
-                      <m:rPr>
-                        <m:sty m:val="p"/>
-                      </m:rPr>
-                      <m:t>)</m:t>
-                    </m:r>
-                  </m:e>
-                </m:d>
-                <m:r>
-                  <m:t>​</m:t>
-                </m:r>
-                <m:r>
-                  <m:rPr>
-                    <m:sty m:val="p"/>
-                  </m:rPr>
-                  <m:t>.</m:t>
-                </m:r>
-              </m:oMath>
-            </m:oMathPara>
+            <w:r>
+              <w:t xml:space="preserve">$$
+    \theta_{{\lambda}}(\mathord{\smash[b]{\underset{\raise.3ex\hbox{$\scriptstyle\sim$}}{x}}\vphantom{x}}) \stackrel{\text{def}}{=}\operatorname{exp}\mathopen{}\left\{\eta(\mathord{\smash[b]{\underset{\raise.3ex\hbox{$\scriptstyle\sim$}}{x}}\vphantom{x}})\right\}\mathclose{}.
+    $$</w:t>
+            </w:r>
           </w:p>
           <w:bookmarkEnd w:id="60"/>
         </w:tc>
@@ -22038,508 +19184,21 @@
             <w:pPr>
               <w:pStyle w:val="BodyText"/>
             </w:pPr>
-            <m:oMathPara>
-              <m:oMathParaPr>
-                <m:jc m:val="center"/>
-              </m:oMathParaPr>
-              <m:oMath>
-                <m:eqArr>
-                  <m:e>
-                    <m:sSub>
-                      <m:e>
-                        <m:r>
-                          <m:t>θ</m:t>
-                        </m:r>
-                      </m:e>
-                      <m:sub>
-                        <m:r>
-                          <m:t>λ</m:t>
-                        </m:r>
-                      </m:sub>
-                    </m:sSub>
-                    <m:r>
-                      <m:rPr>
-                        <m:sty m:val="p"/>
-                      </m:rPr>
-                      <m:t>(</m:t>
-                    </m:r>
-                    <m:limLow>
-                      <m:e>
-                        <m:r>
-                          <m:t>x</m:t>
-                        </m:r>
-                      </m:e>
-                      <m:lim>
-                        <m:r>
-                          <m:rPr>
-                            <m:sty m:val="p"/>
-                          </m:rPr>
-                          <m:t>∼</m:t>
-                        </m:r>
-                      </m:lim>
-                    </m:limLow>
-                    <m:r>
-                      <m:rPr>
-                        <m:sty m:val="p"/>
-                      </m:rPr>
-                      <m:t>)</m:t>
-                    </m:r>
-                    <m:r>
-                      <m:t>&amp;</m:t>
-                    </m:r>
-                    <m:r>
-                      <m:rPr>
-                        <m:sty m:val="p"/>
-                      </m:rPr>
-                      <m:t>=</m:t>
-                    </m:r>
-                    <m:r>
-                      <m:rPr>
-                        <m:sty m:val="p"/>
-                      </m:rPr>
-                      <m:t>exp</m:t>
-                    </m:r>
-                    <m:r>
-                      <m:t>​</m:t>
-                    </m:r>
-                    <m:d>
-                      <m:dPr>
-                        <m:begChr m:val="{"/>
-                        <m:sepChr m:val=""/>
-                        <m:endChr m:val="}"/>
-                        <m:grow/>
-                      </m:dPr>
-                      <m:e>
-                        <m:r>
-                          <m:t>η</m:t>
-                        </m:r>
-                        <m:r>
-                          <m:rPr>
-                            <m:sty m:val="p"/>
-                          </m:rPr>
-                          <m:t>(</m:t>
-                        </m:r>
-                        <m:limLow>
-                          <m:e>
-                            <m:r>
-                              <m:t>x</m:t>
-                            </m:r>
-                          </m:e>
-                          <m:lim>
-                            <m:r>
-                              <m:rPr>
-                                <m:sty m:val="p"/>
-                              </m:rPr>
-                              <m:t>∼</m:t>
-                            </m:r>
-                          </m:lim>
-                        </m:limLow>
-                        <m:r>
-                          <m:rPr>
-                            <m:sty m:val="p"/>
-                          </m:rPr>
-                          <m:t>)</m:t>
-                        </m:r>
-                      </m:e>
-                    </m:d>
-                    <m:r>
-                      <m:t>​</m:t>
-                    </m:r>
-                    <m:r>
-                      <m:t>&amp;</m:t>
-                    </m:r>
-                    <m:r>
-                      <m:t>&amp;</m:t>
-                    </m:r>
-                    <m:r>
-                      <m:rPr>
-                        <m:nor/>
-                        <m:sty m:val="p"/>
-                      </m:rPr>
-                      <m:t>(definition of the acceleration factor)</m:t>
-                    </m:r>
-                  </m:e>
-                  <m:e>
-                    <m:r>
-                      <m:t>&amp;</m:t>
-                    </m:r>
-                    <m:r>
-                      <m:rPr>
-                        <m:sty m:val="p"/>
-                      </m:rPr>
-                      <m:t>=</m:t>
-                    </m:r>
-                    <m:r>
-                      <m:rPr>
-                        <m:sty m:val="p"/>
-                      </m:rPr>
-                      <m:t>exp</m:t>
-                    </m:r>
-                    <m:r>
-                      <m:t>​</m:t>
-                    </m:r>
-                    <m:d>
-                      <m:dPr>
-                        <m:begChr m:val="{"/>
-                        <m:sepChr m:val=""/>
-                        <m:endChr m:val="}"/>
-                        <m:grow/>
-                      </m:dPr>
-                      <m:e>
-                        <m:sSub>
-                          <m:e>
-                            <m:r>
-                              <m:t>β</m:t>
-                            </m:r>
-                          </m:e>
-                          <m:sub>
-                            <m:r>
-                              <m:t>1</m:t>
-                            </m:r>
-                          </m:sub>
-                        </m:sSub>
-                        <m:sSub>
-                          <m:e>
-                            <m:r>
-                              <m:t>x</m:t>
-                            </m:r>
-                          </m:e>
-                          <m:sub>
-                            <m:r>
-                              <m:t>1</m:t>
-                            </m:r>
-                          </m:sub>
-                        </m:sSub>
-                      </m:e>
-                    </m:d>
-                    <m:r>
-                      <m:t>​</m:t>
-                    </m:r>
-                    <m:r>
-                      <m:t>&amp;</m:t>
-                    </m:r>
-                    <m:r>
-                      <m:t>&amp;</m:t>
-                    </m:r>
-                    <m:r>
-                      <m:rPr>
-                        <m:nor/>
-                        <m:sty m:val="p"/>
-                      </m:rPr>
-                      <m:t>(one covariate, no intercept)</m:t>
-                    </m:r>
-                  </m:e>
-                  <m:e>
-                    <m:r>
-                      <m:t>&amp;</m:t>
-                    </m:r>
-                    <m:r>
-                      <m:rPr>
-                        <m:sty m:val="p"/>
-                      </m:rPr>
-                      <m:t>=</m:t>
-                    </m:r>
-                    <m:r>
-                      <m:rPr>
-                        <m:sty m:val="p"/>
-                      </m:rPr>
-                      <m:t>exp</m:t>
-                    </m:r>
-                    <m:r>
-                      <m:t>​</m:t>
-                    </m:r>
-                    <m:d>
-                      <m:dPr>
-                        <m:begChr m:val="{"/>
-                        <m:sepChr m:val=""/>
-                        <m:endChr m:val="}"/>
-                        <m:grow/>
-                      </m:dPr>
-                      <m:e>
-                        <m:r>
-                          <m:t>2</m:t>
-                        </m:r>
-                        <m:r>
-                          <m:rPr>
-                            <m:sty m:val="p"/>
-                          </m:rPr>
-                          <m:t>log</m:t>
-                        </m:r>
-                        <m:r>
-                          <m:t>​</m:t>
-                        </m:r>
-                        <m:d>
-                          <m:dPr>
-                            <m:begChr m:val="{"/>
-                            <m:sepChr m:val=""/>
-                            <m:endChr m:val="}"/>
-                            <m:grow/>
-                          </m:dPr>
-                          <m:e>
-                            <m:r>
-                              <m:t>2</m:t>
-                            </m:r>
-                          </m:e>
-                        </m:d>
-                        <m:r>
-                          <m:t>​</m:t>
-                        </m:r>
-                      </m:e>
-                    </m:d>
-                    <m:r>
-                      <m:t>​</m:t>
-                    </m:r>
-                    <m:r>
-                      <m:t>&amp;</m:t>
-                    </m:r>
-                    <m:r>
-                      <m:t>&amp;</m:t>
-                    </m:r>
-                    <m:r>
-                      <m:rPr>
-                        <m:nor/>
-                        <m:sty m:val="p"/>
-                      </m:rPr>
-                      <m:t>(substitute </m:t>
-                    </m:r>
-                    <m:sSub>
-                      <m:e>
-                        <m:r>
-                          <m:t>β</m:t>
-                        </m:r>
-                      </m:e>
-                      <m:sub>
-                        <m:r>
-                          <m:t>1</m:t>
-                        </m:r>
-                      </m:sub>
-                    </m:sSub>
-                    <m:r>
-                      <m:rPr>
-                        <m:sty m:val="p"/>
-                      </m:rPr>
-                      <m:t>=</m:t>
-                    </m:r>
-                    <m:r>
-                      <m:rPr>
-                        <m:sty m:val="p"/>
-                      </m:rPr>
-                      <m:t>log</m:t>
-                    </m:r>
-                    <m:r>
-                      <m:t>​</m:t>
-                    </m:r>
-                    <m:d>
-                      <m:dPr>
-                        <m:begChr m:val="{"/>
-                        <m:sepChr m:val=""/>
-                        <m:endChr m:val="}"/>
-                        <m:grow/>
-                      </m:dPr>
-                      <m:e>
-                        <m:r>
-                          <m:t>2</m:t>
-                        </m:r>
-                      </m:e>
-                    </m:d>
-                    <m:r>
-                      <m:t>​</m:t>
-                    </m:r>
-                    <m:r>
-                      <m:rPr>
-                        <m:nor/>
-                        <m:sty m:val="p"/>
-                      </m:rPr>
-                      <m:t> and </m:t>
-                    </m:r>
-                    <m:sSub>
-                      <m:e>
-                        <m:r>
-                          <m:t>x</m:t>
-                        </m:r>
-                      </m:e>
-                      <m:sub>
-                        <m:r>
-                          <m:t>1</m:t>
-                        </m:r>
-                      </m:sub>
-                    </m:sSub>
-                    <m:r>
-                      <m:rPr>
-                        <m:sty m:val="p"/>
-                      </m:rPr>
-                      <m:t>=</m:t>
-                    </m:r>
-                    <m:r>
-                      <m:t>2</m:t>
-                    </m:r>
-                    <m:r>
-                      <m:rPr>
-                        <m:nor/>
-                        <m:sty m:val="p"/>
-                      </m:rPr>
-                      <m:t>)</m:t>
-                    </m:r>
-                  </m:e>
-                  <m:e>
-                    <m:r>
-                      <m:t>&amp;</m:t>
-                    </m:r>
-                    <m:r>
-                      <m:rPr>
-                        <m:sty m:val="p"/>
-                      </m:rPr>
-                      <m:t>=</m:t>
-                    </m:r>
-                    <m:r>
-                      <m:t>4</m:t>
-                    </m:r>
-                    <m:r>
-                      <m:t>&amp;</m:t>
-                    </m:r>
-                    <m:r>
-                      <m:t>&amp;</m:t>
-                    </m:r>
-                    <m:r>
-                      <m:rPr>
-                        <m:nor/>
-                        <m:sty m:val="p"/>
-                      </m:rPr>
-                      <m:t>(</m:t>
-                    </m:r>
-                    <m:r>
-                      <m:rPr>
-                        <m:sty m:val="p"/>
-                      </m:rPr>
-                      <m:t>exp</m:t>
-                    </m:r>
-                    <m:r>
-                      <m:t>​</m:t>
-                    </m:r>
-                    <m:d>
-                      <m:dPr>
-                        <m:begChr m:val="{"/>
-                        <m:sepChr m:val=""/>
-                        <m:endChr m:val="}"/>
-                        <m:grow/>
-                      </m:dPr>
-                      <m:e>
-                        <m:r>
-                          <m:rPr>
-                            <m:sty m:val="p"/>
-                          </m:rPr>
-                          <m:t>log</m:t>
-                        </m:r>
-                        <m:r>
-                          <m:t>​</m:t>
-                        </m:r>
-                        <m:d>
-                          <m:dPr>
-                            <m:begChr m:val="{"/>
-                            <m:sepChr m:val=""/>
-                            <m:endChr m:val="}"/>
-                            <m:grow/>
-                          </m:dPr>
-                          <m:e>
-                            <m:r>
-                              <m:t>a</m:t>
-                            </m:r>
-                          </m:e>
-                        </m:d>
-                        <m:r>
-                          <m:t>​</m:t>
-                        </m:r>
-                      </m:e>
-                    </m:d>
-                    <m:r>
-                      <m:t>​</m:t>
-                    </m:r>
-                    <m:r>
-                      <m:rPr>
-                        <m:sty m:val="p"/>
-                      </m:rPr>
-                      <m:t>=</m:t>
-                    </m:r>
-                    <m:r>
-                      <m:t>a</m:t>
-                    </m:r>
-                    <m:r>
-                      <m:rPr>
-                        <m:nor/>
-                        <m:sty m:val="p"/>
-                      </m:rPr>
-                      <m:t>, and </m:t>
-                    </m:r>
-                    <m:r>
-                      <m:t>2</m:t>
-                    </m:r>
-                    <m:r>
-                      <m:rPr>
-                        <m:sty m:val="p"/>
-                      </m:rPr>
-                      <m:t>log</m:t>
-                    </m:r>
-                    <m:r>
-                      <m:t>​</m:t>
-                    </m:r>
-                    <m:d>
-                      <m:dPr>
-                        <m:begChr m:val="{"/>
-                        <m:sepChr m:val=""/>
-                        <m:endChr m:val="}"/>
-                        <m:grow/>
-                      </m:dPr>
-                      <m:e>
-                        <m:r>
-                          <m:t>2</m:t>
-                        </m:r>
-                      </m:e>
-                    </m:d>
-                    <m:r>
-                      <m:t>​</m:t>
-                    </m:r>
-                    <m:r>
-                      <m:rPr>
-                        <m:sty m:val="p"/>
-                      </m:rPr>
-                      <m:t>=</m:t>
-                    </m:r>
-                    <m:r>
-                      <m:rPr>
-                        <m:sty m:val="p"/>
-                      </m:rPr>
-                      <m:t>log</m:t>
-                    </m:r>
-                    <m:r>
-                      <m:t>​</m:t>
-                    </m:r>
-                    <m:d>
-                      <m:dPr>
-                        <m:begChr m:val="{"/>
-                        <m:sepChr m:val=""/>
-                        <m:endChr m:val="}"/>
-                        <m:grow/>
-                      </m:dPr>
-                      <m:e>
-                        <m:r>
-                          <m:t>4</m:t>
-                        </m:r>
-                      </m:e>
-                    </m:d>
-                    <m:r>
-                      <m:t>​</m:t>
-                    </m:r>
-                    <m:r>
-                      <m:rPr>
-                        <m:nor/>
-                        <m:sty m:val="p"/>
-                      </m:rPr>
-                      <m:t>)</m:t>
-                    </m:r>
-                  </m:e>
-                </m:eqArr>
-              </m:oMath>
-            </m:oMathPara>
+            <w:r>
+              <w:t xml:space="preserve">$$
+    \begin{aligned}
+    \theta_{{\lambda}}(\mathord{\smash[b]{\underset{\raise.3ex\hbox{$\scriptstyle\sim$}}{x}}\vphantom{x}})
+    &amp;= \operatorname{exp}\mathopen{}\left\{\eta(\mathord{\smash[b]{\underset{\raise.3ex\hbox{$\scriptstyle\sim$}}{x}}\vphantom{x}})\right\}\mathclose{}
+    &amp;&amp; \text{(definition of the acceleration factor)} \\
+    &amp;= \operatorname{exp}\mathopen{}\left\{\beta_1 x_1\right\}\mathclose{}
+    &amp;&amp; \text{(one covariate, no intercept)} \\
+    &amp;= \operatorname{exp}\mathopen{}\left\{2 \operatorname{log}\mathopen{}\left\{2\right\}\mathclose{}\right\}\mathclose{}
+    &amp;&amp; \text{(substitute } \beta_1 = \operatorname{log}\mathopen{}\left\{2\right\}\mathclose{} \text{ and } x_1 = 2 \text{)} \\
+    &amp;= 4
+    &amp;&amp; \text{(} \operatorname{exp}\mathopen{}\left\{\operatorname{log}\mathopen{}\left\{a\right\}\mathclose{}\right\}\mathclose{} = a \text{, and } 2 \operatorname{log}\mathopen{}\left\{2\right\}\mathclose{} = \operatorname{log}\mathopen{}\left\{4\right\}\mathclose{} \text{)}
+    \end{aligned}
+    $$</w:t>
+            </w:r>
           </w:p>
           <w:bookmarkEnd w:id="61"/>
           <w:p/>
@@ -22631,23 +19290,9 @@
             <w:r>
               <w:t xml:space="preserve"> </w:t>
             </w:r>
-            <m:oMath>
-              <m:limLow>
-                <m:e>
-                  <m:r>
-                    <m:t>x</m:t>
-                  </m:r>
-                </m:e>
-                <m:lim>
-                  <m:r>
-                    <m:rPr>
-                      <m:sty m:val="p"/>
-                    </m:rPr>
-                    <m:t>∼</m:t>
-                  </m:r>
-                </m:lim>
-              </m:limLow>
-            </m:oMath>
+            <w:r>
+              <w:t xml:space="preserve">$\mathord{\smash[b]{\underset{\raise.3ex\hbox{$\scriptstyle\sim$}}{x}}\vphantom{x}}$</w:t>
+            </w:r>
             <w:r>
               <w:t xml:space="preserve"> </w:t>
             </w:r>
@@ -22660,171 +19305,11 @@
               <w:pStyle w:val="BodyText"/>
             </w:pPr>
             <w:bookmarkStart w:id="62" w:name="eq-aft-surv"/>
-            <m:oMathPara>
-              <m:oMathParaPr>
-                <m:jc m:val="center"/>
-              </m:oMathParaPr>
-              <m:oMath>
-                <m:r>
-                  <m:rPr>
-                    <m:sty m:val="p"/>
-                  </m:rPr>
-                  <m:t>S</m:t>
-                </m:r>
-                <m:r>
-                  <m:rPr>
-                    <m:sty m:val="p"/>
-                  </m:rPr>
-                  <m:t>(</m:t>
-                </m:r>
-                <m:r>
-                  <m:t>t</m:t>
-                </m:r>
-                <m:r>
-                  <m:rPr>
-                    <m:sty m:val="p"/>
-                  </m:rPr>
-                  <m:t>∣</m:t>
-                </m:r>
-                <m:limLow>
-                  <m:e>
-                    <m:r>
-                      <m:t>x</m:t>
-                    </m:r>
-                  </m:e>
-                  <m:lim>
-                    <m:r>
-                      <m:rPr>
-                        <m:sty m:val="p"/>
-                      </m:rPr>
-                      <m:t>∼</m:t>
-                    </m:r>
-                  </m:lim>
-                </m:limLow>
-                <m:r>
-                  <m:rPr>
-                    <m:sty m:val="p"/>
-                  </m:rPr>
-                  <m:t>)</m:t>
-                </m:r>
-                <m:limUpp>
-                  <m:e>
-                    <m:r>
-                      <m:rPr>
-                        <m:sty m:val="p"/>
-                      </m:rPr>
-                      <m:t>=</m:t>
-                    </m:r>
-                  </m:e>
-                  <m:lim>
-                    <m:r>
-                      <m:rPr>
-                        <m:nor/>
-                        <m:sty m:val="p"/>
-                      </m:rPr>
-                      <m:t>def</m:t>
-                    </m:r>
-                  </m:lim>
-                </m:limUpp>
-                <m:sSub>
-                  <m:e>
-                    <m:r>
-                      <m:rPr>
-                        <m:sty m:val="p"/>
-                      </m:rPr>
-                      <m:t>S</m:t>
-                    </m:r>
-                  </m:e>
-                  <m:sub>
-                    <m:r>
-                      <m:t>0</m:t>
-                    </m:r>
-                  </m:sub>
-                </m:sSub>
-                <m:r>
-                  <m:t>​</m:t>
-                </m:r>
-                <m:d>
-                  <m:dPr>
-                    <m:begChr m:val="("/>
-                    <m:sepChr m:val=""/>
-                    <m:endChr m:val=")"/>
-                    <m:grow/>
-                  </m:dPr>
-                  <m:e>
-                    <m:r>
-                      <m:t>t</m:t>
-                    </m:r>
-                    <m:r>
-                      <m:rPr>
-                        <m:sty m:val="p"/>
-                      </m:rPr>
-                      <m:t>⋅</m:t>
-                    </m:r>
-                    <m:sSub>
-                      <m:e>
-                        <m:r>
-                          <m:t>θ</m:t>
-                        </m:r>
-                      </m:e>
-                      <m:sub>
-                        <m:r>
-                          <m:t>λ</m:t>
-                        </m:r>
-                      </m:sub>
-                    </m:sSub>
-                    <m:r>
-                      <m:rPr>
-                        <m:sty m:val="p"/>
-                      </m:rPr>
-                      <m:t>(</m:t>
-                    </m:r>
-                    <m:limLow>
-                      <m:e>
-                        <m:r>
-                          <m:t>x</m:t>
-                        </m:r>
-                      </m:e>
-                      <m:lim>
-                        <m:r>
-                          <m:rPr>
-                            <m:sty m:val="p"/>
-                          </m:rPr>
-                          <m:t>∼</m:t>
-                        </m:r>
-                      </m:lim>
-                    </m:limLow>
-                    <m:r>
-                      <m:rPr>
-                        <m:sty m:val="p"/>
-                      </m:rPr>
-                      <m:t>)</m:t>
-                    </m:r>
-                  </m:e>
-                </m:d>
-                <m:r>
-                  <m:t>​</m:t>
-                </m:r>
-                <m:r>
-                  <m:t>  </m:t>
-                </m:r>
-                <m:r>
-                  <m:rPr>
-                    <m:sty m:val="p"/>
-                  </m:rPr>
-                  <m:t>(</m:t>
-                </m:r>
-                <m:r>
-                  <m:t>2</m:t>
-                </m:r>
-                <m:r>
-                  <m:rPr>
-                    <m:sty m:val="p"/>
-                  </m:rPr>
-                  <m:t>)</m:t>
-                </m:r>
-              </m:oMath>
-            </m:oMathPara>
+            <w:r>
+              <w:t xml:space="preserve">$$
+    \operatorname{S}(t \mid \mathord{\smash[b]{\underset{\raise.3ex\hbox{$\scriptstyle\sim$}}{x}}\vphantom{x}}) \stackrel{\text{def}}{=}\operatorname{S}_0\mathopen{}\left( t \cdot \theta_{{\lambda}}(\mathord{\smash[b]{\underset{\raise.3ex\hbox{$\scriptstyle\sim$}}{x}}\vphantom{x}}) \right)\mathclose{}
+     \qquad(2)$$</w:t>
+            </w:r>
             <w:bookmarkEnd w:id="62"/>
           </w:p>
           <w:p>
@@ -22843,129 +19328,9 @@
                 <w:numId w:val="1007"/>
               </w:numPr>
             </w:pPr>
-            <m:oMath>
-              <m:sSub>
-                <m:e>
-                  <m:r>
-                    <m:rPr>
-                      <m:sty m:val="p"/>
-                    </m:rPr>
-                    <m:t>S</m:t>
-                  </m:r>
-                </m:e>
-                <m:sub>
-                  <m:r>
-                    <m:t>0</m:t>
-                  </m:r>
-                </m:sub>
-              </m:sSub>
-              <m:r>
-                <m:rPr>
-                  <m:sty m:val="p"/>
-                </m:rPr>
-                <m:t>(</m:t>
-              </m:r>
-              <m:r>
-                <m:t>t</m:t>
-              </m:r>
-              <m:r>
-                <m:rPr>
-                  <m:sty m:val="p"/>
-                </m:rPr>
-                <m:t>)</m:t>
-              </m:r>
-              <m:limUpp>
-                <m:e>
-                  <m:r>
-                    <m:rPr>
-                      <m:sty m:val="p"/>
-                    </m:rPr>
-                    <m:t>=</m:t>
-                  </m:r>
-                </m:e>
-                <m:lim>
-                  <m:r>
-                    <m:rPr>
-                      <m:nor/>
-                      <m:sty m:val="p"/>
-                    </m:rPr>
-                    <m:t>def</m:t>
-                  </m:r>
-                </m:lim>
-              </m:limUpp>
-              <m:r>
-                <m:rPr>
-                  <m:sty m:val="p"/>
-                </m:rPr>
-                <m:t>P</m:t>
-              </m:r>
-              <m:r>
-                <m:rPr>
-                  <m:sty m:val="p"/>
-                </m:rPr>
-                <m:t>(</m:t>
-              </m:r>
-              <m:r>
-                <m:t>T</m:t>
-              </m:r>
-              <m:r>
-                <m:rPr>
-                  <m:sty m:val="p"/>
-                </m:rPr>
-                <m:t>&gt;</m:t>
-              </m:r>
-              <m:r>
-                <m:t>t</m:t>
-              </m:r>
-              <m:r>
-                <m:rPr>
-                  <m:sty m:val="p"/>
-                </m:rPr>
-                <m:t>∣</m:t>
-              </m:r>
-              <m:limLow>
-                <m:e>
-                  <m:r>
-                    <m:t>x</m:t>
-                  </m:r>
-                </m:e>
-                <m:lim>
-                  <m:r>
-                    <m:rPr>
-                      <m:sty m:val="p"/>
-                    </m:rPr>
-                    <m:t>∼</m:t>
-                  </m:r>
-                </m:lim>
-              </m:limLow>
-              <m:r>
-                <m:rPr>
-                  <m:sty m:val="p"/>
-                </m:rPr>
-                <m:t>=</m:t>
-              </m:r>
-              <m:limLow>
-                <m:e>
-                  <m:r>
-                    <m:t>0</m:t>
-                  </m:r>
-                </m:e>
-                <m:lim>
-                  <m:r>
-                    <m:rPr>
-                      <m:sty m:val="p"/>
-                    </m:rPr>
-                    <m:t>∼</m:t>
-                  </m:r>
-                </m:lim>
-              </m:limLow>
-              <m:r>
-                <m:rPr>
-                  <m:sty m:val="p"/>
-                </m:rPr>
-                <m:t>)</m:t>
-              </m:r>
-            </m:oMath>
+            <w:r>
+              <w:t xml:space="preserve">$\operatorname{S}_0(t) \stackrel{\text{def}}{=}\operatorname{P}(T &gt; t \mid \mathord{\smash[b]{\underset{\raise.3ex\hbox{$\scriptstyle\sim$}}{x}}\vphantom{x}}= \mathord{\smash[b]{\underset{\raise.3ex\hbox{$\scriptstyle\sim$}}{0}}\vphantom{0}})$</w:t>
+            </w:r>
             <w:r>
               <w:t xml:space="preserve"> </w:t>
             </w:r>
@@ -22995,47 +19360,9 @@
                 <w:numId w:val="1007"/>
               </w:numPr>
             </w:pPr>
-            <m:oMath>
-              <m:sSub>
-                <m:e>
-                  <m:r>
-                    <m:t>θ</m:t>
-                  </m:r>
-                </m:e>
-                <m:sub>
-                  <m:r>
-                    <m:t>λ</m:t>
-                  </m:r>
-                </m:sub>
-              </m:sSub>
-              <m:r>
-                <m:rPr>
-                  <m:sty m:val="p"/>
-                </m:rPr>
-                <m:t>(</m:t>
-              </m:r>
-              <m:limLow>
-                <m:e>
-                  <m:r>
-                    <m:t>x</m:t>
-                  </m:r>
-                </m:e>
-                <m:lim>
-                  <m:r>
-                    <m:rPr>
-                      <m:sty m:val="p"/>
-                    </m:rPr>
-                    <m:t>∼</m:t>
-                  </m:r>
-                </m:lim>
-              </m:limLow>
-              <m:r>
-                <m:rPr>
-                  <m:sty m:val="p"/>
-                </m:rPr>
-                <m:t>)</m:t>
-              </m:r>
-            </m:oMath>
+            <w:r>
+              <w:t xml:space="preserve">$\theta_{{\lambda}}(\mathord{\smash[b]{\underset{\raise.3ex\hbox{$\scriptstyle\sim$}}{x}}\vphantom{x}})$</w:t>
+            </w:r>
             <w:r>
               <w:t xml:space="preserve"> </w:t>
             </w:r>
@@ -23068,56 +19395,9 @@
       <w:r>
         <w:t xml:space="preserve"> </w:t>
       </w:r>
-      <m:oMath>
-        <m:sSub>
-          <m:e>
-            <m:r>
-              <m:t>θ</m:t>
-            </m:r>
-          </m:e>
-          <m:sub>
-            <m:r>
-              <m:t>λ</m:t>
-            </m:r>
-          </m:sub>
-        </m:sSub>
-        <m:r>
-          <m:rPr>
-            <m:sty m:val="p"/>
-          </m:rPr>
-          <m:t>(</m:t>
-        </m:r>
-        <m:limLow>
-          <m:e>
-            <m:r>
-              <m:t>x</m:t>
-            </m:r>
-          </m:e>
-          <m:lim>
-            <m:r>
-              <m:rPr>
-                <m:sty m:val="p"/>
-              </m:rPr>
-              <m:t>∼</m:t>
-            </m:r>
-          </m:lim>
-        </m:limLow>
-        <m:r>
-          <m:rPr>
-            <m:sty m:val="p"/>
-          </m:rPr>
-          <m:t>)</m:t>
-        </m:r>
-        <m:r>
-          <m:rPr>
-            <m:sty m:val="p"/>
-          </m:rPr>
-          <m:t>&gt;</m:t>
-        </m:r>
-        <m:r>
-          <m:t>1</m:t>
-        </m:r>
-      </m:oMath>
+      <w:r>
+        <w:t xml:space="preserve">$\theta_{{\lambda}}(\mathord{\smash[b]{\underset{\raise.3ex\hbox{$\scriptstyle\sim$}}{x}}\vphantom{x}}) &gt; 1$</w:t>
+      </w:r>
       <w:r>
         <w:t xml:space="preserve"> </w:t>
       </w:r>
@@ -23133,23 +19413,9 @@
       <w:r>
         <w:t xml:space="preserve"> </w:t>
       </w:r>
-      <m:oMath>
-        <m:limLow>
-          <m:e>
-            <m:r>
-              <m:t>x</m:t>
-            </m:r>
-          </m:e>
-          <m:lim>
-            <m:r>
-              <m:rPr>
-                <m:sty m:val="p"/>
-              </m:rPr>
-              <m:t>∼</m:t>
-            </m:r>
-          </m:lim>
-        </m:limLow>
-      </m:oMath>
+      <w:r>
+        <w:t xml:space="preserve">$\mathord{\smash[b]{\underset{\raise.3ex\hbox{$\scriptstyle\sim$}}{x}}\vphantom{x}}$</w:t>
+      </w:r>
       <w:r>
         <w:t xml:space="preserve"> </w:t>
       </w:r>
@@ -23165,56 +19431,9 @@
       <w:r>
         <w:t xml:space="preserve"> </w:t>
       </w:r>
-      <m:oMath>
-        <m:sSub>
-          <m:e>
-            <m:r>
-              <m:t>θ</m:t>
-            </m:r>
-          </m:e>
-          <m:sub>
-            <m:r>
-              <m:t>λ</m:t>
-            </m:r>
-          </m:sub>
-        </m:sSub>
-        <m:r>
-          <m:rPr>
-            <m:sty m:val="p"/>
-          </m:rPr>
-          <m:t>(</m:t>
-        </m:r>
-        <m:limLow>
-          <m:e>
-            <m:r>
-              <m:t>x</m:t>
-            </m:r>
-          </m:e>
-          <m:lim>
-            <m:r>
-              <m:rPr>
-                <m:sty m:val="p"/>
-              </m:rPr>
-              <m:t>∼</m:t>
-            </m:r>
-          </m:lim>
-        </m:limLow>
-        <m:r>
-          <m:rPr>
-            <m:sty m:val="p"/>
-          </m:rPr>
-          <m:t>)</m:t>
-        </m:r>
-        <m:r>
-          <m:rPr>
-            <m:sty m:val="p"/>
-          </m:rPr>
-          <m:t>&lt;</m:t>
-        </m:r>
-        <m:r>
-          <m:t>1</m:t>
-        </m:r>
-      </m:oMath>
+      <w:r>
+        <w:t xml:space="preserve">$\theta_{{\lambda}}(\mathord{\smash[b]{\underset{\raise.3ex\hbox{$\scriptstyle\sim$}}{x}}\vphantom{x}}) &lt; 1$</w:t>
+      </w:r>
       <w:r>
         <w:t xml:space="preserve"> </w:t>
       </w:r>
@@ -23391,23 +19610,9 @@
             <w:r>
               <w:t xml:space="preserve"> </w:t>
             </w:r>
-            <m:oMath>
-              <m:limLow>
-                <m:e>
-                  <m:r>
-                    <m:t>x</m:t>
-                  </m:r>
-                </m:e>
-                <m:lim>
-                  <m:r>
-                    <m:rPr>
-                      <m:sty m:val="p"/>
-                    </m:rPr>
-                    <m:t>∼</m:t>
-                  </m:r>
-                </m:lim>
-              </m:limLow>
-            </m:oMath>
+            <w:r>
+              <w:t xml:space="preserve">$\mathord{\smash[b]{\underset{\raise.3ex\hbox{$\scriptstyle\sim$}}{x}}\vphantom{x}}$</w:t>
+            </w:r>
             <w:r>
               <w:t xml:space="preserve"> </w:t>
             </w:r>
@@ -23417,56 +19622,9 @@
             <w:r>
               <w:t xml:space="preserve"> </w:t>
             </w:r>
-            <m:oMath>
-              <m:sSub>
-                <m:e>
-                  <m:r>
-                    <m:t>θ</m:t>
-                  </m:r>
-                </m:e>
-                <m:sub>
-                  <m:r>
-                    <m:t>λ</m:t>
-                  </m:r>
-                </m:sub>
-              </m:sSub>
-              <m:r>
-                <m:rPr>
-                  <m:sty m:val="p"/>
-                </m:rPr>
-                <m:t>(</m:t>
-              </m:r>
-              <m:limLow>
-                <m:e>
-                  <m:r>
-                    <m:t>x</m:t>
-                  </m:r>
-                </m:e>
-                <m:lim>
-                  <m:r>
-                    <m:rPr>
-                      <m:sty m:val="p"/>
-                    </m:rPr>
-                    <m:t>∼</m:t>
-                  </m:r>
-                </m:lim>
-              </m:limLow>
-              <m:r>
-                <m:rPr>
-                  <m:sty m:val="p"/>
-                </m:rPr>
-                <m:t>)</m:t>
-              </m:r>
-              <m:r>
-                <m:rPr>
-                  <m:sty m:val="p"/>
-                </m:rPr>
-                <m:t>=</m:t>
-              </m:r>
-              <m:r>
-                <m:t>4</m:t>
-              </m:r>
-            </m:oMath>
+            <w:r>
+              <w:t xml:space="preserve">$\theta_{{\lambda}}(\mathord{\smash[b]{\underset{\raise.3ex\hbox{$\scriptstyle\sim$}}{x}}\vphantom{x}}) = 4$</w:t>
+            </w:r>
             <w:r>
               <w:t xml:space="preserve">.</w:t>
             </w:r>
@@ -23499,23 +19657,9 @@
             <w:r>
               <w:t xml:space="preserve"> </w:t>
             </w:r>
-            <m:oMath>
-              <m:limLow>
-                <m:e>
-                  <m:r>
-                    <m:t>x</m:t>
-                  </m:r>
-                </m:e>
-                <m:lim>
-                  <m:r>
-                    <m:rPr>
-                      <m:sty m:val="p"/>
-                    </m:rPr>
-                    <m:t>∼</m:t>
-                  </m:r>
-                </m:lim>
-              </m:limLow>
-            </m:oMath>
+            <w:r>
+              <w:t xml:space="preserve">$\mathord{\smash[b]{\underset{\raise.3ex\hbox{$\scriptstyle\sim$}}{x}}\vphantom{x}}$</w:t>
+            </w:r>
             <w:r>
               <w:t xml:space="preserve"> </w:t>
             </w:r>
@@ -23527,394 +19671,23 @@
             <w:pPr>
               <w:pStyle w:val="BodyText"/>
             </w:pPr>
-            <m:oMathPara>
-              <m:oMathParaPr>
-                <m:jc m:val="center"/>
-              </m:oMathParaPr>
-              <m:oMath>
-                <m:eqArr>
-                  <m:e>
-                    <m:r>
-                      <m:rPr>
-                        <m:sty m:val="p"/>
-                      </m:rPr>
-                      <m:t>S</m:t>
-                    </m:r>
-                    <m:r>
-                      <m:rPr>
-                        <m:sty m:val="p"/>
-                      </m:rPr>
-                      <m:t>(</m:t>
-                    </m:r>
-                    <m:r>
-                      <m:t>10</m:t>
-                    </m:r>
-                    <m:r>
-                      <m:rPr>
-                        <m:sty m:val="p"/>
-                      </m:rPr>
-                      <m:t>∣</m:t>
-                    </m:r>
-                    <m:limLow>
-                      <m:e>
-                        <m:r>
-                          <m:t>x</m:t>
-                        </m:r>
-                      </m:e>
-                      <m:lim>
-                        <m:r>
-                          <m:rPr>
-                            <m:sty m:val="p"/>
-                          </m:rPr>
-                          <m:t>∼</m:t>
-                        </m:r>
-                      </m:lim>
-                    </m:limLow>
-                    <m:r>
-                      <m:rPr>
-                        <m:sty m:val="p"/>
-                      </m:rPr>
-                      <m:t>)</m:t>
-                    </m:r>
-                    <m:r>
-                      <m:t>&amp;</m:t>
-                    </m:r>
-                    <m:r>
-                      <m:rPr>
-                        <m:sty m:val="p"/>
-                      </m:rPr>
-                      <m:t>=</m:t>
-                    </m:r>
-                    <m:sSub>
-                      <m:e>
-                        <m:r>
-                          <m:rPr>
-                            <m:sty m:val="p"/>
-                          </m:rPr>
-                          <m:t>S</m:t>
-                        </m:r>
-                      </m:e>
-                      <m:sub>
-                        <m:r>
-                          <m:t>0</m:t>
-                        </m:r>
-                      </m:sub>
-                    </m:sSub>
-                    <m:r>
-                      <m:rPr>
-                        <m:sty m:val="p"/>
-                      </m:rPr>
-                      <m:t>(</m:t>
-                    </m:r>
-                    <m:r>
-                      <m:t>10</m:t>
-                    </m:r>
-                    <m:r>
-                      <m:rPr>
-                        <m:sty m:val="p"/>
-                      </m:rPr>
-                      <m:t>⋅</m:t>
-                    </m:r>
-                    <m:r>
-                      <m:t>4</m:t>
-                    </m:r>
-                    <m:r>
-                      <m:rPr>
-                        <m:sty m:val="p"/>
-                      </m:rPr>
-                      <m:t>)</m:t>
-                    </m:r>
-                    <m:r>
-                      <m:t>&amp;</m:t>
-                    </m:r>
-                    <m:r>
-                      <m:t>&amp;</m:t>
-                    </m:r>
-                    <m:r>
-                      <m:rPr>
-                        <m:nor/>
-                        <m:sty m:val="p"/>
-                      </m:rPr>
-                      <m:t>(AFT survival function with </m:t>
-                    </m:r>
-                    <m:r>
-                      <m:t>t</m:t>
-                    </m:r>
-                    <m:r>
-                      <m:rPr>
-                        <m:sty m:val="p"/>
-                      </m:rPr>
-                      <m:t>=</m:t>
-                    </m:r>
-                    <m:r>
-                      <m:t>10</m:t>
-                    </m:r>
-                    <m:r>
-                      <m:rPr>
-                        <m:nor/>
-                        <m:sty m:val="p"/>
-                      </m:rPr>
-                      <m:t> and </m:t>
-                    </m:r>
-                    <m:sSub>
-                      <m:e>
-                        <m:r>
-                          <m:t>θ</m:t>
-                        </m:r>
-                      </m:e>
-                      <m:sub>
-                        <m:r>
-                          <m:t>λ</m:t>
-                        </m:r>
-                      </m:sub>
-                    </m:sSub>
-                    <m:r>
-                      <m:rPr>
-                        <m:sty m:val="p"/>
-                      </m:rPr>
-                      <m:t>(</m:t>
-                    </m:r>
-                    <m:limLow>
-                      <m:e>
-                        <m:r>
-                          <m:t>x</m:t>
-                        </m:r>
-                      </m:e>
-                      <m:lim>
-                        <m:r>
-                          <m:rPr>
-                            <m:sty m:val="p"/>
-                          </m:rPr>
-                          <m:t>∼</m:t>
-                        </m:r>
-                      </m:lim>
-                    </m:limLow>
-                    <m:r>
-                      <m:rPr>
-                        <m:sty m:val="p"/>
-                      </m:rPr>
-                      <m:t>)</m:t>
-                    </m:r>
-                    <m:r>
-                      <m:rPr>
-                        <m:sty m:val="p"/>
-                      </m:rPr>
-                      <m:t>=</m:t>
-                    </m:r>
-                    <m:r>
-                      <m:t>4</m:t>
-                    </m:r>
-                    <m:r>
-                      <m:rPr>
-                        <m:nor/>
-                        <m:sty m:val="p"/>
-                      </m:rPr>
-                      <m:t>)</m:t>
-                    </m:r>
-                  </m:e>
-                  <m:e>
-                    <m:r>
-                      <m:t>&amp;</m:t>
-                    </m:r>
-                    <m:r>
-                      <m:rPr>
-                        <m:sty m:val="p"/>
-                      </m:rPr>
-                      <m:t>=</m:t>
-                    </m:r>
-                    <m:sSub>
-                      <m:e>
-                        <m:r>
-                          <m:rPr>
-                            <m:sty m:val="p"/>
-                          </m:rPr>
-                          <m:t>S</m:t>
-                        </m:r>
-                      </m:e>
-                      <m:sub>
-                        <m:r>
-                          <m:t>0</m:t>
-                        </m:r>
-                      </m:sub>
-                    </m:sSub>
-                    <m:r>
-                      <m:rPr>
-                        <m:sty m:val="p"/>
-                      </m:rPr>
-                      <m:t>(</m:t>
-                    </m:r>
-                    <m:r>
-                      <m:t>40</m:t>
-                    </m:r>
-                    <m:r>
-                      <m:rPr>
-                        <m:sty m:val="p"/>
-                      </m:rPr>
-                      <m:t>)</m:t>
-                    </m:r>
-                    <m:r>
-                      <m:t>&amp;</m:t>
-                    </m:r>
-                    <m:r>
-                      <m:t>&amp;</m:t>
-                    </m:r>
-                    <m:r>
-                      <m:rPr>
-                        <m:nor/>
-                        <m:sty m:val="p"/>
-                      </m:rPr>
-                      <m:t>(multiply)</m:t>
-                    </m:r>
-                  </m:e>
-                  <m:e>
-                    <m:r>
-                      <m:t>&amp;</m:t>
-                    </m:r>
-                    <m:r>
-                      <m:rPr>
-                        <m:sty m:val="p"/>
-                      </m:rPr>
-                      <m:t>=</m:t>
-                    </m:r>
-                    <m:r>
-                      <m:rPr>
-                        <m:sty m:val="p"/>
-                      </m:rPr>
-                      <m:t>exp</m:t>
-                    </m:r>
-                    <m:r>
-                      <m:t>​</m:t>
-                    </m:r>
-                    <m:d>
-                      <m:dPr>
-                        <m:begChr m:val="{"/>
-                        <m:sepChr m:val=""/>
-                        <m:endChr m:val="}"/>
-                        <m:grow/>
-                      </m:dPr>
-                      <m:e>
-                        <m:r>
-                          <m:rPr>
-                            <m:sty m:val="p"/>
-                          </m:rPr>
-                          <m:t>−</m:t>
-                        </m:r>
-                        <m:r>
-                          <m:t>40</m:t>
-                        </m:r>
-                        <m:r>
-                          <m:rPr>
-                            <m:sty m:val="p"/>
-                          </m:rPr>
-                          <m:t>/</m:t>
-                        </m:r>
-                        <m:r>
-                          <m:t>40</m:t>
-                        </m:r>
-                      </m:e>
-                    </m:d>
-                    <m:r>
-                      <m:t>​</m:t>
-                    </m:r>
-                    <m:r>
-                      <m:t>&amp;</m:t>
-                    </m:r>
-                    <m:r>
-                      <m:t>&amp;</m:t>
-                    </m:r>
-                    <m:r>
-                      <m:rPr>
-                        <m:nor/>
-                        <m:sty m:val="p"/>
-                      </m:rPr>
-                      <m:t>(substitute the baseline survival function)</m:t>
-                    </m:r>
-                  </m:e>
-                  <m:e>
-                    <m:r>
-                      <m:t>&amp;</m:t>
-                    </m:r>
-                    <m:r>
-                      <m:rPr>
-                        <m:sty m:val="p"/>
-                      </m:rPr>
-                      <m:t>=</m:t>
-                    </m:r>
-                    <m:r>
-                      <m:rPr>
-                        <m:sty m:val="p"/>
-                      </m:rPr>
-                      <m:t>exp</m:t>
-                    </m:r>
-                    <m:r>
-                      <m:t>​</m:t>
-                    </m:r>
-                    <m:d>
-                      <m:dPr>
-                        <m:begChr m:val="{"/>
-                        <m:sepChr m:val=""/>
-                        <m:endChr m:val="}"/>
-                        <m:grow/>
-                      </m:dPr>
-                      <m:e>
-                        <m:r>
-                          <m:rPr>
-                            <m:sty m:val="p"/>
-                          </m:rPr>
-                          <m:t>−</m:t>
-                        </m:r>
-                        <m:r>
-                          <m:t>1</m:t>
-                        </m:r>
-                      </m:e>
-                    </m:d>
-                    <m:r>
-                      <m:t>​</m:t>
-                    </m:r>
-                    <m:r>
-                      <m:t>&amp;</m:t>
-                    </m:r>
-                    <m:r>
-                      <m:t>&amp;</m:t>
-                    </m:r>
-                    <m:r>
-                      <m:rPr>
-                        <m:nor/>
-                        <m:sty m:val="p"/>
-                      </m:rPr>
-                      <m:t>(divide)</m:t>
-                    </m:r>
-                  </m:e>
-                  <m:e>
-                    <m:r>
-                      <m:t>&amp;</m:t>
-                    </m:r>
-                    <m:r>
-                      <m:rPr>
-                        <m:sty m:val="p"/>
-                      </m:rPr>
-                      <m:t>≈</m:t>
-                    </m:r>
-                    <m:r>
-                      <m:t>0.368</m:t>
-                    </m:r>
-                    <m:r>
-                      <m:t>&amp;</m:t>
-                    </m:r>
-                    <m:r>
-                      <m:t>&amp;</m:t>
-                    </m:r>
-                    <m:r>
-                      <m:rPr>
-                        <m:nor/>
-                        <m:sty m:val="p"/>
-                      </m:rPr>
-                      <m:t>(evaluate)</m:t>
-                    </m:r>
-                  </m:e>
-                </m:eqArr>
-              </m:oMath>
-            </m:oMathPara>
+            <w:r>
+              <w:t xml:space="preserve">$$
+    \begin{aligned}
+    \operatorname{S}(10 \mid \mathord{\smash[b]{\underset{\raise.3ex\hbox{$\scriptstyle\sim$}}{x}}\vphantom{x}})
+    &amp;= \operatorname{S}_0(10 \cdot 4)
+    &amp;&amp; \text{(AFT survival function with } t = 10 \text{ and } \theta_{{\lambda}}(\mathord{\smash[b]{\underset{\raise.3ex\hbox{$\scriptstyle\sim$}}{x}}\vphantom{x}}) = 4 \text{)} \\
+    &amp;= \operatorname{S}_0(40)
+    &amp;&amp; \text{(multiply)} \\
+    &amp;= \operatorname{exp}\mathopen{}\left\{-40/40\right\}\mathclose{}
+    &amp;&amp; \text{(substitute the baseline survival function)} \\
+    &amp;= \operatorname{exp}\mathopen{}\left\{-1\right\}\mathclose{}
+    &amp;&amp; \text{(divide)} \\
+    &amp;\approx 0.368
+    &amp;&amp; \text{(evaluate)}
+    \end{aligned}
+    $$</w:t>
+            </w:r>
           </w:p>
           <w:p>
             <w:pPr>
@@ -23926,23 +19699,9 @@
             <w:r>
               <w:t xml:space="preserve"> </w:t>
             </w:r>
-            <m:oMath>
-              <m:limLow>
-                <m:e>
-                  <m:r>
-                    <m:t>x</m:t>
-                  </m:r>
-                </m:e>
-                <m:lim>
-                  <m:r>
-                    <m:rPr>
-                      <m:sty m:val="p"/>
-                    </m:rPr>
-                    <m:t>∼</m:t>
-                  </m:r>
-                </m:lim>
-              </m:limLow>
-            </m:oMath>
+            <w:r>
+              <w:t xml:space="preserve">$\mathord{\smash[b]{\underset{\raise.3ex\hbox{$\scriptstyle\sim$}}{x}}\vphantom{x}}$</w:t>
+            </w:r>
             <w:r>
               <w:t xml:space="preserve"> </w:t>
             </w:r>
@@ -24189,23 +19948,9 @@
             <w:r>
               <w:t xml:space="preserve"> </w:t>
             </w:r>
-            <m:oMath>
-              <m:limLow>
-                <m:e>
-                  <m:r>
-                    <m:t>x</m:t>
-                  </m:r>
-                </m:e>
-                <m:lim>
-                  <m:r>
-                    <m:rPr>
-                      <m:sty m:val="p"/>
-                    </m:rPr>
-                    <m:t>∼</m:t>
-                  </m:r>
-                </m:lim>
-              </m:limLow>
-            </m:oMath>
+            <w:r>
+              <w:t xml:space="preserve">$\mathord{\smash[b]{\underset{\raise.3ex\hbox{$\scriptstyle\sim$}}{x}}\vphantom{x}}$</w:t>
+            </w:r>
             <w:r>
               <w:t xml:space="preserve"> </w:t>
             </w:r>
@@ -24217,129 +19962,11 @@
             <w:pPr>
               <w:pStyle w:val="BodyText"/>
             </w:pPr>
-            <m:oMathPara>
-              <m:oMathParaPr>
-                <m:jc m:val="center"/>
-              </m:oMathParaPr>
-              <m:oMath>
-                <m:sSub>
-                  <m:e>
-                    <m:r>
-                      <m:t>t</m:t>
-                    </m:r>
-                  </m:e>
-                  <m:sub>
-                    <m:r>
-                      <m:t>q</m:t>
-                    </m:r>
-                  </m:sub>
-                </m:sSub>
-                <m:r>
-                  <m:rPr>
-                    <m:sty m:val="p"/>
-                  </m:rPr>
-                  <m:t>(</m:t>
-                </m:r>
-                <m:limLow>
-                  <m:e>
-                    <m:r>
-                      <m:t>x</m:t>
-                    </m:r>
-                  </m:e>
-                  <m:lim>
-                    <m:r>
-                      <m:rPr>
-                        <m:sty m:val="p"/>
-                      </m:rPr>
-                      <m:t>∼</m:t>
-                    </m:r>
-                  </m:lim>
-                </m:limLow>
-                <m:r>
-                  <m:rPr>
-                    <m:sty m:val="p"/>
-                  </m:rPr>
-                  <m:t>)</m:t>
-                </m:r>
-                <m:r>
-                  <m:rPr>
-                    <m:sty m:val="p"/>
-                  </m:rPr>
-                  <m:t>=</m:t>
-                </m:r>
-                <m:f>
-                  <m:fPr>
-                    <m:type m:val="bar"/>
-                  </m:fPr>
-                  <m:num>
-                    <m:sSubSup>
-                      <m:e>
-                        <m:r>
-                          <m:t>t</m:t>
-                        </m:r>
-                      </m:e>
-                      <m:sub>
-                        <m:r>
-                          <m:t>q</m:t>
-                        </m:r>
-                      </m:sub>
-                      <m:sup>
-                        <m:r>
-                          <m:t>0</m:t>
-                        </m:r>
-                      </m:sup>
-                    </m:sSubSup>
-                  </m:num>
-                  <m:den>
-                    <m:sSub>
-                      <m:e>
-                        <m:r>
-                          <m:t>θ</m:t>
-                        </m:r>
-                      </m:e>
-                      <m:sub>
-                        <m:r>
-                          <m:t>λ</m:t>
-                        </m:r>
-                      </m:sub>
-                    </m:sSub>
-                    <m:r>
-                      <m:rPr>
-                        <m:sty m:val="p"/>
-                      </m:rPr>
-                      <m:t>(</m:t>
-                    </m:r>
-                    <m:limLow>
-                      <m:e>
-                        <m:r>
-                          <m:t>x</m:t>
-                        </m:r>
-                      </m:e>
-                      <m:lim>
-                        <m:r>
-                          <m:rPr>
-                            <m:sty m:val="p"/>
-                          </m:rPr>
-                          <m:t>∼</m:t>
-                        </m:r>
-                      </m:lim>
-                    </m:limLow>
-                    <m:r>
-                      <m:rPr>
-                        <m:sty m:val="p"/>
-                      </m:rPr>
-                      <m:t>)</m:t>
-                    </m:r>
-                  </m:den>
-                </m:f>
-                <m:r>
-                  <m:rPr>
-                    <m:sty m:val="p"/>
-                  </m:rPr>
-                  <m:t>.</m:t>
-                </m:r>
-              </m:oMath>
-            </m:oMathPara>
+            <w:r>
+              <w:t xml:space="preserve">$$
+    t_q(\mathord{\smash[b]{\underset{\raise.3ex\hbox{$\scriptstyle\sim$}}{x}}\vphantom{x}}) = \frac{t_q^0}{\theta_{{\lambda}}(\mathord{\smash[b]{\underset{\raise.3ex\hbox{$\scriptstyle\sim$}}{x}}\vphantom{x}})}.
+    $$</w:t>
+            </w:r>
           </w:p>
           <w:bookmarkEnd w:id="66"/>
         </w:tc>
@@ -24425,47 +20052,9 @@
             <w:r>
               <w:t xml:space="preserve"> </w:t>
             </w:r>
-            <m:oMath>
-              <m:sSub>
-                <m:e>
-                  <m:r>
-                    <m:t>t</m:t>
-                  </m:r>
-                </m:e>
-                <m:sub>
-                  <m:r>
-                    <m:t>q</m:t>
-                  </m:r>
-                </m:sub>
-              </m:sSub>
-              <m:r>
-                <m:rPr>
-                  <m:sty m:val="p"/>
-                </m:rPr>
-                <m:t>(</m:t>
-              </m:r>
-              <m:limLow>
-                <m:e>
-                  <m:r>
-                    <m:t>x</m:t>
-                  </m:r>
-                </m:e>
-                <m:lim>
-                  <m:r>
-                    <m:rPr>
-                      <m:sty m:val="p"/>
-                    </m:rPr>
-                    <m:t>∼</m:t>
-                  </m:r>
-                </m:lim>
-              </m:limLow>
-              <m:r>
-                <m:rPr>
-                  <m:sty m:val="p"/>
-                </m:rPr>
-                <m:t>)</m:t>
-              </m:r>
-            </m:oMath>
+            <w:r>
+              <w:t xml:space="preserve">$t_q(\mathord{\smash[b]{\underset{\raise.3ex\hbox{$\scriptstyle\sim$}}{x}}\vphantom{x}})$</w:t>
+            </w:r>
             <w:r>
               <w:t xml:space="preserve"> </w:t>
             </w:r>
@@ -24475,104 +20064,9 @@
             <w:r>
               <w:t xml:space="preserve"> </w:t>
             </w:r>
-            <m:oMath>
-              <m:r>
-                <m:rPr>
-                  <m:sty m:val="p"/>
-                </m:rPr>
-                <m:t>S</m:t>
-              </m:r>
-              <m:r>
-                <m:rPr>
-                  <m:sty m:val="p"/>
-                </m:rPr>
-                <m:t>(</m:t>
-              </m:r>
-              <m:sSub>
-                <m:e>
-                  <m:r>
-                    <m:t>t</m:t>
-                  </m:r>
-                </m:e>
-                <m:sub>
-                  <m:r>
-                    <m:t>q</m:t>
-                  </m:r>
-                </m:sub>
-              </m:sSub>
-              <m:r>
-                <m:rPr>
-                  <m:sty m:val="p"/>
-                </m:rPr>
-                <m:t>(</m:t>
-              </m:r>
-              <m:limLow>
-                <m:e>
-                  <m:r>
-                    <m:t>x</m:t>
-                  </m:r>
-                </m:e>
-                <m:lim>
-                  <m:r>
-                    <m:rPr>
-                      <m:sty m:val="p"/>
-                    </m:rPr>
-                    <m:t>∼</m:t>
-                  </m:r>
-                </m:lim>
-              </m:limLow>
-              <m:r>
-                <m:rPr>
-                  <m:sty m:val="p"/>
-                </m:rPr>
-                <m:t>)</m:t>
-              </m:r>
-              <m:r>
-                <m:rPr>
-                  <m:sty m:val="p"/>
-                </m:rPr>
-                <m:t>∣</m:t>
-              </m:r>
-              <m:limLow>
-                <m:e>
-                  <m:r>
-                    <m:t>x</m:t>
-                  </m:r>
-                </m:e>
-                <m:lim>
-                  <m:r>
-                    <m:rPr>
-                      <m:sty m:val="p"/>
-                    </m:rPr>
-                    <m:t>∼</m:t>
-                  </m:r>
-                </m:lim>
-              </m:limLow>
-              <m:r>
-                <m:rPr>
-                  <m:sty m:val="p"/>
-                </m:rPr>
-                <m:t>)</m:t>
-              </m:r>
-              <m:r>
-                <m:rPr>
-                  <m:sty m:val="p"/>
-                </m:rPr>
-                <m:t>=</m:t>
-              </m:r>
-              <m:r>
-                <m:t>1</m:t>
-              </m:r>
-              <m:r>
-                <m:rPr>
-                  <m:sty m:val="p"/>
-                </m:rPr>
-                <m:t>−</m:t>
-              </m:r>
-              <m:r>
-                <m:t>q</m:t>
-              </m:r>
-            </m:oMath>
+            <w:r>
+              <w:t xml:space="preserve">$\operatorname{S}(t_q(\mathord{\smash[b]{\underset{\raise.3ex\hbox{$\scriptstyle\sim$}}{x}}\vphantom{x}}) \mid \mathord{\smash[b]{\underset{\raise.3ex\hbox{$\scriptstyle\sim$}}{x}}\vphantom{x}}) = 1 - q$</w:t>
+            </w:r>
             <w:r>
               <w:t xml:space="preserve">:</w:t>
             </w:r>
@@ -24581,314 +20075,16 @@
             <w:pPr>
               <w:pStyle w:val="BodyText"/>
             </w:pPr>
-            <m:oMathPara>
-              <m:oMathParaPr>
-                <m:jc m:val="center"/>
-              </m:oMathParaPr>
-              <m:oMath>
-                <m:eqArr>
-                  <m:e>
-                    <m:r>
-                      <m:t>1</m:t>
-                    </m:r>
-                    <m:r>
-                      <m:rPr>
-                        <m:sty m:val="p"/>
-                      </m:rPr>
-                      <m:t>−</m:t>
-                    </m:r>
-                    <m:r>
-                      <m:t>q</m:t>
-                    </m:r>
-                    <m:r>
-                      <m:t>&amp;</m:t>
-                    </m:r>
-                    <m:r>
-                      <m:rPr>
-                        <m:sty m:val="p"/>
-                      </m:rPr>
-                      <m:t>=</m:t>
-                    </m:r>
-                    <m:r>
-                      <m:rPr>
-                        <m:sty m:val="p"/>
-                      </m:rPr>
-                      <m:t>S</m:t>
-                    </m:r>
-                    <m:r>
-                      <m:rPr>
-                        <m:sty m:val="p"/>
-                      </m:rPr>
-                      <m:t>(</m:t>
-                    </m:r>
-                    <m:sSub>
-                      <m:e>
-                        <m:r>
-                          <m:t>t</m:t>
-                        </m:r>
-                      </m:e>
-                      <m:sub>
-                        <m:r>
-                          <m:t>q</m:t>
-                        </m:r>
-                      </m:sub>
-                    </m:sSub>
-                    <m:r>
-                      <m:rPr>
-                        <m:sty m:val="p"/>
-                      </m:rPr>
-                      <m:t>(</m:t>
-                    </m:r>
-                    <m:limLow>
-                      <m:e>
-                        <m:r>
-                          <m:t>x</m:t>
-                        </m:r>
-                      </m:e>
-                      <m:lim>
-                        <m:r>
-                          <m:rPr>
-                            <m:sty m:val="p"/>
-                          </m:rPr>
-                          <m:t>∼</m:t>
-                        </m:r>
-                      </m:lim>
-                    </m:limLow>
-                    <m:r>
-                      <m:rPr>
-                        <m:sty m:val="p"/>
-                      </m:rPr>
-                      <m:t>)</m:t>
-                    </m:r>
-                    <m:r>
-                      <m:rPr>
-                        <m:sty m:val="p"/>
-                      </m:rPr>
-                      <m:t>∣</m:t>
-                    </m:r>
-                    <m:limLow>
-                      <m:e>
-                        <m:r>
-                          <m:t>x</m:t>
-                        </m:r>
-                      </m:e>
-                      <m:lim>
-                        <m:r>
-                          <m:rPr>
-                            <m:sty m:val="p"/>
-                          </m:rPr>
-                          <m:t>∼</m:t>
-                        </m:r>
-                      </m:lim>
-                    </m:limLow>
-                    <m:r>
-                      <m:rPr>
-                        <m:sty m:val="p"/>
-                      </m:rPr>
-                      <m:t>)</m:t>
-                    </m:r>
-                    <m:r>
-                      <m:t>&amp;</m:t>
-                    </m:r>
-                    <m:r>
-                      <m:t>&amp;</m:t>
-                    </m:r>
-                    <m:r>
-                      <m:rPr>
-                        <m:nor/>
-                        <m:sty m:val="p"/>
-                      </m:rPr>
-                      <m:t>(definition of </m:t>
-                    </m:r>
-                    <m:sSub>
-                      <m:e>
-                        <m:r>
-                          <m:t>t</m:t>
-                        </m:r>
-                      </m:e>
-                      <m:sub>
-                        <m:r>
-                          <m:t>q</m:t>
-                        </m:r>
-                      </m:sub>
-                    </m:sSub>
-                    <m:r>
-                      <m:rPr>
-                        <m:sty m:val="p"/>
-                      </m:rPr>
-                      <m:t>(</m:t>
-                    </m:r>
-                    <m:limLow>
-                      <m:e>
-                        <m:r>
-                          <m:t>x</m:t>
-                        </m:r>
-                      </m:e>
-                      <m:lim>
-                        <m:r>
-                          <m:rPr>
-                            <m:sty m:val="p"/>
-                          </m:rPr>
-                          <m:t>∼</m:t>
-                        </m:r>
-                      </m:lim>
-                    </m:limLow>
-                    <m:r>
-                      <m:rPr>
-                        <m:sty m:val="p"/>
-                      </m:rPr>
-                      <m:t>)</m:t>
-                    </m:r>
-                    <m:r>
-                      <m:rPr>
-                        <m:nor/>
-                        <m:sty m:val="p"/>
-                      </m:rPr>
-                      <m:t>)</m:t>
-                    </m:r>
-                  </m:e>
-                  <m:e>
-                    <m:r>
-                      <m:t>&amp;</m:t>
-                    </m:r>
-                    <m:r>
-                      <m:rPr>
-                        <m:sty m:val="p"/>
-                      </m:rPr>
-                      <m:t>=</m:t>
-                    </m:r>
-                    <m:sSub>
-                      <m:e>
-                        <m:r>
-                          <m:rPr>
-                            <m:sty m:val="p"/>
-                          </m:rPr>
-                          <m:t>S</m:t>
-                        </m:r>
-                      </m:e>
-                      <m:sub>
-                        <m:r>
-                          <m:t>0</m:t>
-                        </m:r>
-                      </m:sub>
-                    </m:sSub>
-                    <m:r>
-                      <m:t>​</m:t>
-                    </m:r>
-                    <m:d>
-                      <m:dPr>
-                        <m:begChr m:val="("/>
-                        <m:sepChr m:val=""/>
-                        <m:endChr m:val=")"/>
-                        <m:grow/>
-                      </m:dPr>
-                      <m:e>
-                        <m:sSub>
-                          <m:e>
-                            <m:r>
-                              <m:t>t</m:t>
-                            </m:r>
-                          </m:e>
-                          <m:sub>
-                            <m:r>
-                              <m:t>q</m:t>
-                            </m:r>
-                          </m:sub>
-                        </m:sSub>
-                        <m:r>
-                          <m:rPr>
-                            <m:sty m:val="p"/>
-                          </m:rPr>
-                          <m:t>(</m:t>
-                        </m:r>
-                        <m:limLow>
-                          <m:e>
-                            <m:r>
-                              <m:t>x</m:t>
-                            </m:r>
-                          </m:e>
-                          <m:lim>
-                            <m:r>
-                              <m:rPr>
-                                <m:sty m:val="p"/>
-                              </m:rPr>
-                              <m:t>∼</m:t>
-                            </m:r>
-                          </m:lim>
-                        </m:limLow>
-                        <m:r>
-                          <m:rPr>
-                            <m:sty m:val="p"/>
-                          </m:rPr>
-                          <m:t>)</m:t>
-                        </m:r>
-                        <m:r>
-                          <m:rPr>
-                            <m:sty m:val="p"/>
-                          </m:rPr>
-                          <m:t>⋅</m:t>
-                        </m:r>
-                        <m:sSub>
-                          <m:e>
-                            <m:r>
-                              <m:t>θ</m:t>
-                            </m:r>
-                          </m:e>
-                          <m:sub>
-                            <m:r>
-                              <m:t>λ</m:t>
-                            </m:r>
-                          </m:sub>
-                        </m:sSub>
-                        <m:r>
-                          <m:rPr>
-                            <m:sty m:val="p"/>
-                          </m:rPr>
-                          <m:t>(</m:t>
-                        </m:r>
-                        <m:limLow>
-                          <m:e>
-                            <m:r>
-                              <m:t>x</m:t>
-                            </m:r>
-                          </m:e>
-                          <m:lim>
-                            <m:r>
-                              <m:rPr>
-                                <m:sty m:val="p"/>
-                              </m:rPr>
-                              <m:t>∼</m:t>
-                            </m:r>
-                          </m:lim>
-                        </m:limLow>
-                        <m:r>
-                          <m:rPr>
-                            <m:sty m:val="p"/>
-                          </m:rPr>
-                          <m:t>)</m:t>
-                        </m:r>
-                      </m:e>
-                    </m:d>
-                    <m:r>
-                      <m:t>​</m:t>
-                    </m:r>
-                    <m:r>
-                      <m:t>&amp;</m:t>
-                    </m:r>
-                    <m:r>
-                      <m:t>&amp;</m:t>
-                    </m:r>
-                    <m:r>
-                      <m:rPr>
-                        <m:nor/>
-                        <m:sty m:val="p"/>
-                      </m:rPr>
-                      <m:t>(AFT survival function)</m:t>
-                    </m:r>
-                  </m:e>
-                </m:eqArr>
-              </m:oMath>
-            </m:oMathPara>
+            <w:r>
+              <w:t xml:space="preserve">$$
+    \begin{aligned}
+    1 - q &amp;= \operatorname{S}(t_q(\mathord{\smash[b]{\underset{\raise.3ex\hbox{$\scriptstyle\sim$}}{x}}\vphantom{x}}) \mid \mathord{\smash[b]{\underset{\raise.3ex\hbox{$\scriptstyle\sim$}}{x}}\vphantom{x}})
+    &amp;&amp; \text{(definition of } t_q(\mathord{\smash[b]{\underset{\raise.3ex\hbox{$\scriptstyle\sim$}}{x}}\vphantom{x}}) \text{)} \\
+    &amp;= \operatorname{S}_0\mathopen{}\left(t_q(\mathord{\smash[b]{\underset{\raise.3ex\hbox{$\scriptstyle\sim$}}{x}}\vphantom{x}}) \cdot \theta_{{\lambda}}(\mathord{\smash[b]{\underset{\raise.3ex\hbox{$\scriptstyle\sim$}}{x}}\vphantom{x}})\right)\mathclose{}
+    &amp;&amp; \text{(AFT survival function)}
+    \end{aligned}
+    $$</w:t>
+            </w:r>
           </w:p>
           <w:p>
             <w:pPr>
@@ -25002,345 +20198,16 @@
             <w:pPr>
               <w:pStyle w:val="BodyText"/>
             </w:pPr>
-            <m:oMathPara>
-              <m:oMathParaPr>
-                <m:jc m:val="center"/>
-              </m:oMathParaPr>
-              <m:oMath>
-                <m:eqArr>
-                  <m:e>
-                    <m:sSub>
-                      <m:e>
-                        <m:r>
-                          <m:t>t</m:t>
-                        </m:r>
-                      </m:e>
-                      <m:sub>
-                        <m:r>
-                          <m:t>q</m:t>
-                        </m:r>
-                      </m:sub>
-                    </m:sSub>
-                    <m:r>
-                      <m:rPr>
-                        <m:sty m:val="p"/>
-                      </m:rPr>
-                      <m:t>(</m:t>
-                    </m:r>
-                    <m:limLow>
-                      <m:e>
-                        <m:r>
-                          <m:t>x</m:t>
-                        </m:r>
-                      </m:e>
-                      <m:lim>
-                        <m:r>
-                          <m:rPr>
-                            <m:sty m:val="p"/>
-                          </m:rPr>
-                          <m:t>∼</m:t>
-                        </m:r>
-                      </m:lim>
-                    </m:limLow>
-                    <m:r>
-                      <m:rPr>
-                        <m:sty m:val="p"/>
-                      </m:rPr>
-                      <m:t>)</m:t>
-                    </m:r>
-                    <m:r>
-                      <m:rPr>
-                        <m:sty m:val="p"/>
-                      </m:rPr>
-                      <m:t>⋅</m:t>
-                    </m:r>
-                    <m:sSub>
-                      <m:e>
-                        <m:r>
-                          <m:t>θ</m:t>
-                        </m:r>
-                      </m:e>
-                      <m:sub>
-                        <m:r>
-                          <m:t>λ</m:t>
-                        </m:r>
-                      </m:sub>
-                    </m:sSub>
-                    <m:r>
-                      <m:rPr>
-                        <m:sty m:val="p"/>
-                      </m:rPr>
-                      <m:t>(</m:t>
-                    </m:r>
-                    <m:limLow>
-                      <m:e>
-                        <m:r>
-                          <m:t>x</m:t>
-                        </m:r>
-                      </m:e>
-                      <m:lim>
-                        <m:r>
-                          <m:rPr>
-                            <m:sty m:val="p"/>
-                          </m:rPr>
-                          <m:t>∼</m:t>
-                        </m:r>
-                      </m:lim>
-                    </m:limLow>
-                    <m:r>
-                      <m:rPr>
-                        <m:sty m:val="p"/>
-                      </m:rPr>
-                      <m:t>)</m:t>
-                    </m:r>
-                    <m:r>
-                      <m:t>&amp;</m:t>
-                    </m:r>
-                    <m:r>
-                      <m:rPr>
-                        <m:sty m:val="p"/>
-                      </m:rPr>
-                      <m:t>=</m:t>
-                    </m:r>
-                    <m:sSubSup>
-                      <m:e>
-                        <m:r>
-                          <m:t>t</m:t>
-                        </m:r>
-                      </m:e>
-                      <m:sub>
-                        <m:r>
-                          <m:t>q</m:t>
-                        </m:r>
-                      </m:sub>
-                      <m:sup>
-                        <m:r>
-                          <m:t>0</m:t>
-                        </m:r>
-                      </m:sup>
-                    </m:sSubSup>
-                    <m:r>
-                      <m:t>&amp;</m:t>
-                    </m:r>
-                    <m:r>
-                      <m:t>&amp;</m:t>
-                    </m:r>
-                    <m:r>
-                      <m:rPr>
-                        <m:nor/>
-                        <m:sty m:val="p"/>
-                      </m:rPr>
-                      <m:t>(</m:t>
-                    </m:r>
-                    <m:sSub>
-                      <m:e>
-                        <m:r>
-                          <m:rPr>
-                            <m:sty m:val="p"/>
-                          </m:rPr>
-                          <m:t>S</m:t>
-                        </m:r>
-                      </m:e>
-                      <m:sub>
-                        <m:r>
-                          <m:t>0</m:t>
-                        </m:r>
-                      </m:sub>
-                    </m:sSub>
-                    <m:r>
-                      <m:rPr>
-                        <m:nor/>
-                        <m:sty m:val="p"/>
-                      </m:rPr>
-                      <m:t> is one-to-one)</m:t>
-                    </m:r>
-                  </m:e>
-                  <m:e>
-                    <m:sSub>
-                      <m:e>
-                        <m:r>
-                          <m:t>t</m:t>
-                        </m:r>
-                      </m:e>
-                      <m:sub>
-                        <m:r>
-                          <m:t>q</m:t>
-                        </m:r>
-                      </m:sub>
-                    </m:sSub>
-                    <m:r>
-                      <m:rPr>
-                        <m:sty m:val="p"/>
-                      </m:rPr>
-                      <m:t>(</m:t>
-                    </m:r>
-                    <m:limLow>
-                      <m:e>
-                        <m:r>
-                          <m:t>x</m:t>
-                        </m:r>
-                      </m:e>
-                      <m:lim>
-                        <m:r>
-                          <m:rPr>
-                            <m:sty m:val="p"/>
-                          </m:rPr>
-                          <m:t>∼</m:t>
-                        </m:r>
-                      </m:lim>
-                    </m:limLow>
-                    <m:r>
-                      <m:rPr>
-                        <m:sty m:val="p"/>
-                      </m:rPr>
-                      <m:t>)</m:t>
-                    </m:r>
-                    <m:r>
-                      <m:t>&amp;</m:t>
-                    </m:r>
-                    <m:r>
-                      <m:rPr>
-                        <m:sty m:val="p"/>
-                      </m:rPr>
-                      <m:t>=</m:t>
-                    </m:r>
-                    <m:f>
-                      <m:fPr>
-                        <m:type m:val="bar"/>
-                      </m:fPr>
-                      <m:num>
-                        <m:sSubSup>
-                          <m:e>
-                            <m:r>
-                              <m:t>t</m:t>
-                            </m:r>
-                          </m:e>
-                          <m:sub>
-                            <m:r>
-                              <m:t>q</m:t>
-                            </m:r>
-                          </m:sub>
-                          <m:sup>
-                            <m:r>
-                              <m:t>0</m:t>
-                            </m:r>
-                          </m:sup>
-                        </m:sSubSup>
-                      </m:num>
-                      <m:den>
-                        <m:sSub>
-                          <m:e>
-                            <m:r>
-                              <m:t>θ</m:t>
-                            </m:r>
-                          </m:e>
-                          <m:sub>
-                            <m:r>
-                              <m:t>λ</m:t>
-                            </m:r>
-                          </m:sub>
-                        </m:sSub>
-                        <m:r>
-                          <m:rPr>
-                            <m:sty m:val="p"/>
-                          </m:rPr>
-                          <m:t>(</m:t>
-                        </m:r>
-                        <m:limLow>
-                          <m:e>
-                            <m:r>
-                              <m:t>x</m:t>
-                            </m:r>
-                          </m:e>
-                          <m:lim>
-                            <m:r>
-                              <m:rPr>
-                                <m:sty m:val="p"/>
-                              </m:rPr>
-                              <m:t>∼</m:t>
-                            </m:r>
-                          </m:lim>
-                        </m:limLow>
-                        <m:r>
-                          <m:rPr>
-                            <m:sty m:val="p"/>
-                          </m:rPr>
-                          <m:t>)</m:t>
-                        </m:r>
-                      </m:den>
-                    </m:f>
-                    <m:r>
-                      <m:t>&amp;</m:t>
-                    </m:r>
-                    <m:r>
-                      <m:t>&amp;</m:t>
-                    </m:r>
-                    <m:r>
-                      <m:rPr>
-                        <m:nor/>
-                        <m:sty m:val="p"/>
-                      </m:rPr>
-                      <m:t>(divide by </m:t>
-                    </m:r>
-                    <m:sSub>
-                      <m:e>
-                        <m:r>
-                          <m:t>θ</m:t>
-                        </m:r>
-                      </m:e>
-                      <m:sub>
-                        <m:r>
-                          <m:t>λ</m:t>
-                        </m:r>
-                      </m:sub>
-                    </m:sSub>
-                    <m:r>
-                      <m:rPr>
-                        <m:sty m:val="p"/>
-                      </m:rPr>
-                      <m:t>(</m:t>
-                    </m:r>
-                    <m:limLow>
-                      <m:e>
-                        <m:r>
-                          <m:t>x</m:t>
-                        </m:r>
-                      </m:e>
-                      <m:lim>
-                        <m:r>
-                          <m:rPr>
-                            <m:sty m:val="p"/>
-                          </m:rPr>
-                          <m:t>∼</m:t>
-                        </m:r>
-                      </m:lim>
-                    </m:limLow>
-                    <m:r>
-                      <m:rPr>
-                        <m:sty m:val="p"/>
-                      </m:rPr>
-                      <m:t>)</m:t>
-                    </m:r>
-                    <m:r>
-                      <m:rPr>
-                        <m:sty m:val="p"/>
-                      </m:rPr>
-                      <m:t>&gt;</m:t>
-                    </m:r>
-                    <m:r>
-                      <m:t>0</m:t>
-                    </m:r>
-                    <m:r>
-                      <m:rPr>
-                        <m:nor/>
-                        <m:sty m:val="p"/>
-                      </m:rPr>
-                      <m:t>)</m:t>
-                    </m:r>
-                  </m:e>
-                </m:eqArr>
-              </m:oMath>
-            </m:oMathPara>
+            <w:r>
+              <w:t xml:space="preserve">$$
+    \begin{aligned}
+    t_q(\mathord{\smash[b]{\underset{\raise.3ex\hbox{$\scriptstyle\sim$}}{x}}\vphantom{x}}) \cdot \theta_{{\lambda}}(\mathord{\smash[b]{\underset{\raise.3ex\hbox{$\scriptstyle\sim$}}{x}}\vphantom{x}}) &amp;= t_q^0
+    &amp;&amp; \text{(} \operatorname{S}_0 \text{ is one-to-one)} \\
+    t_q(\mathord{\smash[b]{\underset{\raise.3ex\hbox{$\scriptstyle\sim$}}{x}}\vphantom{x}}) &amp;= \frac{t_q^0}{\theta_{{\lambda}}(\mathord{\smash[b]{\underset{\raise.3ex\hbox{$\scriptstyle\sim$}}{x}}\vphantom{x}})}
+    &amp;&amp; \text{(divide by } \theta_{{\lambda}}(\mathord{\smash[b]{\underset{\raise.3ex\hbox{$\scriptstyle\sim$}}{x}}\vphantom{x}}) &gt; 0 \text{)}
+    \end{aligned}
+    $$</w:t>
+            </w:r>
           </w:p>
           <w:p/>
         </w:tc>
@@ -26078,118 +20945,57 @@
             <w:r>
               <w:t xml:space="preserve"> </w:t>
             </w:r>
+            <w:r>
+              <w:t xml:space="preserve">$\theta_{{\lambda}}(\mathord{\smash[b]{\underset{\raise.3ex\hbox{$\scriptstyle\sim$}}{x}}\vphantom{x}}) = 4$</w:t>
+            </w:r>
+            <w:r>
+              <w:t xml:space="preserve">,</w:t>
+            </w:r>
+            <w:r>
+              <w:t xml:space="preserve"> </w:t>
+            </w:r>
+            <w:r>
+              <w:t xml:space="preserve">the median for covariate pattern</w:t>
+            </w:r>
+            <w:r>
+              <w:t xml:space="preserve"> </w:t>
+            </w:r>
+            <w:r>
+              <w:t xml:space="preserve">$\mathord{\smash[b]{\underset{\raise.3ex\hbox{$\scriptstyle\sim$}}{x}}\vphantom{x}}$</w:t>
+            </w:r>
+            <w:r>
+              <w:t xml:space="preserve"> </w:t>
+            </w:r>
+            <w:r>
+              <w:t xml:space="preserve">is</w:t>
+            </w:r>
+            <w:r>
+              <w:t xml:space="preserve"> </w:t>
+            </w:r>
             <m:oMath>
-              <m:sSub>
-                <m:e>
-                  <m:r>
-                    <m:t>θ</m:t>
-                  </m:r>
-                </m:e>
-                <m:sub>
-                  <m:r>
-                    <m:t>λ</m:t>
-                  </m:r>
-                </m:sub>
-              </m:sSub>
-              <m:r>
-                <m:rPr>
-                  <m:sty m:val="p"/>
-                </m:rPr>
-                <m:t>(</m:t>
-              </m:r>
-              <m:limLow>
-                <m:e>
-                  <m:r>
-                    <m:t>x</m:t>
-                  </m:r>
-                </m:e>
-                <m:lim>
-                  <m:r>
-                    <m:rPr>
-                      <m:sty m:val="p"/>
-                    </m:rPr>
-                    <m:t>∼</m:t>
-                  </m:r>
-                </m:lim>
-              </m:limLow>
-              <m:r>
-                <m:rPr>
-                  <m:sty m:val="p"/>
-                </m:rPr>
-                <m:t>)</m:t>
-              </m:r>
-              <m:r>
-                <m:rPr>
-                  <m:sty m:val="p"/>
-                </m:rPr>
-                <m:t>=</m:t>
+              <m:r>
+                <m:t>27.73</m:t>
+              </m:r>
+              <m:r>
+                <m:rPr>
+                  <m:sty m:val="p"/>
+                </m:rPr>
+                <m:t>/</m:t>
               </m:r>
               <m:r>
                 <m:t>4</m:t>
               </m:r>
+              <m:r>
+                <m:rPr>
+                  <m:sty m:val="p"/>
+                </m:rPr>
+                <m:t>≈</m:t>
+              </m:r>
+              <m:r>
+                <m:t>6.93</m:t>
+              </m:r>
             </m:oMath>
             <w:r>
-              <w:t xml:space="preserve">,</w:t>
-            </w:r>
-            <w:r>
-              <w:t xml:space="preserve"> </w:t>
-            </w:r>
-            <w:r>
-              <w:t xml:space="preserve">the median for covariate pattern</w:t>
-            </w:r>
-            <w:r>
-              <w:t xml:space="preserve"> </w:t>
-            </w:r>
-            <m:oMath>
-              <m:limLow>
-                <m:e>
-                  <m:r>
-                    <m:t>x</m:t>
-                  </m:r>
-                </m:e>
-                <m:lim>
-                  <m:r>
-                    <m:rPr>
-                      <m:sty m:val="p"/>
-                    </m:rPr>
-                    <m:t>∼</m:t>
-                  </m:r>
-                </m:lim>
-              </m:limLow>
-            </m:oMath>
-            <w:r>
-              <w:t xml:space="preserve"> </w:t>
-            </w:r>
-            <w:r>
-              <w:t xml:space="preserve">is</w:t>
-            </w:r>
-            <w:r>
-              <w:t xml:space="preserve"> </w:t>
-            </w:r>
-            <m:oMath>
-              <m:r>
-                <m:t>27.73</m:t>
-              </m:r>
-              <m:r>
-                <m:rPr>
-                  <m:sty m:val="p"/>
-                </m:rPr>
-                <m:t>/</m:t>
-              </m:r>
-              <m:r>
-                <m:t>4</m:t>
-              </m:r>
-              <m:r>
-                <m:rPr>
-                  <m:sty m:val="p"/>
-                </m:rPr>
-                <m:t>≈</m:t>
-              </m:r>
-              <m:r>
-                <m:t>6.93</m:t>
-              </m:r>
-            </m:oMath>
-            <w:r>
               <w:t xml:space="preserve"> </w:t>
             </w:r>
             <w:r>
@@ -26204,140 +21010,9 @@
             <w:r>
               <w:t xml:space="preserve"> </w:t>
             </w:r>
-            <m:oMath>
-              <m:r>
-                <m:rPr>
-                  <m:sty m:val="p"/>
-                </m:rPr>
-                <m:t>S</m:t>
-              </m:r>
-              <m:r>
-                <m:rPr>
-                  <m:sty m:val="p"/>
-                </m:rPr>
-                <m:t>(</m:t>
-              </m:r>
-              <m:r>
-                <m:t>6.93</m:t>
-              </m:r>
-              <m:r>
-                <m:rPr>
-                  <m:sty m:val="p"/>
-                </m:rPr>
-                <m:t>∣</m:t>
-              </m:r>
-              <m:limLow>
-                <m:e>
-                  <m:r>
-                    <m:t>x</m:t>
-                  </m:r>
-                </m:e>
-                <m:lim>
-                  <m:r>
-                    <m:rPr>
-                      <m:sty m:val="p"/>
-                    </m:rPr>
-                    <m:t>∼</m:t>
-                  </m:r>
-                </m:lim>
-              </m:limLow>
-              <m:r>
-                <m:rPr>
-                  <m:sty m:val="p"/>
-                </m:rPr>
-                <m:t>)</m:t>
-              </m:r>
-              <m:r>
-                <m:rPr>
-                  <m:sty m:val="p"/>
-                </m:rPr>
-                <m:t>=</m:t>
-              </m:r>
-              <m:sSub>
-                <m:e>
-                  <m:r>
-                    <m:rPr>
-                      <m:sty m:val="p"/>
-                    </m:rPr>
-                    <m:t>S</m:t>
-                  </m:r>
-                </m:e>
-                <m:sub>
-                  <m:r>
-                    <m:t>0</m:t>
-                  </m:r>
-                </m:sub>
-              </m:sSub>
-              <m:r>
-                <m:rPr>
-                  <m:sty m:val="p"/>
-                </m:rPr>
-                <m:t>(</m:t>
-              </m:r>
-              <m:r>
-                <m:t>6.93</m:t>
-              </m:r>
-              <m:r>
-                <m:rPr>
-                  <m:sty m:val="p"/>
-                </m:rPr>
-                <m:t>⋅</m:t>
-              </m:r>
-              <m:r>
-                <m:t>4</m:t>
-              </m:r>
-              <m:r>
-                <m:rPr>
-                  <m:sty m:val="p"/>
-                </m:rPr>
-                <m:t>)</m:t>
-              </m:r>
-              <m:r>
-                <m:rPr>
-                  <m:sty m:val="p"/>
-                </m:rPr>
-                <m:t>=</m:t>
-              </m:r>
-              <m:sSub>
-                <m:e>
-                  <m:r>
-                    <m:rPr>
-                      <m:sty m:val="p"/>
-                    </m:rPr>
-                    <m:t>S</m:t>
-                  </m:r>
-                </m:e>
-                <m:sub>
-                  <m:r>
-                    <m:t>0</m:t>
-                  </m:r>
-                </m:sub>
-              </m:sSub>
-              <m:r>
-                <m:rPr>
-                  <m:sty m:val="p"/>
-                </m:rPr>
-                <m:t>(</m:t>
-              </m:r>
-              <m:r>
-                <m:t>27.73</m:t>
-              </m:r>
-              <m:r>
-                <m:rPr>
-                  <m:sty m:val="p"/>
-                </m:rPr>
-                <m:t>)</m:t>
-              </m:r>
-              <m:r>
-                <m:rPr>
-                  <m:sty m:val="p"/>
-                </m:rPr>
-                <m:t>=</m:t>
-              </m:r>
-              <m:r>
-                <m:t>0.5</m:t>
-              </m:r>
-            </m:oMath>
+            <w:r>
+              <w:t xml:space="preserve">$\operatorname{S}(6.93 \mid \mathord{\smash[b]{\underset{\raise.3ex\hbox{$\scriptstyle\sim$}}{x}}\vphantom{x}}) = \operatorname{S}_0(6.93 \cdot 4) = \operatorname{S}_0(27.73) = 0.5$</w:t>
+            </w:r>
             <w:r>
               <w:t xml:space="preserve">.</w:t>
             </w:r>
@@ -26359,929 +21034,17 @@
       <w:pPr>
         <w:pStyle w:val="BodyText"/>
       </w:pPr>
-      <m:oMathPara>
-        <m:oMathParaPr>
-          <m:jc m:val="center"/>
-        </m:oMathParaPr>
-        <m:oMath>
-          <m:eqArr>
-            <m:e>
-              <m:r>
-                <m:rPr>
-                  <m:sty m:val="p"/>
-                </m:rPr>
-                <m:t>E</m:t>
-              </m:r>
-              <m:r>
-                <m:t>​</m:t>
-              </m:r>
-              <m:d>
-                <m:dPr>
-                  <m:begChr m:val="["/>
-                  <m:sepChr m:val=""/>
-                  <m:endChr m:val="]"/>
-                  <m:grow/>
-                </m:dPr>
-                <m:e>
-                  <m:r>
-                    <m:t>T</m:t>
-                  </m:r>
-                  <m:r>
-                    <m:rPr>
-                      <m:sty m:val="p"/>
-                    </m:rPr>
-                    <m:t>∣</m:t>
-                  </m:r>
-                  <m:limLow>
-                    <m:e>
-                      <m:r>
-                        <m:t>x</m:t>
-                      </m:r>
-                    </m:e>
-                    <m:lim>
-                      <m:r>
-                        <m:rPr>
-                          <m:sty m:val="p"/>
-                        </m:rPr>
-                        <m:t>∼</m:t>
-                      </m:r>
-                    </m:lim>
-                  </m:limLow>
-                </m:e>
-              </m:d>
-              <m:r>
-                <m:t>​</m:t>
-              </m:r>
-              <m:r>
-                <m:t>&amp;</m:t>
-              </m:r>
-              <m:limUpp>
-                <m:e>
-                  <m:r>
-                    <m:rPr>
-                      <m:sty m:val="p"/>
-                    </m:rPr>
-                    <m:t>=</m:t>
-                  </m:r>
-                </m:e>
-                <m:lim>
-                  <m:r>
-                    <m:rPr>
-                      <m:nor/>
-                      <m:sty m:val="p"/>
-                    </m:rPr>
-                    <m:t>def</m:t>
-                  </m:r>
-                </m:lim>
-              </m:limUpp>
-              <m:nary>
-                <m:naryPr>
-                  <m:chr m:val="∫"/>
-                  <m:limLoc m:val="subSup"/>
-                  <m:subHide m:val="off"/>
-                  <m:supHide m:val="off"/>
-                </m:naryPr>
-                <m:sub>
-                  <m:r>
-                    <m:t>0</m:t>
-                  </m:r>
-                </m:sub>
-                <m:sup>
-                  <m:r>
-                    <m:rPr>
-                      <m:sty m:val="p"/>
-                    </m:rPr>
-                    <m:t>∞</m:t>
-                  </m:r>
-                </m:sup>
-                <m:e>
-                  <m:r>
-                    <m:rPr>
-                      <m:sty m:val="p"/>
-                    </m:rPr>
-                    <m:t>S</m:t>
-                  </m:r>
-                </m:e>
-              </m:nary>
-              <m:r>
-                <m:rPr>
-                  <m:sty m:val="p"/>
-                </m:rPr>
-                <m:t>(</m:t>
-              </m:r>
-              <m:r>
-                <m:t>t</m:t>
-              </m:r>
-              <m:r>
-                <m:rPr>
-                  <m:sty m:val="p"/>
-                </m:rPr>
-                <m:t>∣</m:t>
-              </m:r>
-              <m:limLow>
-                <m:e>
-                  <m:r>
-                    <m:t>x</m:t>
-                  </m:r>
-                </m:e>
-                <m:lim>
-                  <m:r>
-                    <m:rPr>
-                      <m:sty m:val="p"/>
-                    </m:rPr>
-                    <m:t>∼</m:t>
-                  </m:r>
-                </m:lim>
-              </m:limLow>
-              <m:r>
-                <m:rPr>
-                  <m:sty m:val="p"/>
-                </m:rPr>
-                <m:t>)</m:t>
-              </m:r>
-              <m:r>
-                <m:t>d</m:t>
-              </m:r>
-              <m:r>
-                <m:t>t</m:t>
-              </m:r>
-              <m:r>
-                <m:t>&amp;</m:t>
-              </m:r>
-              <m:r>
-                <m:t>&amp;</m:t>
-              </m:r>
-              <m:r>
-                <m:rPr>
-                  <m:nor/>
-                  <m:sty m:val="p"/>
-                </m:rPr>
-                <m:t>(expectation formula for non-negative random variable)</m:t>
-              </m:r>
-            </m:e>
-            <m:e>
-              <m:r>
-                <m:t>&amp;</m:t>
-              </m:r>
-              <m:r>
-                <m:rPr>
-                  <m:sty m:val="p"/>
-                </m:rPr>
-                <m:t>=</m:t>
-              </m:r>
-              <m:nary>
-                <m:naryPr>
-                  <m:chr m:val="∫"/>
-                  <m:limLoc m:val="subSup"/>
-                  <m:subHide m:val="off"/>
-                  <m:supHide m:val="off"/>
-                </m:naryPr>
-                <m:sub>
-                  <m:r>
-                    <m:t>0</m:t>
-                  </m:r>
-                </m:sub>
-                <m:sup>
-                  <m:r>
-                    <m:rPr>
-                      <m:sty m:val="p"/>
-                    </m:rPr>
-                    <m:t>∞</m:t>
-                  </m:r>
-                </m:sup>
-                <m:e>
-                  <m:sSub>
-                    <m:e>
-                      <m:r>
-                        <m:rPr>
-                          <m:sty m:val="p"/>
-                        </m:rPr>
-                        <m:t>S</m:t>
-                      </m:r>
-                    </m:e>
-                    <m:sub>
-                      <m:r>
-                        <m:t>0</m:t>
-                      </m:r>
-                    </m:sub>
-                  </m:sSub>
-                </m:e>
-              </m:nary>
-              <m:r>
-                <m:t>​</m:t>
-              </m:r>
-              <m:d>
-                <m:dPr>
-                  <m:begChr m:val="("/>
-                  <m:sepChr m:val=""/>
-                  <m:endChr m:val=")"/>
-                  <m:grow/>
-                </m:dPr>
-                <m:e>
-                  <m:r>
-                    <m:t>t</m:t>
-                  </m:r>
-                  <m:r>
-                    <m:rPr>
-                      <m:sty m:val="p"/>
-                    </m:rPr>
-                    <m:t>⋅</m:t>
-                  </m:r>
-                  <m:sSub>
-                    <m:e>
-                      <m:r>
-                        <m:t>θ</m:t>
-                      </m:r>
-                    </m:e>
-                    <m:sub>
-                      <m:r>
-                        <m:t>λ</m:t>
-                      </m:r>
-                    </m:sub>
-                  </m:sSub>
-                  <m:r>
-                    <m:rPr>
-                      <m:sty m:val="p"/>
-                    </m:rPr>
-                    <m:t>(</m:t>
-                  </m:r>
-                  <m:limLow>
-                    <m:e>
-                      <m:r>
-                        <m:t>x</m:t>
-                      </m:r>
-                    </m:e>
-                    <m:lim>
-                      <m:r>
-                        <m:rPr>
-                          <m:sty m:val="p"/>
-                        </m:rPr>
-                        <m:t>∼</m:t>
-                      </m:r>
-                    </m:lim>
-                  </m:limLow>
-                  <m:r>
-                    <m:rPr>
-                      <m:sty m:val="p"/>
-                    </m:rPr>
-                    <m:t>)</m:t>
-                  </m:r>
-                </m:e>
-              </m:d>
-              <m:r>
-                <m:t>​</m:t>
-              </m:r>
-              <m:r>
-                <m:t>d</m:t>
-              </m:r>
-              <m:r>
-                <m:t>t</m:t>
-              </m:r>
-              <m:r>
-                <m:t>&amp;</m:t>
-              </m:r>
-              <m:r>
-                <m:t>&amp;</m:t>
-              </m:r>
-              <m:r>
-                <m:rPr>
-                  <m:nor/>
-                  <m:sty m:val="p"/>
-                </m:rPr>
-                <m:t>(substituting AFT survival function)</m:t>
-              </m:r>
-            </m:e>
-            <m:e>
-              <m:r>
-                <m:t>&amp;</m:t>
-              </m:r>
-              <m:r>
-                <m:rPr>
-                  <m:sty m:val="p"/>
-                </m:rPr>
-                <m:t>=</m:t>
-              </m:r>
-              <m:nary>
-                <m:naryPr>
-                  <m:chr m:val="∫"/>
-                  <m:limLoc m:val="subSup"/>
-                  <m:subHide m:val="off"/>
-                  <m:supHide m:val="off"/>
-                </m:naryPr>
-                <m:sub>
-                  <m:r>
-                    <m:t>0</m:t>
-                  </m:r>
-                </m:sub>
-                <m:sup>
-                  <m:r>
-                    <m:rPr>
-                      <m:sty m:val="p"/>
-                    </m:rPr>
-                    <m:t>∞</m:t>
-                  </m:r>
-                </m:sup>
-                <m:e>
-                  <m:sSub>
-                    <m:e>
-                      <m:r>
-                        <m:rPr>
-                          <m:sty m:val="p"/>
-                        </m:rPr>
-                        <m:t>S</m:t>
-                      </m:r>
-                    </m:e>
-                    <m:sub>
-                      <m:r>
-                        <m:t>0</m:t>
-                      </m:r>
-                    </m:sub>
-                  </m:sSub>
-                </m:e>
-              </m:nary>
-              <m:r>
-                <m:rPr>
-                  <m:sty m:val="p"/>
-                </m:rPr>
-                <m:t>(</m:t>
-              </m:r>
-              <m:r>
-                <m:t>u</m:t>
-              </m:r>
-              <m:r>
-                <m:rPr>
-                  <m:sty m:val="p"/>
-                </m:rPr>
-                <m:t>)</m:t>
-              </m:r>
-              <m:r>
-                <m:rPr>
-                  <m:sty m:val="p"/>
-                </m:rPr>
-                <m:t>⋅</m:t>
-              </m:r>
-              <m:f>
-                <m:fPr>
-                  <m:type m:val="bar"/>
-                </m:fPr>
-                <m:num>
-                  <m:r>
-                    <m:t>d</m:t>
-                  </m:r>
-                  <m:r>
-                    <m:t>u</m:t>
-                  </m:r>
-                </m:num>
-                <m:den>
-                  <m:sSub>
-                    <m:e>
-                      <m:r>
-                        <m:t>θ</m:t>
-                      </m:r>
-                    </m:e>
-                    <m:sub>
-                      <m:r>
-                        <m:t>λ</m:t>
-                      </m:r>
-                    </m:sub>
-                  </m:sSub>
-                  <m:r>
-                    <m:rPr>
-                      <m:sty m:val="p"/>
-                    </m:rPr>
-                    <m:t>(</m:t>
-                  </m:r>
-                  <m:limLow>
-                    <m:e>
-                      <m:r>
-                        <m:t>x</m:t>
-                      </m:r>
-                    </m:e>
-                    <m:lim>
-                      <m:r>
-                        <m:rPr>
-                          <m:sty m:val="p"/>
-                        </m:rPr>
-                        <m:t>∼</m:t>
-                      </m:r>
-                    </m:lim>
-                  </m:limLow>
-                  <m:r>
-                    <m:rPr>
-                      <m:sty m:val="p"/>
-                    </m:rPr>
-                    <m:t>)</m:t>
-                  </m:r>
-                </m:den>
-              </m:f>
-              <m:r>
-                <m:t>&amp;</m:t>
-              </m:r>
-              <m:r>
-                <m:t>&amp;</m:t>
-              </m:r>
-              <m:r>
-                <m:rPr>
-                  <m:nor/>
-                  <m:sty m:val="p"/>
-                </m:rPr>
-                <m:t>(substituting </m:t>
-              </m:r>
-              <m:r>
-                <m:t>u</m:t>
-              </m:r>
-              <m:r>
-                <m:rPr>
-                  <m:sty m:val="p"/>
-                </m:rPr>
-                <m:t>=</m:t>
-              </m:r>
-              <m:r>
-                <m:t>t</m:t>
-              </m:r>
-              <m:r>
-                <m:rPr>
-                  <m:sty m:val="p"/>
-                </m:rPr>
-                <m:t>⋅</m:t>
-              </m:r>
-              <m:sSub>
-                <m:e>
-                  <m:r>
-                    <m:t>θ</m:t>
-                  </m:r>
-                </m:e>
-                <m:sub>
-                  <m:r>
-                    <m:t>λ</m:t>
-                  </m:r>
-                </m:sub>
-              </m:sSub>
-              <m:r>
-                <m:rPr>
-                  <m:sty m:val="p"/>
-                </m:rPr>
-                <m:t>(</m:t>
-              </m:r>
-              <m:limLow>
-                <m:e>
-                  <m:r>
-                    <m:t>x</m:t>
-                  </m:r>
-                </m:e>
-                <m:lim>
-                  <m:r>
-                    <m:rPr>
-                      <m:sty m:val="p"/>
-                    </m:rPr>
-                    <m:t>∼</m:t>
-                  </m:r>
-                </m:lim>
-              </m:limLow>
-              <m:r>
-                <m:rPr>
-                  <m:sty m:val="p"/>
-                </m:rPr>
-                <m:t>)</m:t>
-              </m:r>
-              <m:r>
-                <m:rPr>
-                  <m:sty m:val="p"/>
-                </m:rPr>
-                <m:t>⟹</m:t>
-              </m:r>
-              <m:r>
-                <m:t>d</m:t>
-              </m:r>
-              <m:r>
-                <m:t>t</m:t>
-              </m:r>
-              <m:r>
-                <m:rPr>
-                  <m:sty m:val="p"/>
-                </m:rPr>
-                <m:t>=</m:t>
-              </m:r>
-              <m:f>
-                <m:fPr>
-                  <m:type m:val="bar"/>
-                </m:fPr>
-                <m:num>
-                  <m:r>
-                    <m:t>d</m:t>
-                  </m:r>
-                  <m:r>
-                    <m:t>u</m:t>
-                  </m:r>
-                </m:num>
-                <m:den>
-                  <m:sSub>
-                    <m:e>
-                      <m:r>
-                        <m:t>θ</m:t>
-                      </m:r>
-                    </m:e>
-                    <m:sub>
-                      <m:r>
-                        <m:t>λ</m:t>
-                      </m:r>
-                    </m:sub>
-                  </m:sSub>
-                  <m:r>
-                    <m:rPr>
-                      <m:sty m:val="p"/>
-                    </m:rPr>
-                    <m:t>(</m:t>
-                  </m:r>
-                  <m:limLow>
-                    <m:e>
-                      <m:r>
-                        <m:t>x</m:t>
-                      </m:r>
-                    </m:e>
-                    <m:lim>
-                      <m:r>
-                        <m:rPr>
-                          <m:sty m:val="p"/>
-                        </m:rPr>
-                        <m:t>∼</m:t>
-                      </m:r>
-                    </m:lim>
-                  </m:limLow>
-                  <m:r>
-                    <m:rPr>
-                      <m:sty m:val="p"/>
-                    </m:rPr>
-                    <m:t>)</m:t>
-                  </m:r>
-                </m:den>
-              </m:f>
-              <m:r>
-                <m:rPr>
-                  <m:nor/>
-                  <m:sty m:val="p"/>
-                </m:rPr>
-                <m:t>)</m:t>
-              </m:r>
-            </m:e>
-            <m:e>
-              <m:r>
-                <m:t>&amp;</m:t>
-              </m:r>
-              <m:r>
-                <m:rPr>
-                  <m:sty m:val="p"/>
-                </m:rPr>
-                <m:t>=</m:t>
-              </m:r>
-              <m:sSub>
-                <m:e>
-                  <m:r>
-                    <m:t>θ</m:t>
-                  </m:r>
-                </m:e>
-                <m:sub>
-                  <m:r>
-                    <m:t>λ</m:t>
-                  </m:r>
-                </m:sub>
-              </m:sSub>
-              <m:r>
-                <m:rPr>
-                  <m:sty m:val="p"/>
-                </m:rPr>
-                <m:t>(</m:t>
-              </m:r>
-              <m:limLow>
-                <m:e>
-                  <m:r>
-                    <m:t>x</m:t>
-                  </m:r>
-                </m:e>
-                <m:lim>
-                  <m:r>
-                    <m:rPr>
-                      <m:sty m:val="p"/>
-                    </m:rPr>
-                    <m:t>∼</m:t>
-                  </m:r>
-                </m:lim>
-              </m:limLow>
-              <m:sSup>
-                <m:e>
-                  <m:r>
-                    <m:rPr>
-                      <m:sty m:val="p"/>
-                    </m:rPr>
-                    <m:t>)</m:t>
-                  </m:r>
-                </m:e>
-                <m:sup>
-                  <m:r>
-                    <m:rPr>
-                      <m:sty m:val="p"/>
-                    </m:rPr>
-                    <m:t>−</m:t>
-                  </m:r>
-                  <m:r>
-                    <m:t>1</m:t>
-                  </m:r>
-                </m:sup>
-              </m:sSup>
-              <m:r>
-                <m:rPr>
-                  <m:sty m:val="p"/>
-                </m:rPr>
-                <m:t>⋅</m:t>
-              </m:r>
-              <m:nary>
-                <m:naryPr>
-                  <m:chr m:val="∫"/>
-                  <m:limLoc m:val="subSup"/>
-                  <m:subHide m:val="off"/>
-                  <m:supHide m:val="off"/>
-                </m:naryPr>
-                <m:sub>
-                  <m:r>
-                    <m:t>0</m:t>
-                  </m:r>
-                </m:sub>
-                <m:sup>
-                  <m:r>
-                    <m:rPr>
-                      <m:sty m:val="p"/>
-                    </m:rPr>
-                    <m:t>∞</m:t>
-                  </m:r>
-                </m:sup>
-                <m:e>
-                  <m:sSub>
-                    <m:e>
-                      <m:r>
-                        <m:rPr>
-                          <m:sty m:val="p"/>
-                        </m:rPr>
-                        <m:t>S</m:t>
-                      </m:r>
-                    </m:e>
-                    <m:sub>
-                      <m:r>
-                        <m:t>0</m:t>
-                      </m:r>
-                    </m:sub>
-                  </m:sSub>
-                </m:e>
-              </m:nary>
-              <m:r>
-                <m:rPr>
-                  <m:sty m:val="p"/>
-                </m:rPr>
-                <m:t>(</m:t>
-              </m:r>
-              <m:r>
-                <m:t>u</m:t>
-              </m:r>
-              <m:r>
-                <m:rPr>
-                  <m:sty m:val="p"/>
-                </m:rPr>
-                <m:t>)</m:t>
-              </m:r>
-              <m:r>
-                <m:t>d</m:t>
-              </m:r>
-              <m:r>
-                <m:t>u</m:t>
-              </m:r>
-              <m:r>
-                <m:t>&amp;</m:t>
-              </m:r>
-              <m:r>
-                <m:t>&amp;</m:t>
-              </m:r>
-              <m:r>
-                <m:rPr>
-                  <m:nor/>
-                  <m:sty m:val="p"/>
-                </m:rPr>
-                <m:t>(factoring constant </m:t>
-              </m:r>
-              <m:sSub>
-                <m:e>
-                  <m:r>
-                    <m:t>θ</m:t>
-                  </m:r>
-                </m:e>
-                <m:sub>
-                  <m:r>
-                    <m:t>λ</m:t>
-                  </m:r>
-                </m:sub>
-              </m:sSub>
-              <m:r>
-                <m:rPr>
-                  <m:sty m:val="p"/>
-                </m:rPr>
-                <m:t>(</m:t>
-              </m:r>
-              <m:limLow>
-                <m:e>
-                  <m:r>
-                    <m:t>x</m:t>
-                  </m:r>
-                </m:e>
-                <m:lim>
-                  <m:r>
-                    <m:rPr>
-                      <m:sty m:val="p"/>
-                    </m:rPr>
-                    <m:t>∼</m:t>
-                  </m:r>
-                </m:lim>
-              </m:limLow>
-              <m:sSup>
-                <m:e>
-                  <m:r>
-                    <m:rPr>
-                      <m:sty m:val="p"/>
-                    </m:rPr>
-                    <m:t>)</m:t>
-                  </m:r>
-                </m:e>
-                <m:sup>
-                  <m:r>
-                    <m:rPr>
-                      <m:sty m:val="p"/>
-                    </m:rPr>
-                    <m:t>−</m:t>
-                  </m:r>
-                  <m:r>
-                    <m:t>1</m:t>
-                  </m:r>
-                </m:sup>
-              </m:sSup>
-              <m:r>
-                <m:rPr>
-                  <m:nor/>
-                  <m:sty m:val="p"/>
-                </m:rPr>
-                <m:t> out of integral)</m:t>
-              </m:r>
-            </m:e>
-            <m:e>
-              <m:r>
-                <m:t>&amp;</m:t>
-              </m:r>
-              <m:r>
-                <m:rPr>
-                  <m:sty m:val="p"/>
-                </m:rPr>
-                <m:t>=</m:t>
-              </m:r>
-              <m:sSub>
-                <m:e>
-                  <m:r>
-                    <m:t>θ</m:t>
-                  </m:r>
-                </m:e>
-                <m:sub>
-                  <m:r>
-                    <m:t>λ</m:t>
-                  </m:r>
-                </m:sub>
-              </m:sSub>
-              <m:r>
-                <m:rPr>
-                  <m:sty m:val="p"/>
-                </m:rPr>
-                <m:t>(</m:t>
-              </m:r>
-              <m:limLow>
-                <m:e>
-                  <m:r>
-                    <m:t>x</m:t>
-                  </m:r>
-                </m:e>
-                <m:lim>
-                  <m:r>
-                    <m:rPr>
-                      <m:sty m:val="p"/>
-                    </m:rPr>
-                    <m:t>∼</m:t>
-                  </m:r>
-                </m:lim>
-              </m:limLow>
-              <m:sSup>
-                <m:e>
-                  <m:r>
-                    <m:rPr>
-                      <m:sty m:val="p"/>
-                    </m:rPr>
-                    <m:t>)</m:t>
-                  </m:r>
-                </m:e>
-                <m:sup>
-                  <m:r>
-                    <m:rPr>
-                      <m:sty m:val="p"/>
-                    </m:rPr>
-                    <m:t>−</m:t>
-                  </m:r>
-                  <m:r>
-                    <m:t>1</m:t>
-                  </m:r>
-                </m:sup>
-              </m:sSup>
-              <m:r>
-                <m:rPr>
-                  <m:sty m:val="p"/>
-                </m:rPr>
-                <m:t>⋅</m:t>
-              </m:r>
-              <m:r>
-                <m:rPr>
-                  <m:sty m:val="p"/>
-                </m:rPr>
-                <m:t>E</m:t>
-              </m:r>
-              <m:r>
-                <m:t>​</m:t>
-              </m:r>
-              <m:d>
-                <m:dPr>
-                  <m:begChr m:val="["/>
-                  <m:sepChr m:val=""/>
-                  <m:endChr m:val="]"/>
-                  <m:grow/>
-                </m:dPr>
-                <m:e>
-                  <m:r>
-                    <m:t>T</m:t>
-                  </m:r>
-                  <m:r>
-                    <m:rPr>
-                      <m:sty m:val="p"/>
-                    </m:rPr>
-                    <m:t>∣</m:t>
-                  </m:r>
-                  <m:limLow>
-                    <m:e>
-                      <m:r>
-                        <m:t>x</m:t>
-                      </m:r>
-                    </m:e>
-                    <m:lim>
-                      <m:r>
-                        <m:rPr>
-                          <m:sty m:val="p"/>
-                        </m:rPr>
-                        <m:t>∼</m:t>
-                      </m:r>
-                    </m:lim>
-                  </m:limLow>
-                  <m:r>
-                    <m:rPr>
-                      <m:sty m:val="p"/>
-                    </m:rPr>
-                    <m:t>=</m:t>
-                  </m:r>
-                  <m:limLow>
-                    <m:e>
-                      <m:r>
-                        <m:t>0</m:t>
-                      </m:r>
-                    </m:e>
-                    <m:lim>
-                      <m:r>
-                        <m:rPr>
-                          <m:sty m:val="p"/>
-                        </m:rPr>
-                        <m:t>∼</m:t>
-                      </m:r>
-                    </m:lim>
-                  </m:limLow>
-                </m:e>
-              </m:d>
-              <m:r>
-                <m:t>​</m:t>
-              </m:r>
-              <m:r>
-                <m:t>&amp;</m:t>
-              </m:r>
-              <m:r>
-                <m:t>&amp;</m:t>
-              </m:r>
-              <m:r>
-                <m:rPr>
-                  <m:nor/>
-                  <m:sty m:val="p"/>
-                </m:rPr>
-                <m:t>(substituting baseline expectation formula)</m:t>
-              </m:r>
-            </m:e>
-          </m:eqArr>
-        </m:oMath>
-      </m:oMathPara>
+      <w:r>
+        <w:t xml:space="preserve">$$
+    \begin{aligned}
+    \operatorname{E}\mathopen{}\left[T \mid \mathord{\smash[b]{\underset{\raise.3ex\hbox{$\scriptstyle\sim$}}{x}}\vphantom{x}}\right]\mathclose{} &amp;\stackrel{\text{def}}{=}\int_{0}^{\infty} \operatorname{S}(t \mid \mathord{\smash[b]{\underset{\raise.3ex\hbox{$\scriptstyle\sim$}}{x}}\vphantom{x}}) dt &amp;&amp; \text{(expectation formula for non-negative random variable)} \\
+    &amp;= \int_{0}^{\infty} \operatorname{S}_0\mathopen{}\left( t \cdot \theta_{{\lambda}}(\mathord{\smash[b]{\underset{\raise.3ex\hbox{$\scriptstyle\sim$}}{x}}\vphantom{x}}) \right)\mathclose{} dt &amp;&amp; \text{(substituting AFT survival function)} \\
+    &amp;= \int_{0}^{\infty} \operatorname{S}_0(u) \cdot \frac{du}{\theta_{{\lambda}}(\mathord{\smash[b]{\underset{\raise.3ex\hbox{$\scriptstyle\sim$}}{x}}\vphantom{x}})} &amp;&amp; \text{(substituting $u = t \cdot \theta_{{\lambda}}(\mathord{\smash[b]{\underset{\raise.3ex\hbox{$\scriptstyle\sim$}}{x}}\vphantom{x}}) \implies dt = \frac{du}{\theta_{{\lambda}}(\mathord{\smash[b]{\underset{\raise.3ex\hbox{$\scriptstyle\sim$}}{x}}\vphantom{x}})}$)} \\
+    &amp;= \theta_{{\lambda}}(\mathord{\smash[b]{\underset{\raise.3ex\hbox{$\scriptstyle\sim$}}{x}}\vphantom{x}})^{-1} \cdot \int_{0}^{\infty} \operatorname{S}_0(u) du &amp;&amp; \text{(factoring constant $\theta_{{\lambda}}(\mathord{\smash[b]{\underset{\raise.3ex\hbox{$\scriptstyle\sim$}}{x}}\vphantom{x}})^{-1}$ out of integral)} \\
+    &amp;= \theta_{{\lambda}}(\mathord{\smash[b]{\underset{\raise.3ex\hbox{$\scriptstyle\sim$}}{x}}\vphantom{x}})^{-1} \cdot \operatorname{E}\mathopen{}\left[T \mid \mathord{\smash[b]{\underset{\raise.3ex\hbox{$\scriptstyle\sim$}}{x}}\vphantom{x}}= \mathord{\smash[b]{\underset{\raise.3ex\hbox{$\scriptstyle\sim$}}{0}}\vphantom{0}}\right]\mathclose{} &amp;&amp; \text{(substituting baseline expectation formula)}
+    \end{aligned}
+    $$</w:t>
+      </w:r>
     </w:p>
     <w:p>
       <w:pPr>
@@ -27293,23 +21056,9 @@
       <w:r>
         <w:t xml:space="preserve"> </w:t>
       </w:r>
-      <m:oMath>
-        <m:limLow>
-          <m:e>
-            <m:r>
-              <m:t>x</m:t>
-            </m:r>
-          </m:e>
-          <m:lim>
-            <m:r>
-              <m:rPr>
-                <m:sty m:val="p"/>
-              </m:rPr>
-              <m:t>∼</m:t>
-            </m:r>
-          </m:lim>
-        </m:limLow>
-      </m:oMath>
+      <w:r>
+        <w:t xml:space="preserve">$\mathord{\smash[b]{\underset{\raise.3ex\hbox{$\scriptstyle\sim$}}{x}}\vphantom{x}}$</w:t>
+      </w:r>
       <w:r>
         <w:t xml:space="preserve"> </w:t>
       </w:r>
@@ -27319,105 +21068,9 @@
       <w:r>
         <w:t xml:space="preserve"> </w:t>
       </w:r>
-      <m:oMath>
-        <m:sSub>
-          <m:e>
-            <m:r>
-              <m:t>θ</m:t>
-            </m:r>
-          </m:e>
-          <m:sub>
-            <m:r>
-              <m:t>λ</m:t>
-            </m:r>
-          </m:sub>
-        </m:sSub>
-        <m:r>
-          <m:rPr>
-            <m:sty m:val="p"/>
-          </m:rPr>
-          <m:t>(</m:t>
-        </m:r>
-        <m:limLow>
-          <m:e>
-            <m:r>
-              <m:t>x</m:t>
-            </m:r>
-          </m:e>
-          <m:lim>
-            <m:r>
-              <m:rPr>
-                <m:sty m:val="p"/>
-              </m:rPr>
-              <m:t>∼</m:t>
-            </m:r>
-          </m:lim>
-        </m:limLow>
-        <m:r>
-          <m:rPr>
-            <m:sty m:val="p"/>
-          </m:rPr>
-          <m:t>)</m:t>
-        </m:r>
-        <m:r>
-          <m:rPr>
-            <m:sty m:val="p"/>
-          </m:rPr>
-          <m:t>=</m:t>
-        </m:r>
-        <m:r>
-          <m:rPr>
-            <m:sty m:val="p"/>
-          </m:rPr>
-          <m:t>exp</m:t>
-        </m:r>
-        <m:r>
-          <m:t>​</m:t>
-        </m:r>
-        <m:d>
-          <m:dPr>
-            <m:begChr m:val="{"/>
-            <m:sepChr m:val=""/>
-            <m:endChr m:val="}"/>
-            <m:grow/>
-          </m:dPr>
-          <m:e>
-            <m:r>
-              <m:t>η</m:t>
-            </m:r>
-            <m:r>
-              <m:rPr>
-                <m:sty m:val="p"/>
-              </m:rPr>
-              <m:t>(</m:t>
-            </m:r>
-            <m:limLow>
-              <m:e>
-                <m:r>
-                  <m:t>x</m:t>
-                </m:r>
-              </m:e>
-              <m:lim>
-                <m:r>
-                  <m:rPr>
-                    <m:sty m:val="p"/>
-                  </m:rPr>
-                  <m:t>∼</m:t>
-                </m:r>
-              </m:lim>
-            </m:limLow>
-            <m:r>
-              <m:rPr>
-                <m:sty m:val="p"/>
-              </m:rPr>
-              <m:t>)</m:t>
-            </m:r>
-          </m:e>
-        </m:d>
-        <m:r>
-          <m:t>​</m:t>
-        </m:r>
-      </m:oMath>
+      <w:r>
+        <w:t xml:space="preserve">$\theta_{{\lambda}}(\mathord{\smash[b]{\underset{\raise.3ex\hbox{$\scriptstyle\sim$}}{x}}\vphantom{x}}) = \operatorname{exp}\mathopen{}\left\{\eta(\mathord{\smash[b]{\underset{\raise.3ex\hbox{$\scriptstyle\sim$}}{x}}\vphantom{x}})\right\}\mathclose{}$</w:t>
+      </w:r>
       <w:r>
         <w:t xml:space="preserve">.</w:t>
       </w:r>
@@ -27434,1256 +21087,20 @@
       <w:pPr>
         <w:pStyle w:val="BodyText"/>
       </w:pPr>
-      <m:oMathPara>
-        <m:oMathParaPr>
-          <m:jc m:val="center"/>
-        </m:oMathParaPr>
-        <m:oMath>
-          <m:eqArr>
-            <m:e>
-              <m:r>
-                <m:rPr>
-                  <m:sty m:val="p"/>
-                </m:rPr>
-                <m:t>Λ</m:t>
-              </m:r>
-              <m:r>
-                <m:rPr>
-                  <m:sty m:val="p"/>
-                </m:rPr>
-                <m:t>(</m:t>
-              </m:r>
-              <m:r>
-                <m:t>t</m:t>
-              </m:r>
-              <m:r>
-                <m:rPr>
-                  <m:sty m:val="p"/>
-                </m:rPr>
-                <m:t>∣</m:t>
-              </m:r>
-              <m:limLow>
-                <m:e>
-                  <m:r>
-                    <m:t>x</m:t>
-                  </m:r>
-                </m:e>
-                <m:lim>
-                  <m:r>
-                    <m:rPr>
-                      <m:sty m:val="p"/>
-                    </m:rPr>
-                    <m:t>∼</m:t>
-                  </m:r>
-                </m:lim>
-              </m:limLow>
-              <m:r>
-                <m:rPr>
-                  <m:sty m:val="p"/>
-                </m:rPr>
-                <m:t>)</m:t>
-              </m:r>
-              <m:r>
-                <m:t>&amp;</m:t>
-              </m:r>
-              <m:limUpp>
-                <m:e>
-                  <m:r>
-                    <m:rPr>
-                      <m:sty m:val="p"/>
-                    </m:rPr>
-                    <m:t>=</m:t>
-                  </m:r>
-                </m:e>
-                <m:lim>
-                  <m:r>
-                    <m:rPr>
-                      <m:nor/>
-                      <m:sty m:val="p"/>
-                    </m:rPr>
-                    <m:t>def</m:t>
-                  </m:r>
-                </m:lim>
-              </m:limUpp>
-              <m:r>
-                <m:rPr>
-                  <m:sty m:val="p"/>
-                </m:rPr>
-                <m:t>−</m:t>
-              </m:r>
-              <m:r>
-                <m:rPr>
-                  <m:sty m:val="p"/>
-                </m:rPr>
-                <m:t>log</m:t>
-              </m:r>
-              <m:r>
-                <m:t>​</m:t>
-              </m:r>
-              <m:d>
-                <m:dPr>
-                  <m:begChr m:val="{"/>
-                  <m:sepChr m:val=""/>
-                  <m:endChr m:val="}"/>
-                  <m:grow/>
-                </m:dPr>
-                <m:e>
-                  <m:r>
-                    <m:rPr>
-                      <m:sty m:val="p"/>
-                    </m:rPr>
-                    <m:t>S</m:t>
-                  </m:r>
-                  <m:r>
-                    <m:rPr>
-                      <m:sty m:val="p"/>
-                    </m:rPr>
-                    <m:t>(</m:t>
-                  </m:r>
-                  <m:r>
-                    <m:t>t</m:t>
-                  </m:r>
-                  <m:r>
-                    <m:rPr>
-                      <m:sty m:val="p"/>
-                    </m:rPr>
-                    <m:t>∣</m:t>
-                  </m:r>
-                  <m:limLow>
-                    <m:e>
-                      <m:r>
-                        <m:t>x</m:t>
-                      </m:r>
-                    </m:e>
-                    <m:lim>
-                      <m:r>
-                        <m:rPr>
-                          <m:sty m:val="p"/>
-                        </m:rPr>
-                        <m:t>∼</m:t>
-                      </m:r>
-                    </m:lim>
-                  </m:limLow>
-                  <m:r>
-                    <m:rPr>
-                      <m:sty m:val="p"/>
-                    </m:rPr>
-                    <m:t>)</m:t>
-                  </m:r>
-                </m:e>
-              </m:d>
-              <m:r>
-                <m:t>​</m:t>
-              </m:r>
-              <m:r>
-                <m:t>&amp;</m:t>
-              </m:r>
-              <m:r>
-                <m:t>&amp;</m:t>
-              </m:r>
-              <m:r>
-                <m:rPr>
-                  <m:nor/>
-                  <m:sty m:val="p"/>
-                </m:rPr>
-                <m:t>(cumulative hazard function definition)</m:t>
-              </m:r>
-            </m:e>
-            <m:e>
-              <m:r>
-                <m:t>&amp;</m:t>
-              </m:r>
-              <m:r>
-                <m:rPr>
-                  <m:sty m:val="p"/>
-                </m:rPr>
-                <m:t>=</m:t>
-              </m:r>
-              <m:r>
-                <m:rPr>
-                  <m:sty m:val="p"/>
-                </m:rPr>
-                <m:t>−</m:t>
-              </m:r>
-              <m:r>
-                <m:rPr>
-                  <m:sty m:val="p"/>
-                </m:rPr>
-                <m:t>log</m:t>
-              </m:r>
-              <m:r>
-                <m:t>​</m:t>
-              </m:r>
-              <m:d>
-                <m:dPr>
-                  <m:begChr m:val="{"/>
-                  <m:sepChr m:val=""/>
-                  <m:endChr m:val="}"/>
-                  <m:grow/>
-                </m:dPr>
-                <m:e>
-                  <m:sSub>
-                    <m:e>
-                      <m:r>
-                        <m:rPr>
-                          <m:sty m:val="p"/>
-                        </m:rPr>
-                        <m:t>S</m:t>
-                      </m:r>
-                    </m:e>
-                    <m:sub>
-                      <m:r>
-                        <m:t>0</m:t>
-                      </m:r>
-                    </m:sub>
-                  </m:sSub>
-                  <m:r>
-                    <m:t>​</m:t>
-                  </m:r>
-                  <m:d>
-                    <m:dPr>
-                      <m:begChr m:val="("/>
-                      <m:sepChr m:val=""/>
-                      <m:endChr m:val=")"/>
-                      <m:grow/>
-                    </m:dPr>
-                    <m:e>
-                      <m:r>
-                        <m:t>t</m:t>
-                      </m:r>
-                      <m:r>
-                        <m:rPr>
-                          <m:sty m:val="p"/>
-                        </m:rPr>
-                        <m:t>⋅</m:t>
-                      </m:r>
-                      <m:sSub>
-                        <m:e>
-                          <m:r>
-                            <m:t>θ</m:t>
-                          </m:r>
-                        </m:e>
-                        <m:sub>
-                          <m:r>
-                            <m:t>λ</m:t>
-                          </m:r>
-                        </m:sub>
-                      </m:sSub>
-                      <m:r>
-                        <m:rPr>
-                          <m:sty m:val="p"/>
-                        </m:rPr>
-                        <m:t>(</m:t>
-                      </m:r>
-                      <m:limLow>
-                        <m:e>
-                          <m:r>
-                            <m:t>x</m:t>
-                          </m:r>
-                        </m:e>
-                        <m:lim>
-                          <m:r>
-                            <m:rPr>
-                              <m:sty m:val="p"/>
-                            </m:rPr>
-                            <m:t>∼</m:t>
-                          </m:r>
-                        </m:lim>
-                      </m:limLow>
-                      <m:r>
-                        <m:rPr>
-                          <m:sty m:val="p"/>
-                        </m:rPr>
-                        <m:t>)</m:t>
-                      </m:r>
-                    </m:e>
-                  </m:d>
-                  <m:r>
-                    <m:t>​</m:t>
-                  </m:r>
-                </m:e>
-              </m:d>
-              <m:r>
-                <m:t>​</m:t>
-              </m:r>
-              <m:r>
-                <m:t>&amp;</m:t>
-              </m:r>
-              <m:r>
-                <m:t>&amp;</m:t>
-              </m:r>
-              <m:r>
-                <m:rPr>
-                  <m:nor/>
-                  <m:sty m:val="p"/>
-                </m:rPr>
-                <m:t>(substituting AFT survival function)</m:t>
-              </m:r>
-            </m:e>
-            <m:e>
-              <m:r>
-                <m:t>&amp;</m:t>
-              </m:r>
-              <m:r>
-                <m:rPr>
-                  <m:sty m:val="p"/>
-                </m:rPr>
-                <m:t>=</m:t>
-              </m:r>
-              <m:sSub>
-                <m:e>
-                  <m:r>
-                    <m:rPr>
-                      <m:sty m:val="p"/>
-                    </m:rPr>
-                    <m:t>Λ</m:t>
-                  </m:r>
-                </m:e>
-                <m:sub>
-                  <m:r>
-                    <m:t>0</m:t>
-                  </m:r>
-                </m:sub>
-              </m:sSub>
-              <m:r>
-                <m:t>​</m:t>
-              </m:r>
-              <m:d>
-                <m:dPr>
-                  <m:begChr m:val="("/>
-                  <m:sepChr m:val=""/>
-                  <m:endChr m:val=")"/>
-                  <m:grow/>
-                </m:dPr>
-                <m:e>
-                  <m:r>
-                    <m:t>t</m:t>
-                  </m:r>
-                  <m:r>
-                    <m:rPr>
-                      <m:sty m:val="p"/>
-                    </m:rPr>
-                    <m:t>⋅</m:t>
-                  </m:r>
-                  <m:sSub>
-                    <m:e>
-                      <m:r>
-                        <m:t>θ</m:t>
-                      </m:r>
-                    </m:e>
-                    <m:sub>
-                      <m:r>
-                        <m:t>λ</m:t>
-                      </m:r>
-                    </m:sub>
-                  </m:sSub>
-                  <m:r>
-                    <m:rPr>
-                      <m:sty m:val="p"/>
-                    </m:rPr>
-                    <m:t>(</m:t>
-                  </m:r>
-                  <m:limLow>
-                    <m:e>
-                      <m:r>
-                        <m:t>x</m:t>
-                      </m:r>
-                    </m:e>
-                    <m:lim>
-                      <m:r>
-                        <m:rPr>
-                          <m:sty m:val="p"/>
-                        </m:rPr>
-                        <m:t>∼</m:t>
-                      </m:r>
-                    </m:lim>
-                  </m:limLow>
-                  <m:r>
-                    <m:rPr>
-                      <m:sty m:val="p"/>
-                    </m:rPr>
-                    <m:t>)</m:t>
-                  </m:r>
-                </m:e>
-              </m:d>
-              <m:r>
-                <m:t>​</m:t>
-              </m:r>
-              <m:r>
-                <m:t>&amp;</m:t>
-              </m:r>
-              <m:r>
-                <m:t>&amp;</m:t>
-              </m:r>
-              <m:r>
-                <m:rPr>
-                  <m:nor/>
-                  <m:sty m:val="p"/>
-                </m:rPr>
-                <m:t>(substituting baseline cumulative hazard)</m:t>
-              </m:r>
-            </m:e>
-            <m:e>
-              <m:r>
-                <m:t>λ</m:t>
-              </m:r>
-              <m:r>
-                <m:rPr>
-                  <m:sty m:val="p"/>
-                </m:rPr>
-                <m:t>(</m:t>
-              </m:r>
-              <m:r>
-                <m:t>t</m:t>
-              </m:r>
-              <m:r>
-                <m:rPr>
-                  <m:sty m:val="p"/>
-                </m:rPr>
-                <m:t>∣</m:t>
-              </m:r>
-              <m:limLow>
-                <m:e>
-                  <m:r>
-                    <m:t>x</m:t>
-                  </m:r>
-                </m:e>
-                <m:lim>
-                  <m:r>
-                    <m:rPr>
-                      <m:sty m:val="p"/>
-                    </m:rPr>
-                    <m:t>∼</m:t>
-                  </m:r>
-                </m:lim>
-              </m:limLow>
-              <m:r>
-                <m:rPr>
-                  <m:sty m:val="p"/>
-                </m:rPr>
-                <m:t>)</m:t>
-              </m:r>
-              <m:r>
-                <m:t>&amp;</m:t>
-              </m:r>
-              <m:limUpp>
-                <m:e>
-                  <m:r>
-                    <m:rPr>
-                      <m:sty m:val="p"/>
-                    </m:rPr>
-                    <m:t>=</m:t>
-                  </m:r>
-                </m:e>
-                <m:lim>
-                  <m:r>
-                    <m:rPr>
-                      <m:nor/>
-                      <m:sty m:val="p"/>
-                    </m:rPr>
-                    <m:t>def</m:t>
-                  </m:r>
-                </m:lim>
-              </m:limUpp>
-              <m:f>
-                <m:fPr>
-                  <m:type m:val="bar"/>
-                </m:fPr>
-                <m:num>
-                  <m:r>
-                    <m:rPr>
-                      <m:sty m:val="p"/>
-                    </m:rPr>
-                    <m:t>∂</m:t>
-                  </m:r>
-                </m:num>
-                <m:den>
-                  <m:r>
-                    <m:rPr>
-                      <m:sty m:val="p"/>
-                    </m:rPr>
-                    <m:t>∂</m:t>
-                  </m:r>
-                  <m:r>
-                    <m:t>t</m:t>
-                  </m:r>
-                </m:den>
-              </m:f>
-              <m:r>
-                <m:rPr>
-                  <m:sty m:val="p"/>
-                </m:rPr>
-                <m:t>Λ</m:t>
-              </m:r>
-              <m:r>
-                <m:rPr>
-                  <m:sty m:val="p"/>
-                </m:rPr>
-                <m:t>(</m:t>
-              </m:r>
-              <m:r>
-                <m:t>t</m:t>
-              </m:r>
-              <m:r>
-                <m:rPr>
-                  <m:sty m:val="p"/>
-                </m:rPr>
-                <m:t>∣</m:t>
-              </m:r>
-              <m:limLow>
-                <m:e>
-                  <m:r>
-                    <m:t>x</m:t>
-                  </m:r>
-                </m:e>
-                <m:lim>
-                  <m:r>
-                    <m:rPr>
-                      <m:sty m:val="p"/>
-                    </m:rPr>
-                    <m:t>∼</m:t>
-                  </m:r>
-                </m:lim>
-              </m:limLow>
-              <m:r>
-                <m:rPr>
-                  <m:sty m:val="p"/>
-                </m:rPr>
-                <m:t>)</m:t>
-              </m:r>
-              <m:r>
-                <m:t>&amp;</m:t>
-              </m:r>
-              <m:r>
-                <m:t>&amp;</m:t>
-              </m:r>
-              <m:r>
-                <m:rPr>
-                  <m:nor/>
-                  <m:sty m:val="p"/>
-                </m:rPr>
-                <m:t>(hazard function definition)</m:t>
-              </m:r>
-            </m:e>
-            <m:e>
-              <m:r>
-                <m:t>&amp;</m:t>
-              </m:r>
-              <m:r>
-                <m:rPr>
-                  <m:sty m:val="p"/>
-                </m:rPr>
-                <m:t>=</m:t>
-              </m:r>
-              <m:f>
-                <m:fPr>
-                  <m:type m:val="bar"/>
-                </m:fPr>
-                <m:num>
-                  <m:r>
-                    <m:rPr>
-                      <m:sty m:val="p"/>
-                    </m:rPr>
-                    <m:t>∂</m:t>
-                  </m:r>
-                </m:num>
-                <m:den>
-                  <m:r>
-                    <m:rPr>
-                      <m:sty m:val="p"/>
-                    </m:rPr>
-                    <m:t>∂</m:t>
-                  </m:r>
-                  <m:r>
-                    <m:t>t</m:t>
-                  </m:r>
-                </m:den>
-              </m:f>
-              <m:r>
-                <m:t>​</m:t>
-              </m:r>
-              <m:d>
-                <m:dPr>
-                  <m:begChr m:val="("/>
-                  <m:sepChr m:val=""/>
-                  <m:endChr m:val=")"/>
-                  <m:grow/>
-                </m:dPr>
-                <m:e>
-                  <m:sSub>
-                    <m:e>
-                      <m:r>
-                        <m:rPr>
-                          <m:sty m:val="p"/>
-                        </m:rPr>
-                        <m:t>Λ</m:t>
-                      </m:r>
-                    </m:e>
-                    <m:sub>
-                      <m:r>
-                        <m:t>0</m:t>
-                      </m:r>
-                    </m:sub>
-                  </m:sSub>
-                  <m:r>
-                    <m:t>​</m:t>
-                  </m:r>
-                  <m:d>
-                    <m:dPr>
-                      <m:begChr m:val="("/>
-                      <m:sepChr m:val=""/>
-                      <m:endChr m:val=")"/>
-                      <m:grow/>
-                    </m:dPr>
-                    <m:e>
-                      <m:r>
-                        <m:t>t</m:t>
-                      </m:r>
-                      <m:r>
-                        <m:rPr>
-                          <m:sty m:val="p"/>
-                        </m:rPr>
-                        <m:t>⋅</m:t>
-                      </m:r>
-                      <m:sSub>
-                        <m:e>
-                          <m:r>
-                            <m:t>θ</m:t>
-                          </m:r>
-                        </m:e>
-                        <m:sub>
-                          <m:r>
-                            <m:t>λ</m:t>
-                          </m:r>
-                        </m:sub>
-                      </m:sSub>
-                      <m:r>
-                        <m:rPr>
-                          <m:sty m:val="p"/>
-                        </m:rPr>
-                        <m:t>(</m:t>
-                      </m:r>
-                      <m:limLow>
-                        <m:e>
-                          <m:r>
-                            <m:t>x</m:t>
-                          </m:r>
-                        </m:e>
-                        <m:lim>
-                          <m:r>
-                            <m:rPr>
-                              <m:sty m:val="p"/>
-                            </m:rPr>
-                            <m:t>∼</m:t>
-                          </m:r>
-                        </m:lim>
-                      </m:limLow>
-                      <m:r>
-                        <m:rPr>
-                          <m:sty m:val="p"/>
-                        </m:rPr>
-                        <m:t>)</m:t>
-                      </m:r>
-                    </m:e>
-                  </m:d>
-                  <m:r>
-                    <m:t>​</m:t>
-                  </m:r>
-                </m:e>
-              </m:d>
-              <m:r>
-                <m:t>​</m:t>
-              </m:r>
-              <m:r>
-                <m:t>&amp;</m:t>
-              </m:r>
-              <m:r>
-                <m:t>&amp;</m:t>
-              </m:r>
-              <m:r>
-                <m:rPr>
-                  <m:nor/>
-                  <m:sty m:val="p"/>
-                </m:rPr>
-                <m:t>(substituting AFT cumulative hazard)</m:t>
-              </m:r>
-            </m:e>
-            <m:e>
-              <m:r>
-                <m:t>&amp;</m:t>
-              </m:r>
-              <m:r>
-                <m:rPr>
-                  <m:sty m:val="p"/>
-                </m:rPr>
-                <m:t>=</m:t>
-              </m:r>
-              <m:sSubSup>
-                <m:e>
-                  <m:r>
-                    <m:rPr>
-                      <m:sty m:val="p"/>
-                    </m:rPr>
-                    <m:t>Λ</m:t>
-                  </m:r>
-                </m:e>
-                <m:sub>
-                  <m:r>
-                    <m:t>0</m:t>
-                  </m:r>
-                </m:sub>
-                <m:sup>
-                  <m:r>
-                    <m:rPr>
-                      <m:sty m:val="p"/>
-                    </m:rPr>
-                    <m:t>′</m:t>
-                  </m:r>
-                </m:sup>
-              </m:sSubSup>
-              <m:r>
-                <m:t>​</m:t>
-              </m:r>
-              <m:d>
-                <m:dPr>
-                  <m:begChr m:val="("/>
-                  <m:sepChr m:val=""/>
-                  <m:endChr m:val=")"/>
-                  <m:grow/>
-                </m:dPr>
-                <m:e>
-                  <m:r>
-                    <m:t>t</m:t>
-                  </m:r>
-                  <m:r>
-                    <m:rPr>
-                      <m:sty m:val="p"/>
-                    </m:rPr>
-                    <m:t>⋅</m:t>
-                  </m:r>
-                  <m:sSub>
-                    <m:e>
-                      <m:r>
-                        <m:t>θ</m:t>
-                      </m:r>
-                    </m:e>
-                    <m:sub>
-                      <m:r>
-                        <m:t>λ</m:t>
-                      </m:r>
-                    </m:sub>
-                  </m:sSub>
-                  <m:r>
-                    <m:rPr>
-                      <m:sty m:val="p"/>
-                    </m:rPr>
-                    <m:t>(</m:t>
-                  </m:r>
-                  <m:limLow>
-                    <m:e>
-                      <m:r>
-                        <m:t>x</m:t>
-                      </m:r>
-                    </m:e>
-                    <m:lim>
-                      <m:r>
-                        <m:rPr>
-                          <m:sty m:val="p"/>
-                        </m:rPr>
-                        <m:t>∼</m:t>
-                      </m:r>
-                    </m:lim>
-                  </m:limLow>
-                  <m:r>
-                    <m:rPr>
-                      <m:sty m:val="p"/>
-                    </m:rPr>
-                    <m:t>)</m:t>
-                  </m:r>
-                </m:e>
-              </m:d>
-              <m:r>
-                <m:t>​</m:t>
-              </m:r>
-              <m:r>
-                <m:rPr>
-                  <m:sty m:val="p"/>
-                </m:rPr>
-                <m:t>⋅</m:t>
-              </m:r>
-              <m:f>
-                <m:fPr>
-                  <m:type m:val="bar"/>
-                </m:fPr>
-                <m:num>
-                  <m:r>
-                    <m:rPr>
-                      <m:sty m:val="p"/>
-                    </m:rPr>
-                    <m:t>∂</m:t>
-                  </m:r>
-                </m:num>
-                <m:den>
-                  <m:r>
-                    <m:rPr>
-                      <m:sty m:val="p"/>
-                    </m:rPr>
-                    <m:t>∂</m:t>
-                  </m:r>
-                  <m:r>
-                    <m:t>t</m:t>
-                  </m:r>
-                </m:den>
-              </m:f>
-              <m:r>
-                <m:t>​</m:t>
-              </m:r>
-              <m:d>
-                <m:dPr>
-                  <m:begChr m:val="("/>
-                  <m:sepChr m:val=""/>
-                  <m:endChr m:val=")"/>
-                  <m:grow/>
-                </m:dPr>
-                <m:e>
-                  <m:r>
-                    <m:t>t</m:t>
-                  </m:r>
-                  <m:r>
-                    <m:rPr>
-                      <m:sty m:val="p"/>
-                    </m:rPr>
-                    <m:t>⋅</m:t>
-                  </m:r>
-                  <m:sSub>
-                    <m:e>
-                      <m:r>
-                        <m:t>θ</m:t>
-                      </m:r>
-                    </m:e>
-                    <m:sub>
-                      <m:r>
-                        <m:t>λ</m:t>
-                      </m:r>
-                    </m:sub>
-                  </m:sSub>
-                  <m:r>
-                    <m:rPr>
-                      <m:sty m:val="p"/>
-                    </m:rPr>
-                    <m:t>(</m:t>
-                  </m:r>
-                  <m:limLow>
-                    <m:e>
-                      <m:r>
-                        <m:t>x</m:t>
-                      </m:r>
-                    </m:e>
-                    <m:lim>
-                      <m:r>
-                        <m:rPr>
-                          <m:sty m:val="p"/>
-                        </m:rPr>
-                        <m:t>∼</m:t>
-                      </m:r>
-                    </m:lim>
-                  </m:limLow>
-                  <m:r>
-                    <m:rPr>
-                      <m:sty m:val="p"/>
-                    </m:rPr>
-                    <m:t>)</m:t>
-                  </m:r>
-                </m:e>
-              </m:d>
-              <m:r>
-                <m:t>​</m:t>
-              </m:r>
-              <m:r>
-                <m:t>&amp;</m:t>
-              </m:r>
-              <m:r>
-                <m:t>&amp;</m:t>
-              </m:r>
-              <m:r>
-                <m:rPr>
-                  <m:nor/>
-                  <m:sty m:val="p"/>
-                </m:rPr>
-                <m:t>(applying chain rule of differentiation)</m:t>
-              </m:r>
-            </m:e>
-            <m:e>
-              <m:r>
-                <m:t>&amp;</m:t>
-              </m:r>
-              <m:r>
-                <m:rPr>
-                  <m:sty m:val="p"/>
-                </m:rPr>
-                <m:t>=</m:t>
-              </m:r>
-              <m:sSub>
-                <m:e>
-                  <m:r>
-                    <m:t>λ</m:t>
-                  </m:r>
-                </m:e>
-                <m:sub>
-                  <m:r>
-                    <m:t>0</m:t>
-                  </m:r>
-                </m:sub>
-              </m:sSub>
-              <m:r>
-                <m:t>​</m:t>
-              </m:r>
-              <m:d>
-                <m:dPr>
-                  <m:begChr m:val="("/>
-                  <m:sepChr m:val=""/>
-                  <m:endChr m:val=")"/>
-                  <m:grow/>
-                </m:dPr>
-                <m:e>
-                  <m:r>
-                    <m:t>t</m:t>
-                  </m:r>
-                  <m:r>
-                    <m:rPr>
-                      <m:sty m:val="p"/>
-                    </m:rPr>
-                    <m:t>⋅</m:t>
-                  </m:r>
-                  <m:sSub>
-                    <m:e>
-                      <m:r>
-                        <m:t>θ</m:t>
-                      </m:r>
-                    </m:e>
-                    <m:sub>
-                      <m:r>
-                        <m:t>λ</m:t>
-                      </m:r>
-                    </m:sub>
-                  </m:sSub>
-                  <m:r>
-                    <m:rPr>
-                      <m:sty m:val="p"/>
-                    </m:rPr>
-                    <m:t>(</m:t>
-                  </m:r>
-                  <m:limLow>
-                    <m:e>
-                      <m:r>
-                        <m:t>x</m:t>
-                      </m:r>
-                    </m:e>
-                    <m:lim>
-                      <m:r>
-                        <m:rPr>
-                          <m:sty m:val="p"/>
-                        </m:rPr>
-                        <m:t>∼</m:t>
-                      </m:r>
-                    </m:lim>
-                  </m:limLow>
-                  <m:r>
-                    <m:rPr>
-                      <m:sty m:val="p"/>
-                    </m:rPr>
-                    <m:t>)</m:t>
-                  </m:r>
-                </m:e>
-              </m:d>
-              <m:r>
-                <m:t>​</m:t>
-              </m:r>
-              <m:r>
-                <m:rPr>
-                  <m:sty m:val="p"/>
-                </m:rPr>
-                <m:t>⋅</m:t>
-              </m:r>
-              <m:sSub>
-                <m:e>
-                  <m:r>
-                    <m:t>θ</m:t>
-                  </m:r>
-                </m:e>
-                <m:sub>
-                  <m:r>
-                    <m:t>λ</m:t>
-                  </m:r>
-                </m:sub>
-              </m:sSub>
-              <m:r>
-                <m:rPr>
-                  <m:sty m:val="p"/>
-                </m:rPr>
-                <m:t>(</m:t>
-              </m:r>
-              <m:limLow>
-                <m:e>
-                  <m:r>
-                    <m:t>x</m:t>
-                  </m:r>
-                </m:e>
-                <m:lim>
-                  <m:r>
-                    <m:rPr>
-                      <m:sty m:val="p"/>
-                    </m:rPr>
-                    <m:t>∼</m:t>
-                  </m:r>
-                </m:lim>
-              </m:limLow>
-              <m:r>
-                <m:rPr>
-                  <m:sty m:val="p"/>
-                </m:rPr>
-                <m:t>)</m:t>
-              </m:r>
-              <m:r>
-                <m:t>&amp;</m:t>
-              </m:r>
-              <m:r>
-                <m:t>&amp;</m:t>
-              </m:r>
-              <m:r>
-                <m:rPr>
-                  <m:nor/>
-                  <m:sty m:val="p"/>
-                </m:rPr>
-                <m:t>(since </m:t>
-              </m:r>
-              <m:sSubSup>
-                <m:e>
-                  <m:r>
-                    <m:rPr>
-                      <m:sty m:val="p"/>
-                    </m:rPr>
-                    <m:t>Λ</m:t>
-                  </m:r>
-                </m:e>
-                <m:sub>
-                  <m:r>
-                    <m:t>0</m:t>
-                  </m:r>
-                </m:sub>
-                <m:sup>
-                  <m:r>
-                    <m:rPr>
-                      <m:sty m:val="p"/>
-                    </m:rPr>
-                    <m:t>′</m:t>
-                  </m:r>
-                </m:sup>
-              </m:sSubSup>
-              <m:r>
-                <m:rPr>
-                  <m:sty m:val="p"/>
-                </m:rPr>
-                <m:t>(</m:t>
-              </m:r>
-              <m:r>
-                <m:t>u</m:t>
-              </m:r>
-              <m:r>
-                <m:rPr>
-                  <m:sty m:val="p"/>
-                </m:rPr>
-                <m:t>)</m:t>
-              </m:r>
-              <m:r>
-                <m:rPr>
-                  <m:sty m:val="p"/>
-                </m:rPr>
-                <m:t>=</m:t>
-              </m:r>
-              <m:sSub>
-                <m:e>
-                  <m:r>
-                    <m:t>λ</m:t>
-                  </m:r>
-                </m:e>
-                <m:sub>
-                  <m:r>
-                    <m:t>0</m:t>
-                  </m:r>
-                </m:sub>
-              </m:sSub>
-              <m:r>
-                <m:rPr>
-                  <m:sty m:val="p"/>
-                </m:rPr>
-                <m:t>(</m:t>
-              </m:r>
-              <m:r>
-                <m:t>u</m:t>
-              </m:r>
-              <m:r>
-                <m:rPr>
-                  <m:sty m:val="p"/>
-                </m:rPr>
-                <m:t>)</m:t>
-              </m:r>
-              <m:r>
-                <m:rPr>
-                  <m:nor/>
-                  <m:sty m:val="p"/>
-                </m:rPr>
-                <m:t>)</m:t>
-              </m:r>
-            </m:e>
-            <m:e>
-              <m:r>
-                <m:t>&amp;</m:t>
-              </m:r>
-              <m:r>
-                <m:rPr>
-                  <m:sty m:val="p"/>
-                </m:rPr>
-                <m:t>=</m:t>
-              </m:r>
-              <m:sSub>
-                <m:e>
-                  <m:r>
-                    <m:t>θ</m:t>
-                  </m:r>
-                </m:e>
-                <m:sub>
-                  <m:r>
-                    <m:t>λ</m:t>
-                  </m:r>
-                </m:sub>
-              </m:sSub>
-              <m:r>
-                <m:rPr>
-                  <m:sty m:val="p"/>
-                </m:rPr>
-                <m:t>(</m:t>
-              </m:r>
-              <m:limLow>
-                <m:e>
-                  <m:r>
-                    <m:t>x</m:t>
-                  </m:r>
-                </m:e>
-                <m:lim>
-                  <m:r>
-                    <m:rPr>
-                      <m:sty m:val="p"/>
-                    </m:rPr>
-                    <m:t>∼</m:t>
-                  </m:r>
-                </m:lim>
-              </m:limLow>
-              <m:r>
-                <m:rPr>
-                  <m:sty m:val="p"/>
-                </m:rPr>
-                <m:t>)</m:t>
-              </m:r>
-              <m:r>
-                <m:rPr>
-                  <m:sty m:val="p"/>
-                </m:rPr>
-                <m:t>⋅</m:t>
-              </m:r>
-              <m:sSub>
-                <m:e>
-                  <m:r>
-                    <m:t>λ</m:t>
-                  </m:r>
-                </m:e>
-                <m:sub>
-                  <m:r>
-                    <m:t>0</m:t>
-                  </m:r>
-                </m:sub>
-              </m:sSub>
-              <m:r>
-                <m:t>​</m:t>
-              </m:r>
-              <m:d>
-                <m:dPr>
-                  <m:begChr m:val="("/>
-                  <m:sepChr m:val=""/>
-                  <m:endChr m:val=")"/>
-                  <m:grow/>
-                </m:dPr>
-                <m:e>
-                  <m:r>
-                    <m:t>t</m:t>
-                  </m:r>
-                  <m:r>
-                    <m:rPr>
-                      <m:sty m:val="p"/>
-                    </m:rPr>
-                    <m:t>⋅</m:t>
-                  </m:r>
-                  <m:sSub>
-                    <m:e>
-                      <m:r>
-                        <m:t>θ</m:t>
-                      </m:r>
-                    </m:e>
-                    <m:sub>
-                      <m:r>
-                        <m:t>λ</m:t>
-                      </m:r>
-                    </m:sub>
-                  </m:sSub>
-                  <m:r>
-                    <m:rPr>
-                      <m:sty m:val="p"/>
-                    </m:rPr>
-                    <m:t>(</m:t>
-                  </m:r>
-                  <m:limLow>
-                    <m:e>
-                      <m:r>
-                        <m:t>x</m:t>
-                      </m:r>
-                    </m:e>
-                    <m:lim>
-                      <m:r>
-                        <m:rPr>
-                          <m:sty m:val="p"/>
-                        </m:rPr>
-                        <m:t>∼</m:t>
-                      </m:r>
-                    </m:lim>
-                  </m:limLow>
-                  <m:r>
-                    <m:rPr>
-                      <m:sty m:val="p"/>
-                    </m:rPr>
-                    <m:t>)</m:t>
-                  </m:r>
-                </m:e>
-              </m:d>
-              <m:r>
-                <m:t>​</m:t>
-              </m:r>
-              <m:r>
-                <m:t>&amp;</m:t>
-              </m:r>
-              <m:r>
-                <m:t>&amp;</m:t>
-              </m:r>
-              <m:r>
-                <m:rPr>
-                  <m:nor/>
-                  <m:sty m:val="p"/>
-                </m:rPr>
-                <m:t>(rearranging factors)</m:t>
-              </m:r>
-            </m:e>
-          </m:eqArr>
-        </m:oMath>
-      </m:oMathPara>
+      <w:r>
+        <w:t xml:space="preserve">$$
+    \begin{aligned}
+    {\Lambda}(t \mid \mathord{\smash[b]{\underset{\raise.3ex\hbox{$\scriptstyle\sim$}}{x}}\vphantom{x}}) &amp;\stackrel{\text{def}}{=}-\operatorname{log}\mathopen{}\left\{\operatorname{S}(t \mid \mathord{\smash[b]{\underset{\raise.3ex\hbox{$\scriptstyle\sim$}}{x}}\vphantom{x}})\right\}\mathclose{} &amp;&amp; \text{(cumulative hazard function definition)} \\
+    &amp;= -\operatorname{log}\mathopen{}\left\{\operatorname{S}_0\mathopen{}\left( t \cdot \theta_{{\lambda}}(\mathord{\smash[b]{\underset{\raise.3ex\hbox{$\scriptstyle\sim$}}{x}}\vphantom{x}}) \right)\mathclose{}\right\}\mathclose{} &amp;&amp; \text{(substituting AFT survival function)} \\
+    &amp;= {\Lambda}_0\mathopen{}\left( t \cdot \theta_{{\lambda}}(\mathord{\smash[b]{\underset{\raise.3ex\hbox{$\scriptstyle\sim$}}{x}}\vphantom{x}}) \right)\mathclose{} &amp;&amp; \text{(substituting baseline cumulative hazard)} \\
+    {\lambda}(t \mid \mathord{\smash[b]{\underset{\raise.3ex\hbox{$\scriptstyle\sim$}}{x}}\vphantom{x}}) &amp;\stackrel{\text{def}}{=}\frac{\partial}{\partial t} {\Lambda}(t \mid \mathord{\smash[b]{\underset{\raise.3ex\hbox{$\scriptstyle\sim$}}{x}}\vphantom{x}}) &amp;&amp; \text{(hazard function definition)} \\
+    &amp;= \frac{\partial}{\partial t} \mathopen{}\left( {\Lambda}_0\mathopen{}\left( t \cdot \theta_{{\lambda}}(\mathord{\smash[b]{\underset{\raise.3ex\hbox{$\scriptstyle\sim$}}{x}}\vphantom{x}}) \right)\mathclose{} \right)\mathclose{} &amp;&amp; \text{(substituting AFT cumulative hazard)} \\
+    &amp;= {\Lambda}_0'\mathopen{}\left( t \cdot \theta_{{\lambda}}(\mathord{\smash[b]{\underset{\raise.3ex\hbox{$\scriptstyle\sim$}}{x}}\vphantom{x}}) \right)\mathclose{} \cdot \frac{\partial}{\partial t} \mathopen{}\left( t \cdot \theta_{{\lambda}}(\mathord{\smash[b]{\underset{\raise.3ex\hbox{$\scriptstyle\sim$}}{x}}\vphantom{x}}) \right)\mathclose{} &amp;&amp; \text{(applying chain rule of differentiation)} \\
+    &amp;= {\lambda}_0\mathopen{}\left( t \cdot \theta_{{\lambda}}(\mathord{\smash[b]{\underset{\raise.3ex\hbox{$\scriptstyle\sim$}}{x}}\vphantom{x}}) \right)\mathclose{} \cdot \theta_{{\lambda}}(\mathord{\smash[b]{\underset{\raise.3ex\hbox{$\scriptstyle\sim$}}{x}}\vphantom{x}}) &amp;&amp; \text{(since ${\Lambda}_0'(u) = {\lambda}_0(u)$)} \\
+    &amp;= \theta_{{\lambda}}(\mathord{\smash[b]{\underset{\raise.3ex\hbox{$\scriptstyle\sim$}}{x}}\vphantom{x}}) \cdot {\lambda}_0\mathopen{}\left( t \cdot \theta_{{\lambda}}(\mathord{\smash[b]{\underset{\raise.3ex\hbox{$\scriptstyle\sim$}}{x}}\vphantom{x}}) \right)\mathclose{} &amp;&amp; \text{(rearranging factors)}
+    \end{aligned}
+    $$</w:t>
+      </w:r>
     </w:p>
     <w:bookmarkStart w:id="73" w:name="relationship-between-ph-and-aft-models"/>
     <w:p>
@@ -28798,400 +21215,15 @@
       <w:pPr>
         <w:pStyle w:val="BodyText"/>
       </w:pPr>
-      <m:oMathPara>
-        <m:oMathParaPr>
-          <m:jc m:val="center"/>
-        </m:oMathParaPr>
-        <m:oMath>
-          <m:eqArr>
-            <m:e>
-              <m:r>
-                <m:rPr>
-                  <m:sty m:val="p"/>
-                </m:rPr>
-                <m:t>S</m:t>
-              </m:r>
-              <m:r>
-                <m:rPr>
-                  <m:sty m:val="p"/>
-                </m:rPr>
-                <m:t>(</m:t>
-              </m:r>
-              <m:r>
-                <m:t>t</m:t>
-              </m:r>
-              <m:r>
-                <m:rPr>
-                  <m:sty m:val="p"/>
-                </m:rPr>
-                <m:t>∣</m:t>
-              </m:r>
-              <m:limLow>
-                <m:e>
-                  <m:r>
-                    <m:t>x</m:t>
-                  </m:r>
-                </m:e>
-                <m:lim>
-                  <m:r>
-                    <m:rPr>
-                      <m:sty m:val="p"/>
-                    </m:rPr>
-                    <m:t>∼</m:t>
-                  </m:r>
-                </m:lim>
-              </m:limLow>
-              <m:r>
-                <m:rPr>
-                  <m:sty m:val="p"/>
-                </m:rPr>
-                <m:t>)</m:t>
-              </m:r>
-              <m:r>
-                <m:t>&amp;</m:t>
-              </m:r>
-              <m:r>
-                <m:rPr>
-                  <m:sty m:val="p"/>
-                </m:rPr>
-                <m:t>=</m:t>
-              </m:r>
-              <m:r>
-                <m:rPr>
-                  <m:sty m:val="p"/>
-                </m:rPr>
-                <m:t>exp</m:t>
-              </m:r>
-              <m:r>
-                <m:t>​</m:t>
-              </m:r>
-              <m:d>
-                <m:dPr>
-                  <m:begChr m:val="{"/>
-                  <m:sepChr m:val=""/>
-                  <m:endChr m:val="}"/>
-                  <m:grow/>
-                </m:dPr>
-                <m:e>
-                  <m:r>
-                    <m:rPr>
-                      <m:sty m:val="p"/>
-                    </m:rPr>
-                    <m:t>−</m:t>
-                  </m:r>
-                  <m:r>
-                    <m:t>λ</m:t>
-                  </m:r>
-                  <m:r>
-                    <m:rPr>
-                      <m:sty m:val="p"/>
-                    </m:rPr>
-                    <m:t>⋅</m:t>
-                  </m:r>
-                  <m:r>
-                    <m:t>t</m:t>
-                  </m:r>
-                  <m:r>
-                    <m:rPr>
-                      <m:sty m:val="p"/>
-                    </m:rPr>
-                    <m:t>⋅</m:t>
-                  </m:r>
-                  <m:sSub>
-                    <m:e>
-                      <m:r>
-                        <m:t>θ</m:t>
-                      </m:r>
-                    </m:e>
-                    <m:sub>
-                      <m:r>
-                        <m:t>λ</m:t>
-                      </m:r>
-                    </m:sub>
-                  </m:sSub>
-                  <m:r>
-                    <m:rPr>
-                      <m:sty m:val="p"/>
-                    </m:rPr>
-                    <m:t>(</m:t>
-                  </m:r>
-                  <m:limLow>
-                    <m:e>
-                      <m:r>
-                        <m:t>x</m:t>
-                      </m:r>
-                    </m:e>
-                    <m:lim>
-                      <m:r>
-                        <m:rPr>
-                          <m:sty m:val="p"/>
-                        </m:rPr>
-                        <m:t>∼</m:t>
-                      </m:r>
-                    </m:lim>
-                  </m:limLow>
-                  <m:r>
-                    <m:rPr>
-                      <m:sty m:val="p"/>
-                    </m:rPr>
-                    <m:t>)</m:t>
-                  </m:r>
-                </m:e>
-              </m:d>
-              <m:r>
-                <m:t>​</m:t>
-              </m:r>
-              <m:r>
-                <m:t>&amp;</m:t>
-              </m:r>
-              <m:r>
-                <m:t>&amp;</m:t>
-              </m:r>
-              <m:r>
-                <m:rPr>
-                  <m:nor/>
-                  <m:sty m:val="p"/>
-                </m:rPr>
-                <m:t>(substituting exponential baseline into AFT formula)</m:t>
-              </m:r>
-            </m:e>
-            <m:e>
-              <m:r>
-                <m:t>&amp;</m:t>
-              </m:r>
-              <m:r>
-                <m:rPr>
-                  <m:sty m:val="p"/>
-                </m:rPr>
-                <m:t>=</m:t>
-              </m:r>
-              <m:r>
-                <m:t>​</m:t>
-              </m:r>
-              <m:d>
-                <m:dPr>
-                  <m:begChr m:val="["/>
-                  <m:sepChr m:val=""/>
-                  <m:endChr m:val="]"/>
-                  <m:grow/>
-                </m:dPr>
-                <m:e>
-                  <m:r>
-                    <m:rPr>
-                      <m:sty m:val="p"/>
-                    </m:rPr>
-                    <m:t>exp</m:t>
-                  </m:r>
-                  <m:r>
-                    <m:t>​</m:t>
-                  </m:r>
-                  <m:d>
-                    <m:dPr>
-                      <m:begChr m:val="{"/>
-                      <m:sepChr m:val=""/>
-                      <m:endChr m:val="}"/>
-                      <m:grow/>
-                    </m:dPr>
-                    <m:e>
-                      <m:r>
-                        <m:rPr>
-                          <m:sty m:val="p"/>
-                        </m:rPr>
-                        <m:t>−</m:t>
-                      </m:r>
-                      <m:r>
-                        <m:t>λ</m:t>
-                      </m:r>
-                      <m:r>
-                        <m:t>t</m:t>
-                      </m:r>
-                    </m:e>
-                  </m:d>
-                  <m:r>
-                    <m:t>​</m:t>
-                  </m:r>
-                </m:e>
-              </m:d>
-              <m:sSup>
-                <m:e>
-                  <m:r>
-                    <m:t>​</m:t>
-                  </m:r>
-                </m:e>
-                <m:sup>
-                  <m:sSub>
-                    <m:e>
-                      <m:r>
-                        <m:t>θ</m:t>
-                      </m:r>
-                    </m:e>
-                    <m:sub>
-                      <m:r>
-                        <m:t>λ</m:t>
-                      </m:r>
-                    </m:sub>
-                  </m:sSub>
-                  <m:r>
-                    <m:rPr>
-                      <m:sty m:val="p"/>
-                    </m:rPr>
-                    <m:t>(</m:t>
-                  </m:r>
-                  <m:limLow>
-                    <m:e>
-                      <m:r>
-                        <m:t>x</m:t>
-                      </m:r>
-                    </m:e>
-                    <m:lim>
-                      <m:r>
-                        <m:rPr>
-                          <m:sty m:val="p"/>
-                        </m:rPr>
-                        <m:t>∼</m:t>
-                      </m:r>
-                    </m:lim>
-                  </m:limLow>
-                  <m:r>
-                    <m:rPr>
-                      <m:sty m:val="p"/>
-                    </m:rPr>
-                    <m:t>)</m:t>
-                  </m:r>
-                </m:sup>
-              </m:sSup>
-              <m:r>
-                <m:t>&amp;</m:t>
-              </m:r>
-              <m:r>
-                <m:t>&amp;</m:t>
-              </m:r>
-              <m:r>
-                <m:rPr>
-                  <m:nor/>
-                  <m:sty m:val="p"/>
-                </m:rPr>
-                <m:t>(applying exponent laws)</m:t>
-              </m:r>
-            </m:e>
-            <m:e>
-              <m:r>
-                <m:t>&amp;</m:t>
-              </m:r>
-              <m:r>
-                <m:rPr>
-                  <m:sty m:val="p"/>
-                </m:rPr>
-                <m:t>=</m:t>
-              </m:r>
-              <m:r>
-                <m:t>​</m:t>
-              </m:r>
-              <m:d>
-                <m:dPr>
-                  <m:begChr m:val="["/>
-                  <m:sepChr m:val=""/>
-                  <m:endChr m:val="]"/>
-                  <m:grow/>
-                </m:dPr>
-                <m:e>
-                  <m:sSub>
-                    <m:e>
-                      <m:r>
-                        <m:rPr>
-                          <m:sty m:val="p"/>
-                        </m:rPr>
-                        <m:t>S</m:t>
-                      </m:r>
-                    </m:e>
-                    <m:sub>
-                      <m:r>
-                        <m:t>0</m:t>
-                      </m:r>
-                    </m:sub>
-                  </m:sSub>
-                  <m:r>
-                    <m:rPr>
-                      <m:sty m:val="p"/>
-                    </m:rPr>
-                    <m:t>(</m:t>
-                  </m:r>
-                  <m:r>
-                    <m:t>t</m:t>
-                  </m:r>
-                  <m:r>
-                    <m:rPr>
-                      <m:sty m:val="p"/>
-                    </m:rPr>
-                    <m:t>)</m:t>
-                  </m:r>
-                </m:e>
-              </m:d>
-              <m:sSup>
-                <m:e>
-                  <m:r>
-                    <m:t>​</m:t>
-                  </m:r>
-                </m:e>
-                <m:sup>
-                  <m:sSub>
-                    <m:e>
-                      <m:r>
-                        <m:t>θ</m:t>
-                      </m:r>
-                    </m:e>
-                    <m:sub>
-                      <m:r>
-                        <m:t>λ</m:t>
-                      </m:r>
-                    </m:sub>
-                  </m:sSub>
-                  <m:r>
-                    <m:rPr>
-                      <m:sty m:val="p"/>
-                    </m:rPr>
-                    <m:t>(</m:t>
-                  </m:r>
-                  <m:limLow>
-                    <m:e>
-                      <m:r>
-                        <m:t>x</m:t>
-                      </m:r>
-                    </m:e>
-                    <m:lim>
-                      <m:r>
-                        <m:rPr>
-                          <m:sty m:val="p"/>
-                        </m:rPr>
-                        <m:t>∼</m:t>
-                      </m:r>
-                    </m:lim>
-                  </m:limLow>
-                  <m:r>
-                    <m:rPr>
-                      <m:sty m:val="p"/>
-                    </m:rPr>
-                    <m:t>)</m:t>
-                  </m:r>
-                </m:sup>
-              </m:sSup>
-              <m:r>
-                <m:t>&amp;</m:t>
-              </m:r>
-              <m:r>
-                <m:t>&amp;</m:t>
-              </m:r>
-              <m:r>
-                <m:rPr>
-                  <m:nor/>
-                  <m:sty m:val="p"/>
-                </m:rPr>
-                <m:t>(substituting exponential baseline survival function)</m:t>
-              </m:r>
-            </m:e>
-          </m:eqArr>
-        </m:oMath>
-      </m:oMathPara>
+      <w:r>
+        <w:t xml:space="preserve">$$
+    \begin{aligned}
+    \operatorname{S}(t \mid \mathord{\smash[b]{\underset{\raise.3ex\hbox{$\scriptstyle\sim$}}{x}}\vphantom{x}}) &amp;= \operatorname{exp}\mathopen{}\left\{-\lambda \cdot t \cdot \theta_{{\lambda}}(\mathord{\smash[b]{\underset{\raise.3ex\hbox{$\scriptstyle\sim$}}{x}}\vphantom{x}})\right\}\mathclose{} &amp;&amp; \text{(substituting exponential baseline into AFT formula)} \\
+    &amp;= \mathopen{}\left[ \operatorname{exp}\mathopen{}\left\{-\lambda t\right\}\mathclose{} \right]\mathclose{}^{\theta_{{\lambda}}(\mathord{\smash[b]{\underset{\raise.3ex\hbox{$\scriptstyle\sim$}}{x}}\vphantom{x}})} &amp;&amp; \text{(applying exponent laws)} \\
+    &amp;= \mathopen{}\left[ \operatorname{S}_0(t) \right]\mathclose{}^{\theta_{{\lambda}}(\mathord{\smash[b]{\underset{\raise.3ex\hbox{$\scriptstyle\sim$}}{x}}\vphantom{x}})} &amp;&amp; \text{(substituting exponential baseline survival function)}
+    \end{aligned}
+    $$</w:t>
+      </w:r>
     </w:p>
     <w:p>
       <w:pPr>
@@ -35432,7 +27464,7 @@
         <w:t xml:space="preserve"> </w:t>
       </w:r>
       <w:r>
-        <w:t xml:space="preserve">(Kalbfleisch and Prentice 2011)</w:t>
+        <w:t xml:space="preserve">[2]</w:t>
       </w:r>
       <w:r>
         <w:t xml:space="preserve">.</w:t>
@@ -37018,96 +29050,9 @@
       <w:r>
         <w:t xml:space="preserve">, regression parameters are reported on the log-time scale (</w:t>
       </w:r>
-      <m:oMath>
-        <m:r>
-          <m:t>Y</m:t>
-        </m:r>
-        <m:r>
-          <m:rPr>
-            <m:sty m:val="p"/>
-          </m:rPr>
-          <m:t>=</m:t>
-        </m:r>
-        <m:r>
-          <m:rPr>
-            <m:sty m:val="p"/>
-          </m:rPr>
-          <m:t>log</m:t>
-        </m:r>
-        <m:r>
-          <m:t>T</m:t>
-        </m:r>
-        <m:r>
-          <m:rPr>
-            <m:sty m:val="p"/>
-          </m:rPr>
-          <m:t>=</m:t>
-        </m:r>
-        <m:r>
-          <m:t>α</m:t>
-        </m:r>
-        <m:r>
-          <m:rPr>
-            <m:sty m:val="p"/>
-          </m:rPr>
-          <m:t>+</m:t>
-        </m:r>
-        <m:sSub>
-          <m:e>
-            <m:limLow>
-              <m:e>
-                <m:r>
-                  <m:t>β</m:t>
-                </m:r>
-              </m:e>
-              <m:lim>
-                <m:r>
-                  <m:rPr>
-                    <m:sty m:val="p"/>
-                  </m:rPr>
-                  <m:t>∼</m:t>
-                </m:r>
-              </m:lim>
-            </m:limLow>
-          </m:e>
-          <m:sub>
-            <m:r>
-              <m:rPr>
-                <m:nor/>
-                <m:sty m:val="p"/>
-              </m:rPr>
-              <m:t>AFT</m:t>
-            </m:r>
-          </m:sub>
-        </m:sSub>
-        <m:limLow>
-          <m:e>
-            <m:r>
-              <m:t>x</m:t>
-            </m:r>
-          </m:e>
-          <m:lim>
-            <m:r>
-              <m:rPr>
-                <m:sty m:val="p"/>
-              </m:rPr>
-              <m:t>∼</m:t>
-            </m:r>
-          </m:lim>
-        </m:limLow>
-        <m:r>
-          <m:rPr>
-            <m:sty m:val="p"/>
-          </m:rPr>
-          <m:t>+</m:t>
-        </m:r>
-        <m:r>
-          <m:t>σ</m:t>
-        </m:r>
-        <m:r>
-          <m:t>W</m:t>
-        </m:r>
-      </m:oMath>
+      <w:r>
+        <w:t xml:space="preserve">$Y = \log T = \alpha + \mathord{\smash[b]{\underset{\raise.3ex\hbox{$\scriptstyle\sim$}}{\beta}}\vphantom{\beta}}_{\text{AFT}} \mathord{\smash[b]{\underset{\raise.3ex\hbox{$\scriptstyle\sim$}}{x}}\vphantom{x}}+ \sigma W$</w:t>
+      </w:r>
       <w:r>
         <w:t xml:space="preserve">).</w:t>
       </w:r>
@@ -40450,7 +32395,7 @@
         <w:t xml:space="preserve"> </w:t>
       </w:r>
       <w:r>
-        <w:t xml:space="preserve">(Fay and Shaw 2010)</w:t>
+        <w:t xml:space="preserve">[3]</w:t>
       </w:r>
       <w:r>
         <w:t xml:space="preserve">.</w:t>
@@ -40469,53 +32414,55 @@
       </w:r>
     </w:p>
     <w:bookmarkStart w:id="98" w:name="refs"/>
-    <w:bookmarkStart w:id="94" w:name="ref-fay2010exact"/>
+    <w:bookmarkStart w:id="94" w:name="ref-rocke2021epi204"/>
     <w:p>
       <w:pPr>
         <w:pStyle w:val="Bibliography"/>
       </w:pPr>
       <w:r>
-        <w:t xml:space="preserve">Fay, Michael P., and Pamela A. Shaw. 2010.</w:t>
+        <w:t xml:space="preserve">[1]</w:t>
       </w:r>
       <w:r>
         <w:t xml:space="preserve"> </w:t>
       </w:r>
       <w:r>
-        <w:t xml:space="preserve">“Exact and Asymptotic Weighted Logrank Tests for Interval Censored Data: The</w:t>
+        <w:t xml:space="preserve">	</w:t>
+      </w:r>
+      <w:r>
+        <w:t xml:space="preserve">D. M. Rocke,</w:t>
       </w:r>
       <w:r>
         <w:t xml:space="preserve"> </w:t>
       </w:r>
       <w:r>
-        <w:t xml:space="preserve">interval</w:t>
+        <w:t xml:space="preserve">“</w:t>
+      </w:r>
+      <w:r>
+        <w:t xml:space="preserve">Epi</w:t>
       </w:r>
       <w:r>
         <w:t xml:space="preserve"> </w:t>
       </w:r>
       <w:r>
-        <w:t xml:space="preserve">R</w:t>
+        <w:t xml:space="preserve">204 lecture notes,</w:t>
       </w:r>
       <w:r>
         <w:t xml:space="preserve"> </w:t>
       </w:r>
       <w:r>
-        <w:t xml:space="preserve">Package.”</w:t>
+        <w:t xml:space="preserve">Spring</w:t>
       </w:r>
       <w:r>
         <w:t xml:space="preserve"> </w:t>
       </w:r>
       <w:r>
-        <w:rPr>
-          <w:i/>
-          <w:iCs/>
-        </w:rPr>
-        <w:t xml:space="preserve">Journal of Statistical Software</w:t>
+        <w:t xml:space="preserve">2021.”</w:t>
       </w:r>
       <w:r>
         <w:t xml:space="preserve"> </w:t>
       </w:r>
       <w:r>
-        <w:t xml:space="preserve">36 (2): 1–34.</w:t>
+        <w:t xml:space="preserve">University of California, Davis, 2021. Available:</w:t>
       </w:r>
       <w:r>
         <w:t xml:space="preserve"> </w:t>
@@ -40525,12 +32472,9 @@
           <w:rPr>
             <w:rStyle w:val="Hyperlink"/>
           </w:rPr>
-          <w:t xml:space="preserve">https://doi.org/10.18637/jss.v036.i02</w:t>
+          <w:t xml:space="preserve">https://dmrocke.ucdavis.edu/Class/EPI204-Spring-2021/EPI204-Spring-2021.html</w:t>
         </w:r>
       </w:hyperlink>
-      <w:r>
-        <w:t xml:space="preserve">.</w:t>
-      </w:r>
     </w:p>
     <w:bookmarkEnd w:id="94"/>
     <w:bookmarkStart w:id="95" w:name="ref-kalbfleisch2011statistical"/>
@@ -40539,7 +32483,16 @@
         <w:pStyle w:val="Bibliography"/>
       </w:pPr>
       <w:r>
-        <w:t xml:space="preserve">Kalbfleisch, John D, and Ross L Prentice. 2011.</w:t>
+        <w:t xml:space="preserve">[2]</w:t>
+      </w:r>
+      <w:r>
+        <w:t xml:space="preserve"> </w:t>
+      </w:r>
+      <w:r>
+        <w:t xml:space="preserve">	</w:t>
+      </w:r>
+      <w:r>
+        <w:t xml:space="preserve">J. D. Kalbfleisch and R. L. Prentice,</w:t>
       </w:r>
       <w:r>
         <w:t xml:space="preserve"> </w:t>
@@ -40549,20 +32502,53 @@
           <w:i/>
           <w:iCs/>
         </w:rPr>
-        <w:t xml:space="preserve">The Statistical Analysis of Failure Time Data</w:t>
-      </w:r>
-      <w:r>
-        <w:t xml:space="preserve">. John Wiley &amp; Sons.</w:t>
+        <w:t xml:space="preserve">The statistical analysis of failure time data</w:t>
+      </w:r>
+      <w:r>
+        <w:t xml:space="preserve">. John Wiley &amp; Sons, 2011.</w:t>
       </w:r>
     </w:p>
     <w:bookmarkEnd w:id="95"/>
-    <w:bookmarkStart w:id="97" w:name="ref-rocke2021epi204"/>
+    <w:bookmarkStart w:id="97" w:name="ref-fay2010exact"/>
     <w:p>
       <w:pPr>
         <w:pStyle w:val="Bibliography"/>
       </w:pPr>
       <w:r>
-        <w:t xml:space="preserve">Rocke, David M. 2021.</w:t>
+        <w:t xml:space="preserve">[3]</w:t>
+      </w:r>
+      <w:r>
+        <w:t xml:space="preserve"> </w:t>
+      </w:r>
+      <w:r>
+        <w:t xml:space="preserve">	</w:t>
+      </w:r>
+      <w:r>
+        <w:t xml:space="preserve">M. P. Fay and P. A. Shaw,</w:t>
+      </w:r>
+      <w:r>
+        <w:t xml:space="preserve"> </w:t>
+      </w:r>
+      <w:r>
+        <w:t xml:space="preserve">“Exact and asymptotic weighted logrank tests for interval censored data: The</w:t>
+      </w:r>
+      <w:r>
+        <w:t xml:space="preserve"> </w:t>
+      </w:r>
+      <w:r>
+        <w:t xml:space="preserve">interval</w:t>
+      </w:r>
+      <w:r>
+        <w:t xml:space="preserve"> </w:t>
+      </w:r>
+      <w:r>
+        <w:t xml:space="preserve">R</w:t>
+      </w:r>
+      <w:r>
+        <w:t xml:space="preserve"> </w:t>
+      </w:r>
+      <w:r>
+        <w:t xml:space="preserve">package,”</w:t>
       </w:r>
       <w:r>
         <w:t xml:space="preserve"> </w:t>
@@ -40572,52 +32558,10 @@
           <w:i/>
           <w:iCs/>
         </w:rPr>
-        <w:t xml:space="preserve">Epi</w:t>
-      </w:r>
-      <w:r>
-        <w:rPr>
-          <w:i/>
-          <w:iCs/>
-        </w:rPr>
-        <w:t xml:space="preserve"> </w:t>
-      </w:r>
-      <w:r>
-        <w:rPr>
-          <w:i/>
-          <w:iCs/>
-        </w:rPr>
-        <w:t xml:space="preserve">204 Lecture Notes,</w:t>
-      </w:r>
-      <w:r>
-        <w:rPr>
-          <w:i/>
-          <w:iCs/>
-        </w:rPr>
-        <w:t xml:space="preserve"> </w:t>
-      </w:r>
-      <w:r>
-        <w:rPr>
-          <w:i/>
-          <w:iCs/>
-        </w:rPr>
-        <w:t xml:space="preserve">Spring</w:t>
-      </w:r>
-      <w:r>
-        <w:rPr>
-          <w:i/>
-          <w:iCs/>
-        </w:rPr>
-        <w:t xml:space="preserve"> </w:t>
-      </w:r>
-      <w:r>
-        <w:rPr>
-          <w:i/>
-          <w:iCs/>
-        </w:rPr>
-        <w:t xml:space="preserve">2021</w:t>
-      </w:r>
-      <w:r>
-        <w:t xml:space="preserve">. University of California, Davis.</w:t>
+        <w:t xml:space="preserve">Journal of Statistical Software</w:t>
+      </w:r>
+      <w:r>
+        <w:t xml:space="preserve">, vol. 36, no. 2, pp. 1–34, 2010, doi:</w:t>
       </w:r>
       <w:r>
         <w:t xml:space="preserve"> </w:t>
@@ -40627,7 +32571,7 @@
           <w:rPr>
             <w:rStyle w:val="Hyperlink"/>
           </w:rPr>
-          <w:t xml:space="preserve">https://dmrocke.ucdavis.edu/Class/EPI204-Spring-2021/EPI204-Spring-2021.html</w:t>
+          <w:t xml:space="preserve">10.18637/jss.v036.i02</w:t>
         </w:r>
       </w:hyperlink>
       <w:r>

--- a/chapters/parametric-survival-models-handout.docx
+++ b/chapters/parametric-survival-models-handout.docx
@@ -4177,29 +4177,27 @@
     <w:tbl>
       <w:tblPr>
         <w:tblStyle w:val="Table"/>
-        <w:tblLook w:firstRow="0" w:lastRow="0" w:firstColumn="0" w:lastColumn="0" w:noHBand="0" w:noVBand="0" w:val="0000"/>
+        <w:tblInd w:w="164" w:type="dxa"/>
         <w:tblBorders>
-          <w:top w:val="single" w:sz="4" w:space="0" w:color="909090"/>
           <w:left w:val="single" w:sz="24" w:space="0" w:color="909090"/>
-          <w:bottom w:val="single" w:sz="4" w:space="0" w:color="909090"/>
-          <w:right w:val="single" w:sz="4" w:space="0" w:color="909090"/>
         </w:tblBorders>
         <w:tblCellMar>
-          <w:left w:w="144" w:type="dxa"/>
-          <w:right w:w="144" w:type="dxa"/>
+          <w:left w:w="0" w:type="dxa"/>
+          <w:right w:w="0" w:type="dxa"/>
         </w:tblCellMar>
         <w:tblLook w:firstRow="0" w:lastRow="0" w:firstColumn="0" w:lastColumn="0" w:noHBand="0" w:noVBand="0" w:val="0000"/>
       </w:tblPr>
+      <w:tblGrid>
+        <w:gridCol w:w="7920"/>
+      </w:tblGrid>
       <w:tr>
         <w:trPr>
           <w:cantSplit/>
         </w:trPr>
         <w:tc>
           <w:tcPr>
-            <w:shd w:color="auto" w:fill="e6e6e6" w:val="clear"/>
             <w:tcMar>
-              <w:top w:w="92" w:type="dxa"/>
-              <w:bottom w:w="92" w:type="dxa"/>
+              <w:left w:w="144" w:type="dxa"/>
             </w:tcMar>
           </w:tcPr>
           <w:p>
@@ -4207,25 +4205,9 @@
               <w:pStyle w:val="FirstParagraph"/>
             </w:pPr>
             <w:pPr>
-              <w:spacing w:before="16" w:after="16"/>
+              <w:spacing w:before="16" w:after="64"/>
             </w:pPr>
-            <w:r>
-              <w:t xml:space="preserve">Exm</w:t>
-            </w:r>
           </w:p>
-        </w:tc>
-      </w:tr>
-      <w:tr>
-        <w:trPr>
-          <w:cantSplit/>
-        </w:trPr>
-        <w:tc>
-          <w:tcPr>
-            <w:tcMar>
-              <w:top w:w="108" w:type="dxa"/>
-              <w:bottom w:w="108" w:type="dxa"/>
-            </w:tcMar>
-          </w:tcPr>
           <w:bookmarkStart w:id="18" w:name="exm-exp-memoryless"/>
           <w:p>
             <w:pPr>
@@ -4771,36 +4753,33 @@
             </w:r>
           </w:p>
           <w:bookmarkEnd w:id="18"/>
-          <w:p/>
         </w:tc>
       </w:tr>
     </w:tbl>
     <w:tbl>
       <w:tblPr>
         <w:tblStyle w:val="Table"/>
-        <w:tblLook w:firstRow="0" w:lastRow="0" w:firstColumn="0" w:lastColumn="0" w:noHBand="0" w:noVBand="0" w:val="0000"/>
+        <w:tblInd w:w="164" w:type="dxa"/>
         <w:tblBorders>
-          <w:top w:val="single" w:sz="4" w:space="0" w:color="909090"/>
           <w:left w:val="single" w:sz="24" w:space="0" w:color="909090"/>
-          <w:bottom w:val="single" w:sz="4" w:space="0" w:color="909090"/>
-          <w:right w:val="single" w:sz="4" w:space="0" w:color="909090"/>
         </w:tblBorders>
         <w:tblCellMar>
-          <w:left w:w="144" w:type="dxa"/>
-          <w:right w:w="144" w:type="dxa"/>
+          <w:left w:w="0" w:type="dxa"/>
+          <w:right w:w="0" w:type="dxa"/>
         </w:tblCellMar>
         <w:tblLook w:firstRow="0" w:lastRow="0" w:firstColumn="0" w:lastColumn="0" w:noHBand="0" w:noVBand="0" w:val="0000"/>
       </w:tblPr>
+      <w:tblGrid>
+        <w:gridCol w:w="7920"/>
+      </w:tblGrid>
       <w:tr>
         <w:trPr>
           <w:cantSplit/>
         </w:trPr>
         <w:tc>
           <w:tcPr>
-            <w:shd w:color="auto" w:fill="e6e6e6" w:val="clear"/>
             <w:tcMar>
-              <w:top w:w="92" w:type="dxa"/>
-              <w:bottom w:w="92" w:type="dxa"/>
+              <w:left w:w="144" w:type="dxa"/>
             </w:tcMar>
           </w:tcPr>
           <w:p>
@@ -4808,25 +4787,9 @@
               <w:pStyle w:val="BodyText"/>
             </w:pPr>
             <w:pPr>
-              <w:spacing w:before="16" w:after="16"/>
+              <w:spacing w:before="16" w:after="64"/>
             </w:pPr>
-            <w:r>
-              <w:t xml:space="preserve">Exm</w:t>
-            </w:r>
           </w:p>
-        </w:tc>
-      </w:tr>
-      <w:tr>
-        <w:trPr>
-          <w:cantSplit/>
-        </w:trPr>
-        <w:tc>
-          <w:tcPr>
-            <w:tcMar>
-              <w:top w:w="108" w:type="dxa"/>
-              <w:bottom w:w="108" w:type="dxa"/>
-            </w:tcMar>
-          </w:tcPr>
           <w:bookmarkStart w:id="19" w:name="exm-weibull-not-memoryless"/>
           <w:p>
             <w:pPr>
@@ -5618,7 +5581,6 @@
             </w:r>
           </w:p>
           <w:bookmarkEnd w:id="19"/>
-          <w:p/>
         </w:tc>
       </w:tr>
     </w:tbl>
@@ -12835,29 +12797,27 @@
     <w:tbl>
       <w:tblPr>
         <w:tblStyle w:val="Table"/>
-        <w:tblLook w:firstRow="0" w:lastRow="0" w:firstColumn="0" w:lastColumn="0" w:noHBand="0" w:noVBand="0" w:val="0000"/>
+        <w:tblInd w:w="164" w:type="dxa"/>
         <w:tblBorders>
-          <w:top w:val="single" w:sz="4" w:space="0" w:color="909090"/>
           <w:left w:val="single" w:sz="24" w:space="0" w:color="909090"/>
-          <w:bottom w:val="single" w:sz="4" w:space="0" w:color="909090"/>
-          <w:right w:val="single" w:sz="4" w:space="0" w:color="909090"/>
         </w:tblBorders>
         <w:tblCellMar>
-          <w:left w:w="144" w:type="dxa"/>
-          <w:right w:w="144" w:type="dxa"/>
+          <w:left w:w="0" w:type="dxa"/>
+          <w:right w:w="0" w:type="dxa"/>
         </w:tblCellMar>
         <w:tblLook w:firstRow="0" w:lastRow="0" w:firstColumn="0" w:lastColumn="0" w:noHBand="0" w:noVBand="0" w:val="0000"/>
       </w:tblPr>
+      <w:tblGrid>
+        <w:gridCol w:w="7920"/>
+      </w:tblGrid>
       <w:tr>
         <w:trPr>
           <w:cantSplit/>
         </w:trPr>
         <w:tc>
           <w:tcPr>
-            <w:shd w:color="auto" w:fill="e6e6e6" w:val="clear"/>
             <w:tcMar>
-              <w:top w:w="92" w:type="dxa"/>
-              <w:bottom w:w="92" w:type="dxa"/>
+              <w:left w:w="144" w:type="dxa"/>
             </w:tcMar>
           </w:tcPr>
           <w:p>
@@ -12865,25 +12825,9 @@
               <w:pStyle w:val="FirstParagraph"/>
             </w:pPr>
             <w:pPr>
-              <w:spacing w:before="16" w:after="16"/>
+              <w:spacing w:before="16" w:after="64"/>
             </w:pPr>
-            <w:r>
-              <w:t xml:space="preserve">Exm</w:t>
-            </w:r>
           </w:p>
-        </w:tc>
-      </w:tr>
-      <w:tr>
-        <w:trPr>
-          <w:cantSplit/>
-        </w:trPr>
-        <w:tc>
-          <w:tcPr>
-            <w:tcMar>
-              <w:top w:w="108" w:type="dxa"/>
-              <w:bottom w:w="108" w:type="dxa"/>
-            </w:tcMar>
-          </w:tcPr>
           <w:bookmarkStart w:id="35" w:name="exm-weibull-props"/>
           <w:p>
             <w:pPr>
@@ -14044,7 +13988,6 @@
             </w:r>
           </w:p>
           <w:bookmarkEnd w:id="35"/>
-          <w:p/>
         </w:tc>
       </w:tr>
     </w:tbl>
@@ -15568,79 +15511,116 @@
     <w:tbl>
       <w:tblPr>
         <w:tblStyle w:val="Table"/>
-        <w:tblW w:type="pct" w:w="5000"/>
-        <w:tblLayout w:type="fixed"/>
+        <w:tblInd w:w="164" w:type="dxa"/>
+        <w:tblBorders>
+          <w:left w:val="single" w:sz="24" w:space="0" w:color="909090"/>
+        </w:tblBorders>
+        <w:tblCellMar>
+          <w:left w:w="0" w:type="dxa"/>
+          <w:right w:w="0" w:type="dxa"/>
+        </w:tblCellMar>
         <w:tblLook w:firstRow="0" w:lastRow="0" w:firstColumn="0" w:lastColumn="0" w:noHBand="0" w:noVBand="0" w:val="0000"/>
       </w:tblPr>
       <w:tblGrid>
         <w:gridCol w:w="7920"/>
       </w:tblGrid>
       <w:tr>
+        <w:trPr>
+          <w:cantSplit/>
+        </w:trPr>
         <w:tc>
-          <w:tcPr/>
-          <w:bookmarkStart w:id="40" w:name="fig-exm-weibull-hazards"/>
+          <w:tcPr>
+            <w:tcMar>
+              <w:left w:w="144" w:type="dxa"/>
+            </w:tcMar>
+          </w:tcPr>
           <w:p>
             <w:pPr>
-              <w:pStyle w:val="Compact"/>
-              <w:jc w:val="center"/>
-            </w:pPr>
-            <w:r>
-              <w:drawing>
-                <wp:inline>
-                  <wp:extent cx="4620126" cy="3696101"/>
-                  <wp:effectExtent b="0" l="0" r="0" t="0"/>
-                  <wp:docPr descr="" title="" id="38" name="Picture"/>
-                  <a:graphic>
-                    <a:graphicData uri="http://schemas.openxmlformats.org/drawingml/2006/picture">
-                      <pic:pic>
-                        <pic:nvPicPr>
-                          <pic:cNvPr descr="parametric-survival-models_files/figure-docx/fig-exm-weibull-hazards-1.png" id="39" name="Picture"/>
-                          <pic:cNvPicPr>
-                            <a:picLocks noChangeArrowheads="1" noChangeAspect="1"/>
-                          </pic:cNvPicPr>
-                        </pic:nvPicPr>
-                        <pic:blipFill>
-                          <a:blip r:embed="rId37"/>
-                          <a:stretch>
-                            <a:fillRect/>
-                          </a:stretch>
-                        </pic:blipFill>
-                        <pic:spPr bwMode="auto">
-                          <a:xfrm>
-                            <a:off x="0" y="0"/>
-                            <a:ext cx="4620126" cy="3696101"/>
-                          </a:xfrm>
-                          <a:prstGeom prst="rect">
-                            <a:avLst/>
-                          </a:prstGeom>
-                          <a:noFill/>
-                          <a:ln w="9525">
-                            <a:noFill/>
-                            <a:headEnd/>
-                            <a:tailEnd/>
-                          </a:ln>
-                        </pic:spPr>
-                      </pic:pic>
-                    </a:graphicData>
-                  </a:graphic>
-                </wp:inline>
-              </w:drawing>
-            </w:r>
-          </w:p>
-          <w:p>
-            <w:pPr>
-              <w:jc w:val="center"/>
+              <w:pStyle w:val="FirstParagraph"/>
             </w:pPr>
             <w:pPr>
-              <w:jc w:val="left"/>
-              <w:spacing w:before="200"/>
-              <w:pStyle w:val="ImageCaption"/>
+              <w:spacing w:before="16" w:after="64"/>
             </w:pPr>
-            <w:r>
-              <w:t xml:space="preserve">Figure 1: Hazard functions for Weibull distribution</w:t>
-            </w:r>
           </w:p>
-          <w:bookmarkEnd w:id="40"/>
+          <w:tbl>
+            <w:tblPr>
+              <w:tblStyle w:val="Table"/>
+              <w:tblW w:type="pct" w:w="5000"/>
+              <w:tblLayout w:type="fixed"/>
+              <w:tblLook w:firstRow="0" w:lastRow="0" w:firstColumn="0" w:lastColumn="0" w:noHBand="0" w:noVBand="0" w:val="0000"/>
+            </w:tblPr>
+            <w:tblGrid>
+              <w:gridCol w:w="7920"/>
+            </w:tblGrid>
+            <w:tr>
+              <w:tc>
+                <w:tcPr/>
+                <w:bookmarkStart w:id="40" w:name="fig-exm-weibull-hazards"/>
+                <w:p>
+                  <w:pPr>
+                    <w:pStyle w:val="Compact"/>
+                    <w:jc w:val="center"/>
+                  </w:pPr>
+                  <w:r>
+                    <w:drawing>
+                      <wp:inline>
+                        <wp:extent cx="4620126" cy="3696101"/>
+                        <wp:effectExtent b="0" l="0" r="0" t="0"/>
+                        <wp:docPr descr="" title="" id="38" name="Picture"/>
+                        <a:graphic>
+                          <a:graphicData uri="http://schemas.openxmlformats.org/drawingml/2006/picture">
+                            <pic:pic>
+                              <pic:nvPicPr>
+                                <pic:cNvPr descr="parametric-survival-models_files/figure-docx/fig-exm-weibull-hazards-1.png" id="39" name="Picture"/>
+                                <pic:cNvPicPr>
+                                  <a:picLocks noChangeArrowheads="1" noChangeAspect="1"/>
+                                </pic:cNvPicPr>
+                              </pic:nvPicPr>
+                              <pic:blipFill>
+                                <a:blip r:embed="rId37"/>
+                                <a:stretch>
+                                  <a:fillRect/>
+                                </a:stretch>
+                              </pic:blipFill>
+                              <pic:spPr bwMode="auto">
+                                <a:xfrm>
+                                  <a:off x="0" y="0"/>
+                                  <a:ext cx="4620126" cy="3696101"/>
+                                </a:xfrm>
+                                <a:prstGeom prst="rect">
+                                  <a:avLst/>
+                                </a:prstGeom>
+                                <a:noFill/>
+                                <a:ln w="9525">
+                                  <a:noFill/>
+                                  <a:headEnd/>
+                                  <a:tailEnd/>
+                                </a:ln>
+                              </pic:spPr>
+                            </pic:pic>
+                          </a:graphicData>
+                        </a:graphic>
+                      </wp:inline>
+                    </w:drawing>
+                  </w:r>
+                </w:p>
+                <w:p>
+                  <w:pPr>
+                    <w:jc w:val="center"/>
+                  </w:pPr>
+                  <w:pPr>
+                    <w:jc w:val="left"/>
+                    <w:spacing w:before="200"/>
+                    <w:pStyle w:val="ImageCaption"/>
+                  </w:pPr>
+                  <w:r>
+                    <w:t xml:space="preserve">Figure 1: Hazard functions for Weibull distribution</w:t>
+                  </w:r>
+                </w:p>
+                <w:bookmarkEnd w:id="40"/>
+              </w:tc>
+            </w:tr>
+          </w:tbl>
         </w:tc>
       </w:tr>
     </w:tbl>
@@ -17225,79 +17205,116 @@
     <w:tbl>
       <w:tblPr>
         <w:tblStyle w:val="Table"/>
-        <w:tblW w:type="pct" w:w="5000"/>
-        <w:tblLayout w:type="fixed"/>
+        <w:tblInd w:w="164" w:type="dxa"/>
+        <w:tblBorders>
+          <w:left w:val="single" w:sz="24" w:space="0" w:color="909090"/>
+        </w:tblBorders>
+        <w:tblCellMar>
+          <w:left w:w="0" w:type="dxa"/>
+          <w:right w:w="0" w:type="dxa"/>
+        </w:tblCellMar>
         <w:tblLook w:firstRow="0" w:lastRow="0" w:firstColumn="0" w:lastColumn="0" w:noHBand="0" w:noVBand="0" w:val="0000"/>
       </w:tblPr>
       <w:tblGrid>
         <w:gridCol w:w="7920"/>
       </w:tblGrid>
       <w:tr>
+        <w:trPr>
+          <w:cantSplit/>
+        </w:trPr>
         <w:tc>
-          <w:tcPr/>
-          <w:bookmarkStart w:id="44" w:name="fig-surv-weibull"/>
+          <w:tcPr>
+            <w:tcMar>
+              <w:left w:w="144" w:type="dxa"/>
+            </w:tcMar>
+          </w:tcPr>
           <w:p>
             <w:pPr>
-              <w:pStyle w:val="Compact"/>
-              <w:jc w:val="center"/>
-            </w:pPr>
-            <w:r>
-              <w:drawing>
-                <wp:inline>
-                  <wp:extent cx="4620126" cy="3696101"/>
-                  <wp:effectExtent b="0" l="0" r="0" t="0"/>
-                  <wp:docPr descr="" title="" id="42" name="Picture"/>
-                  <a:graphic>
-                    <a:graphicData uri="http://schemas.openxmlformats.org/drawingml/2006/picture">
-                      <pic:pic>
-                        <pic:nvPicPr>
-                          <pic:cNvPr descr="parametric-survival-models_files/figure-docx/fig-surv-weibull-1.png" id="43" name="Picture"/>
-                          <pic:cNvPicPr>
-                            <a:picLocks noChangeArrowheads="1" noChangeAspect="1"/>
-                          </pic:cNvPicPr>
-                        </pic:nvPicPr>
-                        <pic:blipFill>
-                          <a:blip r:embed="rId41"/>
-                          <a:stretch>
-                            <a:fillRect/>
-                          </a:stretch>
-                        </pic:blipFill>
-                        <pic:spPr bwMode="auto">
-                          <a:xfrm>
-                            <a:off x="0" y="0"/>
-                            <a:ext cx="4620126" cy="3696101"/>
-                          </a:xfrm>
-                          <a:prstGeom prst="rect">
-                            <a:avLst/>
-                          </a:prstGeom>
-                          <a:noFill/>
-                          <a:ln w="9525">
-                            <a:noFill/>
-                            <a:headEnd/>
-                            <a:tailEnd/>
-                          </a:ln>
-                        </pic:spPr>
-                      </pic:pic>
-                    </a:graphicData>
-                  </a:graphic>
-                </wp:inline>
-              </w:drawing>
-            </w:r>
-          </w:p>
-          <w:p>
-            <w:pPr>
-              <w:jc w:val="center"/>
+              <w:pStyle w:val="FirstParagraph"/>
             </w:pPr>
             <w:pPr>
-              <w:jc w:val="left"/>
-              <w:spacing w:before="200"/>
-              <w:pStyle w:val="ImageCaption"/>
+              <w:spacing w:before="16" w:after="64"/>
             </w:pPr>
-            <w:r>
-              <w:t xml:space="preserve">Figure 2: Survival functions for Weibull distribution</w:t>
-            </w:r>
           </w:p>
-          <w:bookmarkEnd w:id="44"/>
+          <w:tbl>
+            <w:tblPr>
+              <w:tblStyle w:val="Table"/>
+              <w:tblW w:type="pct" w:w="5000"/>
+              <w:tblLayout w:type="fixed"/>
+              <w:tblLook w:firstRow="0" w:lastRow="0" w:firstColumn="0" w:lastColumn="0" w:noHBand="0" w:noVBand="0" w:val="0000"/>
+            </w:tblPr>
+            <w:tblGrid>
+              <w:gridCol w:w="7920"/>
+            </w:tblGrid>
+            <w:tr>
+              <w:tc>
+                <w:tcPr/>
+                <w:bookmarkStart w:id="44" w:name="fig-surv-weibull"/>
+                <w:p>
+                  <w:pPr>
+                    <w:pStyle w:val="Compact"/>
+                    <w:jc w:val="center"/>
+                  </w:pPr>
+                  <w:r>
+                    <w:drawing>
+                      <wp:inline>
+                        <wp:extent cx="4620126" cy="3696101"/>
+                        <wp:effectExtent b="0" l="0" r="0" t="0"/>
+                        <wp:docPr descr="" title="" id="42" name="Picture"/>
+                        <a:graphic>
+                          <a:graphicData uri="http://schemas.openxmlformats.org/drawingml/2006/picture">
+                            <pic:pic>
+                              <pic:nvPicPr>
+                                <pic:cNvPr descr="parametric-survival-models_files/figure-docx/fig-surv-weibull-1.png" id="43" name="Picture"/>
+                                <pic:cNvPicPr>
+                                  <a:picLocks noChangeArrowheads="1" noChangeAspect="1"/>
+                                </pic:cNvPicPr>
+                              </pic:nvPicPr>
+                              <pic:blipFill>
+                                <a:blip r:embed="rId41"/>
+                                <a:stretch>
+                                  <a:fillRect/>
+                                </a:stretch>
+                              </pic:blipFill>
+                              <pic:spPr bwMode="auto">
+                                <a:xfrm>
+                                  <a:off x="0" y="0"/>
+                                  <a:ext cx="4620126" cy="3696101"/>
+                                </a:xfrm>
+                                <a:prstGeom prst="rect">
+                                  <a:avLst/>
+                                </a:prstGeom>
+                                <a:noFill/>
+                                <a:ln w="9525">
+                                  <a:noFill/>
+                                  <a:headEnd/>
+                                  <a:tailEnd/>
+                                </a:ln>
+                              </pic:spPr>
+                            </pic:pic>
+                          </a:graphicData>
+                        </a:graphic>
+                      </wp:inline>
+                    </w:drawing>
+                  </w:r>
+                </w:p>
+                <w:p>
+                  <w:pPr>
+                    <w:jc w:val="center"/>
+                  </w:pPr>
+                  <w:pPr>
+                    <w:jc w:val="left"/>
+                    <w:spacing w:before="200"/>
+                    <w:pStyle w:val="ImageCaption"/>
+                  </w:pPr>
+                  <w:r>
+                    <w:t xml:space="preserve">Figure 2: Survival functions for Weibull distribution</w:t>
+                  </w:r>
+                </w:p>
+                <w:bookmarkEnd w:id="44"/>
+              </w:tc>
+            </w:tr>
+          </w:tbl>
         </w:tc>
       </w:tr>
     </w:tbl>
@@ -17527,29 +17544,27 @@
     <w:tbl>
       <w:tblPr>
         <w:tblStyle w:val="Table"/>
-        <w:tblLook w:firstRow="0" w:lastRow="0" w:firstColumn="0" w:lastColumn="0" w:noHBand="0" w:noVBand="0" w:val="0000"/>
+        <w:tblInd w:w="164" w:type="dxa"/>
         <w:tblBorders>
-          <w:top w:val="single" w:sz="4" w:space="0" w:color="909090"/>
           <w:left w:val="single" w:sz="24" w:space="0" w:color="909090"/>
-          <w:bottom w:val="single" w:sz="4" w:space="0" w:color="909090"/>
-          <w:right w:val="single" w:sz="4" w:space="0" w:color="909090"/>
         </w:tblBorders>
         <w:tblCellMar>
-          <w:left w:w="144" w:type="dxa"/>
-          <w:right w:w="144" w:type="dxa"/>
+          <w:left w:w="0" w:type="dxa"/>
+          <w:right w:w="0" w:type="dxa"/>
         </w:tblCellMar>
         <w:tblLook w:firstRow="0" w:lastRow="0" w:firstColumn="0" w:lastColumn="0" w:noHBand="0" w:noVBand="0" w:val="0000"/>
       </w:tblPr>
+      <w:tblGrid>
+        <w:gridCol w:w="7920"/>
+      </w:tblGrid>
       <w:tr>
         <w:trPr>
           <w:cantSplit/>
         </w:trPr>
         <w:tc>
           <w:tcPr>
-            <w:shd w:color="auto" w:fill="e6e6e6" w:val="clear"/>
             <w:tcMar>
-              <w:top w:w="92" w:type="dxa"/>
-              <w:bottom w:w="92" w:type="dxa"/>
+              <w:left w:w="144" w:type="dxa"/>
             </w:tcMar>
           </w:tcPr>
           <w:p>
@@ -17557,25 +17572,9 @@
               <w:pStyle w:val="FirstParagraph"/>
             </w:pPr>
             <w:pPr>
-              <w:spacing w:before="16" w:after="16"/>
+              <w:spacing w:before="16" w:after="64"/>
             </w:pPr>
-            <w:r>
-              <w:t xml:space="preserve">Exm</w:t>
-            </w:r>
           </w:p>
-        </w:tc>
-      </w:tr>
-      <w:tr>
-        <w:trPr>
-          <w:cantSplit/>
-        </w:trPr>
-        <w:tc>
-          <w:tcPr>
-            <w:tcMar>
-              <w:top w:w="108" w:type="dxa"/>
-              <w:bottom w:w="108" w:type="dxa"/>
-            </w:tcMar>
-          </w:tcPr>
           <w:bookmarkStart w:id="51" w:name="exm-exp-reg"/>
           <w:p>
             <w:pPr>
@@ -18446,7 +18445,6 @@
             </w:r>
           </w:p>
           <w:bookmarkEnd w:id="51"/>
-          <w:p/>
         </w:tc>
       </w:tr>
     </w:tbl>
@@ -19020,29 +19018,27 @@
     <w:tbl>
       <w:tblPr>
         <w:tblStyle w:val="Table"/>
-        <w:tblLook w:firstRow="0" w:lastRow="0" w:firstColumn="0" w:lastColumn="0" w:noHBand="0" w:noVBand="0" w:val="0000"/>
+        <w:tblInd w:w="164" w:type="dxa"/>
         <w:tblBorders>
-          <w:top w:val="single" w:sz="4" w:space="0" w:color="909090"/>
           <w:left w:val="single" w:sz="24" w:space="0" w:color="909090"/>
-          <w:bottom w:val="single" w:sz="4" w:space="0" w:color="909090"/>
-          <w:right w:val="single" w:sz="4" w:space="0" w:color="909090"/>
         </w:tblBorders>
         <w:tblCellMar>
-          <w:left w:w="144" w:type="dxa"/>
-          <w:right w:w="144" w:type="dxa"/>
+          <w:left w:w="0" w:type="dxa"/>
+          <w:right w:w="0" w:type="dxa"/>
         </w:tblCellMar>
         <w:tblLook w:firstRow="0" w:lastRow="0" w:firstColumn="0" w:lastColumn="0" w:noHBand="0" w:noVBand="0" w:val="0000"/>
       </w:tblPr>
+      <w:tblGrid>
+        <w:gridCol w:w="7920"/>
+      </w:tblGrid>
       <w:tr>
         <w:trPr>
           <w:cantSplit/>
         </w:trPr>
         <w:tc>
           <w:tcPr>
-            <w:shd w:color="auto" w:fill="e6e6e6" w:val="clear"/>
             <w:tcMar>
-              <w:top w:w="92" w:type="dxa"/>
-              <w:bottom w:w="92" w:type="dxa"/>
+              <w:left w:w="144" w:type="dxa"/>
             </w:tcMar>
           </w:tcPr>
           <w:p>
@@ -19050,25 +19046,9 @@
               <w:pStyle w:val="FirstParagraph"/>
             </w:pPr>
             <w:pPr>
-              <w:spacing w:before="16" w:after="16"/>
+              <w:spacing w:before="16" w:after="64"/>
             </w:pPr>
-            <w:r>
-              <w:t xml:space="preserve">Exm</w:t>
-            </w:r>
           </w:p>
-        </w:tc>
-      </w:tr>
-      <w:tr>
-        <w:trPr>
-          <w:cantSplit/>
-        </w:trPr>
-        <w:tc>
-          <w:tcPr>
-            <w:tcMar>
-              <w:top w:w="108" w:type="dxa"/>
-              <w:bottom w:w="108" w:type="dxa"/>
-            </w:tcMar>
-          </w:tcPr>
           <w:bookmarkStart w:id="61" w:name="exm-acceleration-factor"/>
           <w:p>
             <w:pPr>
@@ -19201,7 +19181,6 @@
             </w:r>
           </w:p>
           <w:bookmarkEnd w:id="61"/>
-          <w:p/>
         </w:tc>
       </w:tr>
     </w:tbl>
@@ -19450,29 +19429,27 @@
     <w:tbl>
       <w:tblPr>
         <w:tblStyle w:val="Table"/>
-        <w:tblLook w:firstRow="0" w:lastRow="0" w:firstColumn="0" w:lastColumn="0" w:noHBand="0" w:noVBand="0" w:val="0000"/>
+        <w:tblInd w:w="164" w:type="dxa"/>
         <w:tblBorders>
-          <w:top w:val="single" w:sz="4" w:space="0" w:color="909090"/>
           <w:left w:val="single" w:sz="24" w:space="0" w:color="909090"/>
-          <w:bottom w:val="single" w:sz="4" w:space="0" w:color="909090"/>
-          <w:right w:val="single" w:sz="4" w:space="0" w:color="909090"/>
         </w:tblBorders>
         <w:tblCellMar>
-          <w:left w:w="144" w:type="dxa"/>
-          <w:right w:w="144" w:type="dxa"/>
+          <w:left w:w="0" w:type="dxa"/>
+          <w:right w:w="0" w:type="dxa"/>
         </w:tblCellMar>
         <w:tblLook w:firstRow="0" w:lastRow="0" w:firstColumn="0" w:lastColumn="0" w:noHBand="0" w:noVBand="0" w:val="0000"/>
       </w:tblPr>
+      <w:tblGrid>
+        <w:gridCol w:w="7920"/>
+      </w:tblGrid>
       <w:tr>
         <w:trPr>
           <w:cantSplit/>
         </w:trPr>
         <w:tc>
           <w:tcPr>
-            <w:shd w:color="auto" w:fill="e6e6e6" w:val="clear"/>
             <w:tcMar>
-              <w:top w:w="92" w:type="dxa"/>
-              <w:bottom w:w="92" w:type="dxa"/>
+              <w:left w:w="144" w:type="dxa"/>
             </w:tcMar>
           </w:tcPr>
           <w:p>
@@ -19480,25 +19457,9 @@
               <w:pStyle w:val="BodyText"/>
             </w:pPr>
             <w:pPr>
-              <w:spacing w:before="16" w:after="16"/>
+              <w:spacing w:before="16" w:after="64"/>
             </w:pPr>
-            <w:r>
-              <w:t xml:space="preserve">Exm</w:t>
-            </w:r>
           </w:p>
-        </w:tc>
-      </w:tr>
-      <w:tr>
-        <w:trPr>
-          <w:cantSplit/>
-        </w:trPr>
-        <w:tc>
-          <w:tcPr>
-            <w:tcMar>
-              <w:top w:w="108" w:type="dxa"/>
-              <w:bottom w:w="108" w:type="dxa"/>
-            </w:tcMar>
-          </w:tcPr>
           <w:bookmarkStart w:id="65" w:name="exm-aft"/>
           <w:p>
             <w:pPr>
@@ -19716,7 +19677,6 @@
             </w:r>
           </w:p>
           <w:bookmarkEnd w:id="65"/>
-          <w:p/>
         </w:tc>
       </w:tr>
     </w:tbl>
@@ -20216,29 +20176,27 @@
     <w:tbl>
       <w:tblPr>
         <w:tblStyle w:val="Table"/>
-        <w:tblLook w:firstRow="0" w:lastRow="0" w:firstColumn="0" w:lastColumn="0" w:noHBand="0" w:noVBand="0" w:val="0000"/>
+        <w:tblInd w:w="164" w:type="dxa"/>
         <w:tblBorders>
-          <w:top w:val="single" w:sz="4" w:space="0" w:color="909090"/>
           <w:left w:val="single" w:sz="24" w:space="0" w:color="909090"/>
-          <w:bottom w:val="single" w:sz="4" w:space="0" w:color="909090"/>
-          <w:right w:val="single" w:sz="4" w:space="0" w:color="909090"/>
         </w:tblBorders>
         <w:tblCellMar>
-          <w:left w:w="144" w:type="dxa"/>
-          <w:right w:w="144" w:type="dxa"/>
+          <w:left w:w="0" w:type="dxa"/>
+          <w:right w:w="0" w:type="dxa"/>
         </w:tblCellMar>
         <w:tblLook w:firstRow="0" w:lastRow="0" w:firstColumn="0" w:lastColumn="0" w:noHBand="0" w:noVBand="0" w:val="0000"/>
       </w:tblPr>
+      <w:tblGrid>
+        <w:gridCol w:w="7920"/>
+      </w:tblGrid>
       <w:tr>
         <w:trPr>
           <w:cantSplit/>
         </w:trPr>
         <w:tc>
           <w:tcPr>
-            <w:shd w:color="auto" w:fill="e6e6e6" w:val="clear"/>
             <w:tcMar>
-              <w:top w:w="92" w:type="dxa"/>
-              <w:bottom w:w="92" w:type="dxa"/>
+              <w:left w:w="144" w:type="dxa"/>
             </w:tcMar>
           </w:tcPr>
           <w:p>
@@ -20246,25 +20204,9 @@
               <w:pStyle w:val="FirstParagraph"/>
             </w:pPr>
             <w:pPr>
-              <w:spacing w:before="16" w:after="16"/>
+              <w:spacing w:before="16" w:after="64"/>
             </w:pPr>
-            <w:r>
-              <w:t xml:space="preserve">Exm</w:t>
-            </w:r>
           </w:p>
-        </w:tc>
-      </w:tr>
-      <w:tr>
-        <w:trPr>
-          <w:cantSplit/>
-        </w:trPr>
-        <w:tc>
-          <w:tcPr>
-            <w:tcMar>
-              <w:top w:w="108" w:type="dxa"/>
-              <w:bottom w:w="108" w:type="dxa"/>
-            </w:tcMar>
-          </w:tcPr>
           <w:bookmarkStart w:id="67" w:name="exm-aft-quantiles"/>
           <w:p>
             <w:pPr>
@@ -21018,7 +20960,6 @@
             </w:r>
           </w:p>
           <w:bookmarkEnd w:id="67"/>
-          <w:p/>
         </w:tc>
       </w:tr>
     </w:tbl>
@@ -22753,29 +22694,27 @@
     <w:tbl>
       <w:tblPr>
         <w:tblStyle w:val="Table"/>
-        <w:tblLook w:firstRow="0" w:lastRow="0" w:firstColumn="0" w:lastColumn="0" w:noHBand="0" w:noVBand="0" w:val="0000"/>
+        <w:tblInd w:w="164" w:type="dxa"/>
         <w:tblBorders>
-          <w:top w:val="single" w:sz="4" w:space="0" w:color="909090"/>
           <w:left w:val="single" w:sz="24" w:space="0" w:color="909090"/>
-          <w:bottom w:val="single" w:sz="4" w:space="0" w:color="909090"/>
-          <w:right w:val="single" w:sz="4" w:space="0" w:color="909090"/>
         </w:tblBorders>
         <w:tblCellMar>
-          <w:left w:w="144" w:type="dxa"/>
-          <w:right w:w="144" w:type="dxa"/>
+          <w:left w:w="0" w:type="dxa"/>
+          <w:right w:w="0" w:type="dxa"/>
         </w:tblCellMar>
         <w:tblLook w:firstRow="0" w:lastRow="0" w:firstColumn="0" w:lastColumn="0" w:noHBand="0" w:noVBand="0" w:val="0000"/>
       </w:tblPr>
+      <w:tblGrid>
+        <w:gridCol w:w="7920"/>
+      </w:tblGrid>
       <w:tr>
         <w:trPr>
           <w:cantSplit/>
         </w:trPr>
         <w:tc>
           <w:tcPr>
-            <w:shd w:color="auto" w:fill="e6e6e6" w:val="clear"/>
             <w:tcMar>
-              <w:top w:w="92" w:type="dxa"/>
-              <w:bottom w:w="92" w:type="dxa"/>
+              <w:left w:w="144" w:type="dxa"/>
             </w:tcMar>
           </w:tcPr>
           <w:p>
@@ -22783,25 +22722,9 @@
               <w:pStyle w:val="FirstParagraph"/>
             </w:pPr>
             <w:pPr>
-              <w:spacing w:before="16" w:after="16"/>
+              <w:spacing w:before="16" w:after="64"/>
             </w:pPr>
-            <w:r>
-              <w:t xml:space="preserve">Exm</w:t>
-            </w:r>
           </w:p>
-        </w:tc>
-      </w:tr>
-      <w:tr>
-        <w:trPr>
-          <w:cantSplit/>
-        </w:trPr>
-        <w:tc>
-          <w:tcPr>
-            <w:tcMar>
-              <w:top w:w="108" w:type="dxa"/>
-              <w:bottom w:w="108" w:type="dxa"/>
-            </w:tcMar>
-          </w:tcPr>
           <w:bookmarkStart w:id="69" w:name="exm-weibull-ph-aft"/>
           <w:p>
             <w:pPr>
@@ -23739,7 +23662,6 @@
             </w:r>
           </w:p>
           <w:bookmarkEnd w:id="69"/>
-          <w:p/>
         </w:tc>
       </w:tr>
     </w:tbl>
@@ -26048,29 +25970,27 @@
     <w:tbl>
       <w:tblPr>
         <w:tblStyle w:val="Table"/>
-        <w:tblLook w:firstRow="0" w:lastRow="0" w:firstColumn="0" w:lastColumn="0" w:noHBand="0" w:noVBand="0" w:val="0000"/>
+        <w:tblInd w:w="164" w:type="dxa"/>
         <w:tblBorders>
-          <w:top w:val="single" w:sz="4" w:space="0" w:color="909090"/>
           <w:left w:val="single" w:sz="24" w:space="0" w:color="909090"/>
-          <w:bottom w:val="single" w:sz="4" w:space="0" w:color="909090"/>
-          <w:right w:val="single" w:sz="4" w:space="0" w:color="909090"/>
         </w:tblBorders>
         <w:tblCellMar>
-          <w:left w:w="144" w:type="dxa"/>
-          <w:right w:w="144" w:type="dxa"/>
+          <w:left w:w="0" w:type="dxa"/>
+          <w:right w:w="0" w:type="dxa"/>
         </w:tblCellMar>
         <w:tblLook w:firstRow="0" w:lastRow="0" w:firstColumn="0" w:lastColumn="0" w:noHBand="0" w:noVBand="0" w:val="0000"/>
       </w:tblPr>
+      <w:tblGrid>
+        <w:gridCol w:w="7920"/>
+      </w:tblGrid>
       <w:tr>
         <w:trPr>
           <w:cantSplit/>
         </w:trPr>
         <w:tc>
           <w:tcPr>
-            <w:shd w:color="auto" w:fill="e6e6e6" w:val="clear"/>
             <w:tcMar>
-              <w:top w:w="92" w:type="dxa"/>
-              <w:bottom w:w="92" w:type="dxa"/>
+              <w:left w:w="144" w:type="dxa"/>
             </w:tcMar>
           </w:tcPr>
           <w:p>
@@ -26078,25 +25998,9 @@
               <w:pStyle w:val="BodyText"/>
             </w:pPr>
             <w:pPr>
-              <w:spacing w:before="16" w:after="16"/>
+              <w:spacing w:before="16" w:after="64"/>
             </w:pPr>
-            <w:r>
-              <w:t xml:space="preserve">Exm</w:t>
-            </w:r>
           </w:p>
-        </w:tc>
-      </w:tr>
-      <w:tr>
-        <w:trPr>
-          <w:cantSplit/>
-        </w:trPr>
-        <w:tc>
-          <w:tcPr>
-            <w:tcMar>
-              <w:top w:w="108" w:type="dxa"/>
-              <w:bottom w:w="108" w:type="dxa"/>
-            </w:tcMar>
-          </w:tcPr>
           <w:bookmarkStart w:id="72" w:name="exm-weibull-log-linear"/>
           <w:p>
             <w:pPr>
@@ -27211,7 +27115,6 @@
             </w:r>
           </w:p>
           <w:bookmarkEnd w:id="72"/>
-          <w:p/>
         </w:tc>
       </w:tr>
     </w:tbl>
@@ -29621,29 +29524,27 @@
     <w:tbl>
       <w:tblPr>
         <w:tblStyle w:val="Table"/>
-        <w:tblLook w:firstRow="0" w:lastRow="0" w:firstColumn="0" w:lastColumn="0" w:noHBand="0" w:noVBand="0" w:val="0000"/>
+        <w:tblInd w:w="164" w:type="dxa"/>
         <w:tblBorders>
-          <w:top w:val="single" w:sz="4" w:space="0" w:color="909090"/>
           <w:left w:val="single" w:sz="24" w:space="0" w:color="909090"/>
-          <w:bottom w:val="single" w:sz="4" w:space="0" w:color="909090"/>
-          <w:right w:val="single" w:sz="4" w:space="0" w:color="909090"/>
         </w:tblBorders>
         <w:tblCellMar>
-          <w:left w:w="144" w:type="dxa"/>
-          <w:right w:w="144" w:type="dxa"/>
+          <w:left w:w="0" w:type="dxa"/>
+          <w:right w:w="0" w:type="dxa"/>
         </w:tblCellMar>
         <w:tblLook w:firstRow="0" w:lastRow="0" w:firstColumn="0" w:lastColumn="0" w:noHBand="0" w:noVBand="0" w:val="0000"/>
       </w:tblPr>
+      <w:tblGrid>
+        <w:gridCol w:w="7920"/>
+      </w:tblGrid>
       <w:tr>
         <w:trPr>
           <w:cantSplit/>
         </w:trPr>
         <w:tc>
           <w:tcPr>
-            <w:shd w:color="auto" w:fill="e6e6e6" w:val="clear"/>
             <w:tcMar>
-              <w:top w:w="92" w:type="dxa"/>
-              <w:bottom w:w="92" w:type="dxa"/>
+              <w:left w:w="144" w:type="dxa"/>
             </w:tcMar>
           </w:tcPr>
           <w:p>
@@ -29651,25 +29552,9 @@
               <w:pStyle w:val="BodyText"/>
             </w:pPr>
             <w:pPr>
-              <w:spacing w:before="16" w:after="16"/>
+              <w:spacing w:before="16" w:after="64"/>
             </w:pPr>
-            <w:r>
-              <w:t xml:space="preserve">Exm</w:t>
-            </w:r>
           </w:p>
-        </w:tc>
-      </w:tr>
-      <w:tr>
-        <w:trPr>
-          <w:cantSplit/>
-        </w:trPr>
-        <w:tc>
-          <w:tcPr>
-            <w:tcMar>
-              <w:top w:w="108" w:type="dxa"/>
-              <w:bottom w:w="108" w:type="dxa"/>
-            </w:tcMar>
-          </w:tcPr>
           <w:bookmarkStart w:id="78" w:name="exm-anderson-exp-mle"/>
           <w:p>
             <w:pPr>
@@ -30554,7 +30439,6 @@
             </w:r>
           </w:p>
           <w:bookmarkEnd w:id="78"/>
-          <w:p/>
         </w:tc>
       </w:tr>
     </w:tbl>

--- a/chapters/parametric-survival-models-handout.docx
+++ b/chapters/parametric-survival-models-handout.docx
@@ -2779,6 +2779,7 @@
             <m:e>
               <m:r>
                 <m:rPr>
+                  <m:scr m:val="double-struck"/>
                   <m:sty m:val="p"/>
                 </m:rPr>
                 <m:t>E</m:t>
@@ -3262,6 +3263,7 @@
               <m:oMath>
                 <m:r>
                   <m:rPr>
+                    <m:scr m:val="double-struck"/>
                     <m:sty m:val="p"/>
                   </m:rPr>
                   <m:t>P</m:t>
@@ -3325,6 +3327,7 @@
                 </m:r>
                 <m:r>
                   <m:rPr>
+                    <m:scr m:val="double-struck"/>
                     <m:sty m:val="p"/>
                   </m:rPr>
                   <m:t>P</m:t>
@@ -3454,6 +3457,7 @@
                   <m:e>
                     <m:r>
                       <m:rPr>
+                        <m:scr m:val="double-struck"/>
                         <m:sty m:val="p"/>
                       </m:rPr>
                       <m:t>P</m:t>
@@ -3525,6 +3529,7 @@
                       <m:num>
                         <m:r>
                           <m:rPr>
+                            <m:scr m:val="double-struck"/>
                             <m:sty m:val="p"/>
                           </m:rPr>
                           <m:t>P</m:t>
@@ -3587,6 +3592,7 @@
                       <m:den>
                         <m:r>
                           <m:rPr>
+                            <m:scr m:val="double-struck"/>
                             <m:sty m:val="p"/>
                           </m:rPr>
                           <m:t>P</m:t>
@@ -3648,6 +3654,7 @@
                       <m:num>
                         <m:r>
                           <m:rPr>
+                            <m:scr m:val="double-struck"/>
                             <m:sty m:val="p"/>
                           </m:rPr>
                           <m:t>P</m:t>
@@ -3689,6 +3696,7 @@
                       <m:den>
                         <m:r>
                           <m:rPr>
+                            <m:scr m:val="double-struck"/>
                             <m:sty m:val="p"/>
                           </m:rPr>
                           <m:t>P</m:t>
@@ -4124,6 +4132,7 @@
                     </m:r>
                     <m:r>
                       <m:rPr>
+                        <m:scr m:val="double-struck"/>
                         <m:sty m:val="p"/>
                       </m:rPr>
                       <m:t>P</m:t>
@@ -4335,6 +4344,7 @@
                   <m:e>
                     <m:r>
                       <m:rPr>
+                        <m:scr m:val="double-struck"/>
                         <m:sty m:val="p"/>
                       </m:rPr>
                       <m:t>P</m:t>
@@ -4642,6 +4652,7 @@
             <m:oMath>
               <m:r>
                 <m:rPr>
+                  <m:scr m:val="double-struck"/>
                   <m:sty m:val="p"/>
                 </m:rPr>
                 <m:t>P</m:t>
@@ -4975,6 +4986,7 @@
                   <m:e>
                     <m:r>
                       <m:rPr>
+                        <m:scr m:val="double-struck"/>
                         <m:sty m:val="p"/>
                       </m:rPr>
                       <m:t>P</m:t>
@@ -5443,6 +5455,7 @@
             <m:oMath>
               <m:r>
                 <m:rPr>
+                  <m:scr m:val="double-struck"/>
                   <m:sty m:val="p"/>
                 </m:rPr>
                 <m:t>P</m:t>
@@ -7444,6 +7457,7 @@
             <m:e>
               <m:r>
                 <m:rPr>
+                  <m:scr m:val="double-struck"/>
                   <m:sty m:val="p"/>
                 </m:rPr>
                 <m:t>E</m:t>
@@ -17531,7 +17545,7 @@
             <w:bookmarkStart w:id="49" w:name="eq-exp-reg-haz"/>
             <w:r>
               <w:t xml:space="preserve">$$
-    {\lambda}(t \mid \mathord{\smash[b]{\underset{\raise.3ex\hbox{$\scriptstyle\sim$}}{x}}\vphantom{x}}) \stackrel{\text{def}}{=}\operatorname{exp}\mathopen{}\left\{\eta(\mathord{\smash[b]{\underset{\raise.3ex\hbox{$\scriptstyle\sim$}}{x}}\vphantom{x}})\right\}\mathclose{},
+    {\lambda}(t \mid \mathord{\smash[b]{\underset{\raise.3ex\hbox{$\scriptstyle\sim$}}{x}}\vphantom{x}}) \stackrel{\text{def}}{=}{\operatorname{exp}\mathopen{}\left\{\eta(\mathord{\smash[b]{\underset{\raise.3ex\hbox{$\scriptstyle\sim$}}{x}}\vphantom{x}})\right\}\mathclose{}},
     \quad \eta(\mathord{\smash[b]{\underset{\raise.3ex\hbox{$\scriptstyle\sim$}}{x}}\vphantom{x}}) \stackrel{\text{def}}{=}\mathord{\smash[b]{\underset{\raise.3ex\hbox{$\scriptstyle\sim$}}{x}}\vphantom{x}}\cdot \mathord{\smash[b]{\underset{\raise.3ex\hbox{$\scriptstyle\sim$}}{\beta}}\vphantom{\beta}}= \beta_0 + \beta_1 x_1 + \dots + \beta_p x_p
      \qquad(1)$$</w:t>
             </w:r>
@@ -18510,9 +18524,9 @@
         <w:t xml:space="preserve">$$
     \begin{aligned}
     {\lambda}_0(t) &amp;\stackrel{\text{def}}{=}{\lambda}(t \mid \mathord{\smash[b]{\underset{\raise.3ex\hbox{$\scriptstyle\sim$}}{0}}\vphantom{0}}) &amp;&amp; \text{(baseline hazard rate definition at $\mathord{\smash[b]{\underset{\raise.3ex\hbox{$\scriptstyle\sim$}}{x}}\vphantom{x}}= \mathord{\smash[b]{\underset{\raise.3ex\hbox{$\scriptstyle\sim$}}{0}}\vphantom{0}}$)} \\
-    &amp;= \operatorname{exp}\mathopen{}\left\{\eta(\mathord{\smash[b]{\underset{\raise.3ex\hbox{$\scriptstyle\sim$}}{0}}\vphantom{0}})\right\}\mathclose{} &amp;&amp; \text{(substituting $\mathord{\smash[b]{\underset{\raise.3ex\hbox{$\scriptstyle\sim$}}{x}}\vphantom{x}}= \mathord{\smash[b]{\underset{\raise.3ex\hbox{$\scriptstyle\sim$}}{0}}\vphantom{0}}$ into hazard function)} \\
-    &amp;= \operatorname{exp}\mathopen{}\left\{\beta_0 + (\beta_1 \cdot 0 + \dots + \beta_p \cdot 0)\right\}\mathclose{} &amp;&amp; \text{(evaluating linear predictor at zero vector)} \\
-    &amp;= \operatorname{exp}\mathopen{}\left\{\beta_0\right\}\mathclose{} &amp;&amp; \text{(simplifying exponent)}
+    &amp;= {\operatorname{exp}\mathopen{}\left\{\eta(\mathord{\smash[b]{\underset{\raise.3ex\hbox{$\scriptstyle\sim$}}{0}}\vphantom{0}})\right\}\mathclose{}} &amp;&amp; \text{(substituting $\mathord{\smash[b]{\underset{\raise.3ex\hbox{$\scriptstyle\sim$}}{x}}\vphantom{x}}= \mathord{\smash[b]{\underset{\raise.3ex\hbox{$\scriptstyle\sim$}}{0}}\vphantom{0}}$ into hazard function)} \\
+    &amp;= {\operatorname{exp}\mathopen{}\left\{\beta_0 + (\beta_1 \cdot 0 + \dots + \beta_p \cdot 0)\right\}\mathclose{}} &amp;&amp; \text{(evaluating linear predictor at zero vector)} \\
+    &amp;= {\operatorname{exp}\mathopen{}\left\{\beta_0\right\}\mathclose{}} &amp;&amp; \text{(simplifying exponent)}
     \end{aligned}
     $$</w:t>
       </w:r>
@@ -18722,9 +18736,9 @@
         <w:t xml:space="preserve">$$
     \begin{aligned}
     \text{ϙ}_{{\lambda}}(t \mid \mathord{\smash[b]{\underset{\raise.3ex\hbox{$\scriptstyle\sim$}}{x}}\vphantom{x}}: \mathord{{\mathord{\smash[b]{\underset{\raise.3ex\hbox{$\scriptstyle\sim$}}{x}}\vphantom{x}}^*}}) &amp;\stackrel{\text{def}}{=}\frac{{\lambda}(t \mid \mathord{\smash[b]{\underset{\raise.3ex\hbox{$\scriptstyle\sim$}}{x}}\vphantom{x}})}{{\lambda}(t \mid \mathord{{\mathord{\smash[b]{\underset{\raise.3ex\hbox{$\scriptstyle\sim$}}{x}}\vphantom{x}}^*}})} &amp;&amp; \text{(hazard ratio definition)} \\
-    &amp;= \frac{\operatorname{exp}\mathopen{}\left\{\eta(\mathord{\smash[b]{\underset{\raise.3ex\hbox{$\scriptstyle\sim$}}{x}}\vphantom{x}})\right\}\mathclose{}}{\operatorname{exp}\mathopen{}\left\{\eta(\mathord{{\mathord{\smash[b]{\underset{\raise.3ex\hbox{$\scriptstyle\sim$}}{x}}\vphantom{x}}^*}})\right\}\mathclose{}} &amp;&amp; \text{(substituting exponential regression hazard rates)} \\
-    &amp;= \operatorname{exp}\mathopen{}\left\{\eta(\mathord{\smash[b]{\underset{\raise.3ex\hbox{$\scriptstyle\sim$}}{x}}\vphantom{x}}) - \eta(\mathord{{\mathord{\smash[b]{\underset{\raise.3ex\hbox{$\scriptstyle\sim$}}{x}}\vphantom{x}}^*}})\right\}\mathclose{} &amp;&amp; \text{(applying quotient rule for exponentials)} \\
-    &amp;= \operatorname{exp}\mathopen{}\left\{(\mathord{\smash[b]{\underset{\raise.3ex\hbox{$\scriptstyle\sim$}}{x}}\vphantom{x}}- \mathord{{\mathord{\smash[b]{\underset{\raise.3ex\hbox{$\scriptstyle\sim$}}{x}}\vphantom{x}}^*}}) \cdot \mathord{\smash[b]{\underset{\raise.3ex\hbox{$\scriptstyle\sim$}}{\beta}}\vphantom{\beta}}\right\}\mathclose{} &amp;&amp; \text{(expressing difference in linear predictors)}
+    &amp;= \frac{{\operatorname{exp}\mathopen{}\left\{\eta(\mathord{\smash[b]{\underset{\raise.3ex\hbox{$\scriptstyle\sim$}}{x}}\vphantom{x}})\right\}\mathclose{}}}{{\operatorname{exp}\mathopen{}\left\{\eta(\mathord{{\mathord{\smash[b]{\underset{\raise.3ex\hbox{$\scriptstyle\sim$}}{x}}\vphantom{x}}^*}})\right\}\mathclose{}}} &amp;&amp; \text{(substituting exponential regression hazard rates)} \\
+    &amp;= {\operatorname{exp}\mathopen{}\left\{\eta(\mathord{\smash[b]{\underset{\raise.3ex\hbox{$\scriptstyle\sim$}}{x}}\vphantom{x}}) - \eta(\mathord{{\mathord{\smash[b]{\underset{\raise.3ex\hbox{$\scriptstyle\sim$}}{x}}\vphantom{x}}^*}})\right\}\mathclose{}} &amp;&amp; \text{(applying quotient rule for exponentials)} \\
+    &amp;= {\operatorname{exp}\mathopen{}\left\{(\mathord{\smash[b]{\underset{\raise.3ex\hbox{$\scriptstyle\sim$}}{x}}\vphantom{x}}- \mathord{{\mathord{\smash[b]{\underset{\raise.3ex\hbox{$\scriptstyle\sim$}}{x}}\vphantom{x}}^*}}) \cdot \mathord{\smash[b]{\underset{\raise.3ex\hbox{$\scriptstyle\sim$}}{\beta}}\vphantom{\beta}}\right\}\mathclose{}} &amp;&amp; \text{(expressing difference in linear predictors)}
     \end{aligned}
     $$</w:t>
       </w:r>
@@ -18811,9 +18825,9 @@
     {\Lambda}(t \mid \mathord{\smash[b]{\underset{\raise.3ex\hbox{$\scriptstyle\sim$}}{x}}\vphantom{x}}) &amp;\stackrel{\text{def}}{=}\int_{0}^{t} {\lambda}(u \mid \mathord{\smash[b]{\underset{\raise.3ex\hbox{$\scriptstyle\sim$}}{x}}\vphantom{x}}) du &amp;&amp; \text{(cumulative hazard function definition)} \\
     &amp;= \int_{0}^{t} {\lambda}_0(u) \cdot \theta_{{\lambda}}(\mathord{\smash[b]{\underset{\raise.3ex\hbox{$\scriptstyle\sim$}}{x}}\vphantom{x}}) du &amp;&amp; \text{(substituting proportional hazard rate)} \\
     &amp;= \theta_{{\lambda}}(\mathord{\smash[b]{\underset{\raise.3ex\hbox{$\scriptstyle\sim$}}{x}}\vphantom{x}}) \cdot {\Lambda}_0(t) &amp;&amp; \text{(factoring constant hazard multiplier out of integral)} \\
-    \operatorname{S}(t \mid \mathord{\smash[b]{\underset{\raise.3ex\hbox{$\scriptstyle\sim$}}{x}}\vphantom{x}}) &amp;\stackrel{\text{def}}{=}\operatorname{exp}\mathopen{}\left\{-{\Lambda}(t \mid \mathord{\smash[b]{\underset{\raise.3ex\hbox{$\scriptstyle\sim$}}{x}}\vphantom{x}})\right\}\mathclose{} &amp;&amp; \text{(survival function in terms of cumulative hazard)} \\
-    &amp;= \operatorname{exp}\mathopen{}\left\{-\theta_{{\lambda}}(\mathord{\smash[b]{\underset{\raise.3ex\hbox{$\scriptstyle\sim$}}{x}}\vphantom{x}}) \cdot {\Lambda}_0(t)\right\}\mathclose{} &amp;&amp; \text{(substituting cumulative hazard)} \\
-    &amp;= \mathopen{}\left[ \operatorname{exp}\mathopen{}\left\{-{\Lambda}_0(t)\right\}\mathclose{} \right]\mathclose{}^{\theta_{{\lambda}}(\mathord{\smash[b]{\underset{\raise.3ex\hbox{$\scriptstyle\sim$}}{x}}\vphantom{x}})} &amp;&amp; \text{(applying exponent laws)} \\
+    \operatorname{S}(t \mid \mathord{\smash[b]{\underset{\raise.3ex\hbox{$\scriptstyle\sim$}}{x}}\vphantom{x}}) &amp;\stackrel{\text{def}}{=}{\operatorname{exp}\mathopen{}\left\{-{\Lambda}(t \mid \mathord{\smash[b]{\underset{\raise.3ex\hbox{$\scriptstyle\sim$}}{x}}\vphantom{x}})\right\}\mathclose{}} &amp;&amp; \text{(survival function in terms of cumulative hazard)} \\
+    &amp;= {\operatorname{exp}\mathopen{}\left\{-\theta_{{\lambda}}(\mathord{\smash[b]{\underset{\raise.3ex\hbox{$\scriptstyle\sim$}}{x}}\vphantom{x}}) \cdot {\Lambda}_0(t)\right\}\mathclose{}} &amp;&amp; \text{(substituting cumulative hazard)} \\
+    &amp;= \mathopen{}\left[ {\operatorname{exp}\mathopen{}\left\{-{\Lambda}_0(t)\right\}\mathclose{}} \right]\mathclose{}^{\theta_{{\lambda}}(\mathord{\smash[b]{\underset{\raise.3ex\hbox{$\scriptstyle\sim$}}{x}}\vphantom{x}})} &amp;&amp; \text{(applying exponent laws)} \\
     &amp;= \mathopen{}\left[ \operatorname{S}_0(t) \right]\mathclose{}^{\theta_{{\lambda}}(\mathord{\smash[b]{\underset{\raise.3ex\hbox{$\scriptstyle\sim$}}{x}}\vphantom{x}})} &amp;&amp; \text{(substituting baseline survival function $\operatorname{S}_0(t)$)}
     \end{aligned}
     $$</w:t>
@@ -19007,7 +19021,7 @@
             </w:pPr>
             <w:r>
               <w:t xml:space="preserve">$$
-    \theta_{{\lambda}}(\mathord{\smash[b]{\underset{\raise.3ex\hbox{$\scriptstyle\sim$}}{x}}\vphantom{x}}) \stackrel{\text{def}}{=}\operatorname{exp}\mathopen{}\left\{\eta(\mathord{\smash[b]{\underset{\raise.3ex\hbox{$\scriptstyle\sim$}}{x}}\vphantom{x}})\right\}\mathclose{}.
+    \theta_{{\lambda}}(\mathord{\smash[b]{\underset{\raise.3ex\hbox{$\scriptstyle\sim$}}{x}}\vphantom{x}}) \stackrel{\text{def}}{=}{\operatorname{exp}\mathopen{}\left\{\eta(\mathord{\smash[b]{\underset{\raise.3ex\hbox{$\scriptstyle\sim$}}{x}}\vphantom{x}})\right\}\mathclose{}}.
     $$</w:t>
             </w:r>
           </w:p>
@@ -19168,14 +19182,14 @@
               <w:t xml:space="preserve">$$
     \begin{aligned}
     \theta_{{\lambda}}(\mathord{\smash[b]{\underset{\raise.3ex\hbox{$\scriptstyle\sim$}}{x}}\vphantom{x}})
-    &amp;= \operatorname{exp}\mathopen{}\left\{\eta(\mathord{\smash[b]{\underset{\raise.3ex\hbox{$\scriptstyle\sim$}}{x}}\vphantom{x}})\right\}\mathclose{}
+    &amp;= {\operatorname{exp}\mathopen{}\left\{\eta(\mathord{\smash[b]{\underset{\raise.3ex\hbox{$\scriptstyle\sim$}}{x}}\vphantom{x}})\right\}\mathclose{}}
     &amp;&amp; \text{(definition of the acceleration factor)} \\
-    &amp;= \operatorname{exp}\mathopen{}\left\{\beta_1 x_1\right\}\mathclose{}
+    &amp;= {\operatorname{exp}\mathopen{}\left\{\beta_1 x_1\right\}\mathclose{}}
     &amp;&amp; \text{(one covariate, no intercept)} \\
-    &amp;= \operatorname{exp}\mathopen{}\left\{2 \operatorname{log}\mathopen{}\left\{2\right\}\mathclose{}\right\}\mathclose{}
-    &amp;&amp; \text{(substitute } \beta_1 = \operatorname{log}\mathopen{}\left\{2\right\}\mathclose{} \text{ and } x_1 = 2 \text{)} \\
+    &amp;= {\operatorname{exp}\mathopen{}\left\{2 {\operatorname{log}\mathopen{}\left\{2\right\}\mathclose{}}\right\}\mathclose{}}
+    &amp;&amp; \text{(substitute } \beta_1 = {\operatorname{log}\mathopen{}\left\{2\right\}\mathclose{}} \text{ and } x_1 = 2 \text{)} \\
     &amp;= 4
-    &amp;&amp; \text{(} \operatorname{exp}\mathopen{}\left\{\operatorname{log}\mathopen{}\left\{a\right\}\mathclose{}\right\}\mathclose{} = a \text{, and } 2 \operatorname{log}\mathopen{}\left\{2\right\}\mathclose{} = \operatorname{log}\mathopen{}\left\{4\right\}\mathclose{} \text{)}
+    &amp;&amp; \text{(} {\operatorname{exp}\mathopen{}\left\{{\operatorname{log}\mathopen{}\left\{a\right\}\mathclose{}}\right\}\mathclose{}} = a \text{, and } 2 {\operatorname{log}\mathopen{}\left\{2\right\}\mathclose{}} = {\operatorname{log}\mathopen{}\left\{4\right\}\mathclose{}} \text{)}
     \end{aligned}
     $$</w:t>
             </w:r>
@@ -19308,7 +19322,7 @@
               </w:numPr>
             </w:pPr>
             <w:r>
-              <w:t xml:space="preserve">$\operatorname{S}_0(t) \stackrel{\text{def}}{=}\operatorname{P}(T &gt; t \mid \mathord{\smash[b]{\underset{\raise.3ex\hbox{$\scriptstyle\sim$}}{x}}\vphantom{x}}= \mathord{\smash[b]{\underset{\raise.3ex\hbox{$\scriptstyle\sim$}}{0}}\vphantom{0}})$</w:t>
+              <w:t xml:space="preserve">$\operatorname{S}_0(t) \stackrel{\text{def}}{=}\mathbb{P}(T &gt; t \mid \mathord{\smash[b]{\underset{\raise.3ex\hbox{$\scriptstyle\sim$}}{x}}\vphantom{x}}= \mathord{\smash[b]{\underset{\raise.3ex\hbox{$\scriptstyle\sim$}}{0}}\vphantom{0}})$</w:t>
             </w:r>
             <w:r>
               <w:t xml:space="preserve"> </w:t>
@@ -19640,9 +19654,9 @@
     &amp;&amp; \text{(AFT survival function with } t = 10 \text{ and } \theta_{{\lambda}}(\mathord{\smash[b]{\underset{\raise.3ex\hbox{$\scriptstyle\sim$}}{x}}\vphantom{x}}) = 4 \text{)} \\
     &amp;= \operatorname{S}_0(40)
     &amp;&amp; \text{(multiply)} \\
-    &amp;= \operatorname{exp}\mathopen{}\left\{-40/40\right\}\mathclose{}
+    &amp;= {\operatorname{exp}\mathopen{}\left\{-40/40\right\}\mathclose{}}
     &amp;&amp; \text{(substitute the baseline survival function)} \\
-    &amp;= \operatorname{exp}\mathopen{}\left\{-1\right\}\mathclose{}
+    &amp;= {\operatorname{exp}\mathopen{}\left\{-1\right\}\mathclose{}}
     &amp;&amp; \text{(divide)} \\
     &amp;\approx 0.368
     &amp;&amp; \text{(evaluate)}
@@ -20978,11 +20992,11 @@
       <w:r>
         <w:t xml:space="preserve">$$
     \begin{aligned}
-    \operatorname{E}\mathopen{}\left[T \mid \mathord{\smash[b]{\underset{\raise.3ex\hbox{$\scriptstyle\sim$}}{x}}\vphantom{x}}\right]\mathclose{} &amp;\stackrel{\text{def}}{=}\int_{0}^{\infty} \operatorname{S}(t \mid \mathord{\smash[b]{\underset{\raise.3ex\hbox{$\scriptstyle\sim$}}{x}}\vphantom{x}}) dt &amp;&amp; \text{(expectation formula for non-negative random variable)} \\
+    {\mathbb{E}\mathopen{}\left[T \mid \mathord{\smash[b]{\underset{\raise.3ex\hbox{$\scriptstyle\sim$}}{x}}\vphantom{x}}\right]\mathclose{}} &amp;\stackrel{\text{def}}{=}\int_{0}^{\infty} \operatorname{S}(t \mid \mathord{\smash[b]{\underset{\raise.3ex\hbox{$\scriptstyle\sim$}}{x}}\vphantom{x}}) dt &amp;&amp; \text{(expectation formula for non-negative random variable)} \\
     &amp;= \int_{0}^{\infty} \operatorname{S}_0\mathopen{}\left( t \cdot \theta_{{\lambda}}(\mathord{\smash[b]{\underset{\raise.3ex\hbox{$\scriptstyle\sim$}}{x}}\vphantom{x}}) \right)\mathclose{} dt &amp;&amp; \text{(substituting AFT survival function)} \\
     &amp;= \int_{0}^{\infty} \operatorname{S}_0(u) \cdot \frac{du}{\theta_{{\lambda}}(\mathord{\smash[b]{\underset{\raise.3ex\hbox{$\scriptstyle\sim$}}{x}}\vphantom{x}})} &amp;&amp; \text{(substituting $u = t \cdot \theta_{{\lambda}}(\mathord{\smash[b]{\underset{\raise.3ex\hbox{$\scriptstyle\sim$}}{x}}\vphantom{x}}) \implies dt = \frac{du}{\theta_{{\lambda}}(\mathord{\smash[b]{\underset{\raise.3ex\hbox{$\scriptstyle\sim$}}{x}}\vphantom{x}})}$)} \\
     &amp;= \theta_{{\lambda}}(\mathord{\smash[b]{\underset{\raise.3ex\hbox{$\scriptstyle\sim$}}{x}}\vphantom{x}})^{-1} \cdot \int_{0}^{\infty} \operatorname{S}_0(u) du &amp;&amp; \text{(factoring constant $\theta_{{\lambda}}(\mathord{\smash[b]{\underset{\raise.3ex\hbox{$\scriptstyle\sim$}}{x}}\vphantom{x}})^{-1}$ out of integral)} \\
-    &amp;= \theta_{{\lambda}}(\mathord{\smash[b]{\underset{\raise.3ex\hbox{$\scriptstyle\sim$}}{x}}\vphantom{x}})^{-1} \cdot \operatorname{E}\mathopen{}\left[T \mid \mathord{\smash[b]{\underset{\raise.3ex\hbox{$\scriptstyle\sim$}}{x}}\vphantom{x}}= \mathord{\smash[b]{\underset{\raise.3ex\hbox{$\scriptstyle\sim$}}{0}}\vphantom{0}}\right]\mathclose{} &amp;&amp; \text{(substituting baseline expectation formula)}
+    &amp;= \theta_{{\lambda}}(\mathord{\smash[b]{\underset{\raise.3ex\hbox{$\scriptstyle\sim$}}{x}}\vphantom{x}})^{-1} \cdot {\mathbb{E}\mathopen{}\left[T \mid \mathord{\smash[b]{\underset{\raise.3ex\hbox{$\scriptstyle\sim$}}{x}}\vphantom{x}}= \mathord{\smash[b]{\underset{\raise.3ex\hbox{$\scriptstyle\sim$}}{0}}\vphantom{0}}\right]\mathclose{}} &amp;&amp; \text{(substituting baseline expectation formula)}
     \end{aligned}
     $$</w:t>
       </w:r>
@@ -21010,7 +21024,7 @@
         <w:t xml:space="preserve"> </w:t>
       </w:r>
       <w:r>
-        <w:t xml:space="preserve">$\theta_{{\lambda}}(\mathord{\smash[b]{\underset{\raise.3ex\hbox{$\scriptstyle\sim$}}{x}}\vphantom{x}}) = \operatorname{exp}\mathopen{}\left\{\eta(\mathord{\smash[b]{\underset{\raise.3ex\hbox{$\scriptstyle\sim$}}{x}}\vphantom{x}})\right\}\mathclose{}$</w:t>
+        <w:t xml:space="preserve">$\theta_{{\lambda}}(\mathord{\smash[b]{\underset{\raise.3ex\hbox{$\scriptstyle\sim$}}{x}}\vphantom{x}}) = {\operatorname{exp}\mathopen{}\left\{\eta(\mathord{\smash[b]{\underset{\raise.3ex\hbox{$\scriptstyle\sim$}}{x}}\vphantom{x}})\right\}\mathclose{}}$</w:t>
       </w:r>
       <w:r>
         <w:t xml:space="preserve">.</w:t>
@@ -21031,8 +21045,8 @@
       <w:r>
         <w:t xml:space="preserve">$$
     \begin{aligned}
-    {\Lambda}(t \mid \mathord{\smash[b]{\underset{\raise.3ex\hbox{$\scriptstyle\sim$}}{x}}\vphantom{x}}) &amp;\stackrel{\text{def}}{=}-\operatorname{log}\mathopen{}\left\{\operatorname{S}(t \mid \mathord{\smash[b]{\underset{\raise.3ex\hbox{$\scriptstyle\sim$}}{x}}\vphantom{x}})\right\}\mathclose{} &amp;&amp; \text{(cumulative hazard function definition)} \\
-    &amp;= -\operatorname{log}\mathopen{}\left\{\operatorname{S}_0\mathopen{}\left( t \cdot \theta_{{\lambda}}(\mathord{\smash[b]{\underset{\raise.3ex\hbox{$\scriptstyle\sim$}}{x}}\vphantom{x}}) \right)\mathclose{}\right\}\mathclose{} &amp;&amp; \text{(substituting AFT survival function)} \\
+    {\Lambda}(t \mid \mathord{\smash[b]{\underset{\raise.3ex\hbox{$\scriptstyle\sim$}}{x}}\vphantom{x}}) &amp;\stackrel{\text{def}}{=}-{\operatorname{log}\mathopen{}\left\{\operatorname{S}(t \mid \mathord{\smash[b]{\underset{\raise.3ex\hbox{$\scriptstyle\sim$}}{x}}\vphantom{x}})\right\}\mathclose{}} &amp;&amp; \text{(cumulative hazard function definition)} \\
+    &amp;= -{\operatorname{log}\mathopen{}\left\{\operatorname{S}_0\mathopen{}\left( t \cdot \theta_{{\lambda}}(\mathord{\smash[b]{\underset{\raise.3ex\hbox{$\scriptstyle\sim$}}{x}}\vphantom{x}}) \right)\mathclose{}\right\}\mathclose{}} &amp;&amp; \text{(substituting AFT survival function)} \\
     &amp;= {\Lambda}_0\mathopen{}\left( t \cdot \theta_{{\lambda}}(\mathord{\smash[b]{\underset{\raise.3ex\hbox{$\scriptstyle\sim$}}{x}}\vphantom{x}}) \right)\mathclose{} &amp;&amp; \text{(substituting baseline cumulative hazard)} \\
     {\lambda}(t \mid \mathord{\smash[b]{\underset{\raise.3ex\hbox{$\scriptstyle\sim$}}{x}}\vphantom{x}}) &amp;\stackrel{\text{def}}{=}\frac{\partial}{\partial t} {\Lambda}(t \mid \mathord{\smash[b]{\underset{\raise.3ex\hbox{$\scriptstyle\sim$}}{x}}\vphantom{x}}) &amp;&amp; \text{(hazard function definition)} \\
     &amp;= \frac{\partial}{\partial t} \mathopen{}\left( {\Lambda}_0\mathopen{}\left( t \cdot \theta_{{\lambda}}(\mathord{\smash[b]{\underset{\raise.3ex\hbox{$\scriptstyle\sim$}}{x}}\vphantom{x}}) \right)\mathclose{} \right)\mathclose{} &amp;&amp; \text{(substituting AFT cumulative hazard)} \\
@@ -21159,8 +21173,8 @@
       <w:r>
         <w:t xml:space="preserve">$$
     \begin{aligned}
-    \operatorname{S}(t \mid \mathord{\smash[b]{\underset{\raise.3ex\hbox{$\scriptstyle\sim$}}{x}}\vphantom{x}}) &amp;= \operatorname{exp}\mathopen{}\left\{-\lambda \cdot t \cdot \theta_{{\lambda}}(\mathord{\smash[b]{\underset{\raise.3ex\hbox{$\scriptstyle\sim$}}{x}}\vphantom{x}})\right\}\mathclose{} &amp;&amp; \text{(substituting exponential baseline into AFT formula)} \\
-    &amp;= \mathopen{}\left[ \operatorname{exp}\mathopen{}\left\{-\lambda t\right\}\mathclose{} \right]\mathclose{}^{\theta_{{\lambda}}(\mathord{\smash[b]{\underset{\raise.3ex\hbox{$\scriptstyle\sim$}}{x}}\vphantom{x}})} &amp;&amp; \text{(applying exponent laws)} \\
+    \operatorname{S}(t \mid \mathord{\smash[b]{\underset{\raise.3ex\hbox{$\scriptstyle\sim$}}{x}}\vphantom{x}}) &amp;= {\operatorname{exp}\mathopen{}\left\{-\lambda \cdot t \cdot \theta_{{\lambda}}(\mathord{\smash[b]{\underset{\raise.3ex\hbox{$\scriptstyle\sim$}}{x}}\vphantom{x}})\right\}\mathclose{}} &amp;&amp; \text{(substituting exponential baseline into AFT formula)} \\
+    &amp;= \mathopen{}\left[ {\operatorname{exp}\mathopen{}\left\{-\lambda t\right\}\mathclose{}} \right]\mathclose{}^{\theta_{{\lambda}}(\mathord{\smash[b]{\underset{\raise.3ex\hbox{$\scriptstyle\sim$}}{x}}\vphantom{x}})} &amp;&amp; \text{(applying exponent laws)} \\
     &amp;= \mathopen{}\left[ \operatorname{S}_0(t) \right]\mathclose{}^{\theta_{{\lambda}}(\mathord{\smash[b]{\underset{\raise.3ex\hbox{$\scriptstyle\sim$}}{x}}\vphantom{x}})} &amp;&amp; \text{(substituting exponential baseline survival function)}
     \end{aligned}
     $$</w:t>
@@ -24099,6 +24113,7 @@
             <m:oMath>
               <m:r>
                 <m:rPr>
+                  <m:scr m:val="double-struck"/>
                   <m:sty m:val="p"/>
                 </m:rPr>
                 <m:t>P</m:t>
@@ -24444,6 +24459,7 @@
                   <m:e>
                     <m:r>
                       <m:rPr>
+                        <m:scr m:val="double-struck"/>
                         <m:sty m:val="p"/>
                       </m:rPr>
                       <m:t>P</m:t>
@@ -24492,6 +24508,7 @@
                     </m:r>
                     <m:r>
                       <m:rPr>
+                        <m:scr m:val="double-struck"/>
                         <m:sty m:val="p"/>
                       </m:rPr>
                       <m:t>P</m:t>
@@ -25631,6 +25648,7 @@
                     </m:r>
                     <m:r>
                       <m:rPr>
+                        <m:scr m:val="double-struck"/>
                         <m:sty m:val="p"/>
                       </m:rPr>
                       <m:t>P</m:t>
@@ -25731,6 +25749,7 @@
                     </m:r>
                     <m:r>
                       <m:rPr>
+                        <m:scr m:val="double-struck"/>
                         <m:sty m:val="p"/>
                       </m:rPr>
                       <m:t>P</m:t>
@@ -25841,6 +25860,7 @@
                     </m:r>
                     <m:r>
                       <m:rPr>
+                        <m:scr m:val="double-struck"/>
                         <m:sty m:val="p"/>
                       </m:rPr>
                       <m:t>P</m:t>
@@ -31941,6 +31961,7 @@
       <m:oMath>
         <m:r>
           <m:rPr>
+            <m:scr m:val="double-struck"/>
             <m:sty m:val="p"/>
           </m:rPr>
           <m:t>P</m:t>

--- a/chapters/parametric-survival-models-handout.docx
+++ b/chapters/parametric-survival-models-handout.docx
@@ -9702,7 +9702,19 @@
         <w:rPr>
           <w:rStyle w:val="StringTok"/>
         </w:rPr>
-        <w:t xml:space="preserve">"f(t)"</w:t>
+        <w:t xml:space="preserve">"Density,</w:t>
+      </w:r>
+      <w:r>
+        <w:rPr>
+          <w:rStyle w:val="SpecialCharTok"/>
+        </w:rPr>
+        <w:t xml:space="preserve">\n</w:t>
+      </w:r>
+      <w:r>
+        <w:rPr>
+          <w:rStyle w:val="StringTok"/>
+        </w:rPr>
+        <w:t xml:space="preserve">f(t)"</w:t>
       </w:r>
       <w:r>
         <w:rPr>
@@ -16910,7 +16922,31 @@
         <w:rPr>
           <w:rStyle w:val="StringTok"/>
         </w:rPr>
-        <w:t xml:space="preserve">"S(t)"</w:t>
+        <w:t xml:space="preserve">"Survival</w:t>
+      </w:r>
+      <w:r>
+        <w:rPr>
+          <w:rStyle w:val="SpecialCharTok"/>
+        </w:rPr>
+        <w:t xml:space="preserve">\n</w:t>
+      </w:r>
+      <w:r>
+        <w:rPr>
+          <w:rStyle w:val="StringTok"/>
+        </w:rPr>
+        <w:t xml:space="preserve">probability,</w:t>
+      </w:r>
+      <w:r>
+        <w:rPr>
+          <w:rStyle w:val="SpecialCharTok"/>
+        </w:rPr>
+        <w:t xml:space="preserve">\n</w:t>
+      </w:r>
+      <w:r>
+        <w:rPr>
+          <w:rStyle w:val="StringTok"/>
+        </w:rPr>
+        <w:t xml:space="preserve">S(t)"</w:t>
       </w:r>
       <w:r>
         <w:rPr>

--- a/chapters/parametric-survival-models-handout.docx
+++ b/chapters/parametric-survival-models-handout.docx
@@ -1300,7 +1300,7 @@
       </w:r>
     </w:p>
     <w:bookmarkEnd w:id="9"/>
-    <w:bookmarkStart w:id="86" w:name="parametric-survival-models"/>
+    <w:bookmarkStart w:id="87" w:name="parametric-survival-models"/>
     <w:p>
       <w:pPr>
         <w:pStyle w:val="Heading1"/>
@@ -5598,7 +5598,7 @@
       </w:tr>
     </w:tbl>
     <w:bookmarkEnd w:id="20"/>
-    <w:bookmarkStart w:id="46" w:name="weibull-distribution"/>
+    <w:bookmarkStart w:id="47" w:name="weibull-distribution"/>
     <w:p>
       <w:pPr>
         <w:pStyle w:val="Heading2"/>
@@ -10075,7 +10075,7 @@
         <w:t xml:space="preserve">Density functions for Weibull distribution</w:t>
       </w:r>
     </w:p>
-    <w:bookmarkStart w:id="45" w:name="properties-of-weibull-hazard-functions"/>
+    <w:bookmarkStart w:id="46" w:name="properties-of-weibull-hazard-functions"/>
     <w:p>
       <w:pPr>
         <w:pStyle w:val="Heading3"/>
@@ -14081,27 +14081,118 @@
               </w:r>
             </w:hyperlink>
             <w:r>
-              <w:t xml:space="preserve"> </w:t>
-            </w:r>
-            <w:r>
-              <w:t xml:space="preserve">and explain how the shape parameter</w:t>
-            </w:r>
-            <w:r>
-              <w:t xml:space="preserve"> </w:t>
-            </w:r>
-            <m:oMath>
-              <m:r>
-                <m:t>p</m:t>
-              </m:r>
-            </m:oMath>
-            <w:r>
-              <w:t xml:space="preserve"> </w:t>
-            </w:r>
-            <w:r>
-              <w:t xml:space="preserve">affects cumulative hazard curves.</w:t>
+              <w:t xml:space="preserve">.</w:t>
             </w:r>
           </w:p>
           <w:bookmarkEnd w:id="36"/>
+        </w:tc>
+      </w:tr>
+    </w:tbl>
+    <w:tbl>
+      <w:tblPr>
+        <w:tblStyle w:val="Table"/>
+        <w:tblInd w:w="164" w:type="dxa"/>
+        <w:tblBorders>
+          <w:left w:val="single" w:sz="24" w:space="0" w:color="909090"/>
+        </w:tblBorders>
+        <w:tblCellMar>
+          <w:left w:w="0" w:type="dxa"/>
+          <w:right w:w="0" w:type="dxa"/>
+        </w:tblCellMar>
+        <w:tblLook w:firstRow="0" w:lastRow="0" w:firstColumn="0" w:lastColumn="0" w:noHBand="0" w:noVBand="0" w:val="0000"/>
+      </w:tblPr>
+      <w:tblGrid>
+        <w:gridCol w:w="7920"/>
+      </w:tblGrid>
+      <w:tr>
+        <w:trPr>
+          <w:cantSplit/>
+        </w:trPr>
+        <w:tc>
+          <w:tcPr>
+            <w:tcMar>
+              <w:left w:w="144" w:type="dxa"/>
+            </w:tcMar>
+          </w:tcPr>
+          <w:p>
+            <w:pPr>
+              <w:pStyle w:val="BodyText"/>
+            </w:pPr>
+            <w:pPr>
+              <w:spacing w:before="16" w:after="64"/>
+            </w:pPr>
+          </w:p>
+          <w:bookmarkStart w:id="37" w:name="exr-weibull-shape"/>
+          <w:p>
+            <w:pPr>
+              <w:pStyle w:val="BodyText"/>
+            </w:pPr>
+            <w:r>
+              <w:rPr>
+                <w:b/>
+                <w:bCs/>
+              </w:rPr>
+              <w:t xml:space="preserve">Exercise 2</w:t>
+            </w:r>
+            <w:r>
+              <w:t xml:space="preserve"> </w:t>
+            </w:r>
+            <w:r>
+              <w:t xml:space="preserve">In the setting of</w:t>
+            </w:r>
+            <w:r>
+              <w:t xml:space="preserve"> </w:t>
+            </w:r>
+            <w:hyperlink w:anchor="exm-weibull-props">
+              <w:r>
+                <w:rPr>
+                  <w:rStyle w:val="Hyperlink"/>
+                </w:rPr>
+                <w:t xml:space="preserve">Example 3</w:t>
+              </w:r>
+            </w:hyperlink>
+            <w:r>
+              <w:t xml:space="preserve">,</w:t>
+            </w:r>
+            <w:r>
+              <w:t xml:space="preserve"> </w:t>
+            </w:r>
+            <w:r>
+              <w:t xml:space="preserve">explain how the shape parameter</w:t>
+            </w:r>
+            <w:r>
+              <w:t xml:space="preserve"> </w:t>
+            </w:r>
+            <m:oMath>
+              <m:r>
+                <m:t>p</m:t>
+              </m:r>
+            </m:oMath>
+            <w:r>
+              <w:t xml:space="preserve"> </w:t>
+            </w:r>
+            <w:r>
+              <w:t xml:space="preserve">affects</w:t>
+            </w:r>
+            <w:r>
+              <w:t xml:space="preserve"> </w:t>
+            </w:r>
+            <w:hyperlink r:id="rId34">
+              <w:r>
+                <w:rPr>
+                  <w:rStyle w:val="Hyperlink"/>
+                </w:rPr>
+                <w:t xml:space="preserve">cumulative hazard</w:t>
+              </w:r>
+            </w:hyperlink>
+            <w:r>
+              <w:t xml:space="preserve"> </w:t>
+            </w:r>
+            <w:r>
+              <w:t xml:space="preserve">curves.</w:t>
+            </w:r>
+          </w:p>
+          <w:bookmarkEnd w:id="37"/>
         </w:tc>
       </w:tr>
     </w:tbl>
@@ -15581,7 +15672,7 @@
             <w:tr>
               <w:tc>
                 <w:tcPr/>
-                <w:bookmarkStart w:id="40" w:name="fig-exm-weibull-hazards"/>
+                <w:bookmarkStart w:id="41" w:name="fig-exm-weibull-hazards"/>
                 <w:p>
                   <w:pPr>
                     <w:pStyle w:val="Compact"/>
@@ -15592,18 +15683,18 @@
                       <wp:inline>
                         <wp:extent cx="4620126" cy="3696101"/>
                         <wp:effectExtent b="0" l="0" r="0" t="0"/>
-                        <wp:docPr descr="" title="" id="38" name="Picture"/>
+                        <wp:docPr descr="" title="" id="39" name="Picture"/>
                         <a:graphic>
                           <a:graphicData uri="http://schemas.openxmlformats.org/drawingml/2006/picture">
                             <pic:pic>
                               <pic:nvPicPr>
-                                <pic:cNvPr descr="parametric-survival-models_files/figure-docx/fig-exm-weibull-hazards-1.png" id="39" name="Picture"/>
+                                <pic:cNvPr descr="parametric-survival-models_files/figure-docx/fig-exm-weibull-hazards-1.png" id="40" name="Picture"/>
                                 <pic:cNvPicPr>
                                   <a:picLocks noChangeArrowheads="1" noChangeAspect="1"/>
                                 </pic:cNvPicPr>
                               </pic:nvPicPr>
                               <pic:blipFill>
-                                <a:blip r:embed="rId37"/>
+                                <a:blip r:embed="rId38"/>
                                 <a:stretch>
                                   <a:fillRect/>
                                 </a:stretch>
@@ -15643,7 +15734,7 @@
                     <w:t xml:space="preserve">Figure 1: Hazard functions for Weibull distribution</w:t>
                   </w:r>
                 </w:p>
-                <w:bookmarkEnd w:id="40"/>
+                <w:bookmarkEnd w:id="41"/>
               </w:tc>
             </w:tr>
           </w:tbl>
@@ -17299,7 +17390,7 @@
             <w:tr>
               <w:tc>
                 <w:tcPr/>
-                <w:bookmarkStart w:id="44" w:name="fig-surv-weibull"/>
+                <w:bookmarkStart w:id="45" w:name="fig-surv-weibull"/>
                 <w:p>
                   <w:pPr>
                     <w:pStyle w:val="Compact"/>
@@ -17310,18 +17401,18 @@
                       <wp:inline>
                         <wp:extent cx="4620126" cy="3696101"/>
                         <wp:effectExtent b="0" l="0" r="0" t="0"/>
-                        <wp:docPr descr="" title="" id="42" name="Picture"/>
+                        <wp:docPr descr="" title="" id="43" name="Picture"/>
                         <a:graphic>
                           <a:graphicData uri="http://schemas.openxmlformats.org/drawingml/2006/picture">
                             <pic:pic>
                               <pic:nvPicPr>
-                                <pic:cNvPr descr="parametric-survival-models_files/figure-docx/fig-surv-weibull-1.png" id="43" name="Picture"/>
+                                <pic:cNvPr descr="parametric-survival-models_files/figure-docx/fig-surv-weibull-1.png" id="44" name="Picture"/>
                                 <pic:cNvPicPr>
                                   <a:picLocks noChangeArrowheads="1" noChangeAspect="1"/>
                                 </pic:cNvPicPr>
                               </pic:nvPicPr>
                               <pic:blipFill>
-                                <a:blip r:embed="rId41"/>
+                                <a:blip r:embed="rId42"/>
                                 <a:stretch>
                                   <a:fillRect/>
                                 </a:stretch>
@@ -17361,16 +17452,16 @@
                     <w:t xml:space="preserve">Figure 2: Survival functions for Weibull distribution</w:t>
                   </w:r>
                 </w:p>
-                <w:bookmarkEnd w:id="44"/>
+                <w:bookmarkEnd w:id="45"/>
               </w:tc>
             </w:tr>
           </w:tbl>
         </w:tc>
       </w:tr>
     </w:tbl>
-    <w:bookmarkEnd w:id="45"/>
     <w:bookmarkEnd w:id="46"/>
-    <w:bookmarkStart w:id="58" w:name="exponential-regression"/>
+    <w:bookmarkEnd w:id="47"/>
+    <w:bookmarkStart w:id="59" w:name="exponential-regression"/>
     <w:p>
       <w:pPr>
         <w:pStyle w:val="Heading2"/>
@@ -17413,7 +17504,7 @@
               <w:spacing w:before="16" w:after="64"/>
             </w:pPr>
           </w:p>
-          <w:bookmarkStart w:id="50" w:name="def-exp-reg"/>
+          <w:bookmarkStart w:id="51" w:name="def-exp-reg"/>
           <w:p>
             <w:pPr>
               <w:pStyle w:val="BodyText"/>
@@ -17464,7 +17555,7 @@
             <w:r>
               <w:t xml:space="preserve"> </w:t>
             </w:r>
-            <w:hyperlink r:id="rId47">
+            <w:hyperlink r:id="rId48">
               <w:r>
                 <w:rPr>
                   <w:rStyle w:val="Hyperlink"/>
@@ -17562,7 +17653,7 @@
             <w:r>
               <w:t xml:space="preserve"> </w:t>
             </w:r>
-            <w:hyperlink r:id="rId48">
+            <w:hyperlink r:id="rId49">
               <w:r>
                 <w:rPr>
                   <w:rStyle w:val="Hyperlink"/>
@@ -17578,16 +17669,16 @@
             <w:pPr>
               <w:pStyle w:val="BodyText"/>
             </w:pPr>
-            <w:bookmarkStart w:id="49" w:name="eq-exp-reg-haz"/>
+            <w:bookmarkStart w:id="50" w:name="eq-exp-reg-haz"/>
             <w:r>
               <w:t xml:space="preserve">$$
     {\lambda}(t \mid \mathord{\smash[b]{\underset{\raise.3ex\hbox{$\scriptstyle\sim$}}{x}}\vphantom{x}}) \stackrel{\text{def}}{=}{\operatorname{exp}\mathopen{}\left\{\eta(\mathord{\smash[b]{\underset{\raise.3ex\hbox{$\scriptstyle\sim$}}{x}}\vphantom{x}})\right\}\mathclose{}},
     \quad \eta(\mathord{\smash[b]{\underset{\raise.3ex\hbox{$\scriptstyle\sim$}}{x}}\vphantom{x}}) \stackrel{\text{def}}{=}\mathord{\smash[b]{\underset{\raise.3ex\hbox{$\scriptstyle\sim$}}{x}}\vphantom{x}}\cdot \mathord{\smash[b]{\underset{\raise.3ex\hbox{$\scriptstyle\sim$}}{\beta}}\vphantom{\beta}}= \beta_0 + \beta_1 x_1 + \dots + \beta_p x_p
      \qquad(1)$$</w:t>
             </w:r>
-            <w:bookmarkEnd w:id="49"/>
+            <w:bookmarkEnd w:id="50"/>
           </w:p>
-          <w:bookmarkEnd w:id="50"/>
+          <w:bookmarkEnd w:id="51"/>
         </w:tc>
       </w:tr>
     </w:tbl>
@@ -17625,7 +17716,7 @@
               <w:spacing w:before="16" w:after="64"/>
             </w:pPr>
           </w:p>
-          <w:bookmarkStart w:id="51" w:name="exm-exp-reg"/>
+          <w:bookmarkStart w:id="52" w:name="exm-exp-reg"/>
           <w:p>
             <w:pPr>
               <w:pStyle w:val="BodyText"/>
@@ -18494,7 +18585,7 @@
               <w:t xml:space="preserve">weeks on the standard treatment.</w:t>
             </w:r>
           </w:p>
-          <w:bookmarkEnd w:id="51"/>
+          <w:bookmarkEnd w:id="52"/>
         </w:tc>
       </w:tr>
     </w:tbl>
@@ -18508,7 +18599,7 @@
       <w:r>
         <w:t xml:space="preserve"> </w:t>
       </w:r>
-      <w:hyperlink r:id="rId52">
+      <w:hyperlink r:id="rId53">
         <w:r>
           <w:rPr>
             <w:rStyle w:val="Hyperlink"/>
@@ -18577,7 +18668,7 @@
       <w:r>
         <w:t xml:space="preserve"> </w:t>
       </w:r>
-      <w:hyperlink r:id="rId47">
+      <w:hyperlink r:id="rId48">
         <w:r>
           <w:rPr>
             <w:rStyle w:val="Hyperlink"/>
@@ -18600,7 +18691,7 @@
       <w:r>
         <w:t xml:space="preserve"> </w:t>
       </w:r>
-      <w:hyperlink r:id="rId53">
+      <w:hyperlink r:id="rId54">
         <w:r>
           <w:rPr>
             <w:rStyle w:val="Hyperlink"/>
@@ -18674,7 +18765,7 @@
       <w:r>
         <w:t xml:space="preserve"> </w:t>
       </w:r>
-      <w:hyperlink r:id="rId54">
+      <w:hyperlink r:id="rId55">
         <w:r>
           <w:rPr>
             <w:rStyle w:val="Hyperlink"/>
@@ -18691,7 +18782,7 @@
       <w:r>
         <w:t xml:space="preserve"> </w:t>
       </w:r>
-      <w:hyperlink r:id="rId55">
+      <w:hyperlink r:id="rId56">
         <w:r>
           <w:rPr>
             <w:rStyle w:val="Hyperlink"/>
@@ -18725,7 +18816,7 @@
       <w:r>
         <w:t xml:space="preserve"> </w:t>
       </w:r>
-      <w:hyperlink r:id="rId56">
+      <w:hyperlink r:id="rId57">
         <w:r>
           <w:rPr>
             <w:rStyle w:val="Hyperlink"/>
@@ -18789,7 +18880,7 @@
       <w:r>
         <w:t xml:space="preserve"> </w:t>
       </w:r>
-      <w:hyperlink r:id="rId57">
+      <w:hyperlink r:id="rId58">
         <w:r>
           <w:rPr>
             <w:rStyle w:val="Hyperlink"/>
@@ -18804,8 +18895,8 @@
         <w:t xml:space="preserve">trivially.</w:t>
       </w:r>
     </w:p>
-    <w:bookmarkEnd w:id="58"/>
-    <w:bookmarkStart w:id="74" w:name="accelerated-failure-time"/>
+    <w:bookmarkEnd w:id="59"/>
+    <w:bookmarkStart w:id="75" w:name="accelerated-failure-time"/>
     <w:p>
       <w:pPr>
         <w:pStyle w:val="Heading2"/>
@@ -18824,7 +18915,7 @@
       <w:r>
         <w:t xml:space="preserve"> </w:t>
       </w:r>
-      <w:hyperlink r:id="rId59">
+      <w:hyperlink r:id="rId60">
         <w:r>
           <w:rPr>
             <w:rStyle w:val="Hyperlink"/>
@@ -18838,7 +18929,7 @@
       <w:r>
         <w:t xml:space="preserve"> </w:t>
       </w:r>
-      <w:hyperlink r:id="rId53">
+      <w:hyperlink r:id="rId54">
         <w:r>
           <w:rPr>
             <w:rStyle w:val="Hyperlink"/>
@@ -18933,7 +19024,7 @@
               <w:spacing w:before="16" w:after="64"/>
             </w:pPr>
           </w:p>
-          <w:bookmarkStart w:id="60" w:name="def-acceleration-factor"/>
+          <w:bookmarkStart w:id="61" w:name="def-acceleration-factor"/>
           <w:p>
             <w:pPr>
               <w:pStyle w:val="BodyText"/>
@@ -19058,175 +19149,6 @@
             <w:r>
               <w:t xml:space="preserve">$$
     \theta_{{\lambda}}(\mathord{\smash[b]{\underset{\raise.3ex\hbox{$\scriptstyle\sim$}}{x}}\vphantom{x}}) \stackrel{\text{def}}{=}{\operatorname{exp}\mathopen{}\left\{\eta(\mathord{\smash[b]{\underset{\raise.3ex\hbox{$\scriptstyle\sim$}}{x}}\vphantom{x}})\right\}\mathclose{}}.
-    $$</w:t>
-            </w:r>
-          </w:p>
-          <w:bookmarkEnd w:id="60"/>
-        </w:tc>
-      </w:tr>
-    </w:tbl>
-    <w:tbl>
-      <w:tblPr>
-        <w:tblStyle w:val="Table"/>
-        <w:tblInd w:w="164" w:type="dxa"/>
-        <w:tblBorders>
-          <w:left w:val="single" w:sz="24" w:space="0" w:color="909090"/>
-        </w:tblBorders>
-        <w:tblCellMar>
-          <w:left w:w="0" w:type="dxa"/>
-          <w:right w:w="0" w:type="dxa"/>
-        </w:tblCellMar>
-        <w:tblLook w:firstRow="0" w:lastRow="0" w:firstColumn="0" w:lastColumn="0" w:noHBand="0" w:noVBand="0" w:val="0000"/>
-      </w:tblPr>
-      <w:tblGrid>
-        <w:gridCol w:w="7920"/>
-      </w:tblGrid>
-      <w:tr>
-        <w:trPr>
-          <w:cantSplit/>
-        </w:trPr>
-        <w:tc>
-          <w:tcPr>
-            <w:tcMar>
-              <w:left w:w="144" w:type="dxa"/>
-            </w:tcMar>
-          </w:tcPr>
-          <w:p>
-            <w:pPr>
-              <w:pStyle w:val="FirstParagraph"/>
-            </w:pPr>
-            <w:pPr>
-              <w:spacing w:before="16" w:after="64"/>
-            </w:pPr>
-          </w:p>
-          <w:bookmarkStart w:id="61" w:name="exm-acceleration-factor"/>
-          <w:p>
-            <w:pPr>
-              <w:pStyle w:val="BodyText"/>
-            </w:pPr>
-            <w:r>
-              <w:rPr>
-                <w:b/>
-                <w:bCs/>
-              </w:rPr>
-              <w:t xml:space="preserve">Example 5 (Computing an acceleration factor)</w:t>
-            </w:r>
-            <w:r>
-              <w:t xml:space="preserve"> </w:t>
-            </w:r>
-            <w:r>
-              <w:t xml:space="preserve">Suppose there is one covariate, with coefficient</w:t>
-            </w:r>
-            <w:r>
-              <w:t xml:space="preserve"> </w:t>
-            </w:r>
-            <m:oMath>
-              <m:sSub>
-                <m:e>
-                  <m:r>
-                    <m:t>β</m:t>
-                  </m:r>
-                </m:e>
-                <m:sub>
-                  <m:r>
-                    <m:t>1</m:t>
-                  </m:r>
-                </m:sub>
-              </m:sSub>
-              <m:r>
-                <m:rPr>
-                  <m:sty m:val="p"/>
-                </m:rPr>
-                <m:t>=</m:t>
-              </m:r>
-              <m:r>
-                <m:rPr>
-                  <m:sty m:val="p"/>
-                </m:rPr>
-                <m:t>log</m:t>
-              </m:r>
-              <m:r>
-                <m:t>​</m:t>
-              </m:r>
-              <m:d>
-                <m:dPr>
-                  <m:begChr m:val="{"/>
-                  <m:sepChr m:val=""/>
-                  <m:endChr m:val="}"/>
-                  <m:grow/>
-                </m:dPr>
-                <m:e>
-                  <m:r>
-                    <m:t>2</m:t>
-                  </m:r>
-                </m:e>
-              </m:d>
-              <m:r>
-                <m:t>​</m:t>
-              </m:r>
-            </m:oMath>
-            <w:r>
-              <w:t xml:space="preserve">,</w:t>
-            </w:r>
-            <w:r>
-              <w:t xml:space="preserve"> </w:t>
-            </w:r>
-            <w:r>
-              <w:t xml:space="preserve">and a subject has</w:t>
-            </w:r>
-            <w:r>
-              <w:t xml:space="preserve"> </w:t>
-            </w:r>
-            <m:oMath>
-              <m:sSub>
-                <m:e>
-                  <m:r>
-                    <m:t>x</m:t>
-                  </m:r>
-                </m:e>
-                <m:sub>
-                  <m:r>
-                    <m:t>1</m:t>
-                  </m:r>
-                </m:sub>
-              </m:sSub>
-              <m:r>
-                <m:rPr>
-                  <m:sty m:val="p"/>
-                </m:rPr>
-                <m:t>=</m:t>
-              </m:r>
-              <m:r>
-                <m:t>2</m:t>
-              </m:r>
-            </m:oMath>
-            <w:r>
-              <w:t xml:space="preserve">.</w:t>
-            </w:r>
-            <w:r>
-              <w:t xml:space="preserve"> </w:t>
-            </w:r>
-            <w:r>
-              <w:t xml:space="preserve">Then:</w:t>
-            </w:r>
-          </w:p>
-          <w:p>
-            <w:pPr>
-              <w:pStyle w:val="BodyText"/>
-            </w:pPr>
-            <w:r>
-              <w:t xml:space="preserve">$$
-    \begin{aligned}
-    \theta_{{\lambda}}(\mathord{\smash[b]{\underset{\raise.3ex\hbox{$\scriptstyle\sim$}}{x}}\vphantom{x}})
-    &amp;= {\operatorname{exp}\mathopen{}\left\{\eta(\mathord{\smash[b]{\underset{\raise.3ex\hbox{$\scriptstyle\sim$}}{x}}\vphantom{x}})\right\}\mathclose{}}
-    &amp;&amp; \text{(definition of the acceleration factor)} \\
-    &amp;= {\operatorname{exp}\mathopen{}\left\{\beta_1 x_1\right\}\mathclose{}}
-    &amp;&amp; \text{(one covariate, no intercept)} \\
-    &amp;= {\operatorname{exp}\mathopen{}\left\{2 {\operatorname{log}\mathopen{}\left\{2\right\}\mathclose{}}\right\}\mathclose{}}
-    &amp;&amp; \text{(substitute } \beta_1 = {\operatorname{log}\mathopen{}\left\{2\right\}\mathclose{}} \text{ and } x_1 = 2 \text{)} \\
-    &amp;= 4
-    &amp;&amp; \text{(} {\operatorname{exp}\mathopen{}\left\{{\operatorname{log}\mathopen{}\left\{a\right\}\mathclose{}}\right\}\mathclose{}} = a \text{, and } 2 {\operatorname{log}\mathopen{}\left\{2\right\}\mathclose{}} = {\operatorname{log}\mathopen{}\left\{4\right\}\mathclose{}} \text{)}
-    \end{aligned}
     $$</w:t>
             </w:r>
           </w:p>
@@ -19268,7 +19190,176 @@
               <w:spacing w:before="16" w:after="64"/>
             </w:pPr>
           </w:p>
-          <w:bookmarkStart w:id="64" w:name="def-aft"/>
+          <w:bookmarkStart w:id="62" w:name="exm-acceleration-factor"/>
+          <w:p>
+            <w:pPr>
+              <w:pStyle w:val="BodyText"/>
+            </w:pPr>
+            <w:r>
+              <w:rPr>
+                <w:b/>
+                <w:bCs/>
+              </w:rPr>
+              <w:t xml:space="preserve">Example 5 (Computing an acceleration factor)</w:t>
+            </w:r>
+            <w:r>
+              <w:t xml:space="preserve"> </w:t>
+            </w:r>
+            <w:r>
+              <w:t xml:space="preserve">Suppose there is one covariate, with coefficient</w:t>
+            </w:r>
+            <w:r>
+              <w:t xml:space="preserve"> </w:t>
+            </w:r>
+            <m:oMath>
+              <m:sSub>
+                <m:e>
+                  <m:r>
+                    <m:t>β</m:t>
+                  </m:r>
+                </m:e>
+                <m:sub>
+                  <m:r>
+                    <m:t>1</m:t>
+                  </m:r>
+                </m:sub>
+              </m:sSub>
+              <m:r>
+                <m:rPr>
+                  <m:sty m:val="p"/>
+                </m:rPr>
+                <m:t>=</m:t>
+              </m:r>
+              <m:r>
+                <m:rPr>
+                  <m:sty m:val="p"/>
+                </m:rPr>
+                <m:t>log</m:t>
+              </m:r>
+              <m:r>
+                <m:t>​</m:t>
+              </m:r>
+              <m:d>
+                <m:dPr>
+                  <m:begChr m:val="{"/>
+                  <m:sepChr m:val=""/>
+                  <m:endChr m:val="}"/>
+                  <m:grow/>
+                </m:dPr>
+                <m:e>
+                  <m:r>
+                    <m:t>2</m:t>
+                  </m:r>
+                </m:e>
+              </m:d>
+              <m:r>
+                <m:t>​</m:t>
+              </m:r>
+            </m:oMath>
+            <w:r>
+              <w:t xml:space="preserve">,</w:t>
+            </w:r>
+            <w:r>
+              <w:t xml:space="preserve"> </w:t>
+            </w:r>
+            <w:r>
+              <w:t xml:space="preserve">and a subject has</w:t>
+            </w:r>
+            <w:r>
+              <w:t xml:space="preserve"> </w:t>
+            </w:r>
+            <m:oMath>
+              <m:sSub>
+                <m:e>
+                  <m:r>
+                    <m:t>x</m:t>
+                  </m:r>
+                </m:e>
+                <m:sub>
+                  <m:r>
+                    <m:t>1</m:t>
+                  </m:r>
+                </m:sub>
+              </m:sSub>
+              <m:r>
+                <m:rPr>
+                  <m:sty m:val="p"/>
+                </m:rPr>
+                <m:t>=</m:t>
+              </m:r>
+              <m:r>
+                <m:t>2</m:t>
+              </m:r>
+            </m:oMath>
+            <w:r>
+              <w:t xml:space="preserve">.</w:t>
+            </w:r>
+            <w:r>
+              <w:t xml:space="preserve"> </w:t>
+            </w:r>
+            <w:r>
+              <w:t xml:space="preserve">Then:</w:t>
+            </w:r>
+          </w:p>
+          <w:p>
+            <w:pPr>
+              <w:pStyle w:val="BodyText"/>
+            </w:pPr>
+            <w:r>
+              <w:t xml:space="preserve">$$
+    \begin{aligned}
+    \theta_{{\lambda}}(\mathord{\smash[b]{\underset{\raise.3ex\hbox{$\scriptstyle\sim$}}{x}}\vphantom{x}})
+    &amp;= {\operatorname{exp}\mathopen{}\left\{\eta(\mathord{\smash[b]{\underset{\raise.3ex\hbox{$\scriptstyle\sim$}}{x}}\vphantom{x}})\right\}\mathclose{}}
+    &amp;&amp; \text{(definition of the acceleration factor)} \\
+    &amp;= {\operatorname{exp}\mathopen{}\left\{\beta_1 x_1\right\}\mathclose{}}
+    &amp;&amp; \text{(one covariate, no intercept)} \\
+    &amp;= {\operatorname{exp}\mathopen{}\left\{2 {\operatorname{log}\mathopen{}\left\{2\right\}\mathclose{}}\right\}\mathclose{}}
+    &amp;&amp; \text{(substitute } \beta_1 = {\operatorname{log}\mathopen{}\left\{2\right\}\mathclose{}} \text{ and } x_1 = 2 \text{)} \\
+    &amp;= 4
+    &amp;&amp; \text{(} {\operatorname{exp}\mathopen{}\left\{{\operatorname{log}\mathopen{}\left\{a\right\}\mathclose{}}\right\}\mathclose{}} = a \text{, and } 2 {\operatorname{log}\mathopen{}\left\{2\right\}\mathclose{}} = {\operatorname{log}\mathopen{}\left\{4\right\}\mathclose{}} \text{)}
+    \end{aligned}
+    $$</w:t>
+            </w:r>
+          </w:p>
+          <w:bookmarkEnd w:id="62"/>
+        </w:tc>
+      </w:tr>
+    </w:tbl>
+    <w:tbl>
+      <w:tblPr>
+        <w:tblStyle w:val="Table"/>
+        <w:tblInd w:w="164" w:type="dxa"/>
+        <w:tblBorders>
+          <w:left w:val="single" w:sz="24" w:space="0" w:color="909090"/>
+        </w:tblBorders>
+        <w:tblCellMar>
+          <w:left w:w="0" w:type="dxa"/>
+          <w:right w:w="0" w:type="dxa"/>
+        </w:tblCellMar>
+        <w:tblLook w:firstRow="0" w:lastRow="0" w:firstColumn="0" w:lastColumn="0" w:noHBand="0" w:noVBand="0" w:val="0000"/>
+      </w:tblPr>
+      <w:tblGrid>
+        <w:gridCol w:w="7920"/>
+      </w:tblGrid>
+      <w:tr>
+        <w:trPr>
+          <w:cantSplit/>
+        </w:trPr>
+        <w:tc>
+          <w:tcPr>
+            <w:tcMar>
+              <w:left w:w="144" w:type="dxa"/>
+            </w:tcMar>
+          </w:tcPr>
+          <w:p>
+            <w:pPr>
+              <w:pStyle w:val="FirstParagraph"/>
+            </w:pPr>
+            <w:pPr>
+              <w:spacing w:before="16" w:after="64"/>
+            </w:pPr>
+          </w:p>
+          <w:bookmarkStart w:id="65" w:name="def-aft"/>
           <w:p>
             <w:pPr>
               <w:pStyle w:val="BodyText"/>
@@ -19333,13 +19424,13 @@
             <w:pPr>
               <w:pStyle w:val="BodyText"/>
             </w:pPr>
-            <w:bookmarkStart w:id="62" w:name="eq-aft-surv"/>
+            <w:bookmarkStart w:id="63" w:name="eq-aft-surv"/>
             <w:r>
               <w:t xml:space="preserve">$$
     \operatorname{S}(t \mid \mathord{\smash[b]{\underset{\raise.3ex\hbox{$\scriptstyle\sim$}}{x}}\vphantom{x}}) \stackrel{\text{def}}{=}\operatorname{S}_0\mathopen{}\left( t \cdot \theta_{{\lambda}}(\mathord{\smash[b]{\underset{\raise.3ex\hbox{$\scriptstyle\sim$}}{x}}\vphantom{x}}) \right)\mathclose{}
      \qquad(2)$$</w:t>
             </w:r>
-            <w:bookmarkEnd w:id="62"/>
+            <w:bookmarkEnd w:id="63"/>
           </w:p>
           <w:p>
             <w:pPr>
@@ -19369,7 +19460,7 @@
             <w:r>
               <w:t xml:space="preserve"> </w:t>
             </w:r>
-            <w:hyperlink r:id="rId63">
+            <w:hyperlink r:id="rId64">
               <w:r>
                 <w:rPr>
                   <w:rStyle w:val="Hyperlink"/>
@@ -19410,7 +19501,7 @@
               <w:t xml:space="preserve">).</w:t>
             </w:r>
           </w:p>
-          <w:bookmarkEnd w:id="64"/>
+          <w:bookmarkEnd w:id="65"/>
         </w:tc>
       </w:tr>
     </w:tbl>
@@ -19510,7 +19601,7 @@
               <w:spacing w:before="16" w:after="64"/>
             </w:pPr>
           </w:p>
-          <w:bookmarkStart w:id="65" w:name="exm-aft"/>
+          <w:bookmarkStart w:id="66" w:name="exm-aft"/>
           <w:p>
             <w:pPr>
               <w:pStyle w:val="BodyText"/>
@@ -19726,7 +19817,7 @@
               <w:t xml:space="preserve">that a baseline subject has of lasting 40 weeks.</w:t>
             </w:r>
           </w:p>
-          <w:bookmarkEnd w:id="65"/>
+          <w:bookmarkEnd w:id="66"/>
         </w:tc>
       </w:tr>
     </w:tbl>
@@ -19764,7 +19855,7 @@
               <w:spacing w:before="16" w:after="64"/>
             </w:pPr>
           </w:p>
-          <w:bookmarkStart w:id="66" w:name="thm-aft-quantiles"/>
+          <w:bookmarkStart w:id="67" w:name="thm-aft-quantiles"/>
           <w:p>
             <w:pPr>
               <w:pStyle w:val="BodyText"/>
@@ -19978,7 +20069,7 @@
     $$</w:t>
             </w:r>
           </w:p>
-          <w:bookmarkEnd w:id="66"/>
+          <w:bookmarkEnd w:id="67"/>
         </w:tc>
       </w:tr>
     </w:tbl>
@@ -20257,7 +20348,7 @@
               <w:spacing w:before="16" w:after="64"/>
             </w:pPr>
           </w:p>
-          <w:bookmarkStart w:id="67" w:name="exm-aft-quantiles"/>
+          <w:bookmarkStart w:id="68" w:name="exm-aft-quantiles"/>
           <w:p>
             <w:pPr>
               <w:pStyle w:val="BodyText"/>
@@ -21009,7 +21100,7 @@
               <w:t xml:space="preserve">.</w:t>
             </w:r>
           </w:p>
-          <w:bookmarkEnd w:id="67"/>
+          <w:bookmarkEnd w:id="68"/>
         </w:tc>
       </w:tr>
     </w:tbl>
@@ -21093,7 +21184,7 @@
     $$</w:t>
       </w:r>
     </w:p>
-    <w:bookmarkStart w:id="73" w:name="relationship-between-ph-and-aft-models"/>
+    <w:bookmarkStart w:id="74" w:name="relationship-between-ph-and-aft-models"/>
     <w:p>
       <w:pPr>
         <w:pStyle w:val="Heading3"/>
@@ -21266,7 +21357,7 @@
               <w:spacing w:before="16" w:after="64"/>
             </w:pPr>
           </w:p>
-          <w:bookmarkStart w:id="68" w:name="thm-weibull-ph-aft"/>
+          <w:bookmarkStart w:id="69" w:name="thm-weibull-ph-aft"/>
           <w:p>
             <w:pPr>
               <w:pStyle w:val="BodyText"/>
@@ -21726,7 +21817,7 @@
               <w:t xml:space="preserve">.</w:t>
             </w:r>
           </w:p>
-          <w:bookmarkEnd w:id="68"/>
+          <w:bookmarkEnd w:id="69"/>
         </w:tc>
       </w:tr>
     </w:tbl>
@@ -22775,7 +22866,7 @@
               <w:spacing w:before="16" w:after="64"/>
             </w:pPr>
           </w:p>
-          <w:bookmarkStart w:id="69" w:name="exm-weibull-ph-aft"/>
+          <w:bookmarkStart w:id="70" w:name="exm-weibull-ph-aft"/>
           <w:p>
             <w:pPr>
               <w:pStyle w:val="BodyText"/>
@@ -23711,7 +23802,7 @@
               <w:t xml:space="preserve">ages twice as fast as baseline.</w:t>
             </w:r>
           </w:p>
-          <w:bookmarkEnd w:id="69"/>
+          <w:bookmarkEnd w:id="70"/>
         </w:tc>
       </w:tr>
     </w:tbl>
@@ -23749,7 +23840,7 @@
               <w:spacing w:before="16" w:after="64"/>
             </w:pPr>
           </w:p>
-          <w:bookmarkStart w:id="71" w:name="thm-weibull-log-linear"/>
+          <w:bookmarkStart w:id="72" w:name="thm-weibull-log-linear"/>
           <w:p>
             <w:pPr>
               <w:pStyle w:val="BodyText"/>
@@ -24319,7 +24410,7 @@
             <w:pPr>
               <w:pStyle w:val="BodyText"/>
             </w:pPr>
-            <w:bookmarkStart w:id="70" w:name="eq-weibull-log-linear"/>
+            <w:bookmarkStart w:id="71" w:name="eq-weibull-log-linear"/>
             <m:oMathPara>
               <m:oMathParaPr>
                 <m:jc m:val="center"/>
@@ -24387,9 +24478,9 @@
                 </m:r>
               </m:oMath>
             </m:oMathPara>
-            <w:bookmarkEnd w:id="70"/>
+            <w:bookmarkEnd w:id="71"/>
           </w:p>
-          <w:bookmarkEnd w:id="71"/>
+          <w:bookmarkEnd w:id="72"/>
         </w:tc>
       </w:tr>
     </w:tbl>
@@ -26057,7 +26148,7 @@
               <w:spacing w:before="16" w:after="64"/>
             </w:pPr>
           </w:p>
-          <w:bookmarkStart w:id="72" w:name="exm-weibull-log-linear"/>
+          <w:bookmarkStart w:id="73" w:name="exm-weibull-log-linear"/>
           <w:p>
             <w:pPr>
               <w:pStyle w:val="BodyText"/>
@@ -27170,7 +27261,7 @@
               <w:t xml:space="preserve">.</w:t>
             </w:r>
           </w:p>
-          <w:bookmarkEnd w:id="72"/>
+          <w:bookmarkEnd w:id="73"/>
         </w:tc>
       </w:tr>
     </w:tbl>
@@ -27401,9 +27492,9 @@
         <w:t xml:space="preserve">the log-logistic distribution is additionally a proportional-odds model.</w:t>
       </w:r>
     </w:p>
-    <w:bookmarkEnd w:id="73"/>
     <w:bookmarkEnd w:id="74"/>
-    <w:bookmarkStart w:id="85" w:name="dataset-leukemia-treatments"/>
+    <w:bookmarkEnd w:id="75"/>
+    <w:bookmarkStart w:id="86" w:name="dataset-leukemia-treatments"/>
     <w:p>
       <w:pPr>
         <w:pStyle w:val="Heading2"/>
@@ -28332,7 +28423,7 @@
         <w:t xml:space="preserve">(anderson)</w:t>
       </w:r>
     </w:p>
-    <w:bookmarkStart w:id="75" w:name="cox-semi-parametric-model"/>
+    <w:bookmarkStart w:id="76" w:name="cox-semi-parametric-model"/>
     <w:p>
       <w:pPr>
         <w:pStyle w:val="Heading3"/>
@@ -28351,7 +28442,7 @@
       <w:r>
         <w:t xml:space="preserve"> </w:t>
       </w:r>
-      <w:hyperlink r:id="rId59">
+      <w:hyperlink r:id="rId60">
         <w:r>
           <w:rPr>
             <w:rStyle w:val="Hyperlink"/>
@@ -28642,7 +28733,7 @@
       <w:r>
         <w:t xml:space="preserve"> </w:t>
       </w:r>
-      <w:hyperlink r:id="rId56">
+      <w:hyperlink r:id="rId57">
         <w:r>
           <w:rPr>
             <w:rStyle w:val="Hyperlink"/>
@@ -28685,8 +28776,8 @@
         <w:t xml:space="preserve">for standard treatment relative to new treatment is positive, indicating that standard therapy is associated with a higher hazard of relapse (shorter remission duration).</w:t>
       </w:r>
     </w:p>
-    <w:bookmarkEnd w:id="75"/>
-    <w:bookmarkStart w:id="76" w:name="weibull-parametric-model"/>
+    <w:bookmarkEnd w:id="76"/>
+    <w:bookmarkStart w:id="77" w:name="weibull-parametric-model"/>
     <w:p>
       <w:pPr>
         <w:pStyle w:val="Heading3"/>
@@ -29179,8 +29270,8 @@
         <w:t xml:space="preserve">.</w:t>
       </w:r>
     </w:p>
-    <w:bookmarkEnd w:id="76"/>
-    <w:bookmarkStart w:id="79" w:name="exponential-parametric-model"/>
+    <w:bookmarkEnd w:id="77"/>
+    <w:bookmarkStart w:id="80" w:name="exponential-parametric-model"/>
     <w:p>
       <w:pPr>
         <w:pStyle w:val="Heading3"/>
@@ -29611,7 +29702,7 @@
               <w:spacing w:before="16" w:after="64"/>
             </w:pPr>
           </w:p>
-          <w:bookmarkStart w:id="78" w:name="exm-anderson-exp-mle"/>
+          <w:bookmarkStart w:id="79" w:name="exm-anderson-exp-mle"/>
           <w:p>
             <w:pPr>
               <w:pStyle w:val="BodyText"/>
@@ -29632,7 +29723,7 @@
             <w:r>
               <w:t xml:space="preserve"> </w:t>
             </w:r>
-            <w:hyperlink r:id="rId77">
+            <w:hyperlink r:id="rId78">
               <w:r>
                 <w:rPr>
                   <w:rStyle w:val="Hyperlink"/>
@@ -30494,12 +30585,12 @@
               <w:t xml:space="preserve">the log of the estimated mean remission time on the new treatment.</w:t>
             </w:r>
           </w:p>
-          <w:bookmarkEnd w:id="78"/>
+          <w:bookmarkEnd w:id="79"/>
         </w:tc>
       </w:tr>
     </w:tbl>
-    <w:bookmarkEnd w:id="79"/>
-    <w:bookmarkStart w:id="84" w:name="X17d47832817468ce7bfe052ef3569a8fbc40990"/>
+    <w:bookmarkEnd w:id="80"/>
+    <w:bookmarkStart w:id="85" w:name="X17d47832817468ce7bfe052ef3569a8fbc40990"/>
     <w:p>
       <w:pPr>
         <w:pStyle w:val="Heading3"/>
@@ -30518,7 +30609,7 @@
       <w:r>
         <w:t xml:space="preserve"> </w:t>
       </w:r>
-      <w:hyperlink r:id="rId57">
+      <w:hyperlink r:id="rId58">
         <w:r>
           <w:rPr>
             <w:rStyle w:val="Hyperlink"/>
@@ -30535,7 +30626,7 @@
       <w:r>
         <w:t xml:space="preserve"> </w:t>
       </w:r>
-      <w:hyperlink r:id="rId80">
+      <w:hyperlink r:id="rId81">
         <w:r>
           <w:rPr>
             <w:rStyle w:val="Hyperlink"/>
@@ -31550,18 +31641,18 @@
           <wp:inline>
             <wp:extent cx="4620126" cy="3696101"/>
             <wp:effectExtent b="0" l="0" r="0" t="0"/>
-            <wp:docPr descr="Cumulative hazard curves by treatment group, on log-spaced axes (complementary log-log survival curves)" title="" id="82" name="Picture"/>
+            <wp:docPr descr="Cumulative hazard curves by treatment group, on log-spaced axes (complementary log-log survival curves)" title="" id="83" name="Picture"/>
             <a:graphic>
               <a:graphicData uri="http://schemas.openxmlformats.org/drawingml/2006/picture">
                 <pic:pic>
                   <pic:nvPicPr>
-                    <pic:cNvPr descr="parametric-survival-models_files/figure-docx/unnamed-chunk-7-1.png" id="83" name="Picture"/>
+                    <pic:cNvPr descr="parametric-survival-models_files/figure-docx/unnamed-chunk-7-1.png" id="84" name="Picture"/>
                     <pic:cNvPicPr>
                       <a:picLocks noChangeArrowheads="1" noChangeAspect="1"/>
                     </pic:cNvPicPr>
                   </pic:nvPicPr>
                   <pic:blipFill>
-                    <a:blip r:embed="rId81"/>
+                    <a:blip r:embed="rId82"/>
                     <a:stretch>
                       <a:fillRect/>
                     </a:stretch>
@@ -31604,10 +31695,10 @@
         <w:t xml:space="preserve">If the complementary log-log curves are approximately linear and parallel across treatment groups, then a Weibull proportional hazards model is appropriate.</w:t>
       </w:r>
     </w:p>
-    <w:bookmarkEnd w:id="84"/>
     <w:bookmarkEnd w:id="85"/>
     <w:bookmarkEnd w:id="86"/>
-    <w:bookmarkStart w:id="99" w:name="X80644eccb1ff2ccaedca6367f2aaff59ae21cdf"/>
+    <w:bookmarkEnd w:id="87"/>
+    <w:bookmarkStart w:id="100" w:name="X80644eccb1ff2ccaedca6367f2aaff59ae21cdf"/>
     <w:p>
       <w:pPr>
         <w:pStyle w:val="Heading1"/>
@@ -31626,7 +31717,7 @@
       <w:r>
         <w:t xml:space="preserve"> </w:t>
       </w:r>
-      <w:hyperlink r:id="rId87">
+      <w:hyperlink r:id="rId88">
         <w:r>
           <w:rPr>
             <w:rStyle w:val="Hyperlink"/>
@@ -31645,7 +31736,7 @@
       <w:r>
         <w:t xml:space="preserve"> </w:t>
       </w:r>
-      <w:hyperlink r:id="rId88">
+      <w:hyperlink r:id="rId89">
         <w:r>
           <w:rPr>
             <w:rStyle w:val="Hyperlink"/>
@@ -31667,7 +31758,7 @@
       <w:r>
         <w:t xml:space="preserve"> </w:t>
       </w:r>
-      <w:hyperlink r:id="rId89">
+      <w:hyperlink r:id="rId90">
         <w:r>
           <w:rPr>
             <w:rStyle w:val="Hyperlink"/>
@@ -31844,7 +31935,7 @@
       <w:r>
         <w:t xml:space="preserve"> </w:t>
       </w:r>
-      <w:hyperlink r:id="rId90">
+      <w:hyperlink r:id="rId91">
         <w:r>
           <w:rPr>
             <w:rStyle w:val="Hyperlink"/>
@@ -31928,7 +32019,7 @@
       <w:r>
         <w:t xml:space="preserve"> </w:t>
       </w:r>
-      <w:hyperlink r:id="rId91">
+      <w:hyperlink r:id="rId92">
         <w:r>
           <w:rPr>
             <w:rStyle w:val="Hyperlink"/>
@@ -31983,7 +32074,7 @@
       <w:r>
         <w:t xml:space="preserve"> </w:t>
       </w:r>
-      <w:hyperlink r:id="rId92">
+      <w:hyperlink r:id="rId93">
         <w:r>
           <w:rPr>
             <w:rStyle w:val="Hyperlink"/>
@@ -32354,8 +32445,8 @@
         <w:t xml:space="preserve">so it supports neither regression nor truncation.</w:t>
       </w:r>
     </w:p>
-    <w:bookmarkStart w:id="98" w:name="refs"/>
-    <w:bookmarkStart w:id="94" w:name="ref-rocke2021epi204"/>
+    <w:bookmarkStart w:id="99" w:name="refs"/>
+    <w:bookmarkStart w:id="95" w:name="ref-rocke2021epi204"/>
     <w:p>
       <w:pPr>
         <w:pStyle w:val="Bibliography"/>
@@ -32408,7 +32499,7 @@
       <w:r>
         <w:t xml:space="preserve"> </w:t>
       </w:r>
-      <w:hyperlink r:id="rId93">
+      <w:hyperlink r:id="rId94">
         <w:r>
           <w:rPr>
             <w:rStyle w:val="Hyperlink"/>
@@ -32417,8 +32508,8 @@
         </w:r>
       </w:hyperlink>
     </w:p>
-    <w:bookmarkEnd w:id="94"/>
-    <w:bookmarkStart w:id="95" w:name="ref-kalbfleisch2011statistical"/>
+    <w:bookmarkEnd w:id="95"/>
+    <w:bookmarkStart w:id="96" w:name="ref-kalbfleisch2011statistical"/>
     <w:p>
       <w:pPr>
         <w:pStyle w:val="Bibliography"/>
@@ -32449,8 +32540,8 @@
         <w:t xml:space="preserve">. John Wiley &amp; Sons, 2011.</w:t>
       </w:r>
     </w:p>
-    <w:bookmarkEnd w:id="95"/>
-    <w:bookmarkStart w:id="97" w:name="ref-fay2010exact"/>
+    <w:bookmarkEnd w:id="96"/>
+    <w:bookmarkStart w:id="98" w:name="ref-fay2010exact"/>
     <w:p>
       <w:pPr>
         <w:pStyle w:val="Bibliography"/>
@@ -32507,7 +32598,7 @@
       <w:r>
         <w:t xml:space="preserve"> </w:t>
       </w:r>
-      <w:hyperlink r:id="rId96">
+      <w:hyperlink r:id="rId97">
         <w:r>
           <w:rPr>
             <w:rStyle w:val="Hyperlink"/>
@@ -32519,9 +32610,9 @@
         <w:t xml:space="preserve">.</w:t>
       </w:r>
     </w:p>
-    <w:bookmarkEnd w:id="97"/>
     <w:bookmarkEnd w:id="98"/>
     <w:bookmarkEnd w:id="99"/>
+    <w:bookmarkEnd w:id="100"/>
     <w:sectPr>
       <w:footnotePr>
         <w:numRestart w:val="eachSect"/>
